--- a/_posts/EarlyAlpha.docx
+++ b/_posts/EarlyAlpha.docx
@@ -5326,15 +5326,9 @@
     </w:p>
     <w:p>
       <w:pPr>
-        <w:pStyle w:val="PlainText"/>
-        <w:rPr>
-          <w:rFonts w:ascii="Courier New" w:hAnsi="Courier New" w:cs="Courier New"/>
-        </w:rPr>
-      </w:pPr>
-      <w:r>
-        <w:rPr>
-          <w:rFonts w:ascii="Courier New" w:hAnsi="Courier New" w:cs="Courier New"/>
-        </w:rPr>
+        <w:pStyle w:val="Heading5"/>
+      </w:pPr>
+      <w:r>
         <w:t xml:space="preserve">2. Look after your relationships </w:t>
       </w:r>
     </w:p>
@@ -5362,15 +5356,9 @@
     </w:p>
     <w:p>
       <w:pPr>
-        <w:pStyle w:val="PlainText"/>
-        <w:rPr>
-          <w:rFonts w:ascii="Courier New" w:hAnsi="Courier New" w:cs="Courier New"/>
-        </w:rPr>
-      </w:pPr>
-      <w:r>
-        <w:rPr>
-          <w:rFonts w:ascii="Courier New" w:hAnsi="Courier New" w:cs="Courier New"/>
-        </w:rPr>
+        <w:pStyle w:val="Heading5"/>
+      </w:pPr>
+      <w:r>
         <w:t>3. Look after your network</w:t>
       </w:r>
     </w:p>
@@ -5398,15 +5386,9 @@
     </w:p>
     <w:p>
       <w:pPr>
-        <w:pStyle w:val="PlainText"/>
-        <w:rPr>
-          <w:rFonts w:ascii="Courier New" w:hAnsi="Courier New" w:cs="Courier New"/>
-        </w:rPr>
-      </w:pPr>
-      <w:r>
-        <w:rPr>
-          <w:rFonts w:ascii="Courier New" w:hAnsi="Courier New" w:cs="Courier New"/>
-        </w:rPr>
+        <w:pStyle w:val="Heading5"/>
+      </w:pPr>
+      <w:r>
         <w:t>4. Look after your career</w:t>
       </w:r>
     </w:p>
@@ -5434,15 +5416,9 @@
     </w:p>
     <w:p>
       <w:pPr>
-        <w:pStyle w:val="PlainText"/>
-        <w:rPr>
-          <w:rFonts w:ascii="Courier New" w:hAnsi="Courier New" w:cs="Courier New"/>
-        </w:rPr>
-      </w:pPr>
-      <w:r>
-        <w:rPr>
-          <w:rFonts w:ascii="Courier New" w:hAnsi="Courier New" w:cs="Courier New"/>
-        </w:rPr>
+        <w:pStyle w:val="Heading5"/>
+      </w:pPr>
+      <w:r>
         <w:t>5. Have the courage to do absolutely nothing</w:t>
       </w:r>
     </w:p>
@@ -5457,6 +5433,12 @@
         <w:rPr>
           <w:rFonts w:ascii="Courier New" w:hAnsi="Courier New" w:cs="Courier New"/>
         </w:rPr>
+        <w:t xml:space="preserve">It isn’t your job to be frantically busy all the time. </w:t>
+      </w:r>
+      <w:r>
+        <w:rPr>
+          <w:rFonts w:ascii="Courier New" w:hAnsi="Courier New" w:cs="Courier New"/>
+        </w:rPr>
         <w:t xml:space="preserve">Sit around and slack. </w:t>
       </w:r>
     </w:p>
@@ -5470,15 +5452,9 @@
     </w:p>
     <w:p>
       <w:pPr>
-        <w:pStyle w:val="PlainText"/>
-        <w:rPr>
-          <w:rFonts w:ascii="Courier New" w:hAnsi="Courier New" w:cs="Courier New"/>
-        </w:rPr>
-      </w:pPr>
-      <w:r>
-        <w:rPr>
-          <w:rFonts w:ascii="Courier New" w:hAnsi="Courier New" w:cs="Courier New"/>
-        </w:rPr>
+        <w:pStyle w:val="Heading5"/>
+      </w:pPr>
+      <w:r>
         <w:t>6. Creative play date</w:t>
       </w:r>
     </w:p>
@@ -5506,6 +5482,22 @@
     </w:p>
     <w:p>
       <w:pPr>
+        <w:pStyle w:val="Heading5"/>
+      </w:pPr>
+      <w:r>
+        <w:t>7. Scrum Master’s Log</w:t>
+      </w:r>
+    </w:p>
+    <w:p>
+      <w:pPr>
+        <w:pStyle w:val="PlainText"/>
+        <w:rPr>
+          <w:rFonts w:ascii="Courier New" w:hAnsi="Courier New" w:cs="Courier New"/>
+        </w:rPr>
+      </w:pPr>
+    </w:p>
+    <w:p>
+      <w:pPr>
         <w:pStyle w:val="PlainText"/>
         <w:rPr>
           <w:rFonts w:ascii="Courier New" w:hAnsi="Courier New" w:cs="Courier New"/>
@@ -5537,7 +5529,27 @@
         <w:rPr>
           <w:rFonts w:ascii="Courier New" w:hAnsi="Courier New" w:cs="Courier New"/>
         </w:rPr>
-        <w:t xml:space="preserve">This is also what's going to happen if this project fails: you will have more experience which you will be able to use to either </w:t>
+        <w:t>This is also what's going to happen if this project fails: you will have more experience which you will be able to use to either</w:t>
+      </w:r>
+      <w:r>
+        <w:rPr>
+          <w:rFonts w:ascii="Courier New" w:hAnsi="Courier New" w:cs="Courier New"/>
+        </w:rPr>
+        <w:t>:</w:t>
+      </w:r>
+    </w:p>
+    <w:p>
+      <w:pPr>
+        <w:pStyle w:val="PlainText"/>
+        <w:rPr>
+          <w:rFonts w:ascii="Courier New" w:hAnsi="Courier New" w:cs="Courier New"/>
+        </w:rPr>
+      </w:pPr>
+      <w:r>
+        <w:rPr>
+          <w:rFonts w:ascii="Courier New" w:hAnsi="Courier New" w:cs="Courier New"/>
+        </w:rPr>
+        <w:t xml:space="preserve"> </w:t>
       </w:r>
     </w:p>
     <w:p>
@@ -5604,435 +5616,3484 @@
           <w:rFonts w:ascii="Courier New" w:hAnsi="Courier New" w:cs="Courier New"/>
         </w:rPr>
         <w:t xml:space="preserve">This is another contradiction. </w:t>
+      </w:r>
+    </w:p>
+    <w:p>
+      <w:pPr>
+        <w:pStyle w:val="PlainText"/>
+        <w:rPr>
+          <w:rFonts w:ascii="Courier New" w:hAnsi="Courier New" w:cs="Courier New"/>
+        </w:rPr>
+      </w:pPr>
+    </w:p>
+    <w:p>
+      <w:pPr>
+        <w:pStyle w:val="PlainText"/>
+        <w:rPr>
+          <w:rFonts w:ascii="Courier New" w:hAnsi="Courier New" w:cs="Courier New"/>
+        </w:rPr>
+      </w:pPr>
+      <w:r>
+        <w:rPr>
+          <w:rFonts w:ascii="Courier New" w:hAnsi="Courier New" w:cs="Courier New"/>
+        </w:rPr>
+        <w:t>"Agreed activity" is an idea that I've got from theatrical improvisation. It's when the improvisers who are on stage agree to do something which, from their point of view feels safe, but from the point of view of the audience looks boring.</w:t>
+      </w:r>
+    </w:p>
+    <w:p>
+      <w:pPr>
+        <w:pStyle w:val="PlainText"/>
+        <w:rPr>
+          <w:rFonts w:ascii="Courier New" w:hAnsi="Courier New" w:cs="Courier New"/>
+        </w:rPr>
+      </w:pPr>
+    </w:p>
+    <w:p>
+      <w:pPr>
+        <w:pStyle w:val="PlainText"/>
+        <w:rPr>
+          <w:rFonts w:ascii="Courier New" w:hAnsi="Courier New" w:cs="Courier New"/>
+        </w:rPr>
+      </w:pPr>
+      <w:r>
+        <w:rPr>
+          <w:rFonts w:ascii="Courier New" w:hAnsi="Courier New" w:cs="Courier New"/>
+        </w:rPr>
+        <w:t xml:space="preserve">In improv this often turns out to be </w:t>
+      </w:r>
+      <w:proofErr w:type="gramStart"/>
+      <w:r>
+        <w:rPr>
+          <w:rFonts w:ascii="Courier New" w:hAnsi="Courier New" w:cs="Courier New"/>
+        </w:rPr>
+        <w:t>some kind of long</w:t>
+      </w:r>
+      <w:proofErr w:type="gramEnd"/>
+      <w:r>
+        <w:rPr>
+          <w:rFonts w:ascii="Courier New" w:hAnsi="Courier New" w:cs="Courier New"/>
+        </w:rPr>
+        <w:t xml:space="preserve">, repetitive activity. If the setting for the scene is a ship (which could sail anywhere and encounter any adventures) an agreed activity might be something like scrubbing the decks. If the setting is a mountain, it will be repetitive climbing, but never getting to the top. </w:t>
+      </w:r>
+    </w:p>
+    <w:p>
+      <w:pPr>
+        <w:pStyle w:val="PlainText"/>
+        <w:rPr>
+          <w:rFonts w:ascii="Courier New" w:hAnsi="Courier New" w:cs="Courier New"/>
+        </w:rPr>
+      </w:pPr>
+    </w:p>
+    <w:p>
+      <w:pPr>
+        <w:pStyle w:val="PlainText"/>
+        <w:rPr>
+          <w:rFonts w:ascii="Courier New" w:hAnsi="Courier New" w:cs="Courier New"/>
+        </w:rPr>
+      </w:pPr>
+      <w:r>
+        <w:rPr>
+          <w:rFonts w:ascii="Courier New" w:hAnsi="Courier New" w:cs="Courier New"/>
+        </w:rPr>
+        <w:lastRenderedPageBreak/>
+        <w:t xml:space="preserve">Agreed activity is repetitive and everyone is doing the same thing. Well. It looks like everybody is doing something but if fact they're doing nothing. And this is safe for the improvisers on stage. </w:t>
+      </w:r>
+    </w:p>
+    <w:p>
+      <w:pPr>
+        <w:pStyle w:val="PlainText"/>
+        <w:rPr>
+          <w:rFonts w:ascii="Courier New" w:hAnsi="Courier New" w:cs="Courier New"/>
+        </w:rPr>
+      </w:pPr>
+    </w:p>
+    <w:p>
+      <w:pPr>
+        <w:pStyle w:val="PlainText"/>
+        <w:rPr>
+          <w:rFonts w:ascii="Courier New" w:hAnsi="Courier New" w:cs="Courier New"/>
+        </w:rPr>
+      </w:pPr>
+      <w:r>
+        <w:rPr>
+          <w:rFonts w:ascii="Courier New" w:hAnsi="Courier New" w:cs="Courier New"/>
+        </w:rPr>
+        <w:t xml:space="preserve">The reason improvisers do this is because they are </w:t>
+      </w:r>
+      <w:proofErr w:type="gramStart"/>
+      <w:r>
+        <w:rPr>
+          <w:rFonts w:ascii="Courier New" w:hAnsi="Courier New" w:cs="Courier New"/>
+        </w:rPr>
+        <w:t>scared</w:t>
+      </w:r>
+      <w:proofErr w:type="gramEnd"/>
+      <w:r>
+        <w:rPr>
+          <w:rFonts w:ascii="Courier New" w:hAnsi="Courier New" w:cs="Courier New"/>
+        </w:rPr>
+        <w:t xml:space="preserve"> and their fear makes them come up with amazingly inventive ways of not being changed. Swabbing the decks makes them feel safe - encountering a storm - or noticing the tentacles of a giant octopus coming over the sides of the ship would make them feel unsafe, it would mean that they would be changed. </w:t>
+      </w:r>
+    </w:p>
+    <w:p>
+      <w:pPr>
+        <w:pStyle w:val="PlainText"/>
+        <w:rPr>
+          <w:rFonts w:ascii="Courier New" w:hAnsi="Courier New" w:cs="Courier New"/>
+        </w:rPr>
+      </w:pPr>
+    </w:p>
+    <w:p>
+      <w:pPr>
+        <w:pStyle w:val="PlainText"/>
+        <w:rPr>
+          <w:rFonts w:ascii="Courier New" w:hAnsi="Courier New" w:cs="Courier New"/>
+        </w:rPr>
+      </w:pPr>
+      <w:r>
+        <w:rPr>
+          <w:rFonts w:ascii="Courier New" w:hAnsi="Courier New" w:cs="Courier New"/>
+        </w:rPr>
+        <w:t>In software development, agreed activity is also a possibility. In "traditional" waterfall software development projects, requirements were gathered in the absence of the developers and then the software was developed in the absence of the business analysts</w:t>
+      </w:r>
+      <w:r>
+        <w:rPr>
+          <w:rFonts w:ascii="Courier New" w:hAnsi="Courier New" w:cs="Courier New"/>
+        </w:rPr>
+        <w:t xml:space="preserve"> who had gathered the requirements</w:t>
+      </w:r>
+      <w:r>
+        <w:rPr>
+          <w:rFonts w:ascii="Courier New" w:hAnsi="Courier New" w:cs="Courier New"/>
+        </w:rPr>
+        <w:t xml:space="preserve">. </w:t>
+      </w:r>
+      <w:r>
+        <w:rPr>
+          <w:rFonts w:ascii="Courier New" w:hAnsi="Courier New" w:cs="Courier New"/>
+        </w:rPr>
+        <w:t xml:space="preserve">Gathering requirements, developing from requirements, </w:t>
+      </w:r>
+      <w:proofErr w:type="gramStart"/>
+      <w:r>
+        <w:rPr>
+          <w:rFonts w:ascii="Courier New" w:hAnsi="Courier New" w:cs="Courier New"/>
+        </w:rPr>
+        <w:t>both of these</w:t>
+      </w:r>
+      <w:proofErr w:type="gramEnd"/>
+      <w:r>
+        <w:rPr>
+          <w:rFonts w:ascii="Courier New" w:hAnsi="Courier New" w:cs="Courier New"/>
+        </w:rPr>
+        <w:t xml:space="preserve"> </w:t>
+      </w:r>
+      <w:r>
+        <w:rPr>
+          <w:rFonts w:ascii="Courier New" w:hAnsi="Courier New" w:cs="Courier New"/>
+        </w:rPr>
+        <w:t xml:space="preserve">are agreed activities. The result of this approach was that </w:t>
+      </w:r>
+      <w:r>
+        <w:rPr>
+          <w:rFonts w:ascii="Courier New" w:hAnsi="Courier New" w:cs="Courier New"/>
+        </w:rPr>
+        <w:t>many</w:t>
+      </w:r>
+      <w:r>
+        <w:rPr>
+          <w:rFonts w:ascii="Courier New" w:hAnsi="Courier New" w:cs="Courier New"/>
+        </w:rPr>
+        <w:t xml:space="preserve"> projects didn't even get released, they simply ran out of time and money without ever being used. </w:t>
+      </w:r>
+    </w:p>
+    <w:p>
+      <w:pPr>
+        <w:pStyle w:val="PlainText"/>
+        <w:rPr>
+          <w:rFonts w:ascii="Courier New" w:hAnsi="Courier New" w:cs="Courier New"/>
+        </w:rPr>
+      </w:pPr>
+    </w:p>
+    <w:p>
+      <w:pPr>
+        <w:pStyle w:val="PlainText"/>
+        <w:rPr>
+          <w:rFonts w:ascii="Courier New" w:hAnsi="Courier New" w:cs="Courier New"/>
+        </w:rPr>
+      </w:pPr>
+      <w:r>
+        <w:rPr>
+          <w:rFonts w:ascii="Courier New" w:hAnsi="Courier New" w:cs="Courier New"/>
+        </w:rPr>
+        <w:t>When I run training courses to introduce people to the idea of Agile, I often talk about the first two projects that I worked on as a software developer. Both of those projects followed a "traditional" waterfall project management approach. One was an accounting system for a major oil company, the other was a simulation system for a weapons system</w:t>
+      </w:r>
+      <w:r>
+        <w:rPr>
+          <w:rFonts w:ascii="Courier New" w:hAnsi="Courier New" w:cs="Courier New"/>
+        </w:rPr>
+        <w:t xml:space="preserve"> manufacturer</w:t>
+      </w:r>
+      <w:r>
+        <w:rPr>
+          <w:rFonts w:ascii="Courier New" w:hAnsi="Courier New" w:cs="Courier New"/>
+        </w:rPr>
+        <w:t xml:space="preserve">. Both projects at the end of the waterfall process had gone through a crucial extra phase: crisis and the threat of litigation. </w:t>
+      </w:r>
+    </w:p>
+    <w:p>
+      <w:pPr>
+        <w:pStyle w:val="PlainText"/>
+        <w:rPr>
+          <w:rFonts w:ascii="Courier New" w:hAnsi="Courier New" w:cs="Courier New"/>
+        </w:rPr>
+      </w:pPr>
+    </w:p>
+    <w:p>
+      <w:pPr>
+        <w:pStyle w:val="PlainText"/>
+        <w:rPr>
+          <w:rFonts w:ascii="Courier New" w:hAnsi="Courier New" w:cs="Courier New"/>
+        </w:rPr>
+      </w:pPr>
+      <w:r>
+        <w:rPr>
+          <w:rFonts w:ascii="Courier New" w:hAnsi="Courier New" w:cs="Courier New"/>
+        </w:rPr>
+        <w:t xml:space="preserve">Gathering requirements without any attempt to test those requirements by developing them into design prototypes that can be shown to </w:t>
+      </w:r>
+      <w:proofErr w:type="gramStart"/>
+      <w:r>
+        <w:rPr>
+          <w:rFonts w:ascii="Courier New" w:hAnsi="Courier New" w:cs="Courier New"/>
+        </w:rPr>
+        <w:t>users, or</w:t>
+      </w:r>
+      <w:proofErr w:type="gramEnd"/>
+      <w:r>
+        <w:rPr>
+          <w:rFonts w:ascii="Courier New" w:hAnsi="Courier New" w:cs="Courier New"/>
+        </w:rPr>
+        <w:t xml:space="preserve"> working software that can actually be used is avoiding conflict and hence, avoiding change. It's safe. It's an agreed activity. Coding those requirements without any attempt to deliver working code that could </w:t>
+      </w:r>
+      <w:proofErr w:type="gramStart"/>
+      <w:r>
+        <w:rPr>
+          <w:rFonts w:ascii="Courier New" w:hAnsi="Courier New" w:cs="Courier New"/>
+        </w:rPr>
+        <w:t>actually be</w:t>
+      </w:r>
+      <w:proofErr w:type="gramEnd"/>
+      <w:r>
+        <w:rPr>
+          <w:rFonts w:ascii="Courier New" w:hAnsi="Courier New" w:cs="Courier New"/>
+        </w:rPr>
+        <w:t xml:space="preserve"> used by users is avoiding conflict, avoiding change. It's safe. It's an agreed activity.</w:t>
+      </w:r>
+    </w:p>
+    <w:p>
+      <w:pPr>
+        <w:pStyle w:val="PlainText"/>
+        <w:rPr>
+          <w:rFonts w:ascii="Courier New" w:hAnsi="Courier New" w:cs="Courier New"/>
+        </w:rPr>
+      </w:pPr>
+    </w:p>
+    <w:p>
+      <w:pPr>
+        <w:pStyle w:val="Heading3"/>
+      </w:pPr>
+      <w:r>
+        <w:t>## Why not be "safe", "safe" sounds good</w:t>
+      </w:r>
+    </w:p>
+    <w:p>
+      <w:pPr>
+        <w:pStyle w:val="PlainText"/>
+        <w:rPr>
+          <w:rFonts w:ascii="Courier New" w:hAnsi="Courier New" w:cs="Courier New"/>
+        </w:rPr>
+      </w:pPr>
+    </w:p>
+    <w:p>
+      <w:pPr>
+        <w:pStyle w:val="PlainText"/>
+        <w:rPr>
+          <w:rFonts w:ascii="Courier New" w:hAnsi="Courier New" w:cs="Courier New"/>
+        </w:rPr>
+      </w:pPr>
+      <w:r>
+        <w:rPr>
+          <w:rFonts w:ascii="Courier New" w:hAnsi="Courier New" w:cs="Courier New"/>
+        </w:rPr>
+        <w:t xml:space="preserve">But why shouldn't we play it safe? Safe sounds good. OK, rock stars, war heroes, explorers, might seek out danger, but is there anything wrong with wanting a quiet life? Isn't one of the "Agile principles" sustainable pace - the idea that the team should be able to carry on working at the pace that they're working for the long term, no late nights, no working weekends, no heroics. </w:t>
+      </w:r>
+    </w:p>
+    <w:p>
+      <w:pPr>
+        <w:pStyle w:val="PlainText"/>
+        <w:rPr>
+          <w:rFonts w:ascii="Courier New" w:hAnsi="Courier New" w:cs="Courier New"/>
+        </w:rPr>
+      </w:pPr>
+    </w:p>
+    <w:p>
+      <w:pPr>
+        <w:pStyle w:val="PlainText"/>
+        <w:rPr>
+          <w:rFonts w:ascii="Courier New" w:hAnsi="Courier New" w:cs="Courier New"/>
+        </w:rPr>
+      </w:pPr>
+      <w:r>
+        <w:rPr>
+          <w:rFonts w:ascii="Courier New" w:hAnsi="Courier New" w:cs="Courier New"/>
+        </w:rPr>
+        <w:t xml:space="preserve">There's absolutely nothing wrong with wanting a quiet life. But there </w:t>
+      </w:r>
+      <w:proofErr w:type="gramStart"/>
+      <w:r>
+        <w:rPr>
+          <w:rFonts w:ascii="Courier New" w:hAnsi="Courier New" w:cs="Courier New"/>
+        </w:rPr>
+        <w:t>are</w:t>
+      </w:r>
+      <w:proofErr w:type="gramEnd"/>
+      <w:r>
+        <w:rPr>
+          <w:rFonts w:ascii="Courier New" w:hAnsi="Courier New" w:cs="Courier New"/>
+        </w:rPr>
+        <w:t xml:space="preserve"> serious problem with the kind of quiet life that comes from this kind of approach - if often ends badly. Either the project gets stopped, or the quiet life is followed by a phase of trench warfare.</w:t>
+      </w:r>
+    </w:p>
+    <w:p>
+      <w:pPr>
+        <w:pStyle w:val="PlainText"/>
+        <w:rPr>
+          <w:rFonts w:ascii="Courier New" w:hAnsi="Courier New" w:cs="Courier New"/>
+        </w:rPr>
+      </w:pPr>
+    </w:p>
+    <w:p>
+      <w:pPr>
+        <w:pStyle w:val="PlainText"/>
+        <w:rPr>
+          <w:rFonts w:ascii="Courier New" w:hAnsi="Courier New" w:cs="Courier New"/>
+        </w:rPr>
+      </w:pPr>
+      <w:r>
+        <w:rPr>
+          <w:rFonts w:ascii="Courier New" w:hAnsi="Courier New" w:cs="Courier New"/>
+        </w:rPr>
+        <w:t xml:space="preserve">The only alternative to agreed activity isn't the chaos of trench warfare (which is </w:t>
+      </w:r>
+      <w:proofErr w:type="gramStart"/>
+      <w:r>
+        <w:rPr>
+          <w:rFonts w:ascii="Courier New" w:hAnsi="Courier New" w:cs="Courier New"/>
+        </w:rPr>
+        <w:t>actually just</w:t>
+      </w:r>
+      <w:proofErr w:type="gramEnd"/>
+      <w:r>
+        <w:rPr>
+          <w:rFonts w:ascii="Courier New" w:hAnsi="Courier New" w:cs="Courier New"/>
+        </w:rPr>
+        <w:t xml:space="preserve"> another form of agreed activity). Another alternative is to provide little windows for trouble, chaos and conflict inside a more solid structure. </w:t>
+      </w:r>
+    </w:p>
+    <w:p>
+      <w:pPr>
+        <w:pStyle w:val="PlainText"/>
+        <w:rPr>
+          <w:rFonts w:ascii="Courier New" w:hAnsi="Courier New" w:cs="Courier New"/>
+        </w:rPr>
+      </w:pPr>
+      <w:r>
+        <w:rPr>
+          <w:rFonts w:ascii="Courier New" w:hAnsi="Courier New" w:cs="Courier New"/>
+        </w:rPr>
+        <w:t xml:space="preserve">  </w:t>
+      </w:r>
+    </w:p>
+    <w:p>
+      <w:pPr>
+        <w:pStyle w:val="PlainText"/>
+        <w:rPr>
+          <w:rFonts w:ascii="Courier New" w:hAnsi="Courier New" w:cs="Courier New"/>
+        </w:rPr>
+      </w:pPr>
+      <w:r>
+        <w:rPr>
+          <w:rFonts w:ascii="Courier New" w:hAnsi="Courier New" w:cs="Courier New"/>
+        </w:rPr>
+        <w:t>## Agreed (Opportunities for) Conflic</w:t>
+      </w:r>
+      <w:r>
+        <w:rPr>
+          <w:rFonts w:ascii="Courier New" w:hAnsi="Courier New" w:cs="Courier New"/>
+        </w:rPr>
+        <w:t>t</w:t>
+      </w:r>
+    </w:p>
+    <w:p>
+      <w:pPr>
+        <w:pStyle w:val="PlainText"/>
+        <w:rPr>
+          <w:rFonts w:ascii="Courier New" w:hAnsi="Courier New" w:cs="Courier New"/>
+        </w:rPr>
+      </w:pPr>
+    </w:p>
+    <w:p>
+      <w:pPr>
+        <w:pStyle w:val="PlainText"/>
+        <w:rPr>
+          <w:rFonts w:ascii="Courier New" w:hAnsi="Courier New" w:cs="Courier New"/>
+        </w:rPr>
+      </w:pPr>
+      <w:r>
+        <w:rPr>
+          <w:rFonts w:ascii="Courier New" w:hAnsi="Courier New" w:cs="Courier New"/>
+        </w:rPr>
+        <w:lastRenderedPageBreak/>
+        <w:t>Show and tells, stand-ups, and retrospectives provide agreed opportunities for "small batch" conflict. This is potential conflict between the view of the world that's held by the delivery team in their understanding of the project, their understanding of the project captured in requirements and their understanding of the project captured in working software. To this list now, following my recent positive experiences, I would add regulate user testing with users of both design sketches and working software.</w:t>
+      </w:r>
+    </w:p>
+    <w:p>
+      <w:pPr>
+        <w:pStyle w:val="PlainText"/>
+        <w:rPr>
+          <w:rFonts w:ascii="Courier New" w:hAnsi="Courier New" w:cs="Courier New"/>
+        </w:rPr>
+      </w:pPr>
+    </w:p>
+    <w:p>
+      <w:pPr>
+        <w:pStyle w:val="PlainText"/>
+        <w:rPr>
+          <w:rFonts w:ascii="Courier New" w:hAnsi="Courier New" w:cs="Courier New"/>
+        </w:rPr>
+      </w:pPr>
+      <w:r>
+        <w:rPr>
+          <w:rFonts w:ascii="Courier New" w:hAnsi="Courier New" w:cs="Courier New"/>
+        </w:rPr>
+        <w:t xml:space="preserve">If a development team runs itself like this, the conflicts between the aim, goals and dreams of the project and the reality that is being delivered are present every day. Similarly, any conflicts between the team's understanding of the project and the reality of what the client and users want is highlighted nearly every day. This could potentially be unnerving. But the way to prevent it from being unnerving is to maintain a rhythm, a different kind of "agreed activity" in which surprise and conflict can arise in small amounts.  </w:t>
+      </w:r>
+    </w:p>
+    <w:p>
+      <w:pPr>
+        <w:pStyle w:val="PlainText"/>
+        <w:rPr>
+          <w:rFonts w:ascii="Courier New" w:hAnsi="Courier New" w:cs="Courier New"/>
+        </w:rPr>
+      </w:pPr>
+    </w:p>
+    <w:p>
+      <w:pPr>
+        <w:pStyle w:val="PlainText"/>
+        <w:rPr>
+          <w:rFonts w:ascii="Courier New" w:hAnsi="Courier New" w:cs="Courier New"/>
+        </w:rPr>
+      </w:pPr>
+      <w:r>
+        <w:rPr>
+          <w:rFonts w:ascii="Courier New" w:hAnsi="Courier New" w:cs="Courier New"/>
+        </w:rPr>
+        <w:t>For the two weeks (or however long</w:t>
+      </w:r>
+      <w:r>
+        <w:rPr>
+          <w:rFonts w:ascii="Courier New" w:hAnsi="Courier New" w:cs="Courier New"/>
+        </w:rPr>
+        <w:t xml:space="preserve"> the sprint is</w:t>
+      </w:r>
+      <w:r>
+        <w:rPr>
+          <w:rFonts w:ascii="Courier New" w:hAnsi="Courier New" w:cs="Courier New"/>
+        </w:rPr>
+        <w:t xml:space="preserve">) of a sprint, the team works on the list of things that's been agreed in that sprint. The meetings are short, they happen at reliably understood times (e.g. every working morning at 9:58, or every other week on a Wednesday at 10:30). They happen in a place which is easy to know and the thing that's supposed to happen in the meeting happens in the meeting. </w:t>
+      </w:r>
+    </w:p>
+    <w:p>
+      <w:pPr>
+        <w:pStyle w:val="PlainText"/>
+        <w:rPr>
+          <w:rFonts w:ascii="Courier New" w:hAnsi="Courier New" w:cs="Courier New"/>
+        </w:rPr>
+      </w:pPr>
+    </w:p>
+    <w:p>
+      <w:pPr>
+        <w:pStyle w:val="PlainText"/>
+        <w:rPr>
+          <w:rFonts w:ascii="Courier New" w:hAnsi="Courier New" w:cs="Courier New"/>
+        </w:rPr>
+      </w:pPr>
+      <w:r>
+        <w:rPr>
+          <w:rFonts w:ascii="Courier New" w:hAnsi="Courier New" w:cs="Courier New"/>
+        </w:rPr>
+        <w:t xml:space="preserve">When I'm managing a project, I want those meetings to become regular, a habit, second nature. That's so that when things get stressful, or when unexpected, emergency stuff is happening, those meetings still happen. </w:t>
+      </w:r>
+    </w:p>
+    <w:p>
+      <w:pPr>
+        <w:pStyle w:val="PlainText"/>
+        <w:rPr>
+          <w:rFonts w:ascii="Courier New" w:hAnsi="Courier New" w:cs="Courier New"/>
+        </w:rPr>
+      </w:pPr>
+    </w:p>
+    <w:p>
+      <w:pPr>
+        <w:pStyle w:val="PlainText"/>
+        <w:rPr>
+          <w:rFonts w:ascii="Courier New" w:hAnsi="Courier New" w:cs="Courier New"/>
+        </w:rPr>
+      </w:pPr>
+      <w:r>
+        <w:rPr>
+          <w:rFonts w:ascii="Courier New" w:hAnsi="Courier New" w:cs="Courier New"/>
+        </w:rPr>
+        <w:t xml:space="preserve">Often in such situations, there will be somebody, it might be a senior member of the company, it might be one of the members of the team, who tries to say that we're too busy to have stand-up, or we're too busy to have planning, or it's a waste of time to have everyone turn up to the show and tell. But when that happens, I want there to be such a habit, such an inertia to the "agreed activity" that it's difficult to dislodge. </w:t>
+      </w:r>
+    </w:p>
+    <w:p>
+      <w:pPr>
+        <w:pStyle w:val="PlainText"/>
+        <w:rPr>
+          <w:rFonts w:ascii="Courier New" w:hAnsi="Courier New" w:cs="Courier New"/>
+        </w:rPr>
+      </w:pPr>
+    </w:p>
+    <w:p>
+      <w:pPr>
+        <w:pStyle w:val="PlainText"/>
+        <w:rPr>
+          <w:rFonts w:ascii="Courier New" w:hAnsi="Courier New" w:cs="Courier New"/>
+        </w:rPr>
+      </w:pPr>
+      <w:r>
+        <w:rPr>
+          <w:rFonts w:ascii="Courier New" w:hAnsi="Courier New" w:cs="Courier New"/>
+        </w:rPr>
+        <w:t xml:space="preserve">## </w:t>
+      </w:r>
+      <w:proofErr w:type="gramStart"/>
+      <w:r>
+        <w:rPr>
+          <w:rFonts w:ascii="Courier New" w:hAnsi="Courier New" w:cs="Courier New"/>
+        </w:rPr>
+        <w:t>So</w:t>
+      </w:r>
+      <w:proofErr w:type="gramEnd"/>
+      <w:r>
+        <w:rPr>
+          <w:rFonts w:ascii="Courier New" w:hAnsi="Courier New" w:cs="Courier New"/>
+        </w:rPr>
+        <w:t xml:space="preserve"> here's another contradiction - or at least a paradox</w:t>
+      </w:r>
+    </w:p>
+    <w:p>
+      <w:pPr>
+        <w:pStyle w:val="PlainText"/>
+        <w:rPr>
+          <w:rFonts w:ascii="Courier New" w:hAnsi="Courier New" w:cs="Courier New"/>
+        </w:rPr>
+      </w:pPr>
+    </w:p>
+    <w:p>
+      <w:pPr>
+        <w:pStyle w:val="PlainText"/>
+        <w:rPr>
+          <w:rFonts w:ascii="Courier New" w:hAnsi="Courier New" w:cs="Courier New"/>
+        </w:rPr>
+      </w:pPr>
+      <w:r>
+        <w:rPr>
+          <w:rFonts w:ascii="Courier New" w:hAnsi="Courier New" w:cs="Courier New"/>
+        </w:rPr>
+        <w:t xml:space="preserve">The relaxed, repetitive, low stress actions of an agreed activity aren't the problem. The problem is the </w:t>
+      </w:r>
+      <w:r>
+        <w:rPr>
+          <w:rFonts w:ascii="Courier New" w:hAnsi="Courier New" w:cs="Courier New"/>
+          <w:i/>
+          <w:iCs/>
+        </w:rPr>
+        <w:t>*kind*</w:t>
+      </w:r>
+      <w:r>
+        <w:rPr>
+          <w:rFonts w:ascii="Courier New" w:hAnsi="Courier New" w:cs="Courier New"/>
+        </w:rPr>
+        <w:t xml:space="preserve"> of agreed activity. Some agreed activities, the kind we fall into naturally when put under stress tend to avoid risk and avoid change. This is like driving without looking out of the window - it might be fine, but it could be (it probably will be) catastrophic. But most of the time when we're driving in the right direction and *not* crashing into things we want to be relaxed and doing movements that are well within our capabilities.</w:t>
+      </w:r>
+    </w:p>
+    <w:p>
+      <w:pPr>
+        <w:pStyle w:val="PlainText"/>
+        <w:rPr>
+          <w:rFonts w:ascii="Courier New" w:hAnsi="Courier New" w:cs="Courier New"/>
+        </w:rPr>
+      </w:pPr>
+    </w:p>
+    <w:p>
+      <w:pPr>
+        <w:pStyle w:val="PlainText"/>
+        <w:rPr>
+          <w:rFonts w:ascii="Courier New" w:hAnsi="Courier New" w:cs="Courier New"/>
+        </w:rPr>
+      </w:pPr>
+      <w:r>
+        <w:rPr>
+          <w:rFonts w:ascii="Courier New" w:hAnsi="Courier New" w:cs="Courier New"/>
+        </w:rPr>
+        <w:t>So, if we just look at our actions, the actions that are good for a project and the actions are that are bad for a project might *look* very similar. In fact, it's worse than that. Because a project team that's doing the right thing will be more obnoxious than a project team that's doing the wrong thing.</w:t>
+      </w:r>
+    </w:p>
+    <w:p>
+      <w:pPr>
+        <w:pStyle w:val="PlainText"/>
+        <w:rPr>
+          <w:rFonts w:ascii="Courier New" w:hAnsi="Courier New" w:cs="Courier New"/>
+        </w:rPr>
+      </w:pPr>
+    </w:p>
+    <w:p>
+      <w:pPr>
+        <w:pStyle w:val="PlainText"/>
+        <w:rPr>
+          <w:rFonts w:ascii="Courier New" w:hAnsi="Courier New" w:cs="Courier New"/>
+        </w:rPr>
+      </w:pPr>
+      <w:r>
+        <w:rPr>
+          <w:rFonts w:ascii="Courier New" w:hAnsi="Courier New" w:cs="Courier New"/>
+        </w:rPr>
+        <w:t xml:space="preserve">A project team that's doing the *right* thing will be reporting (initially at least) a relatively endless stream of problems. Technologies that don't work, people they're supposed to talk to who won't talk to them. Interfaces that turn out to be way more complicated than anyone expected, regulations or even legislation that needs to be </w:t>
+      </w:r>
+      <w:r>
+        <w:rPr>
+          <w:rFonts w:ascii="Courier New" w:hAnsi="Courier New" w:cs="Courier New"/>
+        </w:rPr>
+        <w:lastRenderedPageBreak/>
+        <w:t xml:space="preserve">complied with that nobody thought about. </w:t>
+      </w:r>
+      <w:proofErr w:type="gramStart"/>
+      <w:r>
+        <w:rPr>
+          <w:rFonts w:ascii="Courier New" w:hAnsi="Courier New" w:cs="Courier New"/>
+        </w:rPr>
+        <w:t>So</w:t>
+      </w:r>
+      <w:proofErr w:type="gramEnd"/>
+      <w:r>
+        <w:rPr>
+          <w:rFonts w:ascii="Courier New" w:hAnsi="Courier New" w:cs="Courier New"/>
+        </w:rPr>
+        <w:t xml:space="preserve"> here is the heart of another contradiction. A project that "as far as you know" is going well, has a much higher chance of going badly than a project from which you're hearing a lot about - but mostly it isn't good news. </w:t>
+      </w:r>
+    </w:p>
+    <w:p>
+      <w:pPr>
+        <w:pStyle w:val="PlainText"/>
+        <w:rPr>
+          <w:rFonts w:ascii="Courier New" w:hAnsi="Courier New" w:cs="Courier New"/>
+        </w:rPr>
+      </w:pPr>
+    </w:p>
+    <w:p>
+      <w:pPr>
+        <w:pStyle w:val="PlainText"/>
+        <w:rPr>
+          <w:rFonts w:ascii="Courier New" w:hAnsi="Courier New" w:cs="Courier New"/>
+        </w:rPr>
+      </w:pPr>
+      <w:r>
+        <w:rPr>
+          <w:rFonts w:ascii="Courier New" w:hAnsi="Courier New" w:cs="Courier New"/>
+        </w:rPr>
+        <w:t>What we need is relaxed regular actions that reduce the risk of a project and increase its potential value in small ways.</w:t>
+      </w:r>
+    </w:p>
+    <w:p>
+      <w:pPr>
+        <w:pStyle w:val="PlainText"/>
+        <w:rPr>
+          <w:rFonts w:ascii="Courier New" w:hAnsi="Courier New" w:cs="Courier New"/>
+        </w:rPr>
+      </w:pPr>
+    </w:p>
+    <w:p>
+      <w:pPr>
+        <w:pStyle w:val="Heading3"/>
+      </w:pPr>
+      <w:r>
+        <w:t>## The dream and the day</w:t>
+      </w:r>
+    </w:p>
+    <w:p>
+      <w:pPr>
+        <w:pStyle w:val="PlainText"/>
+        <w:rPr>
+          <w:rFonts w:ascii="Courier New" w:hAnsi="Courier New" w:cs="Courier New"/>
+        </w:rPr>
+      </w:pPr>
+    </w:p>
+    <w:p>
+      <w:pPr>
+        <w:pStyle w:val="PlainText"/>
+        <w:rPr>
+          <w:rFonts w:ascii="Courier New" w:hAnsi="Courier New" w:cs="Courier New"/>
+        </w:rPr>
+      </w:pPr>
+      <w:r>
+        <w:rPr>
+          <w:rFonts w:ascii="Courier New" w:hAnsi="Courier New" w:cs="Courier New"/>
+        </w:rPr>
+        <w:t>What if we say that project management is about connecting "the dream" (the vision for the project) and "the day" - the time, TODAY! That you have available to move reality just that bit nearer the dream. The difference between agreed activity and relaxed, regular, opportunities for conflict, is that one is moving the project day by day nearer to the dream.</w:t>
+      </w:r>
+    </w:p>
+    <w:p>
+      <w:pPr>
+        <w:pStyle w:val="PlainText"/>
+        <w:rPr>
+          <w:rFonts w:ascii="Courier New" w:hAnsi="Courier New" w:cs="Courier New"/>
+        </w:rPr>
+      </w:pPr>
+    </w:p>
+    <w:p>
+      <w:pPr>
+        <w:pStyle w:val="PlainText"/>
+        <w:rPr>
+          <w:rFonts w:ascii="Courier New" w:hAnsi="Courier New" w:cs="Courier New"/>
+        </w:rPr>
+      </w:pPr>
+      <w:r>
+        <w:rPr>
+          <w:rFonts w:ascii="Courier New" w:hAnsi="Courier New" w:cs="Courier New"/>
+        </w:rPr>
+        <w:t xml:space="preserve">Agreed activity is a self-protection mechanism for the team, they feel there is safety in numbers and agreeing what to do stops them from being changed. But in the same way, the people who are associated with the dream don't want the dream to be changed. </w:t>
+      </w:r>
+    </w:p>
+    <w:p>
+      <w:pPr>
+        <w:pStyle w:val="PlainText"/>
+        <w:rPr>
+          <w:rFonts w:ascii="Courier New" w:hAnsi="Courier New" w:cs="Courier New"/>
+        </w:rPr>
+      </w:pPr>
+    </w:p>
+    <w:p>
+      <w:pPr>
+        <w:pStyle w:val="Heading3"/>
+      </w:pPr>
+      <w:r>
+        <w:t xml:space="preserve">## A Brief Note About a Relaxed Team </w:t>
+      </w:r>
+    </w:p>
+    <w:p>
+      <w:pPr>
+        <w:pStyle w:val="PlainText"/>
+        <w:rPr>
+          <w:rFonts w:ascii="Courier New" w:hAnsi="Courier New" w:cs="Courier New"/>
+        </w:rPr>
+      </w:pPr>
+    </w:p>
+    <w:p>
+      <w:pPr>
+        <w:pStyle w:val="PlainText"/>
+        <w:rPr>
+          <w:rFonts w:ascii="Courier New" w:hAnsi="Courier New" w:cs="Courier New"/>
+        </w:rPr>
+      </w:pPr>
+      <w:r>
+        <w:rPr>
+          <w:rFonts w:ascii="Courier New" w:hAnsi="Courier New" w:cs="Courier New"/>
+        </w:rPr>
+        <w:t xml:space="preserve">Software development isn't war. Software development isn't mining. Software development </w:t>
+      </w:r>
+      <w:r>
+        <w:rPr>
+          <w:rFonts w:ascii="Courier New" w:hAnsi="Courier New" w:cs="Courier New"/>
+          <w:i/>
+          <w:iCs/>
+        </w:rPr>
+        <w:t>*is*</w:t>
+      </w:r>
+      <w:r>
+        <w:rPr>
+          <w:rFonts w:ascii="Courier New" w:hAnsi="Courier New" w:cs="Courier New"/>
+        </w:rPr>
+        <w:t xml:space="preserve"> hard work. But *good* software development isn't going to look like a lot of people's idea of what hard work looks like. </w:t>
+      </w:r>
+    </w:p>
+    <w:p>
+      <w:pPr>
+        <w:pStyle w:val="PlainText"/>
+        <w:rPr>
+          <w:rFonts w:ascii="Courier New" w:hAnsi="Courier New" w:cs="Courier New"/>
+        </w:rPr>
+      </w:pPr>
+    </w:p>
+    <w:p>
+      <w:pPr>
+        <w:pStyle w:val="PlainText"/>
+        <w:rPr>
+          <w:rFonts w:ascii="Courier New" w:hAnsi="Courier New" w:cs="Courier New"/>
+        </w:rPr>
+      </w:pPr>
+      <w:r>
+        <w:rPr>
+          <w:rFonts w:ascii="Courier New" w:hAnsi="Courier New" w:cs="Courier New"/>
+        </w:rPr>
+        <w:t>It's very difficult not to react in a negative and emotional way when you're asked to deliver the impossible. And if you're thinking of asking someone else to deliver the impossible for you, you sure also bear that in mind.</w:t>
+      </w:r>
+    </w:p>
+    <w:p>
+      <w:pPr>
+        <w:pStyle w:val="PlainText"/>
+        <w:rPr>
+          <w:rFonts w:ascii="Courier New" w:hAnsi="Courier New" w:cs="Courier New"/>
+        </w:rPr>
+      </w:pPr>
+    </w:p>
+    <w:p>
+      <w:pPr>
+        <w:pStyle w:val="PlainText"/>
+        <w:rPr>
+          <w:rFonts w:ascii="Courier New" w:hAnsi="Courier New" w:cs="Courier New"/>
+        </w:rPr>
+      </w:pPr>
+      <w:r>
+        <w:rPr>
+          <w:rFonts w:ascii="Courier New" w:hAnsi="Courier New" w:cs="Courier New"/>
+        </w:rPr>
+        <w:t xml:space="preserve">One of the things I find it hardest to deal with when I'm managing a team is a request, from the client, the customer or sometimes even from someone further outside the team in the wider organisation that the team should look more *busy*  and more stressed. Of course, this isn't an impossible request. It's possible for a team to look stressed, it's possible for tension to be heard in their voices, for arguments to breaking out. </w:t>
+      </w:r>
+    </w:p>
+    <w:p>
+      <w:pPr>
+        <w:pStyle w:val="PlainText"/>
+        <w:rPr>
+          <w:rFonts w:ascii="Courier New" w:hAnsi="Courier New" w:cs="Courier New"/>
+        </w:rPr>
+      </w:pPr>
+    </w:p>
+    <w:p>
+      <w:pPr>
+        <w:pStyle w:val="PlainText"/>
+        <w:rPr>
+          <w:rFonts w:ascii="Courier New" w:hAnsi="Courier New" w:cs="Courier New"/>
+        </w:rPr>
+      </w:pPr>
+      <w:r>
+        <w:rPr>
+          <w:rFonts w:ascii="Courier New" w:hAnsi="Courier New" w:cs="Courier New"/>
+        </w:rPr>
+        <w:t xml:space="preserve">You know that bit in Star Trek (classic, I never got beyond that) where the Enterprise is hit and the lights dim, or even go out for a second and everybody rolls from one side to the other, alarms start sounding, warning lights on the console start flashing and the team on the bridge start running around trying to fix things. Many people who don't have any direct experience of software development seem to think this is what a software development team that is "working really hard" should look like. And as I'm writing this now, I realise that this </w:t>
+      </w:r>
+      <w:r>
+        <w:rPr>
+          <w:rFonts w:ascii="Courier New" w:hAnsi="Courier New" w:cs="Courier New"/>
+        </w:rPr>
+        <w:t>cliché</w:t>
+      </w:r>
+      <w:r>
+        <w:rPr>
+          <w:rFonts w:ascii="Courier New" w:hAnsi="Courier New" w:cs="Courier New"/>
+        </w:rPr>
+        <w:t xml:space="preserve"> is itself taken from an earlier </w:t>
+      </w:r>
+      <w:r>
+        <w:rPr>
+          <w:rFonts w:ascii="Courier New" w:hAnsi="Courier New" w:cs="Courier New"/>
+        </w:rPr>
+        <w:t>cliché</w:t>
+      </w:r>
+      <w:r>
+        <w:rPr>
+          <w:rFonts w:ascii="Courier New" w:hAnsi="Courier New" w:cs="Courier New"/>
+        </w:rPr>
+        <w:t xml:space="preserve"> of a submarine been partially hit by a depth charge. </w:t>
+      </w:r>
+    </w:p>
+    <w:p>
+      <w:pPr>
+        <w:pStyle w:val="PlainText"/>
+        <w:rPr>
+          <w:rFonts w:ascii="Courier New" w:hAnsi="Courier New" w:cs="Courier New"/>
+        </w:rPr>
+      </w:pPr>
+    </w:p>
+    <w:p>
+      <w:pPr>
+        <w:pStyle w:val="Heading3"/>
+      </w:pPr>
+      <w:r>
+        <w:t>## Be more boring</w:t>
+      </w:r>
+    </w:p>
+    <w:p>
+      <w:pPr>
+        <w:pStyle w:val="PlainText"/>
+        <w:rPr>
+          <w:rFonts w:ascii="Courier New" w:hAnsi="Courier New" w:cs="Courier New"/>
+        </w:rPr>
+      </w:pPr>
+      <w:r>
+        <w:rPr>
+          <w:rFonts w:ascii="Courier New" w:hAnsi="Courier New" w:cs="Courier New"/>
+        </w:rPr>
+        <w:t xml:space="preserve">One of the unusual things that the great improvisational innovator Keith Johnstone used to shout at his improvisers was "be more boring." But what he meant by that was not for improvisers to fall into agreed activity, </w:t>
+      </w:r>
+      <w:r>
+        <w:rPr>
+          <w:rFonts w:ascii="Courier New" w:hAnsi="Courier New" w:cs="Courier New"/>
+        </w:rPr>
+        <w:lastRenderedPageBreak/>
+        <w:t xml:space="preserve">but to "go with their obvious." If a scene is set on a pirate ship, the scene soon becomes very boring if the crew on the deck all agree to mop the decks for an hour. But </w:t>
+      </w:r>
+      <w:proofErr w:type="gramStart"/>
+      <w:r>
+        <w:rPr>
+          <w:rFonts w:ascii="Courier New" w:hAnsi="Courier New" w:cs="Courier New"/>
+        </w:rPr>
+        <w:t>similarly</w:t>
+      </w:r>
+      <w:proofErr w:type="gramEnd"/>
+      <w:r>
+        <w:rPr>
+          <w:rFonts w:ascii="Courier New" w:hAnsi="Courier New" w:cs="Courier New"/>
+        </w:rPr>
+        <w:t xml:space="preserve"> the scene becomes ridiculous if it emerges that pirate ship is a space ship, that then is all a dream, that the</w:t>
+      </w:r>
+      <w:r>
+        <w:rPr>
+          <w:rFonts w:ascii="Courier New" w:hAnsi="Courier New" w:cs="Courier New"/>
+        </w:rPr>
+        <w:t>n</w:t>
+      </w:r>
+      <w:r>
+        <w:rPr>
+          <w:rFonts w:ascii="Courier New" w:hAnsi="Courier New" w:cs="Courier New"/>
+        </w:rPr>
+        <w:t xml:space="preserve"> becomes a toothpaste factory. There is even a phrase for this opposite disease to "agreed activity" - "trouble salad."</w:t>
+      </w:r>
+    </w:p>
+    <w:p>
+      <w:pPr>
+        <w:pStyle w:val="PlainText"/>
+        <w:rPr>
+          <w:rFonts w:ascii="Courier New" w:hAnsi="Courier New" w:cs="Courier New"/>
+        </w:rPr>
+      </w:pPr>
+    </w:p>
+    <w:p>
+      <w:pPr>
+        <w:pStyle w:val="PlainText"/>
+        <w:rPr>
+          <w:rFonts w:ascii="Courier New" w:hAnsi="Courier New" w:cs="Courier New"/>
+        </w:rPr>
+      </w:pPr>
+      <w:r>
+        <w:rPr>
+          <w:rFonts w:ascii="Courier New" w:hAnsi="Courier New" w:cs="Courier New"/>
+        </w:rPr>
+        <w:t>What Johnson realised through his experiments in improvisation was that realistic, interesting, funny, scenes (the valuable output of comedy improvisation) came from saying obvious things in response to other people's "obvious" things.</w:t>
+      </w:r>
+    </w:p>
+    <w:p>
+      <w:pPr>
+        <w:pStyle w:val="PlainText"/>
+        <w:rPr>
+          <w:rFonts w:ascii="Courier New" w:hAnsi="Courier New" w:cs="Courier New"/>
+        </w:rPr>
+      </w:pPr>
+    </w:p>
+    <w:p>
+      <w:pPr>
+        <w:pStyle w:val="PlainText"/>
+        <w:rPr>
+          <w:rFonts w:ascii="Courier New" w:hAnsi="Courier New" w:cs="Courier New"/>
+        </w:rPr>
+      </w:pPr>
+      <w:r>
+        <w:rPr>
+          <w:rFonts w:ascii="Courier New" w:hAnsi="Courier New" w:cs="Courier New"/>
+        </w:rPr>
+        <w:t xml:space="preserve">And that's what good software development looks like, every day, the members of the team should be exposed a little bit to the challenges and contradictions of the project. That's what the daily stand-up, the emphasis on working software, the show and tell, and the retro are about. It's what coupling software development with continuous engagement with the client and the customers is about. But by making this engagement frequent and continuous, this exposure to the risks of the project should be mostly *boring*, it should be within the scope of the abilities of the team. </w:t>
+      </w:r>
+    </w:p>
+    <w:p>
+      <w:pPr>
+        <w:pStyle w:val="PlainText"/>
+        <w:rPr>
+          <w:rFonts w:ascii="Courier New" w:hAnsi="Courier New" w:cs="Courier New"/>
+        </w:rPr>
+      </w:pPr>
+    </w:p>
+    <w:p>
+      <w:pPr>
+        <w:pStyle w:val="Heading5"/>
+      </w:pPr>
+      <w:r>
+        <w:t xml:space="preserve">#### What does this piece of wisdom mean for *this* book </w:t>
+      </w:r>
+    </w:p>
+    <w:p>
+      <w:pPr>
+        <w:pStyle w:val="PlainText"/>
+        <w:rPr>
+          <w:rFonts w:ascii="Courier New" w:hAnsi="Courier New" w:cs="Courier New"/>
+        </w:rPr>
+      </w:pPr>
+    </w:p>
+    <w:p>
+      <w:pPr>
+        <w:pStyle w:val="PlainText"/>
+        <w:rPr>
+          <w:rFonts w:ascii="Courier New" w:hAnsi="Courier New" w:cs="Courier New"/>
+        </w:rPr>
+      </w:pPr>
+      <w:r>
+        <w:rPr>
+          <w:rFonts w:ascii="Courier New" w:hAnsi="Courier New" w:cs="Courier New"/>
+        </w:rPr>
+        <w:t>One of the things that I'm most interesting, and occasionally *terrifying* about writing a book (which is a project obviously) about project management is thinking as I'm writing about how it applies to the project of writing a book. Ah well, as someone once said, "When the going gets tough, the tough get meta" - me, that was me who said that.</w:t>
+      </w:r>
+    </w:p>
+    <w:p>
+      <w:pPr>
+        <w:pStyle w:val="PlainText"/>
+        <w:rPr>
+          <w:rFonts w:ascii="Courier New" w:hAnsi="Courier New" w:cs="Courier New"/>
+        </w:rPr>
+      </w:pPr>
+    </w:p>
+    <w:p>
+      <w:pPr>
+        <w:pStyle w:val="PlainText"/>
+        <w:rPr>
+          <w:rFonts w:ascii="Courier New" w:hAnsi="Courier New" w:cs="Courier New"/>
+        </w:rPr>
+      </w:pPr>
+      <w:r>
+        <w:rPr>
+          <w:rFonts w:ascii="Courier New" w:hAnsi="Courier New" w:cs="Courier New"/>
+        </w:rPr>
+        <w:t xml:space="preserve">So where am I as I write </w:t>
+      </w:r>
+      <w:proofErr w:type="gramStart"/>
+      <w:r>
+        <w:rPr>
+          <w:rFonts w:ascii="Courier New" w:hAnsi="Courier New" w:cs="Courier New"/>
+        </w:rPr>
+        <w:t>with regard to</w:t>
+      </w:r>
+      <w:proofErr w:type="gramEnd"/>
+      <w:r>
+        <w:rPr>
+          <w:rFonts w:ascii="Courier New" w:hAnsi="Courier New" w:cs="Courier New"/>
+        </w:rPr>
+        <w:t xml:space="preserve"> using the day to move this project nearer towards the dream?</w:t>
+      </w:r>
+    </w:p>
+    <w:p>
+      <w:pPr>
+        <w:pStyle w:val="PlainText"/>
+        <w:rPr>
+          <w:rFonts w:ascii="Courier New" w:hAnsi="Courier New" w:cs="Courier New"/>
+        </w:rPr>
+      </w:pPr>
+    </w:p>
+    <w:p>
+      <w:pPr>
+        <w:pStyle w:val="PlainText"/>
+        <w:rPr>
+          <w:rFonts w:ascii="Courier New" w:hAnsi="Courier New" w:cs="Courier New"/>
+        </w:rPr>
+      </w:pPr>
+      <w:r>
+        <w:rPr>
+          <w:rFonts w:ascii="Courier New" w:hAnsi="Courier New" w:cs="Courier New"/>
+        </w:rPr>
+        <w:t xml:space="preserve">Well, </w:t>
+      </w:r>
+      <w:proofErr w:type="gramStart"/>
+      <w:r>
+        <w:rPr>
+          <w:rFonts w:ascii="Courier New" w:hAnsi="Courier New" w:cs="Courier New"/>
+        </w:rPr>
+        <w:t>at the moment</w:t>
+      </w:r>
+      <w:proofErr w:type="gramEnd"/>
+      <w:r>
+        <w:rPr>
+          <w:rFonts w:ascii="Courier New" w:hAnsi="Courier New" w:cs="Courier New"/>
+        </w:rPr>
+        <w:t>, I'm trying to add pages to an *Alpha* - this is a term nicked from software development which means a first prototype that *barely* works - that can be shown to users. My way to get there is this.</w:t>
+      </w:r>
+    </w:p>
+    <w:p>
+      <w:pPr>
+        <w:pStyle w:val="PlainText"/>
+        <w:rPr>
+          <w:rFonts w:ascii="Courier New" w:hAnsi="Courier New" w:cs="Courier New"/>
+        </w:rPr>
+      </w:pPr>
+    </w:p>
+    <w:p>
+      <w:pPr>
+        <w:pStyle w:val="PlainText"/>
+        <w:rPr>
+          <w:rFonts w:ascii="Courier New" w:hAnsi="Courier New" w:cs="Courier New"/>
+        </w:rPr>
+      </w:pPr>
+      <w:r>
+        <w:rPr>
+          <w:rFonts w:ascii="Courier New" w:hAnsi="Courier New" w:cs="Courier New"/>
+        </w:rPr>
+        <w:t>1. Write the (early) alpha</w:t>
+      </w:r>
+    </w:p>
+    <w:p>
+      <w:pPr>
+        <w:pStyle w:val="PlainText"/>
+        <w:rPr>
+          <w:rFonts w:ascii="Courier New" w:hAnsi="Courier New" w:cs="Courier New"/>
+        </w:rPr>
+      </w:pPr>
+      <w:r>
+        <w:rPr>
+          <w:rFonts w:ascii="Courier New" w:hAnsi="Courier New" w:cs="Courier New"/>
+        </w:rPr>
+        <w:t>2. Work on structuring the alpha so it reads more like a book.</w:t>
+      </w:r>
+    </w:p>
+    <w:p>
+      <w:pPr>
+        <w:pStyle w:val="PlainText"/>
+        <w:rPr>
+          <w:rFonts w:ascii="Courier New" w:hAnsi="Courier New" w:cs="Courier New"/>
+        </w:rPr>
+      </w:pPr>
+      <w:r>
+        <w:rPr>
+          <w:rFonts w:ascii="Courier New" w:hAnsi="Courier New" w:cs="Courier New"/>
+        </w:rPr>
+        <w:t>3. Find some alpha readers who are willing to at least start reading it.</w:t>
+      </w:r>
+    </w:p>
+    <w:p>
+      <w:pPr>
+        <w:pStyle w:val="PlainText"/>
+        <w:rPr>
+          <w:rFonts w:ascii="Courier New" w:hAnsi="Courier New" w:cs="Courier New"/>
+        </w:rPr>
+      </w:pPr>
+      <w:r>
+        <w:rPr>
+          <w:rFonts w:ascii="Courier New" w:hAnsi="Courier New" w:cs="Courier New"/>
+        </w:rPr>
+        <w:t xml:space="preserve">4. Get feedback. </w:t>
+      </w:r>
+    </w:p>
+    <w:p>
+      <w:pPr>
+        <w:pStyle w:val="PlainText"/>
+        <w:rPr>
+          <w:rFonts w:ascii="Courier New" w:hAnsi="Courier New" w:cs="Courier New"/>
+        </w:rPr>
+      </w:pPr>
+    </w:p>
+    <w:p>
+      <w:pPr>
+        <w:pStyle w:val="PlainText"/>
+        <w:rPr>
+          <w:rFonts w:ascii="Courier New" w:hAnsi="Courier New" w:cs="Courier New"/>
+        </w:rPr>
+      </w:pPr>
+      <w:r>
+        <w:rPr>
+          <w:rFonts w:ascii="Courier New" w:hAnsi="Courier New" w:cs="Courier New"/>
+        </w:rPr>
+        <w:t xml:space="preserve">If you've been paying attention to *anything* that I've been saying so far in this book, you'll realise that this is in direct contradiction with what I've been saying about how project management should happen (this is a very uncomfortable conversation). </w:t>
+      </w:r>
+    </w:p>
+    <w:p>
+      <w:pPr>
+        <w:pStyle w:val="PlainText"/>
+        <w:rPr>
+          <w:rFonts w:ascii="Courier New" w:hAnsi="Courier New" w:cs="Courier New"/>
+        </w:rPr>
+      </w:pPr>
+    </w:p>
+    <w:p>
+      <w:pPr>
+        <w:pStyle w:val="Heading3"/>
+      </w:pPr>
+      <w:r>
+        <w:t># Junk Project Management</w:t>
+      </w:r>
+    </w:p>
+    <w:p>
+      <w:pPr>
+        <w:pStyle w:val="PlainText"/>
+        <w:rPr>
+          <w:rFonts w:ascii="Courier New" w:hAnsi="Courier New" w:cs="Courier New"/>
+        </w:rPr>
+      </w:pPr>
+    </w:p>
+    <w:p>
+      <w:pPr>
+        <w:pStyle w:val="PlainText"/>
+        <w:rPr>
+          <w:rFonts w:ascii="Courier New" w:hAnsi="Courier New" w:cs="Courier New"/>
+        </w:rPr>
+      </w:pPr>
+      <w:r>
+        <w:rPr>
+          <w:rFonts w:ascii="Courier New" w:hAnsi="Courier New" w:cs="Courier New"/>
+        </w:rPr>
+        <w:t>Junk bonds are a financial instrument that allows people to trade in IOUs from corporations. Because there is the possibility that a corporation might not pay the IOU. Bonds allow trades in the likelihood that a corporation will pay off its debts. For a long time, the trade in bonds had been quite sedate until someone realised that bonds that people in the market *didn't* think would ever pay off (these were referred to as 'junk' bonds) were performing better than bonds in the market that people *did* think would pay off.</w:t>
+      </w:r>
+    </w:p>
+    <w:p>
+      <w:pPr>
+        <w:pStyle w:val="PlainText"/>
+        <w:rPr>
+          <w:rFonts w:ascii="Courier New" w:hAnsi="Courier New" w:cs="Courier New"/>
+        </w:rPr>
+      </w:pPr>
+    </w:p>
+    <w:p>
+      <w:pPr>
+        <w:pStyle w:val="PlainText"/>
+        <w:rPr>
+          <w:rFonts w:ascii="Courier New" w:hAnsi="Courier New" w:cs="Courier New"/>
+        </w:rPr>
+      </w:pPr>
+      <w:r>
+        <w:rPr>
+          <w:rFonts w:ascii="Courier New" w:hAnsi="Courier New" w:cs="Courier New"/>
+        </w:rPr>
+        <w:t xml:space="preserve">Then things got wild. Some bond traders realised that if they could take control of a company that had bonds that were likely to pay off, they could then have that company borrow lots of money so that its bonds became "junk" rated. Eventually the whole business ended in tears, with </w:t>
+      </w:r>
+      <w:r>
+        <w:rPr>
+          <w:rFonts w:ascii="Courier New" w:hAnsi="Courier New" w:cs="Courier New"/>
+        </w:rPr>
+        <w:t xml:space="preserve">at least </w:t>
+      </w:r>
+      <w:r>
+        <w:rPr>
+          <w:rFonts w:ascii="Courier New" w:hAnsi="Courier New" w:cs="Courier New"/>
+        </w:rPr>
+        <w:t xml:space="preserve">one of the men who invented the Junk Bond market ending up in jail. </w:t>
+      </w:r>
+    </w:p>
+    <w:p>
+      <w:pPr>
+        <w:pStyle w:val="PlainText"/>
+        <w:rPr>
+          <w:rFonts w:ascii="Courier New" w:hAnsi="Courier New" w:cs="Courier New"/>
+        </w:rPr>
+      </w:pPr>
+    </w:p>
+    <w:p>
+      <w:pPr>
+        <w:pStyle w:val="PlainText"/>
+        <w:rPr>
+          <w:rFonts w:ascii="Courier New" w:hAnsi="Courier New" w:cs="Courier New"/>
+        </w:rPr>
+      </w:pPr>
+      <w:r>
+        <w:rPr>
+          <w:rFonts w:ascii="Courier New" w:hAnsi="Courier New" w:cs="Courier New"/>
+        </w:rPr>
+        <w:t xml:space="preserve">"Why are you telling me this?" you might ask, just as you might ask a rather intense gentleman who sits next to you on the bus and starts an unprompted conversation. </w:t>
+      </w:r>
+    </w:p>
+    <w:p>
+      <w:pPr>
+        <w:pStyle w:val="PlainText"/>
+        <w:rPr>
+          <w:rFonts w:ascii="Courier New" w:hAnsi="Courier New" w:cs="Courier New"/>
+        </w:rPr>
+      </w:pPr>
+    </w:p>
+    <w:p>
+      <w:pPr>
+        <w:pStyle w:val="PlainText"/>
+        <w:rPr>
+          <w:rFonts w:ascii="Courier New" w:hAnsi="Courier New" w:cs="Courier New"/>
+        </w:rPr>
+      </w:pPr>
+      <w:r>
+        <w:rPr>
+          <w:rFonts w:ascii="Courier New" w:hAnsi="Courier New" w:cs="Courier New"/>
+        </w:rPr>
+        <w:t>Well, I suppose part of this is a note and or a question to myself.</w:t>
+      </w:r>
+    </w:p>
+    <w:p>
+      <w:pPr>
+        <w:pStyle w:val="PlainText"/>
+        <w:rPr>
+          <w:rFonts w:ascii="Courier New" w:hAnsi="Courier New" w:cs="Courier New"/>
+        </w:rPr>
+      </w:pPr>
+    </w:p>
+    <w:p>
+      <w:pPr>
+        <w:pStyle w:val="PlainText"/>
+        <w:rPr>
+          <w:rFonts w:ascii="Courier New" w:hAnsi="Courier New" w:cs="Courier New"/>
+        </w:rPr>
+      </w:pPr>
+      <w:r>
+        <w:rPr>
+          <w:rFonts w:ascii="Courier New" w:hAnsi="Courier New" w:cs="Courier New"/>
+        </w:rPr>
+        <w:t>Firstly:</w:t>
+      </w:r>
+    </w:p>
+    <w:p>
+      <w:pPr>
+        <w:pStyle w:val="PlainText"/>
+        <w:rPr>
+          <w:rFonts w:ascii="Courier New" w:hAnsi="Courier New" w:cs="Courier New"/>
+        </w:rPr>
+      </w:pPr>
+    </w:p>
+    <w:p>
+      <w:pPr>
+        <w:pStyle w:val="PlainText"/>
+        <w:rPr>
+          <w:rFonts w:ascii="Courier New" w:hAnsi="Courier New" w:cs="Courier New"/>
+        </w:rPr>
+      </w:pPr>
+      <w:r>
+        <w:rPr>
+          <w:rFonts w:ascii="Courier New" w:hAnsi="Courier New" w:cs="Courier New"/>
+        </w:rPr>
+        <w:t>&gt;&gt; Are there such things as *junk* projects - i.e. projects that look like they're likely to fail?</w:t>
+      </w:r>
+    </w:p>
+    <w:p>
+      <w:pPr>
+        <w:pStyle w:val="PlainText"/>
+        <w:rPr>
+          <w:rFonts w:ascii="Courier New" w:hAnsi="Courier New" w:cs="Courier New"/>
+        </w:rPr>
+      </w:pPr>
+    </w:p>
+    <w:p>
+      <w:pPr>
+        <w:pStyle w:val="PlainText"/>
+        <w:rPr>
+          <w:rFonts w:ascii="Courier New" w:hAnsi="Courier New" w:cs="Courier New"/>
+        </w:rPr>
+      </w:pPr>
+      <w:r>
+        <w:rPr>
+          <w:rFonts w:ascii="Courier New" w:hAnsi="Courier New" w:cs="Courier New"/>
+        </w:rPr>
+        <w:t>Secondly:</w:t>
+      </w:r>
+    </w:p>
+    <w:p>
+      <w:pPr>
+        <w:pStyle w:val="PlainText"/>
+        <w:rPr>
+          <w:rFonts w:ascii="Courier New" w:hAnsi="Courier New" w:cs="Courier New"/>
+        </w:rPr>
+      </w:pPr>
+    </w:p>
+    <w:p>
+      <w:pPr>
+        <w:pStyle w:val="PlainText"/>
+        <w:rPr>
+          <w:rFonts w:ascii="Courier New" w:hAnsi="Courier New" w:cs="Courier New"/>
+        </w:rPr>
+      </w:pPr>
+      <w:r>
+        <w:rPr>
+          <w:rFonts w:ascii="Courier New" w:hAnsi="Courier New" w:cs="Courier New"/>
+        </w:rPr>
+        <w:t xml:space="preserve">&gt;&gt; Could some of those projects </w:t>
+      </w:r>
+      <w:proofErr w:type="gramStart"/>
+      <w:r>
+        <w:rPr>
+          <w:rFonts w:ascii="Courier New" w:hAnsi="Courier New" w:cs="Courier New"/>
+        </w:rPr>
+        <w:t>actually be</w:t>
+      </w:r>
+      <w:proofErr w:type="gramEnd"/>
+      <w:r>
+        <w:rPr>
+          <w:rFonts w:ascii="Courier New" w:hAnsi="Courier New" w:cs="Courier New"/>
+        </w:rPr>
+        <w:t xml:space="preserve"> more successful and/or more rewarding to work on that projects that look like they might be a success?</w:t>
+      </w:r>
+    </w:p>
+    <w:p>
+      <w:pPr>
+        <w:pStyle w:val="PlainText"/>
+        <w:rPr>
+          <w:rFonts w:ascii="Courier New" w:hAnsi="Courier New" w:cs="Courier New"/>
+        </w:rPr>
+      </w:pPr>
+    </w:p>
+    <w:p>
+      <w:pPr>
+        <w:pStyle w:val="PlainText"/>
+        <w:rPr>
+          <w:rFonts w:ascii="Courier New" w:hAnsi="Courier New" w:cs="Courier New"/>
+        </w:rPr>
+      </w:pPr>
+      <w:r>
+        <w:rPr>
+          <w:rFonts w:ascii="Courier New" w:hAnsi="Courier New" w:cs="Courier New"/>
+        </w:rPr>
+        <w:t>Thirdly:</w:t>
+      </w:r>
+    </w:p>
+    <w:p>
+      <w:pPr>
+        <w:pStyle w:val="PlainText"/>
+        <w:rPr>
+          <w:rFonts w:ascii="Courier New" w:hAnsi="Courier New" w:cs="Courier New"/>
+        </w:rPr>
+      </w:pPr>
+    </w:p>
+    <w:p>
+      <w:pPr>
+        <w:pStyle w:val="PlainText"/>
+        <w:rPr>
+          <w:rFonts w:ascii="Courier New" w:hAnsi="Courier New" w:cs="Courier New"/>
+        </w:rPr>
+      </w:pPr>
+      <w:r>
+        <w:rPr>
+          <w:rFonts w:ascii="Courier New" w:hAnsi="Courier New" w:cs="Courier New"/>
+        </w:rPr>
+        <w:t>&gt;&gt; If the second question is true, is there some way to deliberately *junk* a project - that is change a perception of perceived success into a perception of perceived failure?</w:t>
+      </w:r>
+    </w:p>
+    <w:p>
+      <w:pPr>
+        <w:pStyle w:val="PlainText"/>
+        <w:rPr>
+          <w:rFonts w:ascii="Courier New" w:hAnsi="Courier New" w:cs="Courier New"/>
+        </w:rPr>
+      </w:pPr>
+    </w:p>
+    <w:p>
+      <w:pPr>
+        <w:pStyle w:val="PlainText"/>
+        <w:rPr>
+          <w:rFonts w:ascii="Courier New" w:hAnsi="Courier New" w:cs="Courier New"/>
+        </w:rPr>
+      </w:pPr>
+      <w:r>
+        <w:rPr>
+          <w:rFonts w:ascii="Courier New" w:hAnsi="Courier New" w:cs="Courier New"/>
+        </w:rPr>
+        <w:t xml:space="preserve">Finally: </w:t>
+      </w:r>
+    </w:p>
+    <w:p>
+      <w:pPr>
+        <w:pStyle w:val="PlainText"/>
+        <w:rPr>
+          <w:rFonts w:ascii="Courier New" w:hAnsi="Courier New" w:cs="Courier New"/>
+        </w:rPr>
+      </w:pPr>
+    </w:p>
+    <w:p>
+      <w:pPr>
+        <w:pStyle w:val="PlainText"/>
+        <w:rPr>
+          <w:rFonts w:ascii="Courier New" w:hAnsi="Courier New" w:cs="Courier New"/>
+        </w:rPr>
+      </w:pPr>
+      <w:r>
+        <w:rPr>
+          <w:rFonts w:ascii="Courier New" w:hAnsi="Courier New" w:cs="Courier New"/>
+        </w:rPr>
+        <w:t xml:space="preserve">&gt;&gt; Let's just make sure that whatever we do, that no one goes to jail (no one we like, anyway). </w:t>
+      </w:r>
+    </w:p>
+    <w:p>
+      <w:pPr>
+        <w:pStyle w:val="PlainText"/>
+        <w:rPr>
+          <w:rFonts w:ascii="Courier New" w:hAnsi="Courier New" w:cs="Courier New"/>
+        </w:rPr>
+      </w:pPr>
+    </w:p>
+    <w:p>
+      <w:pPr>
+        <w:pStyle w:val="Heading3"/>
+      </w:pPr>
+      <w:r>
+        <w:t>## How to junk a project</w:t>
+      </w:r>
+    </w:p>
+    <w:p>
+      <w:pPr>
+        <w:pStyle w:val="PlainText"/>
+        <w:rPr>
+          <w:rFonts w:ascii="Courier New" w:hAnsi="Courier New" w:cs="Courier New"/>
+        </w:rPr>
+      </w:pPr>
+    </w:p>
+    <w:p>
+      <w:pPr>
+        <w:pStyle w:val="Heading4"/>
+      </w:pPr>
+      <w:r>
+        <w:t>### 1</w:t>
+      </w:r>
+      <w:r>
+        <w:t>.</w:t>
+      </w:r>
+      <w:r>
+        <w:t xml:space="preserve"> Find out how much work is involved 2</w:t>
+      </w:r>
+      <w:r>
+        <w:t xml:space="preserve"> S</w:t>
+      </w:r>
+      <w:r>
+        <w:t>how actual progress through that work</w:t>
+      </w:r>
+    </w:p>
+    <w:p>
+      <w:pPr>
+        <w:pStyle w:val="PlainText"/>
+        <w:rPr>
+          <w:rFonts w:ascii="Courier New" w:hAnsi="Courier New" w:cs="Courier New"/>
+        </w:rPr>
+      </w:pPr>
+    </w:p>
+    <w:p>
+      <w:pPr>
+        <w:pStyle w:val="PlainText"/>
+        <w:rPr>
+          <w:rFonts w:ascii="Courier New" w:hAnsi="Courier New" w:cs="Courier New"/>
+        </w:rPr>
+      </w:pPr>
+      <w:r>
+        <w:rPr>
+          <w:rFonts w:ascii="Courier New" w:hAnsi="Courier New" w:cs="Courier New"/>
+        </w:rPr>
+        <w:t xml:space="preserve">One straight-forward way to change the perception of the likelihood of success on a project is to make a list of all the things that need doing on a project, get some idea of how big those things are relative to each other and then show what is the project's actual progress through that work. </w:t>
+      </w:r>
+    </w:p>
+    <w:p>
+      <w:pPr>
+        <w:pStyle w:val="PlainText"/>
+        <w:rPr>
+          <w:rFonts w:ascii="Courier New" w:hAnsi="Courier New" w:cs="Courier New"/>
+        </w:rPr>
+      </w:pPr>
+    </w:p>
+    <w:p>
+      <w:pPr>
+        <w:pStyle w:val="Heading3"/>
+      </w:pPr>
+      <w:r>
+        <w:t>### Describe any immovable obstacles</w:t>
+      </w:r>
+    </w:p>
+    <w:p>
+      <w:pPr>
+        <w:pStyle w:val="PlainText"/>
+        <w:rPr>
+          <w:rFonts w:ascii="Courier New" w:hAnsi="Courier New" w:cs="Courier New"/>
+        </w:rPr>
+      </w:pPr>
+      <w:r>
+        <w:rPr>
+          <w:rFonts w:ascii="Courier New" w:hAnsi="Courier New" w:cs="Courier New"/>
+        </w:rPr>
+        <w:t xml:space="preserve">Is there anything that is completely stopping your project from ever being a chance of success? For example, have you been forbidden to talk to the people who can tell you what the product should do? Or have you been told that the product will have to interface with a database that you know doesn't exist and there are no plans to build (both of those are real examples, from a real organisation). Have you been forbidden to talk to users? Is platform supposed to be hosted on a server that no one in the organisation has ever managed to procure and make ready for live? </w:t>
+      </w:r>
+    </w:p>
+    <w:p>
+      <w:pPr>
+        <w:pStyle w:val="PlainText"/>
+        <w:rPr>
+          <w:rFonts w:ascii="Courier New" w:hAnsi="Courier New" w:cs="Courier New"/>
+        </w:rPr>
+      </w:pPr>
+    </w:p>
+    <w:p>
+      <w:pPr>
+        <w:pStyle w:val="Heading3"/>
+      </w:pPr>
+      <w:r>
+        <w:lastRenderedPageBreak/>
+        <w:t>### Find out how similar projects performed</w:t>
+      </w:r>
+    </w:p>
+    <w:p>
+      <w:pPr>
+        <w:pStyle w:val="PlainText"/>
+        <w:rPr>
+          <w:rFonts w:ascii="Courier New" w:hAnsi="Courier New" w:cs="Courier New"/>
+        </w:rPr>
+      </w:pPr>
+      <w:r>
+        <w:rPr>
+          <w:rFonts w:ascii="Courier New" w:hAnsi="Courier New" w:cs="Courier New"/>
+        </w:rPr>
+        <w:t xml:space="preserve">This is a fascinating one. Because, according to the Nobel prize-winning author Daniel Kahneman, how other projects in an organisation perform is probably the best guide that you </w:t>
+      </w:r>
+      <w:proofErr w:type="gramStart"/>
+      <w:r>
+        <w:rPr>
+          <w:rFonts w:ascii="Courier New" w:hAnsi="Courier New" w:cs="Courier New"/>
+        </w:rPr>
+        <w:t>have to</w:t>
+      </w:r>
+      <w:proofErr w:type="gramEnd"/>
+      <w:r>
+        <w:rPr>
+          <w:rFonts w:ascii="Courier New" w:hAnsi="Courier New" w:cs="Courier New"/>
+        </w:rPr>
+        <w:t xml:space="preserve"> how your project is going to perform. At the same time, my experience is that if you ask this question anybody who might actually know how previous projects performed will either feign ignorance or amnesia about how they performed, or have a really very good explanation (in that it's enthusiastically and optimistically expressed) about why this project is different.</w:t>
+      </w:r>
+    </w:p>
+    <w:p>
+      <w:pPr>
+        <w:pStyle w:val="PlainText"/>
+        <w:rPr>
+          <w:rFonts w:ascii="Courier New" w:hAnsi="Courier New" w:cs="Courier New"/>
+        </w:rPr>
+      </w:pPr>
+    </w:p>
+    <w:p>
+      <w:pPr>
+        <w:pStyle w:val="Heading3"/>
+      </w:pPr>
+      <w:r>
+        <w:t>### Describe the value stream</w:t>
+      </w:r>
+    </w:p>
+    <w:p>
+      <w:pPr>
+        <w:pStyle w:val="PlainText"/>
+        <w:rPr>
+          <w:rFonts w:ascii="Courier New" w:hAnsi="Courier New" w:cs="Courier New"/>
+        </w:rPr>
+      </w:pPr>
+    </w:p>
+    <w:p>
+      <w:pPr>
+        <w:pStyle w:val="Heading2"/>
+      </w:pPr>
+      <w:r>
+        <w:t>## You (probably) won't end up in jail, but you might get kicked off the project</w:t>
+      </w:r>
+    </w:p>
+    <w:p>
+      <w:pPr>
+        <w:pStyle w:val="PlainText"/>
+        <w:rPr>
+          <w:rFonts w:ascii="Courier New" w:hAnsi="Courier New" w:cs="Courier New"/>
+        </w:rPr>
+      </w:pPr>
+      <w:r>
+        <w:rPr>
+          <w:rFonts w:ascii="Courier New" w:hAnsi="Courier New" w:cs="Courier New"/>
+        </w:rPr>
+        <w:t xml:space="preserve">When you start to junk a project, the authorities will try to stop you. </w:t>
+      </w:r>
+    </w:p>
+    <w:p>
+      <w:pPr>
+        <w:pStyle w:val="PlainText"/>
+        <w:rPr>
+          <w:rFonts w:ascii="Courier New" w:hAnsi="Courier New" w:cs="Courier New"/>
+        </w:rPr>
+      </w:pPr>
+    </w:p>
+    <w:p>
+      <w:pPr>
+        <w:pStyle w:val="PlainText"/>
+        <w:rPr>
+          <w:rFonts w:ascii="Courier New" w:hAnsi="Courier New" w:cs="Courier New"/>
+        </w:rPr>
+      </w:pPr>
+      <w:r>
+        <w:rPr>
+          <w:rFonts w:ascii="Courier New" w:hAnsi="Courier New" w:cs="Courier New"/>
+        </w:rPr>
+        <w:t>Oh shit, I've realised that I could do this for *this* project (delivering the impossible).</w:t>
+      </w:r>
+    </w:p>
+    <w:p>
+      <w:pPr>
+        <w:pStyle w:val="PlainText"/>
+        <w:rPr>
+          <w:rFonts w:ascii="Courier New" w:hAnsi="Courier New" w:cs="Courier New"/>
+        </w:rPr>
+      </w:pPr>
+    </w:p>
+    <w:p>
+      <w:pPr>
+        <w:pStyle w:val="Heading2"/>
+      </w:pPr>
+      <w:r>
+        <w:t xml:space="preserve"># Identifying Contradictions is a Good and Scary Thing </w:t>
+      </w:r>
+    </w:p>
+    <w:p>
+      <w:pPr>
+        <w:pStyle w:val="PlainText"/>
+        <w:rPr>
+          <w:rFonts w:ascii="Courier New" w:hAnsi="Courier New" w:cs="Courier New"/>
+        </w:rPr>
+      </w:pPr>
+    </w:p>
+    <w:p>
+      <w:pPr>
+        <w:pStyle w:val="PlainText"/>
+        <w:rPr>
+          <w:rFonts w:ascii="Courier New" w:hAnsi="Courier New" w:cs="Courier New"/>
+        </w:rPr>
+      </w:pPr>
+      <w:r>
+        <w:rPr>
+          <w:rFonts w:ascii="Courier New" w:hAnsi="Courier New" w:cs="Courier New"/>
+        </w:rPr>
+        <w:t xml:space="preserve">There are no contradictions in nature. Contradictions only exist in our models of the world. Contradictions arise from one part of our model not aligning with another part of our model. </w:t>
+      </w:r>
+    </w:p>
+    <w:p>
+      <w:pPr>
+        <w:pStyle w:val="PlainText"/>
+        <w:rPr>
+          <w:rFonts w:ascii="Courier New" w:hAnsi="Courier New" w:cs="Courier New"/>
+        </w:rPr>
+      </w:pPr>
+    </w:p>
+    <w:p>
+      <w:pPr>
+        <w:pStyle w:val="PlainText"/>
+        <w:rPr>
+          <w:rFonts w:ascii="Courier New" w:hAnsi="Courier New" w:cs="Courier New"/>
+        </w:rPr>
+      </w:pPr>
+      <w:r>
+        <w:rPr>
+          <w:rFonts w:ascii="Courier New" w:hAnsi="Courier New" w:cs="Courier New"/>
+        </w:rPr>
+        <w:t>What this means is that when we unearth a contradiction, we *should* be very pleased. Because what it tells us is that our models are wrong in some way and it gives us some chance to amend our models.</w:t>
+      </w:r>
+    </w:p>
+    <w:p>
+      <w:pPr>
+        <w:pStyle w:val="PlainText"/>
+        <w:rPr>
+          <w:rFonts w:ascii="Courier New" w:hAnsi="Courier New" w:cs="Courier New"/>
+        </w:rPr>
+      </w:pPr>
+    </w:p>
+    <w:p>
+      <w:pPr>
+        <w:pStyle w:val="PlainText"/>
+        <w:rPr>
+          <w:rFonts w:ascii="Courier New" w:hAnsi="Courier New" w:cs="Courier New"/>
+        </w:rPr>
+      </w:pPr>
+      <w:r>
+        <w:rPr>
+          <w:rFonts w:ascii="Courier New" w:hAnsi="Courier New" w:cs="Courier New"/>
+        </w:rPr>
+        <w:t>Unearthing a contradiction tells us that our map is wrong in some way. Very often our first reaction to this can be denial. The map isn't wrong. The map *shouldn't* be wrong. As with Elisabeth Kubler-Ross's stages of grief, the next response is often an emotional one. The map "can't be wrong", what the hell are we going to do if the map is wrong? Why the hell didn't anyone tell me that the map is wrong?</w:t>
+      </w:r>
+    </w:p>
+    <w:p>
+      <w:pPr>
+        <w:pStyle w:val="PlainText"/>
+        <w:rPr>
+          <w:rFonts w:ascii="Courier New" w:hAnsi="Courier New" w:cs="Courier New"/>
+        </w:rPr>
+      </w:pPr>
+    </w:p>
+    <w:p>
+      <w:pPr>
+        <w:pStyle w:val="PlainText"/>
+        <w:rPr>
+          <w:rFonts w:ascii="Courier New" w:hAnsi="Courier New" w:cs="Courier New"/>
+        </w:rPr>
+      </w:pPr>
+      <w:r>
+        <w:rPr>
+          <w:rFonts w:ascii="Courier New" w:hAnsi="Courier New" w:cs="Courier New"/>
+        </w:rPr>
+        <w:t xml:space="preserve">The hardest, but most important thing to remember about contradictions is that they are the universe telling you something. But often expression contradictions and acknowledging them can seem utterly disabling. </w:t>
+      </w:r>
+    </w:p>
+    <w:p>
+      <w:pPr>
+        <w:pStyle w:val="PlainText"/>
+        <w:rPr>
+          <w:rFonts w:ascii="Courier New" w:hAnsi="Courier New" w:cs="Courier New"/>
+        </w:rPr>
+      </w:pPr>
+    </w:p>
+    <w:p>
+      <w:pPr>
+        <w:pStyle w:val="PlainText"/>
+        <w:rPr>
+          <w:rFonts w:ascii="Courier New" w:hAnsi="Courier New" w:cs="Courier New"/>
+        </w:rPr>
+      </w:pPr>
+      <w:r>
+        <w:rPr>
+          <w:rFonts w:ascii="Courier New" w:hAnsi="Courier New" w:cs="Courier New"/>
+        </w:rPr>
+        <w:t xml:space="preserve">The main contradiction that we've unearthed in this book is that the process for getting resources to do a project (the funding value stream) is threatened and attacked by the actual process of implementing the project and getting value from what the project produces (the product value stream). </w:t>
+      </w:r>
+    </w:p>
+    <w:p>
+      <w:pPr>
+        <w:pStyle w:val="PlainText"/>
+        <w:rPr>
+          <w:rFonts w:ascii="Courier New" w:hAnsi="Courier New" w:cs="Courier New"/>
+        </w:rPr>
+      </w:pPr>
+    </w:p>
+    <w:p>
+      <w:pPr>
+        <w:pStyle w:val="PlainText"/>
+        <w:rPr>
+          <w:rFonts w:ascii="Courier New" w:hAnsi="Courier New" w:cs="Courier New"/>
+        </w:rPr>
+      </w:pPr>
+      <w:r>
+        <w:rPr>
+          <w:rFonts w:ascii="Courier New" w:hAnsi="Courier New" w:cs="Courier New"/>
+        </w:rPr>
+        <w:t>One response to this contradiction could be denial "I don't see that as a problem in my organisation," or "I've never seen that as a problem on all the successful projects that I've delivered." Well, I'm sorry, but I don't believe you.</w:t>
+      </w:r>
+    </w:p>
+    <w:p>
+      <w:pPr>
+        <w:pStyle w:val="PlainText"/>
+        <w:rPr>
+          <w:rFonts w:ascii="Courier New" w:hAnsi="Courier New" w:cs="Courier New"/>
+        </w:rPr>
+      </w:pPr>
+    </w:p>
+    <w:p>
+      <w:pPr>
+        <w:pStyle w:val="PlainText"/>
+        <w:rPr>
+          <w:rFonts w:ascii="Courier New" w:hAnsi="Courier New" w:cs="Courier New"/>
+        </w:rPr>
+      </w:pPr>
+      <w:r>
+        <w:rPr>
+          <w:rFonts w:ascii="Courier New" w:hAnsi="Courier New" w:cs="Courier New"/>
+        </w:rPr>
+        <w:t>Another response might be anger and frustration followed by, or accompanied by despair and depression (yes, I know it mirrors the Kubler Ross a bit, but I can't see where the bargaining comes in).</w:t>
+      </w:r>
+    </w:p>
+    <w:p>
+      <w:pPr>
+        <w:pStyle w:val="PlainText"/>
+        <w:rPr>
+          <w:rFonts w:ascii="Courier New" w:hAnsi="Courier New" w:cs="Courier New"/>
+        </w:rPr>
+      </w:pPr>
+    </w:p>
+    <w:p>
+      <w:pPr>
+        <w:pStyle w:val="PlainText"/>
+        <w:rPr>
+          <w:rFonts w:ascii="Courier New" w:hAnsi="Courier New" w:cs="Courier New"/>
+        </w:rPr>
+      </w:pPr>
+      <w:r>
+        <w:rPr>
+          <w:rFonts w:ascii="Courier New" w:hAnsi="Courier New" w:cs="Courier New"/>
+        </w:rPr>
+        <w:t xml:space="preserve">But beyond all this comes acceptance. Once we've noticed the contradiction, we can start to manage it. </w:t>
+      </w:r>
+    </w:p>
+    <w:p>
+      <w:pPr>
+        <w:pStyle w:val="PlainText"/>
+        <w:rPr>
+          <w:rFonts w:ascii="Courier New" w:hAnsi="Courier New" w:cs="Courier New"/>
+        </w:rPr>
+      </w:pPr>
+    </w:p>
+    <w:p>
+      <w:pPr>
+        <w:pStyle w:val="PlainText"/>
+        <w:rPr>
+          <w:rFonts w:ascii="Courier New" w:hAnsi="Courier New" w:cs="Courier New"/>
+        </w:rPr>
+      </w:pPr>
+      <w:r>
+        <w:rPr>
+          <w:rFonts w:ascii="Courier New" w:hAnsi="Courier New" w:cs="Courier New"/>
+        </w:rPr>
+        <w:t xml:space="preserve">You would think. </w:t>
+      </w:r>
+    </w:p>
+    <w:p>
+      <w:pPr>
+        <w:pStyle w:val="PlainText"/>
+        <w:rPr>
+          <w:rFonts w:ascii="Courier New" w:hAnsi="Courier New" w:cs="Courier New"/>
+        </w:rPr>
+      </w:pPr>
+    </w:p>
+    <w:p>
+      <w:pPr>
+        <w:pStyle w:val="PlainText"/>
+        <w:rPr>
+          <w:rFonts w:ascii="Courier New" w:hAnsi="Courier New" w:cs="Courier New"/>
+        </w:rPr>
+      </w:pPr>
+      <w:r>
+        <w:rPr>
+          <w:rFonts w:ascii="Courier New" w:hAnsi="Courier New" w:cs="Courier New"/>
+        </w:rPr>
+        <w:t xml:space="preserve">But that's not my experience, even with myself. Contradictions are slippery, they want to hide. They are difficult to communicate with other people. We don't naturally think in contradictions. That is, well, we know that we do *actually* think in contradictions, but we don't like to *think* that we do. </w:t>
+      </w:r>
+    </w:p>
+    <w:p>
+      <w:pPr>
+        <w:pStyle w:val="PlainText"/>
+        <w:rPr>
+          <w:rFonts w:ascii="Courier New" w:hAnsi="Courier New" w:cs="Courier New"/>
+        </w:rPr>
+      </w:pPr>
+    </w:p>
+    <w:p>
+      <w:pPr>
+        <w:pStyle w:val="PlainText"/>
+        <w:rPr>
+          <w:rFonts w:ascii="Courier New" w:hAnsi="Courier New" w:cs="Courier New"/>
+        </w:rPr>
+      </w:pPr>
+      <w:r>
+        <w:rPr>
+          <w:rFonts w:ascii="Courier New" w:hAnsi="Courier New" w:cs="Courier New"/>
+        </w:rPr>
+        <w:t>Rather, in situations where we're talking about work, we tend to like to talk in absolutes. "On time, to budget.", "Error free."</w:t>
+      </w:r>
+    </w:p>
+    <w:p>
+      <w:pPr>
+        <w:pStyle w:val="PlainText"/>
+        <w:rPr>
+          <w:rFonts w:ascii="Courier New" w:hAnsi="Courier New" w:cs="Courier New"/>
+        </w:rPr>
+      </w:pPr>
+    </w:p>
+    <w:p>
+      <w:pPr>
+        <w:pStyle w:val="Heading3"/>
+      </w:pPr>
+      <w:r>
+        <w:t>## Koans</w:t>
+      </w:r>
+    </w:p>
+    <w:p>
+      <w:pPr>
+        <w:pStyle w:val="PlainText"/>
+        <w:rPr>
+          <w:rFonts w:ascii="Courier New" w:hAnsi="Courier New" w:cs="Courier New"/>
+        </w:rPr>
+      </w:pPr>
+    </w:p>
+    <w:p>
+      <w:pPr>
+        <w:pStyle w:val="PlainText"/>
+        <w:rPr>
+          <w:rFonts w:ascii="Courier New" w:hAnsi="Courier New" w:cs="Courier New"/>
+        </w:rPr>
+      </w:pPr>
+      <w:r>
+        <w:rPr>
+          <w:rFonts w:ascii="Courier New" w:hAnsi="Courier New" w:cs="Courier New"/>
+        </w:rPr>
+        <w:t>In one of the main schools of Zen, which describes itself as a "Way of Liberation" rather than a religion or a philosophy, one of the ways in which spiritual enlightenment is achieved is through the contemplation, discussion and direct experience of "</w:t>
+      </w:r>
+      <w:proofErr w:type="spellStart"/>
+      <w:r>
+        <w:rPr>
+          <w:rFonts w:ascii="Courier New" w:hAnsi="Courier New" w:cs="Courier New"/>
+        </w:rPr>
+        <w:t>koans</w:t>
+      </w:r>
+      <w:proofErr w:type="spellEnd"/>
+      <w:r>
+        <w:rPr>
+          <w:rFonts w:ascii="Courier New" w:hAnsi="Courier New" w:cs="Courier New"/>
+        </w:rPr>
+        <w:t>." It its simplest translation, "</w:t>
+      </w:r>
+      <w:proofErr w:type="spellStart"/>
+      <w:r>
+        <w:rPr>
+          <w:rFonts w:ascii="Courier New" w:hAnsi="Courier New" w:cs="Courier New"/>
+        </w:rPr>
+        <w:t>koan</w:t>
+      </w:r>
+      <w:proofErr w:type="spellEnd"/>
+      <w:r>
+        <w:rPr>
+          <w:rFonts w:ascii="Courier New" w:hAnsi="Courier New" w:cs="Courier New"/>
+        </w:rPr>
+        <w:t xml:space="preserve">" means "case" - as in a legal case. Probably the most famous </w:t>
+      </w:r>
+      <w:proofErr w:type="spellStart"/>
+      <w:r>
+        <w:rPr>
+          <w:rFonts w:ascii="Courier New" w:hAnsi="Courier New" w:cs="Courier New"/>
+        </w:rPr>
+        <w:t>koan</w:t>
+      </w:r>
+      <w:proofErr w:type="spellEnd"/>
+      <w:r>
+        <w:rPr>
+          <w:rFonts w:ascii="Courier New" w:hAnsi="Courier New" w:cs="Courier New"/>
+        </w:rPr>
+        <w:t xml:space="preserve">, which many people who might never even have heard of Zen might know is "the sound of one hand clapping" which is one of the first </w:t>
+      </w:r>
+      <w:proofErr w:type="spellStart"/>
+      <w:r>
+        <w:rPr>
+          <w:rFonts w:ascii="Courier New" w:hAnsi="Courier New" w:cs="Courier New"/>
+        </w:rPr>
+        <w:t>koans</w:t>
+      </w:r>
+      <w:proofErr w:type="spellEnd"/>
+      <w:r>
+        <w:rPr>
+          <w:rFonts w:ascii="Courier New" w:hAnsi="Courier New" w:cs="Courier New"/>
+        </w:rPr>
+        <w:t xml:space="preserve"> presented to students of Zen.</w:t>
+      </w:r>
+    </w:p>
+    <w:p>
+      <w:pPr>
+        <w:pStyle w:val="PlainText"/>
+        <w:rPr>
+          <w:rFonts w:ascii="Courier New" w:hAnsi="Courier New" w:cs="Courier New"/>
+        </w:rPr>
+      </w:pPr>
+    </w:p>
+    <w:p>
+      <w:pPr>
+        <w:pStyle w:val="Heading2"/>
+      </w:pPr>
+      <w:r>
+        <w:t># What if I junk my own project</w:t>
+      </w:r>
+    </w:p>
+    <w:p>
+      <w:pPr>
+        <w:pStyle w:val="PlainText"/>
+        <w:rPr>
+          <w:rFonts w:ascii="Courier New" w:hAnsi="Courier New" w:cs="Courier New"/>
+        </w:rPr>
+      </w:pPr>
+    </w:p>
+    <w:p>
+      <w:pPr>
+        <w:pStyle w:val="PlainText"/>
+        <w:rPr>
+          <w:rFonts w:ascii="Courier New" w:hAnsi="Courier New" w:cs="Courier New"/>
+        </w:rPr>
+      </w:pPr>
+      <w:proofErr w:type="gramStart"/>
+      <w:r>
+        <w:rPr>
+          <w:rFonts w:ascii="Courier New" w:hAnsi="Courier New" w:cs="Courier New"/>
+        </w:rPr>
+        <w:t>So</w:t>
+      </w:r>
+      <w:proofErr w:type="gramEnd"/>
+      <w:r>
+        <w:rPr>
+          <w:rFonts w:ascii="Courier New" w:hAnsi="Courier New" w:cs="Courier New"/>
+        </w:rPr>
+        <w:t xml:space="preserve"> I don't know if this is already to "meta" but yesterday when I was writing about junking my own project, but I had the rogue thought that I could do the same to this project - writing this book. </w:t>
+      </w:r>
+    </w:p>
+    <w:p>
+      <w:pPr>
+        <w:pStyle w:val="PlainText"/>
+        <w:rPr>
+          <w:rFonts w:ascii="Courier New" w:hAnsi="Courier New" w:cs="Courier New"/>
+        </w:rPr>
+      </w:pPr>
+    </w:p>
+    <w:p>
+      <w:pPr>
+        <w:pStyle w:val="Heading3"/>
+      </w:pPr>
+      <w:r>
+        <w:t>### 1) Find out how much work is involved 2) Show actual progress through that work</w:t>
+      </w:r>
+    </w:p>
+    <w:p>
+      <w:pPr>
+        <w:pStyle w:val="PlainText"/>
+        <w:rPr>
+          <w:rFonts w:ascii="Courier New" w:hAnsi="Courier New" w:cs="Courier New"/>
+        </w:rPr>
+      </w:pPr>
+      <w:r>
+        <w:rPr>
+          <w:rFonts w:ascii="Courier New" w:hAnsi="Courier New" w:cs="Courier New"/>
+        </w:rPr>
+        <w:t xml:space="preserve">I don't know how much work is involved. I'll know more after I've made it to the </w:t>
+      </w:r>
+      <w:proofErr w:type="gramStart"/>
+      <w:r>
+        <w:rPr>
+          <w:rFonts w:ascii="Courier New" w:hAnsi="Courier New" w:cs="Courier New"/>
+        </w:rPr>
+        <w:t>fifty page</w:t>
+      </w:r>
+      <w:proofErr w:type="gramEnd"/>
+      <w:r>
+        <w:rPr>
+          <w:rFonts w:ascii="Courier New" w:hAnsi="Courier New" w:cs="Courier New"/>
+        </w:rPr>
+        <w:t xml:space="preserve"> alpha. </w:t>
+      </w:r>
+    </w:p>
+    <w:p>
+      <w:pPr>
+        <w:pStyle w:val="PlainText"/>
+        <w:rPr>
+          <w:rFonts w:ascii="Courier New" w:hAnsi="Courier New" w:cs="Courier New"/>
+        </w:rPr>
+      </w:pPr>
+    </w:p>
+    <w:p>
+      <w:pPr>
+        <w:pStyle w:val="Heading4"/>
+      </w:pPr>
+      <w:r>
+        <w:t>#### What is your actual progress compared to reality?</w:t>
+      </w:r>
+    </w:p>
+    <w:p>
+      <w:pPr>
+        <w:pStyle w:val="PlainText"/>
+        <w:rPr>
+          <w:rFonts w:ascii="Courier New" w:hAnsi="Courier New" w:cs="Courier New"/>
+        </w:rPr>
+      </w:pPr>
+      <w:r>
+        <w:rPr>
+          <w:rFonts w:ascii="Courier New" w:hAnsi="Courier New" w:cs="Courier New"/>
+        </w:rPr>
+        <w:t xml:space="preserve">* So </w:t>
+      </w:r>
+      <w:proofErr w:type="gramStart"/>
+      <w:r>
+        <w:rPr>
+          <w:rFonts w:ascii="Courier New" w:hAnsi="Courier New" w:cs="Courier New"/>
+        </w:rPr>
+        <w:t>far</w:t>
+      </w:r>
+      <w:proofErr w:type="gramEnd"/>
+      <w:r>
+        <w:rPr>
+          <w:rFonts w:ascii="Courier New" w:hAnsi="Courier New" w:cs="Courier New"/>
+        </w:rPr>
+        <w:t xml:space="preserve"> I've written about 12 pages (8-9 percent of what is needed - but it's not in a fit state for publishing).</w:t>
+      </w:r>
+    </w:p>
+    <w:p>
+      <w:pPr>
+        <w:pStyle w:val="PlainText"/>
+        <w:rPr>
+          <w:rFonts w:ascii="Courier New" w:hAnsi="Courier New" w:cs="Courier New"/>
+        </w:rPr>
+      </w:pPr>
+    </w:p>
+    <w:p>
+      <w:pPr>
+        <w:pStyle w:val="Heading3"/>
+      </w:pPr>
+      <w:r>
+        <w:t>### Describe any obstacles</w:t>
+      </w:r>
+    </w:p>
+    <w:p>
+      <w:pPr>
+        <w:pStyle w:val="PlainText"/>
+        <w:rPr>
+          <w:rFonts w:ascii="Courier New" w:hAnsi="Courier New" w:cs="Courier New"/>
+        </w:rPr>
+      </w:pPr>
+      <w:r>
+        <w:rPr>
+          <w:rFonts w:ascii="Courier New" w:hAnsi="Courier New" w:cs="Courier New"/>
+        </w:rPr>
+        <w:t xml:space="preserve">* I'm busy with at least three or four other things (Greek, work, comedy, walking). </w:t>
+      </w:r>
+    </w:p>
+    <w:p>
+      <w:pPr>
+        <w:pStyle w:val="PlainText"/>
+        <w:rPr>
+          <w:rFonts w:ascii="Courier New" w:hAnsi="Courier New" w:cs="Courier New"/>
+        </w:rPr>
+      </w:pPr>
+    </w:p>
+    <w:p>
+      <w:pPr>
+        <w:pStyle w:val="PlainText"/>
+        <w:rPr>
+          <w:rFonts w:ascii="Courier New" w:hAnsi="Courier New" w:cs="Courier New"/>
+        </w:rPr>
+      </w:pPr>
+      <w:r>
+        <w:rPr>
+          <w:rFonts w:ascii="Courier New" w:hAnsi="Courier New" w:cs="Courier New"/>
+        </w:rPr>
+        <w:t>* I don't have confidence/experience that I can deliver a book.</w:t>
+      </w:r>
+    </w:p>
+    <w:p>
+      <w:pPr>
+        <w:pStyle w:val="PlainText"/>
+        <w:rPr>
+          <w:rFonts w:ascii="Courier New" w:hAnsi="Courier New" w:cs="Courier New"/>
+        </w:rPr>
+      </w:pPr>
+    </w:p>
+    <w:p>
+      <w:pPr>
+        <w:pStyle w:val="PlainText"/>
+        <w:rPr>
+          <w:rFonts w:ascii="Courier New" w:hAnsi="Courier New" w:cs="Courier New"/>
+        </w:rPr>
+      </w:pPr>
+      <w:r>
+        <w:rPr>
+          <w:rFonts w:ascii="Courier New" w:hAnsi="Courier New" w:cs="Courier New"/>
+        </w:rPr>
+        <w:t>#### What are you doing to discover obstacles?</w:t>
+      </w:r>
+    </w:p>
+    <w:p>
+      <w:pPr>
+        <w:pStyle w:val="PlainText"/>
+        <w:rPr>
+          <w:rFonts w:ascii="Courier New" w:hAnsi="Courier New" w:cs="Courier New"/>
+        </w:rPr>
+      </w:pPr>
+      <w:r>
+        <w:rPr>
+          <w:rFonts w:ascii="Courier New" w:hAnsi="Courier New" w:cs="Courier New"/>
+        </w:rPr>
+        <w:t>Well, I'm doing this, which I didn't think I would do.</w:t>
+      </w:r>
+    </w:p>
+    <w:p>
+      <w:pPr>
+        <w:pStyle w:val="PlainText"/>
+        <w:rPr>
+          <w:rFonts w:ascii="Courier New" w:hAnsi="Courier New" w:cs="Courier New"/>
+        </w:rPr>
+      </w:pPr>
+    </w:p>
+    <w:p>
+      <w:pPr>
+        <w:pStyle w:val="PlainText"/>
+        <w:rPr>
+          <w:rFonts w:ascii="Courier New" w:hAnsi="Courier New" w:cs="Courier New"/>
+        </w:rPr>
+      </w:pPr>
+      <w:r>
+        <w:rPr>
+          <w:rFonts w:ascii="Courier New" w:hAnsi="Courier New" w:cs="Courier New"/>
+        </w:rPr>
+        <w:t>#### What are you doing to address/remove obstacles?</w:t>
+      </w:r>
+    </w:p>
+    <w:p>
+      <w:pPr>
+        <w:pStyle w:val="PlainText"/>
+        <w:rPr>
+          <w:rFonts w:ascii="Courier New" w:hAnsi="Courier New" w:cs="Courier New"/>
+        </w:rPr>
+      </w:pPr>
+      <w:r>
+        <w:rPr>
+          <w:rFonts w:ascii="Courier New" w:hAnsi="Courier New" w:cs="Courier New"/>
+        </w:rPr>
+        <w:t xml:space="preserve">Truth be told, nothing much </w:t>
+      </w:r>
+      <w:proofErr w:type="gramStart"/>
+      <w:r>
+        <w:rPr>
+          <w:rFonts w:ascii="Courier New" w:hAnsi="Courier New" w:cs="Courier New"/>
+        </w:rPr>
+        <w:t>at the moment</w:t>
+      </w:r>
+      <w:proofErr w:type="gramEnd"/>
+      <w:r>
+        <w:rPr>
+          <w:rFonts w:ascii="Courier New" w:hAnsi="Courier New" w:cs="Courier New"/>
+        </w:rPr>
+        <w:t>.</w:t>
+      </w:r>
+    </w:p>
+    <w:p>
+      <w:pPr>
+        <w:pStyle w:val="PlainText"/>
+        <w:rPr>
+          <w:rFonts w:ascii="Courier New" w:hAnsi="Courier New" w:cs="Courier New"/>
+        </w:rPr>
+      </w:pPr>
+    </w:p>
+    <w:p>
+      <w:pPr>
+        <w:pStyle w:val="PlainText"/>
+        <w:rPr>
+          <w:rFonts w:ascii="Courier New" w:hAnsi="Courier New" w:cs="Courier New"/>
+        </w:rPr>
+      </w:pPr>
+      <w:r>
+        <w:rPr>
+          <w:rFonts w:ascii="Courier New" w:hAnsi="Courier New" w:cs="Courier New"/>
+        </w:rPr>
+        <w:t>* I do have this idea of asking people to be alpha readers - I think that might be Steve and The</w:t>
       </w:r>
       <w:bookmarkStart w:id="0" w:name="_GoBack"/>
       <w:bookmarkEnd w:id="0"/>
-    </w:p>
-    <w:p>
-      <w:pPr>
-        <w:pStyle w:val="PlainText"/>
-        <w:rPr>
-          <w:rFonts w:ascii="Courier New" w:hAnsi="Courier New" w:cs="Courier New"/>
-        </w:rPr>
-      </w:pPr>
-    </w:p>
-    <w:p>
-      <w:pPr>
-        <w:pStyle w:val="PlainText"/>
-        <w:rPr>
-          <w:rFonts w:ascii="Courier New" w:hAnsi="Courier New" w:cs="Courier New"/>
-        </w:rPr>
-      </w:pPr>
-      <w:r>
-        <w:rPr>
-          <w:rFonts w:ascii="Courier New" w:hAnsi="Courier New" w:cs="Courier New"/>
-        </w:rPr>
-        <w:t>"Agreed activity" is an idea that I've got from theatrical improvisation. It's when the improvisers who are on stage agree to do something which, from their point of view feels safe, but from the point of view of the audience looks boring.</w:t>
-      </w:r>
-    </w:p>
-    <w:p>
-      <w:pPr>
-        <w:pStyle w:val="PlainText"/>
-        <w:rPr>
-          <w:rFonts w:ascii="Courier New" w:hAnsi="Courier New" w:cs="Courier New"/>
-        </w:rPr>
-      </w:pPr>
-    </w:p>
-    <w:p>
-      <w:pPr>
-        <w:pStyle w:val="PlainText"/>
-        <w:rPr>
-          <w:rFonts w:ascii="Courier New" w:hAnsi="Courier New" w:cs="Courier New"/>
-        </w:rPr>
-      </w:pPr>
-      <w:r>
-        <w:rPr>
-          <w:rFonts w:ascii="Courier New" w:hAnsi="Courier New" w:cs="Courier New"/>
-        </w:rPr>
-        <w:t xml:space="preserve">In improv this often turns out to be </w:t>
+      <w:r>
+        <w:rPr>
+          <w:rFonts w:ascii="Courier New" w:hAnsi="Courier New" w:cs="Courier New"/>
+        </w:rPr>
+        <w:t>mis.</w:t>
+      </w:r>
+    </w:p>
+    <w:p>
+      <w:pPr>
+        <w:pStyle w:val="PlainText"/>
+        <w:rPr>
+          <w:rFonts w:ascii="Courier New" w:hAnsi="Courier New" w:cs="Courier New"/>
+        </w:rPr>
+      </w:pPr>
+    </w:p>
+    <w:p>
+      <w:pPr>
+        <w:pStyle w:val="PlainText"/>
+        <w:rPr>
+          <w:rFonts w:ascii="Courier New" w:hAnsi="Courier New" w:cs="Courier New"/>
+        </w:rPr>
+      </w:pPr>
+      <w:r>
+        <w:rPr>
+          <w:rFonts w:ascii="Courier New" w:hAnsi="Courier New" w:cs="Courier New"/>
+        </w:rPr>
+        <w:t xml:space="preserve">* Before I can show anything to alpha </w:t>
       </w:r>
       <w:proofErr w:type="gramStart"/>
       <w:r>
         <w:rPr>
           <w:rFonts w:ascii="Courier New" w:hAnsi="Courier New" w:cs="Courier New"/>
         </w:rPr>
-        <w:t>some kind of long</w:t>
+        <w:t>readers</w:t>
       </w:r>
       <w:proofErr w:type="gramEnd"/>
       <w:r>
         <w:rPr>
           <w:rFonts w:ascii="Courier New" w:hAnsi="Courier New" w:cs="Courier New"/>
         </w:rPr>
-        <w:t xml:space="preserve">, repetitive activity. If the setting for the scene is a ship (which could sail anywhere and encounter any adventures) an agreed activity might be something like scrubbing the decks. If the setting is a mountain, it will be repetitive climbing, but never getting to the top. </w:t>
-      </w:r>
-    </w:p>
-    <w:p>
-      <w:pPr>
-        <w:pStyle w:val="PlainText"/>
-        <w:rPr>
-          <w:rFonts w:ascii="Courier New" w:hAnsi="Courier New" w:cs="Courier New"/>
-        </w:rPr>
-      </w:pPr>
-    </w:p>
-    <w:p>
-      <w:pPr>
-        <w:pStyle w:val="PlainText"/>
-        <w:rPr>
-          <w:rFonts w:ascii="Courier New" w:hAnsi="Courier New" w:cs="Courier New"/>
-        </w:rPr>
-      </w:pPr>
-      <w:r>
-        <w:rPr>
-          <w:rFonts w:ascii="Courier New" w:hAnsi="Courier New" w:cs="Courier New"/>
-        </w:rPr>
-        <w:t xml:space="preserve">Agreed activity is repetitive and everyone is doing the same thing. Well. It looks like everybody is doing something but if fact they're doing nothing. And this is safe for the improvisers on stage. </w:t>
-      </w:r>
-    </w:p>
-    <w:p>
-      <w:pPr>
-        <w:pStyle w:val="PlainText"/>
-        <w:rPr>
-          <w:rFonts w:ascii="Courier New" w:hAnsi="Courier New" w:cs="Courier New"/>
-        </w:rPr>
-      </w:pPr>
-    </w:p>
-    <w:p>
-      <w:pPr>
-        <w:pStyle w:val="PlainText"/>
-        <w:rPr>
-          <w:rFonts w:ascii="Courier New" w:hAnsi="Courier New" w:cs="Courier New"/>
-        </w:rPr>
-      </w:pPr>
-      <w:r>
-        <w:rPr>
-          <w:rFonts w:ascii="Courier New" w:hAnsi="Courier New" w:cs="Courier New"/>
-        </w:rPr>
-        <w:t xml:space="preserve">The reason improvisers do this is because they are </w:t>
+        <w:t xml:space="preserve"> I need to get into the habit of printing some of this out and editing it on the bus</w:t>
+      </w:r>
+    </w:p>
+    <w:p>
+      <w:pPr>
+        <w:pStyle w:val="PlainText"/>
+        <w:rPr>
+          <w:rFonts w:ascii="Courier New" w:hAnsi="Courier New" w:cs="Courier New"/>
+        </w:rPr>
+      </w:pPr>
+    </w:p>
+    <w:p>
+      <w:pPr>
+        <w:pStyle w:val="PlainText"/>
+        <w:rPr>
+          <w:rFonts w:ascii="Courier New" w:hAnsi="Courier New" w:cs="Courier New"/>
+        </w:rPr>
+      </w:pPr>
+      <w:r>
+        <w:rPr>
+          <w:rFonts w:ascii="Courier New" w:hAnsi="Courier New" w:cs="Courier New"/>
+        </w:rPr>
+        <w:t>### Find out how similar projects performed</w:t>
+      </w:r>
+    </w:p>
+    <w:p>
+      <w:pPr>
+        <w:pStyle w:val="PlainText"/>
+        <w:rPr>
+          <w:rFonts w:ascii="Courier New" w:hAnsi="Courier New" w:cs="Courier New"/>
+        </w:rPr>
+      </w:pPr>
+      <w:r>
+        <w:rPr>
+          <w:rFonts w:ascii="Courier New" w:hAnsi="Courier New" w:cs="Courier New"/>
+        </w:rPr>
+        <w:lastRenderedPageBreak/>
+        <w:t xml:space="preserve">I know that similar projects that I've done have run into the sand. I have 10-50 pages of several books. I can't even tell you why they stopped at that point. They just kind of gave up the ghost. One thing that happens is that my work situation changes and so I my work rhythm is </w:t>
       </w:r>
       <w:proofErr w:type="gramStart"/>
       <w:r>
         <w:rPr>
           <w:rFonts w:ascii="Courier New" w:hAnsi="Courier New" w:cs="Courier New"/>
         </w:rPr>
-        <w:t>scared</w:t>
+        <w:t>different</w:t>
       </w:r>
       <w:proofErr w:type="gramEnd"/>
       <w:r>
         <w:rPr>
           <w:rFonts w:ascii="Courier New" w:hAnsi="Courier New" w:cs="Courier New"/>
         </w:rPr>
-        <w:t xml:space="preserve"> and their fear makes them come up with amazingly inventive ways of not being changed. Swabbing the decks makes them feel safe - encountering a storm - or </w:t>
-      </w:r>
+        <w:t xml:space="preserve"> or I have far less time and the book stops at that point. The other thing that happens is that the book gets to a length where it becomes unwieldy.</w:t>
+      </w:r>
+    </w:p>
+    <w:p>
+      <w:pPr>
+        <w:pStyle w:val="PlainText"/>
+        <w:rPr>
+          <w:rFonts w:ascii="Courier New" w:hAnsi="Courier New" w:cs="Courier New"/>
+        </w:rPr>
+      </w:pPr>
+    </w:p>
+    <w:p>
+      <w:pPr>
+        <w:pStyle w:val="PlainText"/>
+        <w:rPr>
+          <w:rFonts w:ascii="Courier New" w:hAnsi="Courier New" w:cs="Courier New"/>
+        </w:rPr>
+      </w:pPr>
+      <w:r>
+        <w:rPr>
+          <w:rFonts w:ascii="Courier New" w:hAnsi="Courier New" w:cs="Courier New"/>
+        </w:rPr>
+        <w:t>I don't know what the structure is, I fear that I've run out of things to say. The phrase that has just popped into my head is that "I get to the edge of the desert and get scared and go home."</w:t>
+      </w:r>
+    </w:p>
+    <w:p>
+      <w:pPr>
+        <w:pStyle w:val="PlainText"/>
+        <w:rPr>
+          <w:rFonts w:ascii="Courier New" w:hAnsi="Courier New" w:cs="Courier New"/>
+        </w:rPr>
+      </w:pPr>
+    </w:p>
+    <w:p>
+      <w:pPr>
+        <w:pStyle w:val="PlainText"/>
+        <w:rPr>
+          <w:rFonts w:ascii="Courier New" w:hAnsi="Courier New" w:cs="Courier New"/>
+        </w:rPr>
+      </w:pPr>
+      <w:r>
+        <w:rPr>
+          <w:rFonts w:ascii="Courier New" w:hAnsi="Courier New" w:cs="Courier New"/>
+        </w:rPr>
+        <w:t>#### What could you do differently to make sure that your project has a better chance</w:t>
+      </w:r>
+    </w:p>
+    <w:p>
+      <w:pPr>
+        <w:pStyle w:val="PlainText"/>
+        <w:rPr>
+          <w:rFonts w:ascii="Courier New" w:hAnsi="Courier New" w:cs="Courier New"/>
+        </w:rPr>
+      </w:pPr>
+    </w:p>
+    <w:p>
+      <w:pPr>
+        <w:pStyle w:val="PlainText"/>
+        <w:rPr>
+          <w:rFonts w:ascii="Courier New" w:hAnsi="Courier New" w:cs="Courier New"/>
+        </w:rPr>
+      </w:pPr>
+      <w:r>
+        <w:rPr>
+          <w:rFonts w:ascii="Courier New" w:hAnsi="Courier New" w:cs="Courier New"/>
+        </w:rPr>
+        <w:t>### Describe the value stream</w:t>
+      </w:r>
+    </w:p>
+    <w:p>
+      <w:pPr>
+        <w:pStyle w:val="PlainText"/>
+        <w:rPr>
+          <w:rFonts w:ascii="Courier New" w:hAnsi="Courier New" w:cs="Courier New"/>
+        </w:rPr>
+      </w:pPr>
+      <w:r>
+        <w:rPr>
+          <w:rFonts w:ascii="Courier New" w:hAnsi="Courier New" w:cs="Courier New"/>
+        </w:rPr>
+        <w:t xml:space="preserve">People who are </w:t>
+      </w:r>
+      <w:proofErr w:type="gramStart"/>
+      <w:r>
+        <w:rPr>
+          <w:rFonts w:ascii="Courier New" w:hAnsi="Courier New" w:cs="Courier New"/>
+        </w:rPr>
+        <w:t>actually have</w:t>
+      </w:r>
+      <w:proofErr w:type="gramEnd"/>
+      <w:r>
+        <w:rPr>
+          <w:rFonts w:ascii="Courier New" w:hAnsi="Courier New" w:cs="Courier New"/>
+        </w:rPr>
+        <w:t xml:space="preserve"> the job of delivering projects and people who want other people to deliver projects for them read the book. As a result of this several things happen:</w:t>
+      </w:r>
+    </w:p>
+    <w:p>
+      <w:pPr>
+        <w:pStyle w:val="PlainText"/>
+        <w:rPr>
+          <w:rFonts w:ascii="Courier New" w:hAnsi="Courier New" w:cs="Courier New"/>
+        </w:rPr>
+      </w:pPr>
+    </w:p>
+    <w:p>
+      <w:pPr>
+        <w:pStyle w:val="PlainText"/>
+        <w:rPr>
+          <w:rFonts w:ascii="Courier New" w:hAnsi="Courier New" w:cs="Courier New"/>
+        </w:rPr>
+      </w:pPr>
+      <w:r>
+        <w:rPr>
+          <w:rFonts w:ascii="Courier New" w:hAnsi="Courier New" w:cs="Courier New"/>
+        </w:rPr>
+        <w:t>1) They recommend the book to other people - so I sell books</w:t>
+      </w:r>
+    </w:p>
+    <w:p>
+      <w:pPr>
+        <w:pStyle w:val="PlainText"/>
+        <w:rPr>
+          <w:rFonts w:ascii="Courier New" w:hAnsi="Courier New" w:cs="Courier New"/>
+        </w:rPr>
+      </w:pPr>
+      <w:r>
+        <w:rPr>
+          <w:rFonts w:ascii="Courier New" w:hAnsi="Courier New" w:cs="Courier New"/>
+        </w:rPr>
+        <w:t xml:space="preserve">2) They still struggle so they ring </w:t>
+      </w:r>
+      <w:proofErr w:type="gramStart"/>
+      <w:r>
+        <w:rPr>
+          <w:rFonts w:ascii="Courier New" w:hAnsi="Courier New" w:cs="Courier New"/>
+        </w:rPr>
+        <w:t>me</w:t>
+      </w:r>
+      <w:proofErr w:type="gramEnd"/>
+      <w:r>
+        <w:rPr>
+          <w:rFonts w:ascii="Courier New" w:hAnsi="Courier New" w:cs="Courier New"/>
+        </w:rPr>
+        <w:t xml:space="preserve"> and I do consultancy for them</w:t>
+      </w:r>
+    </w:p>
+    <w:p>
+      <w:pPr>
+        <w:pStyle w:val="PlainText"/>
+        <w:rPr>
+          <w:rFonts w:ascii="Courier New" w:hAnsi="Courier New" w:cs="Courier New"/>
+        </w:rPr>
+      </w:pPr>
+      <w:r>
+        <w:rPr>
+          <w:rFonts w:ascii="Courier New" w:hAnsi="Courier New" w:cs="Courier New"/>
+        </w:rPr>
+        <w:t>3) I end up running workshops and courses</w:t>
+      </w:r>
+    </w:p>
+    <w:p>
+      <w:pPr>
+        <w:pStyle w:val="PlainText"/>
+        <w:rPr>
+          <w:rFonts w:ascii="Courier New" w:hAnsi="Courier New" w:cs="Courier New"/>
+        </w:rPr>
+      </w:pPr>
+    </w:p>
+    <w:p>
+      <w:pPr>
+        <w:pStyle w:val="PlainText"/>
+        <w:rPr>
+          <w:rFonts w:ascii="Courier New" w:hAnsi="Courier New" w:cs="Courier New"/>
+        </w:rPr>
+      </w:pPr>
+      <w:r>
+        <w:rPr>
+          <w:rFonts w:ascii="Courier New" w:hAnsi="Courier New" w:cs="Courier New"/>
+        </w:rPr>
+        <w:t>#### What are you doing to improve the value stream</w:t>
+      </w:r>
+    </w:p>
+    <w:p>
+      <w:pPr>
+        <w:pStyle w:val="PlainText"/>
+        <w:rPr>
+          <w:rFonts w:ascii="Courier New" w:hAnsi="Courier New" w:cs="Courier New"/>
+        </w:rPr>
+      </w:pPr>
+      <w:r>
+        <w:rPr>
+          <w:rFonts w:ascii="Courier New" w:hAnsi="Courier New" w:cs="Courier New"/>
+        </w:rPr>
+        <w:t>I've done one thing so far, which is to talk about it at Agile Stand-up. The next thing that I need to do is to recruit "Alpha Readers".</w:t>
+      </w:r>
+    </w:p>
+    <w:p>
+      <w:pPr>
+        <w:pStyle w:val="PlainText"/>
+        <w:rPr>
+          <w:rFonts w:ascii="Courier New" w:hAnsi="Courier New" w:cs="Courier New"/>
+        </w:rPr>
+      </w:pPr>
+    </w:p>
+    <w:p>
+      <w:pPr>
+        <w:pStyle w:val="PlainText"/>
+        <w:rPr>
+          <w:rFonts w:ascii="Courier New" w:hAnsi="Courier New" w:cs="Courier New"/>
+        </w:rPr>
+      </w:pPr>
+      <w:r>
+        <w:rPr>
+          <w:rFonts w:ascii="Courier New" w:hAnsi="Courier New" w:cs="Courier New"/>
+        </w:rPr>
+        <w:t xml:space="preserve">### What nagging doubt do you have about this value stream? </w:t>
+      </w:r>
+    </w:p>
+    <w:p>
+      <w:pPr>
+        <w:pStyle w:val="PlainText"/>
+        <w:rPr>
+          <w:rFonts w:ascii="Courier New" w:hAnsi="Courier New" w:cs="Courier New"/>
+        </w:rPr>
+      </w:pPr>
+      <w:r>
+        <w:rPr>
+          <w:rFonts w:ascii="Courier New" w:hAnsi="Courier New" w:cs="Courier New"/>
+        </w:rPr>
+        <w:t xml:space="preserve">E.g. with </w:t>
+      </w:r>
+      <w:proofErr w:type="gramStart"/>
+      <w:r>
+        <w:rPr>
+          <w:rFonts w:ascii="Courier New" w:hAnsi="Courier New" w:cs="Courier New"/>
+        </w:rPr>
+        <w:t>a the</w:t>
+      </w:r>
+      <w:proofErr w:type="gramEnd"/>
+      <w:r>
+        <w:rPr>
+          <w:rFonts w:ascii="Courier New" w:hAnsi="Courier New" w:cs="Courier New"/>
+        </w:rPr>
+        <w:t xml:space="preserve"> personal loan project that I worked on the nagging doubt was that there was no way to make it profitable.</w:t>
+      </w:r>
+    </w:p>
+    <w:p>
+      <w:pPr>
+        <w:pStyle w:val="PlainText"/>
+        <w:rPr>
+          <w:rFonts w:ascii="Courier New" w:hAnsi="Courier New" w:cs="Courier New"/>
+        </w:rPr>
+      </w:pPr>
+    </w:p>
+    <w:p>
+      <w:pPr>
+        <w:pStyle w:val="PlainText"/>
+        <w:rPr>
+          <w:rFonts w:ascii="Courier New" w:hAnsi="Courier New" w:cs="Courier New"/>
+        </w:rPr>
+      </w:pPr>
+      <w:r>
+        <w:rPr>
+          <w:rFonts w:ascii="Courier New" w:hAnsi="Courier New" w:cs="Courier New"/>
+        </w:rPr>
+        <w:t xml:space="preserve">With this book, there's the nagging doubt that I would put enormous amounts of energy into it and not only no-one would read it, but no-one </w:t>
+      </w:r>
+      <w:proofErr w:type="gramStart"/>
+      <w:r>
+        <w:rPr>
+          <w:rFonts w:ascii="Courier New" w:hAnsi="Courier New" w:cs="Courier New"/>
+        </w:rPr>
+        <w:t>get</w:t>
+      </w:r>
+      <w:proofErr w:type="gramEnd"/>
+      <w:r>
+        <w:rPr>
+          <w:rFonts w:ascii="Courier New" w:hAnsi="Courier New" w:cs="Courier New"/>
+        </w:rPr>
+        <w:t xml:space="preserve"> to hear of it, which is even worse.</w:t>
+      </w:r>
+    </w:p>
+    <w:p>
+      <w:pPr>
+        <w:pStyle w:val="PlainText"/>
+        <w:rPr>
+          <w:rFonts w:ascii="Courier New" w:hAnsi="Courier New" w:cs="Courier New"/>
+        </w:rPr>
+      </w:pPr>
+    </w:p>
+    <w:p>
+      <w:pPr>
+        <w:pStyle w:val="PlainText"/>
+        <w:rPr>
+          <w:rFonts w:ascii="Courier New" w:hAnsi="Courier New" w:cs="Courier New"/>
+        </w:rPr>
+      </w:pPr>
+      <w:r>
+        <w:rPr>
+          <w:rFonts w:ascii="Courier New" w:hAnsi="Courier New" w:cs="Courier New"/>
+        </w:rPr>
+        <w:t xml:space="preserve">There's also a nagging doubt that it's not the kind of non-fiction book that I'd like to *read*. I read and enjoyed Extreme Programming Explained, I read and enjoyed Scrum and XP from the trenches. I'm reading and enjoying "A Life of One's own". Would it be anything like that? I think if it is going to be like that it </w:t>
+      </w:r>
+      <w:proofErr w:type="gramStart"/>
+      <w:r>
+        <w:rPr>
+          <w:rFonts w:ascii="Courier New" w:hAnsi="Courier New" w:cs="Courier New"/>
+        </w:rPr>
+        <w:t>has to</w:t>
+      </w:r>
+      <w:proofErr w:type="gramEnd"/>
+      <w:r>
+        <w:rPr>
+          <w:rFonts w:ascii="Courier New" w:hAnsi="Courier New" w:cs="Courier New"/>
+        </w:rPr>
+        <w:t xml:space="preserve"> have a way of bringing people, almost hypnotically into every chapter. </w:t>
+      </w:r>
+    </w:p>
+    <w:p>
+      <w:pPr>
+        <w:pStyle w:val="PlainText"/>
+        <w:rPr>
+          <w:rFonts w:ascii="Courier New" w:hAnsi="Courier New" w:cs="Courier New"/>
+        </w:rPr>
+      </w:pPr>
+    </w:p>
+    <w:p>
+      <w:pPr>
+        <w:pStyle w:val="PlainText"/>
+        <w:rPr>
+          <w:rFonts w:ascii="Courier New" w:hAnsi="Courier New" w:cs="Courier New"/>
+        </w:rPr>
+      </w:pPr>
+      <w:r>
+        <w:rPr>
+          <w:rFonts w:ascii="Courier New" w:hAnsi="Courier New" w:cs="Courier New"/>
+        </w:rPr>
+        <w:t>### How will you know when you're done?</w:t>
+      </w:r>
+    </w:p>
+    <w:p>
+      <w:pPr>
+        <w:pStyle w:val="PlainText"/>
+        <w:rPr>
+          <w:rFonts w:ascii="Courier New" w:hAnsi="Courier New" w:cs="Courier New"/>
+        </w:rPr>
+      </w:pPr>
+    </w:p>
+    <w:p>
+      <w:pPr>
+        <w:pStyle w:val="PlainText"/>
+        <w:rPr>
+          <w:rFonts w:ascii="Courier New" w:hAnsi="Courier New" w:cs="Courier New"/>
+        </w:rPr>
+      </w:pPr>
+      <w:r>
+        <w:rPr>
+          <w:rFonts w:ascii="Courier New" w:hAnsi="Courier New" w:cs="Courier New"/>
+        </w:rPr>
+        <w:t xml:space="preserve">I'll have a </w:t>
+      </w:r>
+      <w:proofErr w:type="gramStart"/>
+      <w:r>
+        <w:rPr>
+          <w:rFonts w:ascii="Courier New" w:hAnsi="Courier New" w:cs="Courier New"/>
+        </w:rPr>
+        <w:t>150 page</w:t>
+      </w:r>
+      <w:proofErr w:type="gramEnd"/>
+      <w:r>
+        <w:rPr>
+          <w:rFonts w:ascii="Courier New" w:hAnsi="Courier New" w:cs="Courier New"/>
+        </w:rPr>
+        <w:t xml:space="preserve"> e-book that has an ISBN which is available for download as an </w:t>
+      </w:r>
+      <w:proofErr w:type="spellStart"/>
+      <w:r>
+        <w:rPr>
+          <w:rFonts w:ascii="Courier New" w:hAnsi="Courier New" w:cs="Courier New"/>
+        </w:rPr>
+        <w:t>ebook</w:t>
+      </w:r>
+      <w:proofErr w:type="spellEnd"/>
+      <w:r>
+        <w:rPr>
+          <w:rFonts w:ascii="Courier New" w:hAnsi="Courier New" w:cs="Courier New"/>
+        </w:rPr>
+        <w:t xml:space="preserve"> for kindle (hopefully on the amazon site) and is also available for publish on demand. </w:t>
+      </w:r>
+    </w:p>
+    <w:p>
+      <w:pPr>
+        <w:pStyle w:val="PlainText"/>
+        <w:rPr>
+          <w:rFonts w:ascii="Courier New" w:hAnsi="Courier New" w:cs="Courier New"/>
+        </w:rPr>
+      </w:pPr>
+    </w:p>
+    <w:p>
+      <w:pPr>
+        <w:pStyle w:val="PlainText"/>
+        <w:rPr>
+          <w:rFonts w:ascii="Courier New" w:hAnsi="Courier New" w:cs="Courier New"/>
+        </w:rPr>
+      </w:pPr>
+      <w:r>
+        <w:rPr>
+          <w:rFonts w:ascii="Courier New" w:hAnsi="Courier New" w:cs="Courier New"/>
+        </w:rPr>
+        <w:t>### What will happen after you're done?</w:t>
+      </w:r>
+    </w:p>
+    <w:p>
+      <w:pPr>
+        <w:pStyle w:val="PlainText"/>
+        <w:rPr>
+          <w:rFonts w:ascii="Courier New" w:hAnsi="Courier New" w:cs="Courier New"/>
+        </w:rPr>
+      </w:pPr>
+    </w:p>
+    <w:p>
+      <w:pPr>
+        <w:pStyle w:val="PlainText"/>
+        <w:rPr>
+          <w:rFonts w:ascii="Courier New" w:hAnsi="Courier New" w:cs="Courier New"/>
+        </w:rPr>
+      </w:pPr>
+      <w:r>
+        <w:rPr>
+          <w:rFonts w:ascii="Courier New" w:hAnsi="Courier New" w:cs="Courier New"/>
+        </w:rPr>
+        <w:t xml:space="preserve">I'll be embarrassed how long it's </w:t>
+      </w:r>
+      <w:proofErr w:type="gramStart"/>
+      <w:r>
+        <w:rPr>
+          <w:rFonts w:ascii="Courier New" w:hAnsi="Courier New" w:cs="Courier New"/>
+        </w:rPr>
+        <w:t>taken</w:t>
+      </w:r>
+      <w:proofErr w:type="gramEnd"/>
+      <w:r>
+        <w:rPr>
+          <w:rFonts w:ascii="Courier New" w:hAnsi="Courier New" w:cs="Courier New"/>
+        </w:rPr>
+        <w:t xml:space="preserve"> and I'll be embarrassed at what's been created because I'll be able to see all of the flaws in it. That's exactly how I feel about animals, it's exactly how I feel about the training course. </w:t>
+      </w:r>
+    </w:p>
+    <w:p>
+      <w:pPr>
+        <w:pStyle w:val="PlainText"/>
+        <w:rPr>
+          <w:rFonts w:ascii="Courier New" w:hAnsi="Courier New" w:cs="Courier New"/>
+        </w:rPr>
+      </w:pPr>
+    </w:p>
+    <w:p>
+      <w:pPr>
+        <w:pStyle w:val="PlainText"/>
+        <w:rPr>
+          <w:rFonts w:ascii="Courier New" w:hAnsi="Courier New" w:cs="Courier New"/>
+        </w:rPr>
+      </w:pPr>
       <w:r>
         <w:rPr>
           <w:rFonts w:ascii="Courier New" w:hAnsi="Courier New" w:cs="Courier New"/>
         </w:rPr>
         <w:lastRenderedPageBreak/>
-        <w:t xml:space="preserve">noticing the tentacles of a giant octopus coming over the sides of the ship wouldn't make them feel unsafe, it would mean that they would be changed. </w:t>
-      </w:r>
-    </w:p>
-    <w:p>
-      <w:pPr>
-        <w:pStyle w:val="PlainText"/>
-        <w:rPr>
-          <w:rFonts w:ascii="Courier New" w:hAnsi="Courier New" w:cs="Courier New"/>
-        </w:rPr>
-      </w:pPr>
-    </w:p>
-    <w:p>
-      <w:pPr>
-        <w:pStyle w:val="PlainText"/>
-        <w:rPr>
-          <w:rFonts w:ascii="Courier New" w:hAnsi="Courier New" w:cs="Courier New"/>
-        </w:rPr>
-      </w:pPr>
-      <w:r>
-        <w:rPr>
-          <w:rFonts w:ascii="Courier New" w:hAnsi="Courier New" w:cs="Courier New"/>
-        </w:rPr>
-        <w:t xml:space="preserve">In software development, agreed activity is also a possibility. In "traditional" waterfall software development projects, requirements were gathered in the absence of the developers and then the software was developed in the absence of the business analysts. </w:t>
+        <w:t xml:space="preserve">I'm hoping that that will result in consultancy gigs. I suppose what I really need is a course that I can teach other people to do that results in me getting a fee. </w:t>
+      </w:r>
+    </w:p>
+    <w:p>
+      <w:pPr>
+        <w:pStyle w:val="PlainText"/>
+        <w:rPr>
+          <w:rFonts w:ascii="Courier New" w:hAnsi="Courier New" w:cs="Courier New"/>
+        </w:rPr>
+      </w:pPr>
+    </w:p>
+    <w:p>
+      <w:pPr>
+        <w:pStyle w:val="PlainText"/>
+        <w:rPr>
+          <w:rFonts w:ascii="Courier New" w:hAnsi="Courier New" w:cs="Courier New"/>
+        </w:rPr>
+      </w:pPr>
+      <w:r>
+        <w:rPr>
+          <w:rFonts w:ascii="Courier New" w:hAnsi="Courier New" w:cs="Courier New"/>
+        </w:rPr>
+        <w:t>### How do you feel right now?</w:t>
+      </w:r>
+    </w:p>
+    <w:p>
+      <w:pPr>
+        <w:pStyle w:val="PlainText"/>
+        <w:rPr>
+          <w:rFonts w:ascii="Courier New" w:hAnsi="Courier New" w:cs="Courier New"/>
+        </w:rPr>
+      </w:pPr>
+    </w:p>
+    <w:p>
+      <w:pPr>
+        <w:pStyle w:val="PlainText"/>
+        <w:rPr>
+          <w:rFonts w:ascii="Courier New" w:hAnsi="Courier New" w:cs="Courier New"/>
+        </w:rPr>
+      </w:pPr>
+      <w:r>
+        <w:rPr>
+          <w:rFonts w:ascii="Courier New" w:hAnsi="Courier New" w:cs="Courier New"/>
+        </w:rPr>
+        <w:t xml:space="preserve">Depressed. But I know that this is the depression that comes from looking at how things </w:t>
       </w:r>
       <w:proofErr w:type="gramStart"/>
       <w:r>
         <w:rPr>
           <w:rFonts w:ascii="Courier New" w:hAnsi="Courier New" w:cs="Courier New"/>
         </w:rPr>
-        <w:t>Both of these</w:t>
+        <w:t>actually are</w:t>
       </w:r>
       <w:proofErr w:type="gramEnd"/>
       <w:r>
         <w:rPr>
           <w:rFonts w:ascii="Courier New" w:hAnsi="Courier New" w:cs="Courier New"/>
         </w:rPr>
-        <w:t xml:space="preserve"> are agreed activities. The result of this approach was that </w:t>
+        <w:t xml:space="preserve">. </w:t>
+      </w:r>
+    </w:p>
+    <w:p>
+      <w:pPr>
+        <w:pStyle w:val="PlainText"/>
+        <w:rPr>
+          <w:rFonts w:ascii="Courier New" w:hAnsi="Courier New" w:cs="Courier New"/>
+        </w:rPr>
+      </w:pPr>
+    </w:p>
+    <w:p>
+      <w:pPr>
+        <w:pStyle w:val="PlainText"/>
+        <w:rPr>
+          <w:rFonts w:ascii="Courier New" w:hAnsi="Courier New" w:cs="Courier New"/>
+        </w:rPr>
+      </w:pPr>
+    </w:p>
+    <w:p>
+      <w:pPr>
+        <w:pStyle w:val="PlainText"/>
+        <w:rPr>
+          <w:rFonts w:ascii="Courier New" w:hAnsi="Courier New" w:cs="Courier New"/>
+        </w:rPr>
+      </w:pPr>
+      <w:r>
+        <w:rPr>
+          <w:rFonts w:ascii="Courier New" w:hAnsi="Courier New" w:cs="Courier New"/>
+        </w:rPr>
+        <w:t xml:space="preserve"># Conventional Project Management Deprogramming </w:t>
+      </w:r>
+    </w:p>
+    <w:p>
+      <w:pPr>
+        <w:pStyle w:val="PlainText"/>
+        <w:rPr>
+          <w:rFonts w:ascii="Courier New" w:hAnsi="Courier New" w:cs="Courier New"/>
+        </w:rPr>
+      </w:pPr>
+    </w:p>
+    <w:p>
+      <w:pPr>
+        <w:pStyle w:val="PlainText"/>
+        <w:rPr>
+          <w:rFonts w:ascii="Courier New" w:hAnsi="Courier New" w:cs="Courier New"/>
+        </w:rPr>
+      </w:pPr>
+    </w:p>
+    <w:p>
+      <w:pPr>
+        <w:pStyle w:val="PlainText"/>
+        <w:rPr>
+          <w:rFonts w:ascii="Courier New" w:hAnsi="Courier New" w:cs="Courier New"/>
+        </w:rPr>
+      </w:pPr>
+      <w:r>
+        <w:rPr>
+          <w:rFonts w:ascii="Courier New" w:hAnsi="Courier New" w:cs="Courier New"/>
+        </w:rPr>
+        <w:t># Random Got you here, why not just do more random</w:t>
+      </w:r>
+    </w:p>
+    <w:p>
+      <w:pPr>
+        <w:pStyle w:val="PlainText"/>
+        <w:rPr>
+          <w:rFonts w:ascii="Courier New" w:hAnsi="Courier New" w:cs="Courier New"/>
+        </w:rPr>
+      </w:pPr>
+    </w:p>
+    <w:p>
+      <w:pPr>
+        <w:pStyle w:val="PlainText"/>
+        <w:rPr>
+          <w:rFonts w:ascii="Courier New" w:hAnsi="Courier New" w:cs="Courier New"/>
+        </w:rPr>
+      </w:pPr>
+    </w:p>
+    <w:p>
+      <w:pPr>
+        <w:pStyle w:val="PlainText"/>
+        <w:rPr>
+          <w:rFonts w:ascii="Courier New" w:hAnsi="Courier New" w:cs="Courier New"/>
+        </w:rPr>
+      </w:pPr>
+      <w:r>
+        <w:rPr>
+          <w:rFonts w:ascii="Courier New" w:hAnsi="Courier New" w:cs="Courier New"/>
+        </w:rPr>
+        <w:t># The Wreck of an Idea</w:t>
+      </w:r>
+    </w:p>
+    <w:p>
+      <w:pPr>
+        <w:pStyle w:val="PlainText"/>
+        <w:rPr>
+          <w:rFonts w:ascii="Courier New" w:hAnsi="Courier New" w:cs="Courier New"/>
+        </w:rPr>
+      </w:pPr>
+    </w:p>
+    <w:p>
+      <w:pPr>
+        <w:pStyle w:val="PlainText"/>
+        <w:rPr>
+          <w:rFonts w:ascii="Courier New" w:hAnsi="Courier New" w:cs="Courier New"/>
+        </w:rPr>
+      </w:pPr>
+      <w:r>
+        <w:rPr>
+          <w:rFonts w:ascii="Courier New" w:hAnsi="Courier New" w:cs="Courier New"/>
+        </w:rPr>
+        <w:t>“Every book is the wreck of a perfect idea.” - Irish Murdoch</w:t>
+      </w:r>
+    </w:p>
+    <w:p>
+      <w:pPr>
+        <w:pStyle w:val="PlainText"/>
+        <w:rPr>
+          <w:rFonts w:ascii="Courier New" w:hAnsi="Courier New" w:cs="Courier New"/>
+        </w:rPr>
+      </w:pPr>
+    </w:p>
+    <w:p>
+      <w:pPr>
+        <w:pStyle w:val="PlainText"/>
+        <w:rPr>
+          <w:rFonts w:ascii="Courier New" w:hAnsi="Courier New" w:cs="Courier New"/>
+        </w:rPr>
+      </w:pPr>
+      <w:r>
+        <w:rPr>
+          <w:rFonts w:ascii="Courier New" w:hAnsi="Courier New" w:cs="Courier New"/>
+        </w:rPr>
+        <w:t xml:space="preserve">Iris Murdoch was a novelist, and she was writing about novels. In this single phrase she captures the disappointment that she, as a writer feels when she looks at the book that she's actually written and compares it to the pristine idea of the book that she </w:t>
       </w:r>
       <w:proofErr w:type="gramStart"/>
       <w:r>
         <w:rPr>
           <w:rFonts w:ascii="Courier New" w:hAnsi="Courier New" w:cs="Courier New"/>
         </w:rPr>
-        <w:t>a large number of</w:t>
+        <w:t>imaging</w:t>
       </w:r>
       <w:proofErr w:type="gramEnd"/>
       <w:r>
         <w:rPr>
           <w:rFonts w:ascii="Courier New" w:hAnsi="Courier New" w:cs="Courier New"/>
         </w:rPr>
-        <w:t xml:space="preserve"> projects didn't even get released, they simply ran out of time and money without ever being used. </w:t>
-      </w:r>
-    </w:p>
-    <w:p>
-      <w:pPr>
-        <w:pStyle w:val="PlainText"/>
-        <w:rPr>
-          <w:rFonts w:ascii="Courier New" w:hAnsi="Courier New" w:cs="Courier New"/>
-        </w:rPr>
-      </w:pPr>
-    </w:p>
-    <w:p>
-      <w:pPr>
-        <w:pStyle w:val="PlainText"/>
-        <w:rPr>
-          <w:rFonts w:ascii="Courier New" w:hAnsi="Courier New" w:cs="Courier New"/>
-        </w:rPr>
-      </w:pPr>
-      <w:r>
-        <w:rPr>
-          <w:rFonts w:ascii="Courier New" w:hAnsi="Courier New" w:cs="Courier New"/>
-        </w:rPr>
-        <w:t xml:space="preserve">When I run training courses to introduce people to the idea of Agile, I often talk about the first two projects that I worked on as a software developer. Both of those projects followed a "traditional" waterfall project management approach. One was an accounting system for a major oil company, the other was a simulation system for a weapons system. Both projects at the end of the waterfall process had gone through a crucial extra phase: crisis and the threat of litigation. </w:t>
-      </w:r>
-    </w:p>
-    <w:p>
-      <w:pPr>
-        <w:pStyle w:val="PlainText"/>
-        <w:rPr>
-          <w:rFonts w:ascii="Courier New" w:hAnsi="Courier New" w:cs="Courier New"/>
-        </w:rPr>
-      </w:pPr>
-    </w:p>
-    <w:p>
-      <w:pPr>
-        <w:pStyle w:val="PlainText"/>
-        <w:rPr>
-          <w:rFonts w:ascii="Courier New" w:hAnsi="Courier New" w:cs="Courier New"/>
-        </w:rPr>
-      </w:pPr>
-      <w:r>
-        <w:rPr>
-          <w:rFonts w:ascii="Courier New" w:hAnsi="Courier New" w:cs="Courier New"/>
-        </w:rPr>
-        <w:t xml:space="preserve">Gathering requirements without any attempt to test those requirements by developing them into design prototypes that can be shown to </w:t>
+        <w:t xml:space="preserve"> ed that she would write. Perhaps she imagined that the book that she wrote would be fabulously well-received and in fact it is only moderately well-received. Perhaps she has an idea for a passage of description, for an end-to-end concept that would wow her readership, her critics, and that she herself would be impressed with.</w:t>
+      </w:r>
+    </w:p>
+    <w:p>
+      <w:pPr>
+        <w:pStyle w:val="PlainText"/>
+        <w:rPr>
+          <w:rFonts w:ascii="Courier New" w:hAnsi="Courier New" w:cs="Courier New"/>
+        </w:rPr>
+      </w:pPr>
+    </w:p>
+    <w:p>
+      <w:pPr>
+        <w:pStyle w:val="PlainText"/>
+        <w:rPr>
+          <w:rFonts w:ascii="Courier New" w:hAnsi="Courier New" w:cs="Courier New"/>
+        </w:rPr>
+      </w:pPr>
+      <w:r>
+        <w:rPr>
+          <w:rFonts w:ascii="Courier New" w:hAnsi="Courier New" w:cs="Courier New"/>
+        </w:rPr>
+        <w:t>But of course, the real book - the "wreck" is much better than the perfect idea in one crucial way. The real book exists. The real book can have readers. The real book can have sales. The real book can have reviewers and critics.</w:t>
+      </w:r>
+    </w:p>
+    <w:p>
+      <w:pPr>
+        <w:pStyle w:val="PlainText"/>
+        <w:rPr>
+          <w:rFonts w:ascii="Courier New" w:hAnsi="Courier New" w:cs="Courier New"/>
+        </w:rPr>
+      </w:pPr>
+    </w:p>
+    <w:p>
+      <w:pPr>
+        <w:pStyle w:val="PlainText"/>
+        <w:rPr>
+          <w:rFonts w:ascii="Courier New" w:hAnsi="Courier New" w:cs="Courier New"/>
+        </w:rPr>
+      </w:pPr>
+      <w:r>
+        <w:rPr>
+          <w:rFonts w:ascii="Courier New" w:hAnsi="Courier New" w:cs="Courier New"/>
+        </w:rPr>
+        <w:t>Again. This is a contradiction. And it's one of the hardest to deal with. It's also one of the most important to deal with. Because dealing with it, managing it, is one of the most rewarding things that you can do.</w:t>
+      </w:r>
+    </w:p>
+    <w:p>
+      <w:pPr>
+        <w:pStyle w:val="PlainText"/>
+        <w:rPr>
+          <w:rFonts w:ascii="Courier New" w:hAnsi="Courier New" w:cs="Courier New"/>
+        </w:rPr>
+      </w:pPr>
+    </w:p>
+    <w:p>
+      <w:pPr>
+        <w:pStyle w:val="PlainText"/>
+        <w:rPr>
+          <w:rFonts w:ascii="Courier New" w:hAnsi="Courier New" w:cs="Courier New"/>
+        </w:rPr>
+      </w:pPr>
+      <w:r>
+        <w:rPr>
+          <w:rFonts w:ascii="Courier New" w:hAnsi="Courier New" w:cs="Courier New"/>
+        </w:rPr>
+        <w:t xml:space="preserve">Project management is about delivering the "wreck of a perfect idea." It is about delivering *something* that can </w:t>
       </w:r>
       <w:proofErr w:type="gramStart"/>
       <w:r>
         <w:rPr>
           <w:rFonts w:ascii="Courier New" w:hAnsi="Courier New" w:cs="Courier New"/>
         </w:rPr>
-        <w:t>users, or</w:t>
+        <w:t>actually be</w:t>
       </w:r>
       <w:proofErr w:type="gramEnd"/>
       <w:r>
         <w:rPr>
           <w:rFonts w:ascii="Courier New" w:hAnsi="Courier New" w:cs="Courier New"/>
         </w:rPr>
-        <w:t xml:space="preserve"> working software that can actually be used is avoiding conflict and hence, avoiding change. It's safe. It's an agreed activity. Coding those requirements without any attempt to deliver working code that could </w:t>
+        <w:t xml:space="preserve"> used.</w:t>
+      </w:r>
+    </w:p>
+    <w:p>
+      <w:pPr>
+        <w:pStyle w:val="PlainText"/>
+        <w:rPr>
+          <w:rFonts w:ascii="Courier New" w:hAnsi="Courier New" w:cs="Courier New"/>
+        </w:rPr>
+      </w:pPr>
+    </w:p>
+    <w:p>
+      <w:pPr>
+        <w:pStyle w:val="PlainText"/>
+        <w:rPr>
+          <w:rFonts w:ascii="Courier New" w:hAnsi="Courier New" w:cs="Courier New"/>
+        </w:rPr>
+      </w:pPr>
+      <w:r>
+        <w:rPr>
+          <w:rFonts w:ascii="Courier New" w:hAnsi="Courier New" w:cs="Courier New"/>
+        </w:rPr>
+        <w:t xml:space="preserve">Have you ever had an idea for something that you might do? For this example, it doesn't have to be a work thing. But have you ever had an idea for something you might do and in your head, you imagine how things would be great if you did this </w:t>
       </w:r>
       <w:proofErr w:type="gramStart"/>
       <w:r>
         <w:rPr>
           <w:rFonts w:ascii="Courier New" w:hAnsi="Courier New" w:cs="Courier New"/>
         </w:rPr>
-        <w:t>actually be</w:t>
+        <w:t>thing.</w:t>
       </w:r>
       <w:proofErr w:type="gramEnd"/>
       <w:r>
         <w:rPr>
           <w:rFonts w:ascii="Courier New" w:hAnsi="Courier New" w:cs="Courier New"/>
         </w:rPr>
-        <w:t xml:space="preserve"> used by users is avoiding conflict, avoiding change. It's safe. It's an agreed activity.</w:t>
-      </w:r>
-    </w:p>
-    <w:p>
-      <w:pPr>
-        <w:pStyle w:val="PlainText"/>
-        <w:rPr>
-          <w:rFonts w:ascii="Courier New" w:hAnsi="Courier New" w:cs="Courier New"/>
-        </w:rPr>
-      </w:pPr>
-    </w:p>
-    <w:p>
-      <w:pPr>
-        <w:pStyle w:val="PlainText"/>
-        <w:rPr>
-          <w:rFonts w:ascii="Courier New" w:hAnsi="Courier New" w:cs="Courier New"/>
-        </w:rPr>
-      </w:pPr>
-      <w:r>
-        <w:rPr>
-          <w:rFonts w:ascii="Courier New" w:hAnsi="Courier New" w:cs="Courier New"/>
-        </w:rPr>
-        <w:t>## Why not be "safe", "safe" sounds good</w:t>
-      </w:r>
-    </w:p>
-    <w:p>
-      <w:pPr>
-        <w:pStyle w:val="PlainText"/>
-        <w:rPr>
-          <w:rFonts w:ascii="Courier New" w:hAnsi="Courier New" w:cs="Courier New"/>
-        </w:rPr>
-      </w:pPr>
-    </w:p>
-    <w:p>
-      <w:pPr>
-        <w:pStyle w:val="PlainText"/>
-        <w:rPr>
-          <w:rFonts w:ascii="Courier New" w:hAnsi="Courier New" w:cs="Courier New"/>
-        </w:rPr>
-      </w:pPr>
-      <w:r>
-        <w:rPr>
-          <w:rFonts w:ascii="Courier New" w:hAnsi="Courier New" w:cs="Courier New"/>
-        </w:rPr>
-        <w:t xml:space="preserve">But why shouldn't we play it safe? Safe sounds good. OK, rock stars, war heroes, explorers, might seek out danger, but is there anything wrong with wanting a quiet life? Isn't one of the "Agile principles" sustainable pace - the idea that the team should be able to carry on working at the pace that they're working for the long term, no late nights, no working weekends, no heroics. </w:t>
-      </w:r>
-    </w:p>
-    <w:p>
-      <w:pPr>
-        <w:pStyle w:val="PlainText"/>
-        <w:rPr>
-          <w:rFonts w:ascii="Courier New" w:hAnsi="Courier New" w:cs="Courier New"/>
-        </w:rPr>
-      </w:pPr>
-    </w:p>
-    <w:p>
-      <w:pPr>
-        <w:pStyle w:val="PlainText"/>
-        <w:rPr>
-          <w:rFonts w:ascii="Courier New" w:hAnsi="Courier New" w:cs="Courier New"/>
-        </w:rPr>
-      </w:pPr>
-      <w:r>
-        <w:rPr>
-          <w:rFonts w:ascii="Courier New" w:hAnsi="Courier New" w:cs="Courier New"/>
-        </w:rPr>
-        <w:t xml:space="preserve">There's absolutely nothing wrong with wanting a quiet life. But there </w:t>
+        <w:t xml:space="preserve"> It might be a holiday, it might be a new job, it might be training course, it might be a relationship. </w:t>
+      </w:r>
+    </w:p>
+    <w:p>
+      <w:pPr>
+        <w:pStyle w:val="PlainText"/>
+        <w:rPr>
+          <w:rFonts w:ascii="Courier New" w:hAnsi="Courier New" w:cs="Courier New"/>
+        </w:rPr>
+      </w:pPr>
+    </w:p>
+    <w:p>
+      <w:pPr>
+        <w:pStyle w:val="PlainText"/>
+        <w:rPr>
+          <w:rFonts w:ascii="Courier New" w:hAnsi="Courier New" w:cs="Courier New"/>
+        </w:rPr>
+      </w:pPr>
+      <w:r>
+        <w:rPr>
+          <w:rFonts w:ascii="Courier New" w:hAnsi="Courier New" w:cs="Courier New"/>
+        </w:rPr>
+        <w:t xml:space="preserve">And then, when you've done the thing, have you ever noticed, or been painfully aware that the thing wasn't as good as you thought it was going to be. </w:t>
+      </w:r>
+    </w:p>
+    <w:p>
+      <w:pPr>
+        <w:pStyle w:val="PlainText"/>
+        <w:rPr>
+          <w:rFonts w:ascii="Courier New" w:hAnsi="Courier New" w:cs="Courier New"/>
+        </w:rPr>
+      </w:pPr>
+    </w:p>
+    <w:p>
+      <w:pPr>
+        <w:pStyle w:val="PlainText"/>
+        <w:rPr>
+          <w:rFonts w:ascii="Courier New" w:hAnsi="Courier New" w:cs="Courier New"/>
+        </w:rPr>
+      </w:pPr>
+      <w:r>
+        <w:rPr>
+          <w:rFonts w:ascii="Courier New" w:hAnsi="Courier New" w:cs="Courier New"/>
+        </w:rPr>
+        <w:t>On the other hand have you ever had anything that you've done in your life that you weren't sure about at the time, but you did it despite your misgivings, and that thing paid off, whether it was a holiday, or a training course, or a piece of land that you bought.</w:t>
+      </w:r>
+    </w:p>
+    <w:p>
+      <w:pPr>
+        <w:pStyle w:val="PlainText"/>
+        <w:rPr>
+          <w:rFonts w:ascii="Courier New" w:hAnsi="Courier New" w:cs="Courier New"/>
+        </w:rPr>
+      </w:pPr>
+    </w:p>
+    <w:p>
+      <w:pPr>
+        <w:pStyle w:val="PlainText"/>
+        <w:rPr>
+          <w:rFonts w:ascii="Courier New" w:hAnsi="Courier New" w:cs="Courier New"/>
+        </w:rPr>
+      </w:pPr>
+      <w:r>
+        <w:rPr>
+          <w:rFonts w:ascii="Courier New" w:hAnsi="Courier New" w:cs="Courier New"/>
+        </w:rPr>
+        <w:lastRenderedPageBreak/>
+        <w:t>One of the weird experiences that I've had when working as an "Agile Consultant" is going around an organisation trying to find success stories that can be written up as "case studies" so that the organisation can blow its own trumpet and win more business based its previous successes. One thing that I noticed is that when I talked to people who had worked on projects which were, at the point that I was talking to the, a total success. They were a success for their customers in that they were delivering a good service to users, and they were a success for suppliers who built the software, hey got paid for the original development and now were getting paid more and in more regular and less risky circumstances to continue to deliver improvements. The projects were a success.</w:t>
+      </w:r>
+    </w:p>
+    <w:p>
+      <w:pPr>
+        <w:pStyle w:val="PlainText"/>
+        <w:rPr>
+          <w:rFonts w:ascii="Courier New" w:hAnsi="Courier New" w:cs="Courier New"/>
+        </w:rPr>
+      </w:pPr>
+    </w:p>
+    <w:p>
+      <w:pPr>
+        <w:pStyle w:val="PlainText"/>
+        <w:rPr>
+          <w:rFonts w:ascii="Courier New" w:hAnsi="Courier New" w:cs="Courier New"/>
+        </w:rPr>
+      </w:pPr>
+      <w:r>
+        <w:rPr>
+          <w:rFonts w:ascii="Courier New" w:hAnsi="Courier New" w:cs="Courier New"/>
+        </w:rPr>
+        <w:t xml:space="preserve">But talking to the people who were involved in delivering these projects, it's often very difficult to get any positive description of how the project was done. They are scarred by the things that went wrong, the things that weren't delivered on time. The parts of the project that cost way more than anybody expected, the parts of the project that they thought the </w:t>
       </w:r>
       <w:proofErr w:type="gramStart"/>
       <w:r>
         <w:rPr>
           <w:rFonts w:ascii="Courier New" w:hAnsi="Courier New" w:cs="Courier New"/>
         </w:rPr>
-        <w:t>are</w:t>
+        <w:t>customers</w:t>
       </w:r>
       <w:proofErr w:type="gramEnd"/>
       <w:r>
         <w:rPr>
           <w:rFonts w:ascii="Courier New" w:hAnsi="Courier New" w:cs="Courier New"/>
         </w:rPr>
-        <w:t xml:space="preserve"> serious problem with the kind of quiet life that comes from this kind of approach - if often ends badly. Either the project gets stopped, or the quiet life is followed by a phase of trench warfare.</w:t>
-      </w:r>
-    </w:p>
-    <w:p>
-      <w:pPr>
-        <w:pStyle w:val="PlainText"/>
-        <w:rPr>
-          <w:rFonts w:ascii="Courier New" w:hAnsi="Courier New" w:cs="Courier New"/>
-        </w:rPr>
-      </w:pPr>
-    </w:p>
-    <w:p>
-      <w:pPr>
-        <w:pStyle w:val="PlainText"/>
-        <w:rPr>
-          <w:rFonts w:ascii="Courier New" w:hAnsi="Courier New" w:cs="Courier New"/>
-        </w:rPr>
-      </w:pPr>
-      <w:r>
-        <w:rPr>
-          <w:rFonts w:ascii="Courier New" w:hAnsi="Courier New" w:cs="Courier New"/>
-        </w:rPr>
-        <w:t xml:space="preserve">The only alternative to agreed activity isn't the chaos of trench warfare (which is </w:t>
+        <w:t xml:space="preserve"> or the users would love that never get used. Even when a project is a "success", it has made money and value for the people who built it, the people who paid for it and the people who use it, it can be very difficult for the people who were involved in the project from the point when it was a beautiful idea to see anything but the wreck.</w:t>
+      </w:r>
+    </w:p>
+    <w:p>
+      <w:pPr>
+        <w:pStyle w:val="PlainText"/>
+        <w:rPr>
+          <w:rFonts w:ascii="Courier New" w:hAnsi="Courier New" w:cs="Courier New"/>
+        </w:rPr>
+      </w:pPr>
+    </w:p>
+    <w:p>
+      <w:pPr>
+        <w:pStyle w:val="PlainText"/>
+        <w:rPr>
+          <w:rFonts w:ascii="Courier New" w:hAnsi="Courier New" w:cs="Courier New"/>
+        </w:rPr>
+      </w:pPr>
+      <w:r>
+        <w:rPr>
+          <w:rFonts w:ascii="Courier New" w:hAnsi="Courier New" w:cs="Courier New"/>
+        </w:rPr>
+        <w:t xml:space="preserve">Murdoch captures in this single line the unpleasant nature of real things - the "wrecks" and that can often be how we feel about them. But it is *really* important not to get too hung up on the beauty of an </w:t>
       </w:r>
       <w:proofErr w:type="gramStart"/>
       <w:r>
         <w:rPr>
           <w:rFonts w:ascii="Courier New" w:hAnsi="Courier New" w:cs="Courier New"/>
         </w:rPr>
-        <w:t>actually just</w:t>
+        <w:t>idea, or</w:t>
       </w:r>
       <w:proofErr w:type="gramEnd"/>
       <w:r>
         <w:rPr>
           <w:rFonts w:ascii="Courier New" w:hAnsi="Courier New" w:cs="Courier New"/>
         </w:rPr>
-        <w:t xml:space="preserve"> another form of agreed activity). </w:t>
-      </w:r>
-      <w:proofErr w:type="spellStart"/>
-      <w:proofErr w:type="gramStart"/>
-      <w:r>
-        <w:rPr>
-          <w:rFonts w:ascii="Courier New" w:hAnsi="Courier New" w:cs="Courier New"/>
-        </w:rPr>
-        <w:t>An other</w:t>
-      </w:r>
-      <w:proofErr w:type="spellEnd"/>
-      <w:proofErr w:type="gramEnd"/>
-      <w:r>
-        <w:rPr>
-          <w:rFonts w:ascii="Courier New" w:hAnsi="Courier New" w:cs="Courier New"/>
-        </w:rPr>
-        <w:t xml:space="preserve"> alternative is to provide little windows for trouble, chaos and conflict inside a more solid structure. </w:t>
-      </w:r>
-    </w:p>
-    <w:p>
-      <w:pPr>
-        <w:pStyle w:val="PlainText"/>
-        <w:rPr>
-          <w:rFonts w:ascii="Courier New" w:hAnsi="Courier New" w:cs="Courier New"/>
-        </w:rPr>
-      </w:pPr>
-      <w:r>
-        <w:rPr>
-          <w:rFonts w:ascii="Courier New" w:hAnsi="Courier New" w:cs="Courier New"/>
-        </w:rPr>
-        <w:t xml:space="preserve">  </w:t>
-      </w:r>
-    </w:p>
-    <w:p>
-      <w:pPr>
-        <w:pStyle w:val="PlainText"/>
-        <w:rPr>
-          <w:rFonts w:ascii="Courier New" w:hAnsi="Courier New" w:cs="Courier New"/>
-        </w:rPr>
-      </w:pPr>
-      <w:r>
-        <w:rPr>
-          <w:rFonts w:ascii="Courier New" w:hAnsi="Courier New" w:cs="Courier New"/>
-        </w:rPr>
-        <w:t>## Agreed (Opportunities for) Conflict</w:t>
-      </w:r>
-    </w:p>
-    <w:p>
-      <w:pPr>
-        <w:pStyle w:val="PlainText"/>
-        <w:rPr>
-          <w:rFonts w:ascii="Courier New" w:hAnsi="Courier New" w:cs="Courier New"/>
-        </w:rPr>
-      </w:pPr>
-    </w:p>
-    <w:p>
-      <w:pPr>
-        <w:pStyle w:val="PlainText"/>
-        <w:rPr>
-          <w:rFonts w:ascii="Courier New" w:hAnsi="Courier New" w:cs="Courier New"/>
-        </w:rPr>
-      </w:pPr>
-      <w:r>
-        <w:rPr>
-          <w:rFonts w:ascii="Courier New" w:hAnsi="Courier New" w:cs="Courier New"/>
-        </w:rPr>
-        <w:t>Show and tells, stand-ups, and retrospectives provide agreed opportunities for "small batch" conflict. This is potential conflict between the view of the world that's held by the delivery team in their understanding of the project, their understanding of the project captured in requirements and their understanding of the project captured in working software. To this list now, following my recent positive experiences, I would add regulate user testing with users of both design sketches and working software.</w:t>
+        <w:t xml:space="preserve"> get too upset on the ugliness of a wreck, for at least two reasons.</w:t>
+      </w:r>
+    </w:p>
+    <w:p>
+      <w:pPr>
+        <w:pStyle w:val="PlainText"/>
+        <w:rPr>
+          <w:rFonts w:ascii="Courier New" w:hAnsi="Courier New" w:cs="Courier New"/>
+        </w:rPr>
+      </w:pPr>
+    </w:p>
+    <w:p>
+      <w:pPr>
+        <w:pStyle w:val="PlainText"/>
+        <w:rPr>
+          <w:rFonts w:ascii="Courier New" w:hAnsi="Courier New" w:cs="Courier New"/>
+        </w:rPr>
+      </w:pPr>
+      <w:r>
+        <w:rPr>
+          <w:rFonts w:ascii="Courier New" w:hAnsi="Courier New" w:cs="Courier New"/>
+        </w:rPr>
+        <w:t>Firstly (and I kind of think this is what Murdoch is saying to herself) if you aren't tolerant of "wrecks", as a team, as an organisation, if you're not prepared to look at wrecks and try to figure out just what is so bad about them, what can be improved, there is no way of getting anything done. That's worth repeating. Without being prepared for the possibility of a "wreck" there's no way of getting anything done.</w:t>
+      </w:r>
+    </w:p>
+    <w:p>
+      <w:pPr>
+        <w:pStyle w:val="PlainText"/>
+        <w:rPr>
+          <w:rFonts w:ascii="Courier New" w:hAnsi="Courier New" w:cs="Courier New"/>
+        </w:rPr>
+      </w:pPr>
+    </w:p>
+    <w:p>
+      <w:pPr>
+        <w:pStyle w:val="PlainText"/>
+        <w:rPr>
+          <w:rFonts w:ascii="Courier New" w:hAnsi="Courier New" w:cs="Courier New"/>
+        </w:rPr>
+      </w:pPr>
+      <w:r>
+        <w:rPr>
+          <w:rFonts w:ascii="Courier New" w:hAnsi="Courier New" w:cs="Courier New"/>
+        </w:rPr>
+        <w:t>Second, putting off "wrecking an idea" doesn't stop the idea being wrecked. It just increases the cost, financially, spiritually and emotionally of deal with the wreck when it appears. Unless of course, the idea is never realised.</w:t>
+      </w:r>
+    </w:p>
+    <w:p>
+      <w:pPr>
+        <w:pStyle w:val="PlainText"/>
+        <w:rPr>
+          <w:rFonts w:ascii="Courier New" w:hAnsi="Courier New" w:cs="Courier New"/>
+        </w:rPr>
+      </w:pPr>
+    </w:p>
+    <w:p>
+      <w:pPr>
+        <w:pStyle w:val="PlainText"/>
+        <w:rPr>
+          <w:rFonts w:ascii="Courier New" w:hAnsi="Courier New" w:cs="Courier New"/>
+        </w:rPr>
+      </w:pPr>
+      <w:r>
+        <w:rPr>
+          <w:rFonts w:ascii="Courier New" w:hAnsi="Courier New" w:cs="Courier New"/>
+        </w:rPr>
+        <w:t>But a full understanding of this doesn't stop the emotional impact of the word - "wreck" - it also doesn't stop the emotional impact of looking at early versions of software. They can look quite pitiful.</w:t>
+      </w:r>
+    </w:p>
+    <w:p>
+      <w:pPr>
+        <w:pStyle w:val="PlainText"/>
+        <w:rPr>
+          <w:rFonts w:ascii="Courier New" w:hAnsi="Courier New" w:cs="Courier New"/>
+        </w:rPr>
+      </w:pPr>
+    </w:p>
+    <w:p>
+      <w:pPr>
+        <w:pStyle w:val="PlainText"/>
+        <w:rPr>
+          <w:rFonts w:ascii="Courier New" w:hAnsi="Courier New" w:cs="Courier New"/>
+        </w:rPr>
+      </w:pPr>
+      <w:r>
+        <w:rPr>
+          <w:rFonts w:ascii="Courier New" w:hAnsi="Courier New" w:cs="Courier New"/>
+        </w:rPr>
+        <w:t>If you're the person who has spent several million pounds on a software development project, or you are the person who has convinced the board to spend several million pounds on a project, it can be a nerve wracking moment to see the first demonstrations of working software. I have seen instances where the first demonstration of working software, several hundred thousand pounds into the spend for the project shows a scree that has one button, the label on the button has a spelling mistake and when the button is pressed, it results in an error. This was obviously a hairy moment for the people who had paid for this project, or the people who had persuaded those people to pay for the project.</w:t>
       </w:r>
     </w:p>
     <w:p>
@@ -6055,3202 +9116,6 @@
           <w:rFonts w:ascii="Courier New" w:hAnsi="Courier New" w:cs="Courier New"/>
         </w:rPr>
         <w:lastRenderedPageBreak/>
-        <w:t xml:space="preserve">If a development team runs itself like this, the conflicts between the aim, goals and dreams of the project and the reality that is being delivered are present every day. Similarly, any conflicts between the team's understanding of the project and the reality of what the client and users </w:t>
-      </w:r>
-      <w:proofErr w:type="gramStart"/>
-      <w:r>
-        <w:rPr>
-          <w:rFonts w:ascii="Courier New" w:hAnsi="Courier New" w:cs="Courier New"/>
-        </w:rPr>
-        <w:t>actually want</w:t>
-      </w:r>
-      <w:proofErr w:type="gramEnd"/>
-      <w:r>
-        <w:rPr>
-          <w:rFonts w:ascii="Courier New" w:hAnsi="Courier New" w:cs="Courier New"/>
-        </w:rPr>
-        <w:t xml:space="preserve"> is highlighted nearly every day. This could potentially be unnerving. But the way to prevent it from being unnerving is to maintain a rhythm, a different kind of "agreed activity" in which surprise and conflict can arise in small amounts.  </w:t>
-      </w:r>
-    </w:p>
-    <w:p>
-      <w:pPr>
-        <w:pStyle w:val="PlainText"/>
-        <w:rPr>
-          <w:rFonts w:ascii="Courier New" w:hAnsi="Courier New" w:cs="Courier New"/>
-        </w:rPr>
-      </w:pPr>
-    </w:p>
-    <w:p>
-      <w:pPr>
-        <w:pStyle w:val="PlainText"/>
-        <w:rPr>
-          <w:rFonts w:ascii="Courier New" w:hAnsi="Courier New" w:cs="Courier New"/>
-        </w:rPr>
-      </w:pPr>
-      <w:r>
-        <w:rPr>
-          <w:rFonts w:ascii="Courier New" w:hAnsi="Courier New" w:cs="Courier New"/>
-        </w:rPr>
-        <w:t xml:space="preserve">For the two weeks (or however long) of a sprint, the team works on the list of things that's been agreed in that sprint. The meetings are short, they happen at reliably understood times (e.g. every working morning at 9:58, or every other week on a Wednesday at 10:30). They happen in a place which is easy to know and the thing that's supposed to happen in the meeting happens in the meeting. </w:t>
-      </w:r>
-    </w:p>
-    <w:p>
-      <w:pPr>
-        <w:pStyle w:val="PlainText"/>
-        <w:rPr>
-          <w:rFonts w:ascii="Courier New" w:hAnsi="Courier New" w:cs="Courier New"/>
-        </w:rPr>
-      </w:pPr>
-    </w:p>
-    <w:p>
-      <w:pPr>
-        <w:pStyle w:val="PlainText"/>
-        <w:rPr>
-          <w:rFonts w:ascii="Courier New" w:hAnsi="Courier New" w:cs="Courier New"/>
-        </w:rPr>
-      </w:pPr>
-      <w:r>
-        <w:rPr>
-          <w:rFonts w:ascii="Courier New" w:hAnsi="Courier New" w:cs="Courier New"/>
-        </w:rPr>
-        <w:t xml:space="preserve">When I'm managing a project, I want those meetings to become regular, a habit, second nature. That's so that when things get stressful, or when unexpected, emergency stuff is happening, those meetings still happen. </w:t>
-      </w:r>
-    </w:p>
-    <w:p>
-      <w:pPr>
-        <w:pStyle w:val="PlainText"/>
-        <w:rPr>
-          <w:rFonts w:ascii="Courier New" w:hAnsi="Courier New" w:cs="Courier New"/>
-        </w:rPr>
-      </w:pPr>
-    </w:p>
-    <w:p>
-      <w:pPr>
-        <w:pStyle w:val="PlainText"/>
-        <w:rPr>
-          <w:rFonts w:ascii="Courier New" w:hAnsi="Courier New" w:cs="Courier New"/>
-        </w:rPr>
-      </w:pPr>
-      <w:r>
-        <w:rPr>
-          <w:rFonts w:ascii="Courier New" w:hAnsi="Courier New" w:cs="Courier New"/>
-        </w:rPr>
-        <w:t xml:space="preserve">Often in such situations, there will be somebody, it might be a senior member of the company, it might be one of the members of the team, who tries to say that we're too busy to have stand-up, or we're too busy to have planning, or it's a waste of time to have everyone turn up to the show and tell. But when that happens, I want there to be such a habit, such an inertia to the "agreed activity" that it's difficult to dislodge. </w:t>
-      </w:r>
-    </w:p>
-    <w:p>
-      <w:pPr>
-        <w:pStyle w:val="PlainText"/>
-        <w:rPr>
-          <w:rFonts w:ascii="Courier New" w:hAnsi="Courier New" w:cs="Courier New"/>
-        </w:rPr>
-      </w:pPr>
-    </w:p>
-    <w:p>
-      <w:pPr>
-        <w:pStyle w:val="PlainText"/>
-        <w:rPr>
-          <w:rFonts w:ascii="Courier New" w:hAnsi="Courier New" w:cs="Courier New"/>
-        </w:rPr>
-      </w:pPr>
-      <w:r>
-        <w:rPr>
-          <w:rFonts w:ascii="Courier New" w:hAnsi="Courier New" w:cs="Courier New"/>
-        </w:rPr>
-        <w:t xml:space="preserve">## </w:t>
-      </w:r>
-      <w:proofErr w:type="gramStart"/>
-      <w:r>
-        <w:rPr>
-          <w:rFonts w:ascii="Courier New" w:hAnsi="Courier New" w:cs="Courier New"/>
-        </w:rPr>
-        <w:t>So</w:t>
-      </w:r>
-      <w:proofErr w:type="gramEnd"/>
-      <w:r>
-        <w:rPr>
-          <w:rFonts w:ascii="Courier New" w:hAnsi="Courier New" w:cs="Courier New"/>
-        </w:rPr>
-        <w:t xml:space="preserve"> here's another contradiction - or at least a paradox</w:t>
-      </w:r>
-    </w:p>
-    <w:p>
-      <w:pPr>
-        <w:pStyle w:val="PlainText"/>
-        <w:rPr>
-          <w:rFonts w:ascii="Courier New" w:hAnsi="Courier New" w:cs="Courier New"/>
-        </w:rPr>
-      </w:pPr>
-    </w:p>
-    <w:p>
-      <w:pPr>
-        <w:pStyle w:val="PlainText"/>
-        <w:rPr>
-          <w:rFonts w:ascii="Courier New" w:hAnsi="Courier New" w:cs="Courier New"/>
-        </w:rPr>
-      </w:pPr>
-      <w:r>
-        <w:rPr>
-          <w:rFonts w:ascii="Courier New" w:hAnsi="Courier New" w:cs="Courier New"/>
-        </w:rPr>
-        <w:t xml:space="preserve">The relaxed, repetitive, low stress actions of an agreed activity aren't the problem. The problem is the *kind* of agreed activity. Some agreed activities, the kind we fall into naturally when put under stress tend to avoid risk and avoid change. This is like driving without looking out of the window - it might be fine, but it could be </w:t>
-      </w:r>
-      <w:proofErr w:type="gramStart"/>
-      <w:r>
-        <w:rPr>
-          <w:rFonts w:ascii="Courier New" w:hAnsi="Courier New" w:cs="Courier New"/>
-        </w:rPr>
-        <w:t>( it</w:t>
-      </w:r>
-      <w:proofErr w:type="gramEnd"/>
-      <w:r>
-        <w:rPr>
-          <w:rFonts w:ascii="Courier New" w:hAnsi="Courier New" w:cs="Courier New"/>
-        </w:rPr>
-        <w:t xml:space="preserve"> probably will be) catastrophic. But most of the time when we're driving in the right direction and *not* crashing into things we want to be relaxed and doing movements that are well within our capabilities.</w:t>
-      </w:r>
-    </w:p>
-    <w:p>
-      <w:pPr>
-        <w:pStyle w:val="PlainText"/>
-        <w:rPr>
-          <w:rFonts w:ascii="Courier New" w:hAnsi="Courier New" w:cs="Courier New"/>
-        </w:rPr>
-      </w:pPr>
-    </w:p>
-    <w:p>
-      <w:pPr>
-        <w:pStyle w:val="PlainText"/>
-        <w:rPr>
-          <w:rFonts w:ascii="Courier New" w:hAnsi="Courier New" w:cs="Courier New"/>
-        </w:rPr>
-      </w:pPr>
-      <w:r>
-        <w:rPr>
-          <w:rFonts w:ascii="Courier New" w:hAnsi="Courier New" w:cs="Courier New"/>
-        </w:rPr>
-        <w:t xml:space="preserve">So, if we just look at our actions, the actions that are good for a project and the actions are that are bad for a project might *look* very similar. In fact, it's worse than that. Because a project team that's </w:t>
-      </w:r>
-      <w:proofErr w:type="gramStart"/>
-      <w:r>
-        <w:rPr>
-          <w:rFonts w:ascii="Courier New" w:hAnsi="Courier New" w:cs="Courier New"/>
-        </w:rPr>
-        <w:t>actually doing</w:t>
-      </w:r>
-      <w:proofErr w:type="gramEnd"/>
-      <w:r>
-        <w:rPr>
-          <w:rFonts w:ascii="Courier New" w:hAnsi="Courier New" w:cs="Courier New"/>
-        </w:rPr>
-        <w:t xml:space="preserve"> the right thing will be more obnoxious than a project team that's doing the wrong thing.</w:t>
-      </w:r>
-    </w:p>
-    <w:p>
-      <w:pPr>
-        <w:pStyle w:val="PlainText"/>
-        <w:rPr>
-          <w:rFonts w:ascii="Courier New" w:hAnsi="Courier New" w:cs="Courier New"/>
-        </w:rPr>
-      </w:pPr>
-    </w:p>
-    <w:p>
-      <w:pPr>
-        <w:pStyle w:val="PlainText"/>
-        <w:rPr>
-          <w:rFonts w:ascii="Courier New" w:hAnsi="Courier New" w:cs="Courier New"/>
-        </w:rPr>
-      </w:pPr>
-      <w:r>
-        <w:rPr>
-          <w:rFonts w:ascii="Courier New" w:hAnsi="Courier New" w:cs="Courier New"/>
-        </w:rPr>
-        <w:t xml:space="preserve">A project team that's doing the *right* thing will be reporting (initially at least) a relatively endless stream of problems. Technologies that don't work, people they're supposed to talk to who won't talk to them. Interfaces that turn out to be way more complicated than anyone expected, regulations or even legislation that needs to be complied with that nobody thought about. </w:t>
-      </w:r>
-      <w:proofErr w:type="gramStart"/>
-      <w:r>
-        <w:rPr>
-          <w:rFonts w:ascii="Courier New" w:hAnsi="Courier New" w:cs="Courier New"/>
-        </w:rPr>
-        <w:t>So</w:t>
-      </w:r>
-      <w:proofErr w:type="gramEnd"/>
-      <w:r>
-        <w:rPr>
-          <w:rFonts w:ascii="Courier New" w:hAnsi="Courier New" w:cs="Courier New"/>
-        </w:rPr>
-        <w:t xml:space="preserve"> here is the heart of another contradiction. A project that "as far as you know" is going well, has a much higher chance of going badly than a project from which you're hearing a lot about - but mostly it isn't good news. </w:t>
-      </w:r>
-    </w:p>
-    <w:p>
-      <w:pPr>
-        <w:pStyle w:val="PlainText"/>
-        <w:rPr>
-          <w:rFonts w:ascii="Courier New" w:hAnsi="Courier New" w:cs="Courier New"/>
-        </w:rPr>
-      </w:pPr>
-    </w:p>
-    <w:p>
-      <w:pPr>
-        <w:pStyle w:val="PlainText"/>
-        <w:rPr>
-          <w:rFonts w:ascii="Courier New" w:hAnsi="Courier New" w:cs="Courier New"/>
-        </w:rPr>
-      </w:pPr>
-      <w:r>
-        <w:rPr>
-          <w:rFonts w:ascii="Courier New" w:hAnsi="Courier New" w:cs="Courier New"/>
-        </w:rPr>
-        <w:t xml:space="preserve">What we need is relaxed regular actions that reduce the risk of a project and increase </w:t>
-      </w:r>
-      <w:proofErr w:type="spellStart"/>
-      <w:proofErr w:type="gramStart"/>
-      <w:r>
-        <w:rPr>
-          <w:rFonts w:ascii="Courier New" w:hAnsi="Courier New" w:cs="Courier New"/>
-        </w:rPr>
-        <w:t>it's</w:t>
-      </w:r>
-      <w:proofErr w:type="spellEnd"/>
-      <w:proofErr w:type="gramEnd"/>
-      <w:r>
-        <w:rPr>
-          <w:rFonts w:ascii="Courier New" w:hAnsi="Courier New" w:cs="Courier New"/>
-        </w:rPr>
-        <w:t xml:space="preserve"> potential value in small ways.</w:t>
-      </w:r>
-    </w:p>
-    <w:p>
-      <w:pPr>
-        <w:pStyle w:val="PlainText"/>
-        <w:rPr>
-          <w:rFonts w:ascii="Courier New" w:hAnsi="Courier New" w:cs="Courier New"/>
-        </w:rPr>
-      </w:pPr>
-    </w:p>
-    <w:p>
-      <w:pPr>
-        <w:pStyle w:val="PlainText"/>
-        <w:rPr>
-          <w:rFonts w:ascii="Courier New" w:hAnsi="Courier New" w:cs="Courier New"/>
-        </w:rPr>
-      </w:pPr>
-      <w:r>
-        <w:rPr>
-          <w:rFonts w:ascii="Courier New" w:hAnsi="Courier New" w:cs="Courier New"/>
-        </w:rPr>
-        <w:t>## The dream and the day</w:t>
-      </w:r>
-    </w:p>
-    <w:p>
-      <w:pPr>
-        <w:pStyle w:val="PlainText"/>
-        <w:rPr>
-          <w:rFonts w:ascii="Courier New" w:hAnsi="Courier New" w:cs="Courier New"/>
-        </w:rPr>
-      </w:pPr>
-    </w:p>
-    <w:p>
-      <w:pPr>
-        <w:pStyle w:val="PlainText"/>
-        <w:rPr>
-          <w:rFonts w:ascii="Courier New" w:hAnsi="Courier New" w:cs="Courier New"/>
-        </w:rPr>
-      </w:pPr>
-      <w:r>
-        <w:rPr>
-          <w:rFonts w:ascii="Courier New" w:hAnsi="Courier New" w:cs="Courier New"/>
-        </w:rPr>
-        <w:t>What if we say that project management is about connecting "the dream" (the vision for the project) and "the day" - the time, TODAY! That you have available to move reality just that bit nearer the dream. The difference between agreed activity and relaxed, regular, opportunities for conflict, is that one is moving the project day by day nearer to the dream.</w:t>
-      </w:r>
-    </w:p>
-    <w:p>
-      <w:pPr>
-        <w:pStyle w:val="PlainText"/>
-        <w:rPr>
-          <w:rFonts w:ascii="Courier New" w:hAnsi="Courier New" w:cs="Courier New"/>
-        </w:rPr>
-      </w:pPr>
-    </w:p>
-    <w:p>
-      <w:pPr>
-        <w:pStyle w:val="PlainText"/>
-        <w:rPr>
-          <w:rFonts w:ascii="Courier New" w:hAnsi="Courier New" w:cs="Courier New"/>
-        </w:rPr>
-      </w:pPr>
-      <w:r>
-        <w:rPr>
-          <w:rFonts w:ascii="Courier New" w:hAnsi="Courier New" w:cs="Courier New"/>
-        </w:rPr>
-        <w:t xml:space="preserve">Agreed activity is a self-protection mechanism for the team, they feel there is safety in numbers and agreeing what to do stops them from being changed. But in the same way, the people who are associated with the dream don't want the dream to be changed. </w:t>
-      </w:r>
-    </w:p>
-    <w:p>
-      <w:pPr>
-        <w:pStyle w:val="PlainText"/>
-        <w:rPr>
-          <w:rFonts w:ascii="Courier New" w:hAnsi="Courier New" w:cs="Courier New"/>
-        </w:rPr>
-      </w:pPr>
-    </w:p>
-    <w:p>
-      <w:pPr>
-        <w:pStyle w:val="PlainText"/>
-        <w:rPr>
-          <w:rFonts w:ascii="Courier New" w:hAnsi="Courier New" w:cs="Courier New"/>
-        </w:rPr>
-      </w:pPr>
-      <w:r>
-        <w:rPr>
-          <w:rFonts w:ascii="Courier New" w:hAnsi="Courier New" w:cs="Courier New"/>
-        </w:rPr>
-        <w:t xml:space="preserve">## A Brief Note About a Relaxed Team </w:t>
-      </w:r>
-    </w:p>
-    <w:p>
-      <w:pPr>
-        <w:pStyle w:val="PlainText"/>
-        <w:rPr>
-          <w:rFonts w:ascii="Courier New" w:hAnsi="Courier New" w:cs="Courier New"/>
-        </w:rPr>
-      </w:pPr>
-    </w:p>
-    <w:p>
-      <w:pPr>
-        <w:pStyle w:val="PlainText"/>
-        <w:rPr>
-          <w:rFonts w:ascii="Courier New" w:hAnsi="Courier New" w:cs="Courier New"/>
-        </w:rPr>
-      </w:pPr>
-      <w:r>
-        <w:rPr>
-          <w:rFonts w:ascii="Courier New" w:hAnsi="Courier New" w:cs="Courier New"/>
-        </w:rPr>
-        <w:t xml:space="preserve">Software development isn't war. Software development isn't mining. Software development *is* hard work. But *good* software development isn't going to look like a lot of people's idea of what hard work looks like. </w:t>
-      </w:r>
-    </w:p>
-    <w:p>
-      <w:pPr>
-        <w:pStyle w:val="PlainText"/>
-        <w:rPr>
-          <w:rFonts w:ascii="Courier New" w:hAnsi="Courier New" w:cs="Courier New"/>
-        </w:rPr>
-      </w:pPr>
-    </w:p>
-    <w:p>
-      <w:pPr>
-        <w:pStyle w:val="PlainText"/>
-        <w:rPr>
-          <w:rFonts w:ascii="Courier New" w:hAnsi="Courier New" w:cs="Courier New"/>
-        </w:rPr>
-      </w:pPr>
-      <w:r>
-        <w:rPr>
-          <w:rFonts w:ascii="Courier New" w:hAnsi="Courier New" w:cs="Courier New"/>
-        </w:rPr>
-        <w:t>It's very difficult not to react in a negative and emotional way when you're asked to deliver the impossible. And if you're thinking of asking someone else to deliver the impossible for you, you sure also bear that in mind.</w:t>
-      </w:r>
-    </w:p>
-    <w:p>
-      <w:pPr>
-        <w:pStyle w:val="PlainText"/>
-        <w:rPr>
-          <w:rFonts w:ascii="Courier New" w:hAnsi="Courier New" w:cs="Courier New"/>
-        </w:rPr>
-      </w:pPr>
-    </w:p>
-    <w:p>
-      <w:pPr>
-        <w:pStyle w:val="PlainText"/>
-        <w:rPr>
-          <w:rFonts w:ascii="Courier New" w:hAnsi="Courier New" w:cs="Courier New"/>
-        </w:rPr>
-      </w:pPr>
-      <w:r>
-        <w:rPr>
-          <w:rFonts w:ascii="Courier New" w:hAnsi="Courier New" w:cs="Courier New"/>
-        </w:rPr>
-        <w:t xml:space="preserve">One of the things I find it hardest to deal with when I'm managing a team is a request, from the client, the customer or sometimes even from someone further outside the team in the wider organisation that the team should look more *busy*  and more stressed. Of course, this isn't an impossible request. It's possible for a team to look stressed, it's possible for tension to be heard in their voices, for arguments to breaking out. </w:t>
-      </w:r>
-    </w:p>
-    <w:p>
-      <w:pPr>
-        <w:pStyle w:val="PlainText"/>
-        <w:rPr>
-          <w:rFonts w:ascii="Courier New" w:hAnsi="Courier New" w:cs="Courier New"/>
-        </w:rPr>
-      </w:pPr>
-    </w:p>
-    <w:p>
-      <w:pPr>
-        <w:pStyle w:val="PlainText"/>
-        <w:rPr>
-          <w:rFonts w:ascii="Courier New" w:hAnsi="Courier New" w:cs="Courier New"/>
-        </w:rPr>
-      </w:pPr>
-      <w:r>
-        <w:rPr>
-          <w:rFonts w:ascii="Courier New" w:hAnsi="Courier New" w:cs="Courier New"/>
-        </w:rPr>
-        <w:t xml:space="preserve">You know that bit in Star Trek (classic, I never got beyond that) where the Enterprise is hit and the lights dim, or even go out for a second and everybody rolls from one side to the other, alarms start sounding, warning lights on the console start flashing and the team on the bridge start running around trying to fix things. Many people who don't have any direct experience of software development seem to think this is what a software development team that is "working really hard" should look like. And as I'm writing this now, I realise that this </w:t>
-      </w:r>
-      <w:proofErr w:type="spellStart"/>
-      <w:r>
-        <w:rPr>
-          <w:rFonts w:ascii="Courier New" w:hAnsi="Courier New" w:cs="Courier New"/>
-        </w:rPr>
-        <w:t>cliche</w:t>
-      </w:r>
-      <w:proofErr w:type="spellEnd"/>
-      <w:r>
-        <w:rPr>
-          <w:rFonts w:ascii="Courier New" w:hAnsi="Courier New" w:cs="Courier New"/>
-        </w:rPr>
-        <w:t xml:space="preserve"> is itself taken from an earlier </w:t>
-      </w:r>
-      <w:proofErr w:type="spellStart"/>
-      <w:r>
-        <w:rPr>
-          <w:rFonts w:ascii="Courier New" w:hAnsi="Courier New" w:cs="Courier New"/>
-        </w:rPr>
-        <w:t>cliche</w:t>
-      </w:r>
-      <w:proofErr w:type="spellEnd"/>
-      <w:r>
-        <w:rPr>
-          <w:rFonts w:ascii="Courier New" w:hAnsi="Courier New" w:cs="Courier New"/>
-        </w:rPr>
-        <w:t xml:space="preserve"> of a submarine been partially hit by a depth charge. </w:t>
-      </w:r>
-    </w:p>
-    <w:p>
-      <w:pPr>
-        <w:pStyle w:val="PlainText"/>
-        <w:rPr>
-          <w:rFonts w:ascii="Courier New" w:hAnsi="Courier New" w:cs="Courier New"/>
-        </w:rPr>
-      </w:pPr>
-    </w:p>
-    <w:p>
-      <w:pPr>
-        <w:pStyle w:val="PlainText"/>
-        <w:rPr>
-          <w:rFonts w:ascii="Courier New" w:hAnsi="Courier New" w:cs="Courier New"/>
-        </w:rPr>
-      </w:pPr>
-      <w:r>
-        <w:rPr>
-          <w:rFonts w:ascii="Courier New" w:hAnsi="Courier New" w:cs="Courier New"/>
-        </w:rPr>
-        <w:t>## Be more boring</w:t>
-      </w:r>
-    </w:p>
-    <w:p>
-      <w:pPr>
-        <w:pStyle w:val="PlainText"/>
-        <w:rPr>
-          <w:rFonts w:ascii="Courier New" w:hAnsi="Courier New" w:cs="Courier New"/>
-        </w:rPr>
-      </w:pPr>
-      <w:r>
-        <w:rPr>
-          <w:rFonts w:ascii="Courier New" w:hAnsi="Courier New" w:cs="Courier New"/>
-        </w:rPr>
-        <w:t xml:space="preserve">One of the unusual things that the great improvisational innovator Keith Johnstone used to shout at his improvisers was "be more boring." But what he meant by that was not for improvisers to fall into agreed activity, but to "go with their obvious." If a scene is set on a pirate ship, the scene soon becomes very boring if the crew on the deck all agree to mop the decks for an hour. But </w:t>
-      </w:r>
-      <w:proofErr w:type="gramStart"/>
-      <w:r>
-        <w:rPr>
-          <w:rFonts w:ascii="Courier New" w:hAnsi="Courier New" w:cs="Courier New"/>
-        </w:rPr>
-        <w:t>similarly</w:t>
-      </w:r>
-      <w:proofErr w:type="gramEnd"/>
-      <w:r>
-        <w:rPr>
-          <w:rFonts w:ascii="Courier New" w:hAnsi="Courier New" w:cs="Courier New"/>
-        </w:rPr>
-        <w:t xml:space="preserve"> the scene becomes ridiculous if it emerges that pirate ship is a space ship, that then is all a dream, that </w:t>
-      </w:r>
-      <w:proofErr w:type="spellStart"/>
-      <w:r>
-        <w:rPr>
-          <w:rFonts w:ascii="Courier New" w:hAnsi="Courier New" w:cs="Courier New"/>
-        </w:rPr>
-        <w:t>them</w:t>
-      </w:r>
-      <w:proofErr w:type="spellEnd"/>
-      <w:r>
-        <w:rPr>
-          <w:rFonts w:ascii="Courier New" w:hAnsi="Courier New" w:cs="Courier New"/>
-        </w:rPr>
-        <w:t xml:space="preserve"> becomes a toothpaste factory. There is even a phrase for this opposite disease to "agreed activity" - "trouble salad."</w:t>
-      </w:r>
-    </w:p>
-    <w:p>
-      <w:pPr>
-        <w:pStyle w:val="PlainText"/>
-        <w:rPr>
-          <w:rFonts w:ascii="Courier New" w:hAnsi="Courier New" w:cs="Courier New"/>
-        </w:rPr>
-      </w:pPr>
-    </w:p>
-    <w:p>
-      <w:pPr>
-        <w:pStyle w:val="PlainText"/>
-        <w:rPr>
-          <w:rFonts w:ascii="Courier New" w:hAnsi="Courier New" w:cs="Courier New"/>
-        </w:rPr>
-      </w:pPr>
-      <w:r>
-        <w:rPr>
-          <w:rFonts w:ascii="Courier New" w:hAnsi="Courier New" w:cs="Courier New"/>
-        </w:rPr>
-        <w:t xml:space="preserve">What Johnson realised through his experiments in improvisation was that realistic, interesting, funny, scenes (the valuable output of comedy </w:t>
-      </w:r>
-      <w:r>
-        <w:rPr>
-          <w:rFonts w:ascii="Courier New" w:hAnsi="Courier New" w:cs="Courier New"/>
-        </w:rPr>
-        <w:lastRenderedPageBreak/>
-        <w:t>improvisation) came from saying obvious things in response to other people's "obvious" things.</w:t>
-      </w:r>
-    </w:p>
-    <w:p>
-      <w:pPr>
-        <w:pStyle w:val="PlainText"/>
-        <w:rPr>
-          <w:rFonts w:ascii="Courier New" w:hAnsi="Courier New" w:cs="Courier New"/>
-        </w:rPr>
-      </w:pPr>
-    </w:p>
-    <w:p>
-      <w:pPr>
-        <w:pStyle w:val="PlainText"/>
-        <w:rPr>
-          <w:rFonts w:ascii="Courier New" w:hAnsi="Courier New" w:cs="Courier New"/>
-        </w:rPr>
-      </w:pPr>
-      <w:r>
-        <w:rPr>
-          <w:rFonts w:ascii="Courier New" w:hAnsi="Courier New" w:cs="Courier New"/>
-        </w:rPr>
-        <w:t xml:space="preserve">And that's what good software development looks like, every day, the members of the team should be exposed a little bit to the challenges and contradictions of the project. That's what the daily stand-up, the emphasis on working software, the show and tell, and the retro are about. It's what coupling software development with continuous engagement with the client and the customers is about. But by making this engagement frequent and continuous, this exposure to the risks of the project should be mostly *boring*, it should be within the scope of the abilities of the team. </w:t>
-      </w:r>
-    </w:p>
-    <w:p>
-      <w:pPr>
-        <w:pStyle w:val="PlainText"/>
-        <w:rPr>
-          <w:rFonts w:ascii="Courier New" w:hAnsi="Courier New" w:cs="Courier New"/>
-        </w:rPr>
-      </w:pPr>
-    </w:p>
-    <w:p>
-      <w:pPr>
-        <w:pStyle w:val="PlainText"/>
-        <w:rPr>
-          <w:rFonts w:ascii="Courier New" w:hAnsi="Courier New" w:cs="Courier New"/>
-        </w:rPr>
-      </w:pPr>
-      <w:r>
-        <w:rPr>
-          <w:rFonts w:ascii="Courier New" w:hAnsi="Courier New" w:cs="Courier New"/>
-        </w:rPr>
-        <w:t xml:space="preserve">#### What does this piece of wisdom mean for *this* book </w:t>
-      </w:r>
-    </w:p>
-    <w:p>
-      <w:pPr>
-        <w:pStyle w:val="PlainText"/>
-        <w:rPr>
-          <w:rFonts w:ascii="Courier New" w:hAnsi="Courier New" w:cs="Courier New"/>
-        </w:rPr>
-      </w:pPr>
-    </w:p>
-    <w:p>
-      <w:pPr>
-        <w:pStyle w:val="PlainText"/>
-        <w:rPr>
-          <w:rFonts w:ascii="Courier New" w:hAnsi="Courier New" w:cs="Courier New"/>
-        </w:rPr>
-      </w:pPr>
-      <w:r>
-        <w:rPr>
-          <w:rFonts w:ascii="Courier New" w:hAnsi="Courier New" w:cs="Courier New"/>
-        </w:rPr>
-        <w:t>One of the things that I'm most interesting, and occasionally *terrifying* about writing a book (which is a project obviously) about project management is thinking as I'm writing about how it applies to the project of writing a book. Ah well, as someone once said, "When the going gets tough, the tough get meta" - me, that was me who said that.</w:t>
-      </w:r>
-    </w:p>
-    <w:p>
-      <w:pPr>
-        <w:pStyle w:val="PlainText"/>
-        <w:rPr>
-          <w:rFonts w:ascii="Courier New" w:hAnsi="Courier New" w:cs="Courier New"/>
-        </w:rPr>
-      </w:pPr>
-    </w:p>
-    <w:p>
-      <w:pPr>
-        <w:pStyle w:val="PlainText"/>
-        <w:rPr>
-          <w:rFonts w:ascii="Courier New" w:hAnsi="Courier New" w:cs="Courier New"/>
-        </w:rPr>
-      </w:pPr>
-      <w:r>
-        <w:rPr>
-          <w:rFonts w:ascii="Courier New" w:hAnsi="Courier New" w:cs="Courier New"/>
-        </w:rPr>
-        <w:t xml:space="preserve">So where am I as I write </w:t>
-      </w:r>
-      <w:proofErr w:type="gramStart"/>
-      <w:r>
-        <w:rPr>
-          <w:rFonts w:ascii="Courier New" w:hAnsi="Courier New" w:cs="Courier New"/>
-        </w:rPr>
-        <w:t>with regard to</w:t>
-      </w:r>
-      <w:proofErr w:type="gramEnd"/>
-      <w:r>
-        <w:rPr>
-          <w:rFonts w:ascii="Courier New" w:hAnsi="Courier New" w:cs="Courier New"/>
-        </w:rPr>
-        <w:t xml:space="preserve"> using the day to move this project nearer towards the dream?</w:t>
-      </w:r>
-    </w:p>
-    <w:p>
-      <w:pPr>
-        <w:pStyle w:val="PlainText"/>
-        <w:rPr>
-          <w:rFonts w:ascii="Courier New" w:hAnsi="Courier New" w:cs="Courier New"/>
-        </w:rPr>
-      </w:pPr>
-    </w:p>
-    <w:p>
-      <w:pPr>
-        <w:pStyle w:val="PlainText"/>
-        <w:rPr>
-          <w:rFonts w:ascii="Courier New" w:hAnsi="Courier New" w:cs="Courier New"/>
-        </w:rPr>
-      </w:pPr>
-      <w:r>
-        <w:rPr>
-          <w:rFonts w:ascii="Courier New" w:hAnsi="Courier New" w:cs="Courier New"/>
-        </w:rPr>
-        <w:t xml:space="preserve">Well, </w:t>
-      </w:r>
-      <w:proofErr w:type="gramStart"/>
-      <w:r>
-        <w:rPr>
-          <w:rFonts w:ascii="Courier New" w:hAnsi="Courier New" w:cs="Courier New"/>
-        </w:rPr>
-        <w:t>at the moment</w:t>
-      </w:r>
-      <w:proofErr w:type="gramEnd"/>
-      <w:r>
-        <w:rPr>
-          <w:rFonts w:ascii="Courier New" w:hAnsi="Courier New" w:cs="Courier New"/>
-        </w:rPr>
-        <w:t>, I'm trying to add pages to an *Alpha* - this is a term nicked from software development which means a first prototype that *barely* works - that can be shown to users. My way to get there is this.</w:t>
-      </w:r>
-    </w:p>
-    <w:p>
-      <w:pPr>
-        <w:pStyle w:val="PlainText"/>
-        <w:rPr>
-          <w:rFonts w:ascii="Courier New" w:hAnsi="Courier New" w:cs="Courier New"/>
-        </w:rPr>
-      </w:pPr>
-    </w:p>
-    <w:p>
-      <w:pPr>
-        <w:pStyle w:val="PlainText"/>
-        <w:rPr>
-          <w:rFonts w:ascii="Courier New" w:hAnsi="Courier New" w:cs="Courier New"/>
-        </w:rPr>
-      </w:pPr>
-      <w:r>
-        <w:rPr>
-          <w:rFonts w:ascii="Courier New" w:hAnsi="Courier New" w:cs="Courier New"/>
-        </w:rPr>
-        <w:t>1. Write the (early) alpha</w:t>
-      </w:r>
-    </w:p>
-    <w:p>
-      <w:pPr>
-        <w:pStyle w:val="PlainText"/>
-        <w:rPr>
-          <w:rFonts w:ascii="Courier New" w:hAnsi="Courier New" w:cs="Courier New"/>
-        </w:rPr>
-      </w:pPr>
-      <w:r>
-        <w:rPr>
-          <w:rFonts w:ascii="Courier New" w:hAnsi="Courier New" w:cs="Courier New"/>
-        </w:rPr>
-        <w:t>2. Work on structuring the alpha so it reads more like a book.</w:t>
-      </w:r>
-    </w:p>
-    <w:p>
-      <w:pPr>
-        <w:pStyle w:val="PlainText"/>
-        <w:rPr>
-          <w:rFonts w:ascii="Courier New" w:hAnsi="Courier New" w:cs="Courier New"/>
-        </w:rPr>
-      </w:pPr>
-      <w:r>
-        <w:rPr>
-          <w:rFonts w:ascii="Courier New" w:hAnsi="Courier New" w:cs="Courier New"/>
-        </w:rPr>
-        <w:t>3. Find some alpha readers who are willing to at least start reading it.</w:t>
-      </w:r>
-    </w:p>
-    <w:p>
-      <w:pPr>
-        <w:pStyle w:val="PlainText"/>
-        <w:rPr>
-          <w:rFonts w:ascii="Courier New" w:hAnsi="Courier New" w:cs="Courier New"/>
-        </w:rPr>
-      </w:pPr>
-      <w:r>
-        <w:rPr>
-          <w:rFonts w:ascii="Courier New" w:hAnsi="Courier New" w:cs="Courier New"/>
-        </w:rPr>
-        <w:t xml:space="preserve">4. Get feedback. </w:t>
-      </w:r>
-    </w:p>
-    <w:p>
-      <w:pPr>
-        <w:pStyle w:val="PlainText"/>
-        <w:rPr>
-          <w:rFonts w:ascii="Courier New" w:hAnsi="Courier New" w:cs="Courier New"/>
-        </w:rPr>
-      </w:pPr>
-    </w:p>
-    <w:p>
-      <w:pPr>
-        <w:pStyle w:val="PlainText"/>
-        <w:rPr>
-          <w:rFonts w:ascii="Courier New" w:hAnsi="Courier New" w:cs="Courier New"/>
-        </w:rPr>
-      </w:pPr>
-      <w:r>
-        <w:rPr>
-          <w:rFonts w:ascii="Courier New" w:hAnsi="Courier New" w:cs="Courier New"/>
-        </w:rPr>
-        <w:t xml:space="preserve">If you've been paying attention to *anything* that I've been saying so far in this book, you'll realise that this is in direct contradiction with what I've been saying about how project management should happen (this is a very uncomfortable conversation). </w:t>
-      </w:r>
-    </w:p>
-    <w:p>
-      <w:pPr>
-        <w:pStyle w:val="PlainText"/>
-        <w:rPr>
-          <w:rFonts w:ascii="Courier New" w:hAnsi="Courier New" w:cs="Courier New"/>
-        </w:rPr>
-      </w:pPr>
-    </w:p>
-    <w:p>
-      <w:pPr>
-        <w:pStyle w:val="PlainText"/>
-        <w:rPr>
-          <w:rFonts w:ascii="Courier New" w:hAnsi="Courier New" w:cs="Courier New"/>
-        </w:rPr>
-      </w:pPr>
-      <w:r>
-        <w:rPr>
-          <w:rFonts w:ascii="Courier New" w:hAnsi="Courier New" w:cs="Courier New"/>
-        </w:rPr>
-        <w:t># Junk Project Management</w:t>
-      </w:r>
-    </w:p>
-    <w:p>
-      <w:pPr>
-        <w:pStyle w:val="PlainText"/>
-        <w:rPr>
-          <w:rFonts w:ascii="Courier New" w:hAnsi="Courier New" w:cs="Courier New"/>
-        </w:rPr>
-      </w:pPr>
-    </w:p>
-    <w:p>
-      <w:pPr>
-        <w:pStyle w:val="PlainText"/>
-        <w:rPr>
-          <w:rFonts w:ascii="Courier New" w:hAnsi="Courier New" w:cs="Courier New"/>
-        </w:rPr>
-      </w:pPr>
-      <w:r>
-        <w:rPr>
-          <w:rFonts w:ascii="Courier New" w:hAnsi="Courier New" w:cs="Courier New"/>
-        </w:rPr>
-        <w:t>Junk bonds are a financial instrument that allows people to trade in IOUs from corporations. Because there is the possibility that a corporation might not pay the IOU. Bonds allow trades in the likelihood that a corporation will pay off its debts. For a long time, the trade in bonds had been quite sedate until someone realised that bonds that people in the market *didn't* think would ever pay off (these were referred to as 'junk' bonds) were performing better than bonds in the market that people *did* think would pay off.</w:t>
-      </w:r>
-    </w:p>
-    <w:p>
-      <w:pPr>
-        <w:pStyle w:val="PlainText"/>
-        <w:rPr>
-          <w:rFonts w:ascii="Courier New" w:hAnsi="Courier New" w:cs="Courier New"/>
-        </w:rPr>
-      </w:pPr>
-    </w:p>
-    <w:p>
-      <w:pPr>
-        <w:pStyle w:val="PlainText"/>
-        <w:rPr>
-          <w:rFonts w:ascii="Courier New" w:hAnsi="Courier New" w:cs="Courier New"/>
-        </w:rPr>
-      </w:pPr>
-      <w:r>
-        <w:rPr>
-          <w:rFonts w:ascii="Courier New" w:hAnsi="Courier New" w:cs="Courier New"/>
-        </w:rPr>
-        <w:t xml:space="preserve">Then things got </w:t>
-      </w:r>
-      <w:proofErr w:type="gramStart"/>
-      <w:r>
-        <w:rPr>
-          <w:rFonts w:ascii="Courier New" w:hAnsi="Courier New" w:cs="Courier New"/>
-        </w:rPr>
-        <w:t>really wild</w:t>
-      </w:r>
-      <w:proofErr w:type="gramEnd"/>
-      <w:r>
-        <w:rPr>
-          <w:rFonts w:ascii="Courier New" w:hAnsi="Courier New" w:cs="Courier New"/>
-        </w:rPr>
-        <w:t xml:space="preserve">. Some bond traders realised that if they could take control of a company that had bonds that were likely to pay off, they could then have that company borrow lots of money so that </w:t>
-      </w:r>
-      <w:proofErr w:type="gramStart"/>
-      <w:r>
-        <w:rPr>
-          <w:rFonts w:ascii="Courier New" w:hAnsi="Courier New" w:cs="Courier New"/>
-        </w:rPr>
-        <w:t>it's</w:t>
-      </w:r>
-      <w:proofErr w:type="gramEnd"/>
-      <w:r>
-        <w:rPr>
-          <w:rFonts w:ascii="Courier New" w:hAnsi="Courier New" w:cs="Courier New"/>
-        </w:rPr>
-        <w:t xml:space="preserve"> bonds became "junk" rated. Eventually the whole business ended in tears, with the one of the men who basically invented the Junk Bond market ending up in jail. </w:t>
-      </w:r>
-    </w:p>
-    <w:p>
-      <w:pPr>
-        <w:pStyle w:val="PlainText"/>
-        <w:rPr>
-          <w:rFonts w:ascii="Courier New" w:hAnsi="Courier New" w:cs="Courier New"/>
-        </w:rPr>
-      </w:pPr>
-    </w:p>
-    <w:p>
-      <w:pPr>
-        <w:pStyle w:val="PlainText"/>
-        <w:rPr>
-          <w:rFonts w:ascii="Courier New" w:hAnsi="Courier New" w:cs="Courier New"/>
-        </w:rPr>
-      </w:pPr>
-      <w:r>
-        <w:rPr>
-          <w:rFonts w:ascii="Courier New" w:hAnsi="Courier New" w:cs="Courier New"/>
-        </w:rPr>
-        <w:lastRenderedPageBreak/>
-        <w:t xml:space="preserve">"Why are you telling me this?" you might ask, just as you might ask a rather intense gentleman who sits next to you on the bus and starts an unprompted conversation. </w:t>
-      </w:r>
-    </w:p>
-    <w:p>
-      <w:pPr>
-        <w:pStyle w:val="PlainText"/>
-        <w:rPr>
-          <w:rFonts w:ascii="Courier New" w:hAnsi="Courier New" w:cs="Courier New"/>
-        </w:rPr>
-      </w:pPr>
-    </w:p>
-    <w:p>
-      <w:pPr>
-        <w:pStyle w:val="PlainText"/>
-        <w:rPr>
-          <w:rFonts w:ascii="Courier New" w:hAnsi="Courier New" w:cs="Courier New"/>
-        </w:rPr>
-      </w:pPr>
-      <w:r>
-        <w:rPr>
-          <w:rFonts w:ascii="Courier New" w:hAnsi="Courier New" w:cs="Courier New"/>
-        </w:rPr>
-        <w:t>Well, I suppose part of this is a note and or a question to myself.</w:t>
-      </w:r>
-    </w:p>
-    <w:p>
-      <w:pPr>
-        <w:pStyle w:val="PlainText"/>
-        <w:rPr>
-          <w:rFonts w:ascii="Courier New" w:hAnsi="Courier New" w:cs="Courier New"/>
-        </w:rPr>
-      </w:pPr>
-    </w:p>
-    <w:p>
-      <w:pPr>
-        <w:pStyle w:val="PlainText"/>
-        <w:rPr>
-          <w:rFonts w:ascii="Courier New" w:hAnsi="Courier New" w:cs="Courier New"/>
-        </w:rPr>
-      </w:pPr>
-      <w:r>
-        <w:rPr>
-          <w:rFonts w:ascii="Courier New" w:hAnsi="Courier New" w:cs="Courier New"/>
-        </w:rPr>
-        <w:t>Firstly:</w:t>
-      </w:r>
-    </w:p>
-    <w:p>
-      <w:pPr>
-        <w:pStyle w:val="PlainText"/>
-        <w:rPr>
-          <w:rFonts w:ascii="Courier New" w:hAnsi="Courier New" w:cs="Courier New"/>
-        </w:rPr>
-      </w:pPr>
-    </w:p>
-    <w:p>
-      <w:pPr>
-        <w:pStyle w:val="PlainText"/>
-        <w:rPr>
-          <w:rFonts w:ascii="Courier New" w:hAnsi="Courier New" w:cs="Courier New"/>
-        </w:rPr>
-      </w:pPr>
-      <w:r>
-        <w:rPr>
-          <w:rFonts w:ascii="Courier New" w:hAnsi="Courier New" w:cs="Courier New"/>
-        </w:rPr>
-        <w:t>&gt;&gt; Are there such things as *junk* projects - i.e. projects that look like they're likely to fail?</w:t>
-      </w:r>
-    </w:p>
-    <w:p>
-      <w:pPr>
-        <w:pStyle w:val="PlainText"/>
-        <w:rPr>
-          <w:rFonts w:ascii="Courier New" w:hAnsi="Courier New" w:cs="Courier New"/>
-        </w:rPr>
-      </w:pPr>
-    </w:p>
-    <w:p>
-      <w:pPr>
-        <w:pStyle w:val="PlainText"/>
-        <w:rPr>
-          <w:rFonts w:ascii="Courier New" w:hAnsi="Courier New" w:cs="Courier New"/>
-        </w:rPr>
-      </w:pPr>
-      <w:r>
-        <w:rPr>
-          <w:rFonts w:ascii="Courier New" w:hAnsi="Courier New" w:cs="Courier New"/>
-        </w:rPr>
-        <w:t>Secondly:</w:t>
-      </w:r>
-    </w:p>
-    <w:p>
-      <w:pPr>
-        <w:pStyle w:val="PlainText"/>
-        <w:rPr>
-          <w:rFonts w:ascii="Courier New" w:hAnsi="Courier New" w:cs="Courier New"/>
-        </w:rPr>
-      </w:pPr>
-    </w:p>
-    <w:p>
-      <w:pPr>
-        <w:pStyle w:val="PlainText"/>
-        <w:rPr>
-          <w:rFonts w:ascii="Courier New" w:hAnsi="Courier New" w:cs="Courier New"/>
-        </w:rPr>
-      </w:pPr>
-      <w:r>
-        <w:rPr>
-          <w:rFonts w:ascii="Courier New" w:hAnsi="Courier New" w:cs="Courier New"/>
-        </w:rPr>
-        <w:t xml:space="preserve">&gt;&gt; Could some of those projects </w:t>
-      </w:r>
-      <w:proofErr w:type="gramStart"/>
-      <w:r>
-        <w:rPr>
-          <w:rFonts w:ascii="Courier New" w:hAnsi="Courier New" w:cs="Courier New"/>
-        </w:rPr>
-        <w:t>actually be</w:t>
-      </w:r>
-      <w:proofErr w:type="gramEnd"/>
-      <w:r>
-        <w:rPr>
-          <w:rFonts w:ascii="Courier New" w:hAnsi="Courier New" w:cs="Courier New"/>
-        </w:rPr>
-        <w:t xml:space="preserve"> more successful and/or more rewarding to work on that projects that look like they might be a success?</w:t>
-      </w:r>
-    </w:p>
-    <w:p>
-      <w:pPr>
-        <w:pStyle w:val="PlainText"/>
-        <w:rPr>
-          <w:rFonts w:ascii="Courier New" w:hAnsi="Courier New" w:cs="Courier New"/>
-        </w:rPr>
-      </w:pPr>
-    </w:p>
-    <w:p>
-      <w:pPr>
-        <w:pStyle w:val="PlainText"/>
-        <w:rPr>
-          <w:rFonts w:ascii="Courier New" w:hAnsi="Courier New" w:cs="Courier New"/>
-        </w:rPr>
-      </w:pPr>
-      <w:r>
-        <w:rPr>
-          <w:rFonts w:ascii="Courier New" w:hAnsi="Courier New" w:cs="Courier New"/>
-        </w:rPr>
-        <w:t>Thirdly:</w:t>
-      </w:r>
-    </w:p>
-    <w:p>
-      <w:pPr>
-        <w:pStyle w:val="PlainText"/>
-        <w:rPr>
-          <w:rFonts w:ascii="Courier New" w:hAnsi="Courier New" w:cs="Courier New"/>
-        </w:rPr>
-      </w:pPr>
-    </w:p>
-    <w:p>
-      <w:pPr>
-        <w:pStyle w:val="PlainText"/>
-        <w:rPr>
-          <w:rFonts w:ascii="Courier New" w:hAnsi="Courier New" w:cs="Courier New"/>
-        </w:rPr>
-      </w:pPr>
-      <w:r>
-        <w:rPr>
-          <w:rFonts w:ascii="Courier New" w:hAnsi="Courier New" w:cs="Courier New"/>
-        </w:rPr>
-        <w:t>&gt;&gt; If the second question is true, is there some way to deliberately *junk* a project - that is change a perception of perceived success into a perception of perceived failure?</w:t>
-      </w:r>
-    </w:p>
-    <w:p>
-      <w:pPr>
-        <w:pStyle w:val="PlainText"/>
-        <w:rPr>
-          <w:rFonts w:ascii="Courier New" w:hAnsi="Courier New" w:cs="Courier New"/>
-        </w:rPr>
-      </w:pPr>
-    </w:p>
-    <w:p>
-      <w:pPr>
-        <w:pStyle w:val="PlainText"/>
-        <w:rPr>
-          <w:rFonts w:ascii="Courier New" w:hAnsi="Courier New" w:cs="Courier New"/>
-        </w:rPr>
-      </w:pPr>
-      <w:r>
-        <w:rPr>
-          <w:rFonts w:ascii="Courier New" w:hAnsi="Courier New" w:cs="Courier New"/>
-        </w:rPr>
-        <w:t xml:space="preserve">Finally: </w:t>
-      </w:r>
-    </w:p>
-    <w:p>
-      <w:pPr>
-        <w:pStyle w:val="PlainText"/>
-        <w:rPr>
-          <w:rFonts w:ascii="Courier New" w:hAnsi="Courier New" w:cs="Courier New"/>
-        </w:rPr>
-      </w:pPr>
-    </w:p>
-    <w:p>
-      <w:pPr>
-        <w:pStyle w:val="PlainText"/>
-        <w:rPr>
-          <w:rFonts w:ascii="Courier New" w:hAnsi="Courier New" w:cs="Courier New"/>
-        </w:rPr>
-      </w:pPr>
-      <w:r>
-        <w:rPr>
-          <w:rFonts w:ascii="Courier New" w:hAnsi="Courier New" w:cs="Courier New"/>
-        </w:rPr>
-        <w:t xml:space="preserve">&gt;&gt; Let's just make sure that whatever we do, that no one goes to jail (no one we like, anyway). </w:t>
-      </w:r>
-    </w:p>
-    <w:p>
-      <w:pPr>
-        <w:pStyle w:val="PlainText"/>
-        <w:rPr>
-          <w:rFonts w:ascii="Courier New" w:hAnsi="Courier New" w:cs="Courier New"/>
-        </w:rPr>
-      </w:pPr>
-    </w:p>
-    <w:p>
-      <w:pPr>
-        <w:pStyle w:val="PlainText"/>
-        <w:rPr>
-          <w:rFonts w:ascii="Courier New" w:hAnsi="Courier New" w:cs="Courier New"/>
-        </w:rPr>
-      </w:pPr>
-      <w:r>
-        <w:rPr>
-          <w:rFonts w:ascii="Courier New" w:hAnsi="Courier New" w:cs="Courier New"/>
-        </w:rPr>
-        <w:t>## How to junk a project</w:t>
-      </w:r>
-    </w:p>
-    <w:p>
-      <w:pPr>
-        <w:pStyle w:val="PlainText"/>
-        <w:rPr>
-          <w:rFonts w:ascii="Courier New" w:hAnsi="Courier New" w:cs="Courier New"/>
-        </w:rPr>
-      </w:pPr>
-    </w:p>
-    <w:p>
-      <w:pPr>
-        <w:pStyle w:val="PlainText"/>
-        <w:rPr>
-          <w:rFonts w:ascii="Courier New" w:hAnsi="Courier New" w:cs="Courier New"/>
-        </w:rPr>
-      </w:pPr>
-      <w:r>
-        <w:rPr>
-          <w:rFonts w:ascii="Courier New" w:hAnsi="Courier New" w:cs="Courier New"/>
-        </w:rPr>
-        <w:t>### 1) Find out how much work is involved 2) Show actual progress through that work</w:t>
-      </w:r>
-    </w:p>
-    <w:p>
-      <w:pPr>
-        <w:pStyle w:val="PlainText"/>
-        <w:rPr>
-          <w:rFonts w:ascii="Courier New" w:hAnsi="Courier New" w:cs="Courier New"/>
-        </w:rPr>
-      </w:pPr>
-    </w:p>
-    <w:p>
-      <w:pPr>
-        <w:pStyle w:val="PlainText"/>
-        <w:rPr>
-          <w:rFonts w:ascii="Courier New" w:hAnsi="Courier New" w:cs="Courier New"/>
-        </w:rPr>
-      </w:pPr>
-      <w:r>
-        <w:rPr>
-          <w:rFonts w:ascii="Courier New" w:hAnsi="Courier New" w:cs="Courier New"/>
-        </w:rPr>
-        <w:t xml:space="preserve">One straight-forward way to change the perception of the likelihood of success on a project is to make a list of all the things that need doing on a project, get some idea of how big those things are relative to each other and then show what is the project's actual progress through that work. </w:t>
-      </w:r>
-    </w:p>
-    <w:p>
-      <w:pPr>
-        <w:pStyle w:val="PlainText"/>
-        <w:rPr>
-          <w:rFonts w:ascii="Courier New" w:hAnsi="Courier New" w:cs="Courier New"/>
-        </w:rPr>
-      </w:pPr>
-    </w:p>
-    <w:p>
-      <w:pPr>
-        <w:pStyle w:val="PlainText"/>
-        <w:rPr>
-          <w:rFonts w:ascii="Courier New" w:hAnsi="Courier New" w:cs="Courier New"/>
-        </w:rPr>
-      </w:pPr>
-      <w:r>
-        <w:rPr>
-          <w:rFonts w:ascii="Courier New" w:hAnsi="Courier New" w:cs="Courier New"/>
-        </w:rPr>
-        <w:t>### Describe any immovable obstacles</w:t>
-      </w:r>
-    </w:p>
-    <w:p>
-      <w:pPr>
-        <w:pStyle w:val="PlainText"/>
-        <w:rPr>
-          <w:rFonts w:ascii="Courier New" w:hAnsi="Courier New" w:cs="Courier New"/>
-        </w:rPr>
-      </w:pPr>
-      <w:r>
-        <w:rPr>
-          <w:rFonts w:ascii="Courier New" w:hAnsi="Courier New" w:cs="Courier New"/>
-        </w:rPr>
-        <w:t xml:space="preserve">Is there anything that is completely stopping your project from ever being a chance of success? For example, have you been forbidden to talk to the people who can tell you what the product should do? Or have you been told that the product will have to interface with a database that you know doesn't exist and there are no plans to build (both of those are real examples, from a real organisation). Have you been forbidden to talk to users? Is platform supposed to be hosted on a server that no one in the organisation has ever managed to procure and make ready for live? </w:t>
-      </w:r>
-    </w:p>
-    <w:p>
-      <w:pPr>
-        <w:pStyle w:val="PlainText"/>
-        <w:rPr>
-          <w:rFonts w:ascii="Courier New" w:hAnsi="Courier New" w:cs="Courier New"/>
-        </w:rPr>
-      </w:pPr>
-    </w:p>
-    <w:p>
-      <w:pPr>
-        <w:pStyle w:val="PlainText"/>
-        <w:rPr>
-          <w:rFonts w:ascii="Courier New" w:hAnsi="Courier New" w:cs="Courier New"/>
-        </w:rPr>
-      </w:pPr>
-      <w:r>
-        <w:rPr>
-          <w:rFonts w:ascii="Courier New" w:hAnsi="Courier New" w:cs="Courier New"/>
-        </w:rPr>
-        <w:t>### Find out how similar projects performed</w:t>
-      </w:r>
-    </w:p>
-    <w:p>
-      <w:pPr>
-        <w:pStyle w:val="PlainText"/>
-        <w:rPr>
-          <w:rFonts w:ascii="Courier New" w:hAnsi="Courier New" w:cs="Courier New"/>
-        </w:rPr>
-      </w:pPr>
-      <w:r>
-        <w:rPr>
-          <w:rFonts w:ascii="Courier New" w:hAnsi="Courier New" w:cs="Courier New"/>
-        </w:rPr>
-        <w:t xml:space="preserve">This is a fascinating one. Because, according to the Nobel prize-winning author Daniel Kahneman, how other projects in an organisation perform is probably the best guide that you </w:t>
-      </w:r>
-      <w:proofErr w:type="gramStart"/>
-      <w:r>
-        <w:rPr>
-          <w:rFonts w:ascii="Courier New" w:hAnsi="Courier New" w:cs="Courier New"/>
-        </w:rPr>
-        <w:t>have to</w:t>
-      </w:r>
-      <w:proofErr w:type="gramEnd"/>
-      <w:r>
-        <w:rPr>
-          <w:rFonts w:ascii="Courier New" w:hAnsi="Courier New" w:cs="Courier New"/>
-        </w:rPr>
-        <w:t xml:space="preserve"> how your project is going to perform. At the same time, my experience is that if you ask this question anybody who might actually know how previous projects performed will either feign ignorance or amnesia about how they performed, or have a really very good explanation (in that it's enthusiastically and optimistically expressed) about why this project is different.</w:t>
-      </w:r>
-    </w:p>
-    <w:p>
-      <w:pPr>
-        <w:pStyle w:val="PlainText"/>
-        <w:rPr>
-          <w:rFonts w:ascii="Courier New" w:hAnsi="Courier New" w:cs="Courier New"/>
-        </w:rPr>
-      </w:pPr>
-    </w:p>
-    <w:p>
-      <w:pPr>
-        <w:pStyle w:val="PlainText"/>
-        <w:rPr>
-          <w:rFonts w:ascii="Courier New" w:hAnsi="Courier New" w:cs="Courier New"/>
-        </w:rPr>
-      </w:pPr>
-      <w:r>
-        <w:rPr>
-          <w:rFonts w:ascii="Courier New" w:hAnsi="Courier New" w:cs="Courier New"/>
-        </w:rPr>
-        <w:t>### Describe the value stream</w:t>
-      </w:r>
-    </w:p>
-    <w:p>
-      <w:pPr>
-        <w:pStyle w:val="PlainText"/>
-        <w:rPr>
-          <w:rFonts w:ascii="Courier New" w:hAnsi="Courier New" w:cs="Courier New"/>
-        </w:rPr>
-      </w:pPr>
-    </w:p>
-    <w:p>
-      <w:pPr>
-        <w:pStyle w:val="PlainText"/>
-        <w:rPr>
-          <w:rFonts w:ascii="Courier New" w:hAnsi="Courier New" w:cs="Courier New"/>
-        </w:rPr>
-      </w:pPr>
-      <w:r>
-        <w:rPr>
-          <w:rFonts w:ascii="Courier New" w:hAnsi="Courier New" w:cs="Courier New"/>
-        </w:rPr>
-        <w:t>## You (probably) won't end up in jail, but you might get kicked off the project</w:t>
-      </w:r>
-    </w:p>
-    <w:p>
-      <w:pPr>
-        <w:pStyle w:val="PlainText"/>
-        <w:rPr>
-          <w:rFonts w:ascii="Courier New" w:hAnsi="Courier New" w:cs="Courier New"/>
-        </w:rPr>
-      </w:pPr>
-      <w:r>
-        <w:rPr>
-          <w:rFonts w:ascii="Courier New" w:hAnsi="Courier New" w:cs="Courier New"/>
-        </w:rPr>
-        <w:t xml:space="preserve">When you start to junk a project, the authorities will try to stop you. </w:t>
-      </w:r>
-    </w:p>
-    <w:p>
-      <w:pPr>
-        <w:pStyle w:val="PlainText"/>
-        <w:rPr>
-          <w:rFonts w:ascii="Courier New" w:hAnsi="Courier New" w:cs="Courier New"/>
-        </w:rPr>
-      </w:pPr>
-    </w:p>
-    <w:p>
-      <w:pPr>
-        <w:pStyle w:val="PlainText"/>
-        <w:rPr>
-          <w:rFonts w:ascii="Courier New" w:hAnsi="Courier New" w:cs="Courier New"/>
-        </w:rPr>
-      </w:pPr>
-      <w:r>
-        <w:rPr>
-          <w:rFonts w:ascii="Courier New" w:hAnsi="Courier New" w:cs="Courier New"/>
-        </w:rPr>
-        <w:t>Oh shit, I've realised that I could do this for *this* project (delivering the impossible).</w:t>
-      </w:r>
-    </w:p>
-    <w:p>
-      <w:pPr>
-        <w:pStyle w:val="PlainText"/>
-        <w:rPr>
-          <w:rFonts w:ascii="Courier New" w:hAnsi="Courier New" w:cs="Courier New"/>
-        </w:rPr>
-      </w:pPr>
-    </w:p>
-    <w:p>
-      <w:pPr>
-        <w:pStyle w:val="PlainText"/>
-        <w:rPr>
-          <w:rFonts w:ascii="Courier New" w:hAnsi="Courier New" w:cs="Courier New"/>
-        </w:rPr>
-      </w:pPr>
-      <w:r>
-        <w:rPr>
-          <w:rFonts w:ascii="Courier New" w:hAnsi="Courier New" w:cs="Courier New"/>
-        </w:rPr>
-        <w:t xml:space="preserve"># Identifying Contradictions is a Good and Scary Thing </w:t>
-      </w:r>
-    </w:p>
-    <w:p>
-      <w:pPr>
-        <w:pStyle w:val="PlainText"/>
-        <w:rPr>
-          <w:rFonts w:ascii="Courier New" w:hAnsi="Courier New" w:cs="Courier New"/>
-        </w:rPr>
-      </w:pPr>
-    </w:p>
-    <w:p>
-      <w:pPr>
-        <w:pStyle w:val="PlainText"/>
-        <w:rPr>
-          <w:rFonts w:ascii="Courier New" w:hAnsi="Courier New" w:cs="Courier New"/>
-        </w:rPr>
-      </w:pPr>
-      <w:r>
-        <w:rPr>
-          <w:rFonts w:ascii="Courier New" w:hAnsi="Courier New" w:cs="Courier New"/>
-        </w:rPr>
-        <w:t xml:space="preserve">There are no contradictions in nature. Contradictions only exist in our models of the world. Contradictions arise from one part of our model not aligning with another part of our model. </w:t>
-      </w:r>
-    </w:p>
-    <w:p>
-      <w:pPr>
-        <w:pStyle w:val="PlainText"/>
-        <w:rPr>
-          <w:rFonts w:ascii="Courier New" w:hAnsi="Courier New" w:cs="Courier New"/>
-        </w:rPr>
-      </w:pPr>
-    </w:p>
-    <w:p>
-      <w:pPr>
-        <w:pStyle w:val="PlainText"/>
-        <w:rPr>
-          <w:rFonts w:ascii="Courier New" w:hAnsi="Courier New" w:cs="Courier New"/>
-        </w:rPr>
-      </w:pPr>
-      <w:r>
-        <w:rPr>
-          <w:rFonts w:ascii="Courier New" w:hAnsi="Courier New" w:cs="Courier New"/>
-        </w:rPr>
-        <w:t>What this means is that when we unearth a contradiction, we *should* be very pleased. Because what it tells us is that our models are wrong in some way and it gives us some chance to amend our models.</w:t>
-      </w:r>
-    </w:p>
-    <w:p>
-      <w:pPr>
-        <w:pStyle w:val="PlainText"/>
-        <w:rPr>
-          <w:rFonts w:ascii="Courier New" w:hAnsi="Courier New" w:cs="Courier New"/>
-        </w:rPr>
-      </w:pPr>
-    </w:p>
-    <w:p>
-      <w:pPr>
-        <w:pStyle w:val="PlainText"/>
-        <w:rPr>
-          <w:rFonts w:ascii="Courier New" w:hAnsi="Courier New" w:cs="Courier New"/>
-        </w:rPr>
-      </w:pPr>
-      <w:r>
-        <w:rPr>
-          <w:rFonts w:ascii="Courier New" w:hAnsi="Courier New" w:cs="Courier New"/>
-        </w:rPr>
-        <w:t>Unearthing a contradiction tells us that our map is wrong in some way. Very often our first reaction to this can be denial. The map isn't wrong. The map *shouldn't* be wrong. As with Elisabeth Kubler-Ross's stages of grief, the next response is often an emotional one. The map "can't be wrong", what the hell are we going to do if the map is wrong? Why the hell didn't anyone tell me that the map is wrong?</w:t>
-      </w:r>
-    </w:p>
-    <w:p>
-      <w:pPr>
-        <w:pStyle w:val="PlainText"/>
-        <w:rPr>
-          <w:rFonts w:ascii="Courier New" w:hAnsi="Courier New" w:cs="Courier New"/>
-        </w:rPr>
-      </w:pPr>
-    </w:p>
-    <w:p>
-      <w:pPr>
-        <w:pStyle w:val="PlainText"/>
-        <w:rPr>
-          <w:rFonts w:ascii="Courier New" w:hAnsi="Courier New" w:cs="Courier New"/>
-        </w:rPr>
-      </w:pPr>
-      <w:r>
-        <w:rPr>
-          <w:rFonts w:ascii="Courier New" w:hAnsi="Courier New" w:cs="Courier New"/>
-        </w:rPr>
-        <w:t xml:space="preserve">The hardest, but most important thing to remember about contradictions is that they are the universe telling you something. But often expression contradictions and acknowledging them can seem utterly disabling. </w:t>
-      </w:r>
-    </w:p>
-    <w:p>
-      <w:pPr>
-        <w:pStyle w:val="PlainText"/>
-        <w:rPr>
-          <w:rFonts w:ascii="Courier New" w:hAnsi="Courier New" w:cs="Courier New"/>
-        </w:rPr>
-      </w:pPr>
-    </w:p>
-    <w:p>
-      <w:pPr>
-        <w:pStyle w:val="PlainText"/>
-        <w:rPr>
-          <w:rFonts w:ascii="Courier New" w:hAnsi="Courier New" w:cs="Courier New"/>
-        </w:rPr>
-      </w:pPr>
-      <w:r>
-        <w:rPr>
-          <w:rFonts w:ascii="Courier New" w:hAnsi="Courier New" w:cs="Courier New"/>
-        </w:rPr>
-        <w:t xml:space="preserve">The main contradiction that we've unearthed in this book is that the process for getting resources to do a project (the funding value stream) is threatened and attacked by the actual process of implementing the project and getting value from what the project produces (the product value stream). </w:t>
-      </w:r>
-    </w:p>
-    <w:p>
-      <w:pPr>
-        <w:pStyle w:val="PlainText"/>
-        <w:rPr>
-          <w:rFonts w:ascii="Courier New" w:hAnsi="Courier New" w:cs="Courier New"/>
-        </w:rPr>
-      </w:pPr>
-    </w:p>
-    <w:p>
-      <w:pPr>
-        <w:pStyle w:val="PlainText"/>
-        <w:rPr>
-          <w:rFonts w:ascii="Courier New" w:hAnsi="Courier New" w:cs="Courier New"/>
-        </w:rPr>
-      </w:pPr>
-      <w:r>
-        <w:rPr>
-          <w:rFonts w:ascii="Courier New" w:hAnsi="Courier New" w:cs="Courier New"/>
-        </w:rPr>
-        <w:t>One response to this contradiction could be denial "I don't see that as a problem in my organisation," or "I've never seen that as a problem on all the successful projects that I've delivered." Well, I'm sorry, but I don't believe you.</w:t>
-      </w:r>
-    </w:p>
-    <w:p>
-      <w:pPr>
-        <w:pStyle w:val="PlainText"/>
-        <w:rPr>
-          <w:rFonts w:ascii="Courier New" w:hAnsi="Courier New" w:cs="Courier New"/>
-        </w:rPr>
-      </w:pPr>
-    </w:p>
-    <w:p>
-      <w:pPr>
-        <w:pStyle w:val="PlainText"/>
-        <w:rPr>
-          <w:rFonts w:ascii="Courier New" w:hAnsi="Courier New" w:cs="Courier New"/>
-        </w:rPr>
-      </w:pPr>
-      <w:r>
-        <w:rPr>
-          <w:rFonts w:ascii="Courier New" w:hAnsi="Courier New" w:cs="Courier New"/>
-        </w:rPr>
-        <w:t>Another response might be anger and frustration followed by, or accompanied by despair and depression (yes, I know it mirrors the Kubler Ross a bit, but I can't see where the bargaining comes in).</w:t>
-      </w:r>
-    </w:p>
-    <w:p>
-      <w:pPr>
-        <w:pStyle w:val="PlainText"/>
-        <w:rPr>
-          <w:rFonts w:ascii="Courier New" w:hAnsi="Courier New" w:cs="Courier New"/>
-        </w:rPr>
-      </w:pPr>
-    </w:p>
-    <w:p>
-      <w:pPr>
-        <w:pStyle w:val="PlainText"/>
-        <w:rPr>
-          <w:rFonts w:ascii="Courier New" w:hAnsi="Courier New" w:cs="Courier New"/>
-        </w:rPr>
-      </w:pPr>
-      <w:r>
-        <w:rPr>
-          <w:rFonts w:ascii="Courier New" w:hAnsi="Courier New" w:cs="Courier New"/>
-        </w:rPr>
-        <w:t xml:space="preserve">But beyond all this comes acceptance. Once we've noticed the contradiction, we can start to manage it. </w:t>
-      </w:r>
-    </w:p>
-    <w:p>
-      <w:pPr>
-        <w:pStyle w:val="PlainText"/>
-        <w:rPr>
-          <w:rFonts w:ascii="Courier New" w:hAnsi="Courier New" w:cs="Courier New"/>
-        </w:rPr>
-      </w:pPr>
-    </w:p>
-    <w:p>
-      <w:pPr>
-        <w:pStyle w:val="PlainText"/>
-        <w:rPr>
-          <w:rFonts w:ascii="Courier New" w:hAnsi="Courier New" w:cs="Courier New"/>
-        </w:rPr>
-      </w:pPr>
-      <w:r>
-        <w:rPr>
-          <w:rFonts w:ascii="Courier New" w:hAnsi="Courier New" w:cs="Courier New"/>
-        </w:rPr>
-        <w:t xml:space="preserve">You would think. </w:t>
-      </w:r>
-    </w:p>
-    <w:p>
-      <w:pPr>
-        <w:pStyle w:val="PlainText"/>
-        <w:rPr>
-          <w:rFonts w:ascii="Courier New" w:hAnsi="Courier New" w:cs="Courier New"/>
-        </w:rPr>
-      </w:pPr>
-    </w:p>
-    <w:p>
-      <w:pPr>
-        <w:pStyle w:val="PlainText"/>
-        <w:rPr>
-          <w:rFonts w:ascii="Courier New" w:hAnsi="Courier New" w:cs="Courier New"/>
-        </w:rPr>
-      </w:pPr>
-      <w:r>
-        <w:rPr>
-          <w:rFonts w:ascii="Courier New" w:hAnsi="Courier New" w:cs="Courier New"/>
-        </w:rPr>
-        <w:t xml:space="preserve">But that's not my experience, even with myself. Contradictions are slippery, they want to hide. They are difficult to communicate with other people. We don't naturally think in contradictions. That is, well, we know that we do *actually* think in contradictions, but we don't like to *think* that we do. </w:t>
-      </w:r>
-    </w:p>
-    <w:p>
-      <w:pPr>
-        <w:pStyle w:val="PlainText"/>
-        <w:rPr>
-          <w:rFonts w:ascii="Courier New" w:hAnsi="Courier New" w:cs="Courier New"/>
-        </w:rPr>
-      </w:pPr>
-    </w:p>
-    <w:p>
-      <w:pPr>
-        <w:pStyle w:val="PlainText"/>
-        <w:rPr>
-          <w:rFonts w:ascii="Courier New" w:hAnsi="Courier New" w:cs="Courier New"/>
-        </w:rPr>
-      </w:pPr>
-      <w:r>
-        <w:rPr>
-          <w:rFonts w:ascii="Courier New" w:hAnsi="Courier New" w:cs="Courier New"/>
-        </w:rPr>
-        <w:lastRenderedPageBreak/>
-        <w:t>Rather, in situations where we're talking about work, we tend to like to talk in absolutes. "On time, to budget.", "Error free."</w:t>
-      </w:r>
-    </w:p>
-    <w:p>
-      <w:pPr>
-        <w:pStyle w:val="PlainText"/>
-        <w:rPr>
-          <w:rFonts w:ascii="Courier New" w:hAnsi="Courier New" w:cs="Courier New"/>
-        </w:rPr>
-      </w:pPr>
-    </w:p>
-    <w:p>
-      <w:pPr>
-        <w:pStyle w:val="PlainText"/>
-        <w:rPr>
-          <w:rFonts w:ascii="Courier New" w:hAnsi="Courier New" w:cs="Courier New"/>
-        </w:rPr>
-      </w:pPr>
-      <w:r>
-        <w:rPr>
-          <w:rFonts w:ascii="Courier New" w:hAnsi="Courier New" w:cs="Courier New"/>
-        </w:rPr>
-        <w:t xml:space="preserve">## </w:t>
-      </w:r>
-      <w:proofErr w:type="spellStart"/>
-      <w:r>
-        <w:rPr>
-          <w:rFonts w:ascii="Courier New" w:hAnsi="Courier New" w:cs="Courier New"/>
-        </w:rPr>
-        <w:t>Koans</w:t>
-      </w:r>
-      <w:proofErr w:type="spellEnd"/>
-    </w:p>
-    <w:p>
-      <w:pPr>
-        <w:pStyle w:val="PlainText"/>
-        <w:rPr>
-          <w:rFonts w:ascii="Courier New" w:hAnsi="Courier New" w:cs="Courier New"/>
-        </w:rPr>
-      </w:pPr>
-    </w:p>
-    <w:p>
-      <w:pPr>
-        <w:pStyle w:val="PlainText"/>
-        <w:rPr>
-          <w:rFonts w:ascii="Courier New" w:hAnsi="Courier New" w:cs="Courier New"/>
-        </w:rPr>
-      </w:pPr>
-      <w:r>
-        <w:rPr>
-          <w:rFonts w:ascii="Courier New" w:hAnsi="Courier New" w:cs="Courier New"/>
-        </w:rPr>
-        <w:t>In one of the main schools of Zen, which describes itself as a "Way of Liberation" rather than a religion or a philosophy, one of the ways in which spiritual enlightenment is achieved is through the contemplation, discussion and direct experience of "</w:t>
-      </w:r>
-      <w:proofErr w:type="spellStart"/>
-      <w:r>
-        <w:rPr>
-          <w:rFonts w:ascii="Courier New" w:hAnsi="Courier New" w:cs="Courier New"/>
-        </w:rPr>
-        <w:t>koans</w:t>
-      </w:r>
-      <w:proofErr w:type="spellEnd"/>
-      <w:r>
-        <w:rPr>
-          <w:rFonts w:ascii="Courier New" w:hAnsi="Courier New" w:cs="Courier New"/>
-        </w:rPr>
-        <w:t>." It its simplest translation, "</w:t>
-      </w:r>
-      <w:proofErr w:type="spellStart"/>
-      <w:r>
-        <w:rPr>
-          <w:rFonts w:ascii="Courier New" w:hAnsi="Courier New" w:cs="Courier New"/>
-        </w:rPr>
-        <w:t>koan</w:t>
-      </w:r>
-      <w:proofErr w:type="spellEnd"/>
-      <w:r>
-        <w:rPr>
-          <w:rFonts w:ascii="Courier New" w:hAnsi="Courier New" w:cs="Courier New"/>
-        </w:rPr>
-        <w:t xml:space="preserve">" means "case" - as in a legal case. Probably the most famous </w:t>
-      </w:r>
-      <w:proofErr w:type="spellStart"/>
-      <w:r>
-        <w:rPr>
-          <w:rFonts w:ascii="Courier New" w:hAnsi="Courier New" w:cs="Courier New"/>
-        </w:rPr>
-        <w:t>koan</w:t>
-      </w:r>
-      <w:proofErr w:type="spellEnd"/>
-      <w:r>
-        <w:rPr>
-          <w:rFonts w:ascii="Courier New" w:hAnsi="Courier New" w:cs="Courier New"/>
-        </w:rPr>
-        <w:t xml:space="preserve">, which many people who might never even have heard of Zen might know is "the sound of one hand clapping" which is one of the first </w:t>
-      </w:r>
-      <w:proofErr w:type="spellStart"/>
-      <w:r>
-        <w:rPr>
-          <w:rFonts w:ascii="Courier New" w:hAnsi="Courier New" w:cs="Courier New"/>
-        </w:rPr>
-        <w:t>koans</w:t>
-      </w:r>
-      <w:proofErr w:type="spellEnd"/>
-      <w:r>
-        <w:rPr>
-          <w:rFonts w:ascii="Courier New" w:hAnsi="Courier New" w:cs="Courier New"/>
-        </w:rPr>
-        <w:t xml:space="preserve"> presented to students of Zen.</w:t>
-      </w:r>
-    </w:p>
-    <w:p>
-      <w:pPr>
-        <w:pStyle w:val="PlainText"/>
-        <w:rPr>
-          <w:rFonts w:ascii="Courier New" w:hAnsi="Courier New" w:cs="Courier New"/>
-        </w:rPr>
-      </w:pPr>
-    </w:p>
-    <w:p>
-      <w:pPr>
-        <w:pStyle w:val="PlainText"/>
-        <w:rPr>
-          <w:rFonts w:ascii="Courier New" w:hAnsi="Courier New" w:cs="Courier New"/>
-        </w:rPr>
-      </w:pPr>
-      <w:r>
-        <w:rPr>
-          <w:rFonts w:ascii="Courier New" w:hAnsi="Courier New" w:cs="Courier New"/>
-        </w:rPr>
-        <w:t># What if I junk my own project</w:t>
-      </w:r>
-    </w:p>
-    <w:p>
-      <w:pPr>
-        <w:pStyle w:val="PlainText"/>
-        <w:rPr>
-          <w:rFonts w:ascii="Courier New" w:hAnsi="Courier New" w:cs="Courier New"/>
-        </w:rPr>
-      </w:pPr>
-      <w:r>
-        <w:rPr>
-          <w:rFonts w:ascii="Courier New" w:hAnsi="Courier New" w:cs="Courier New"/>
-        </w:rPr>
-        <w:t>Today is Sunday February the 9Th</w:t>
-      </w:r>
-    </w:p>
-    <w:p>
-      <w:pPr>
-        <w:pStyle w:val="PlainText"/>
-        <w:rPr>
-          <w:rFonts w:ascii="Courier New" w:hAnsi="Courier New" w:cs="Courier New"/>
-        </w:rPr>
-      </w:pPr>
-    </w:p>
-    <w:p>
-      <w:pPr>
-        <w:pStyle w:val="PlainText"/>
-        <w:rPr>
-          <w:rFonts w:ascii="Courier New" w:hAnsi="Courier New" w:cs="Courier New"/>
-        </w:rPr>
-      </w:pPr>
-      <w:proofErr w:type="gramStart"/>
-      <w:r>
-        <w:rPr>
-          <w:rFonts w:ascii="Courier New" w:hAnsi="Courier New" w:cs="Courier New"/>
-        </w:rPr>
-        <w:t>So</w:t>
-      </w:r>
-      <w:proofErr w:type="gramEnd"/>
-      <w:r>
-        <w:rPr>
-          <w:rFonts w:ascii="Courier New" w:hAnsi="Courier New" w:cs="Courier New"/>
-        </w:rPr>
-        <w:t xml:space="preserve"> I don't know if this is already to "meta" but yesterday when I was writing about junking my own project, but I had the rogue thought that I could do the same to this project - writing this book. </w:t>
-      </w:r>
-    </w:p>
-    <w:p>
-      <w:pPr>
-        <w:pStyle w:val="PlainText"/>
-        <w:rPr>
-          <w:rFonts w:ascii="Courier New" w:hAnsi="Courier New" w:cs="Courier New"/>
-        </w:rPr>
-      </w:pPr>
-    </w:p>
-    <w:p>
-      <w:pPr>
-        <w:pStyle w:val="PlainText"/>
-        <w:rPr>
-          <w:rFonts w:ascii="Courier New" w:hAnsi="Courier New" w:cs="Courier New"/>
-        </w:rPr>
-      </w:pPr>
-      <w:r>
-        <w:rPr>
-          <w:rFonts w:ascii="Courier New" w:hAnsi="Courier New" w:cs="Courier New"/>
-        </w:rPr>
-        <w:t>### 1) Find out how much work is involved 2) Show actual progress through that work</w:t>
-      </w:r>
-    </w:p>
-    <w:p>
-      <w:pPr>
-        <w:pStyle w:val="PlainText"/>
-        <w:rPr>
-          <w:rFonts w:ascii="Courier New" w:hAnsi="Courier New" w:cs="Courier New"/>
-        </w:rPr>
-      </w:pPr>
-      <w:r>
-        <w:rPr>
-          <w:rFonts w:ascii="Courier New" w:hAnsi="Courier New" w:cs="Courier New"/>
-        </w:rPr>
-        <w:t xml:space="preserve">I don't know how much work is involved. I'll know more after I've made it to the </w:t>
-      </w:r>
-      <w:proofErr w:type="gramStart"/>
-      <w:r>
-        <w:rPr>
-          <w:rFonts w:ascii="Courier New" w:hAnsi="Courier New" w:cs="Courier New"/>
-        </w:rPr>
-        <w:t>fifty page</w:t>
-      </w:r>
-      <w:proofErr w:type="gramEnd"/>
-      <w:r>
-        <w:rPr>
-          <w:rFonts w:ascii="Courier New" w:hAnsi="Courier New" w:cs="Courier New"/>
-        </w:rPr>
-        <w:t xml:space="preserve"> alpha. </w:t>
-      </w:r>
-    </w:p>
-    <w:p>
-      <w:pPr>
-        <w:pStyle w:val="PlainText"/>
-        <w:rPr>
-          <w:rFonts w:ascii="Courier New" w:hAnsi="Courier New" w:cs="Courier New"/>
-        </w:rPr>
-      </w:pPr>
-    </w:p>
-    <w:p>
-      <w:pPr>
-        <w:pStyle w:val="PlainText"/>
-        <w:rPr>
-          <w:rFonts w:ascii="Courier New" w:hAnsi="Courier New" w:cs="Courier New"/>
-        </w:rPr>
-      </w:pPr>
-      <w:r>
-        <w:rPr>
-          <w:rFonts w:ascii="Courier New" w:hAnsi="Courier New" w:cs="Courier New"/>
-        </w:rPr>
-        <w:t>#### What is your actual progress compared to reality?</w:t>
-      </w:r>
-    </w:p>
-    <w:p>
-      <w:pPr>
-        <w:pStyle w:val="PlainText"/>
-        <w:rPr>
-          <w:rFonts w:ascii="Courier New" w:hAnsi="Courier New" w:cs="Courier New"/>
-        </w:rPr>
-      </w:pPr>
-      <w:r>
-        <w:rPr>
-          <w:rFonts w:ascii="Courier New" w:hAnsi="Courier New" w:cs="Courier New"/>
-        </w:rPr>
-        <w:t xml:space="preserve">* So </w:t>
-      </w:r>
-      <w:proofErr w:type="gramStart"/>
-      <w:r>
-        <w:rPr>
-          <w:rFonts w:ascii="Courier New" w:hAnsi="Courier New" w:cs="Courier New"/>
-        </w:rPr>
-        <w:t>far</w:t>
-      </w:r>
-      <w:proofErr w:type="gramEnd"/>
-      <w:r>
-        <w:rPr>
-          <w:rFonts w:ascii="Courier New" w:hAnsi="Courier New" w:cs="Courier New"/>
-        </w:rPr>
-        <w:t xml:space="preserve"> I've written about 12 pages (8-9 percent of what is needed - but it's not in a fit state for publishing).</w:t>
-      </w:r>
-    </w:p>
-    <w:p>
-      <w:pPr>
-        <w:pStyle w:val="PlainText"/>
-        <w:rPr>
-          <w:rFonts w:ascii="Courier New" w:hAnsi="Courier New" w:cs="Courier New"/>
-        </w:rPr>
-      </w:pPr>
-    </w:p>
-    <w:p>
-      <w:pPr>
-        <w:pStyle w:val="PlainText"/>
-        <w:rPr>
-          <w:rFonts w:ascii="Courier New" w:hAnsi="Courier New" w:cs="Courier New"/>
-        </w:rPr>
-      </w:pPr>
-      <w:r>
-        <w:rPr>
-          <w:rFonts w:ascii="Courier New" w:hAnsi="Courier New" w:cs="Courier New"/>
-        </w:rPr>
-        <w:t>### Describe any obstacles</w:t>
-      </w:r>
-    </w:p>
-    <w:p>
-      <w:pPr>
-        <w:pStyle w:val="PlainText"/>
-        <w:rPr>
-          <w:rFonts w:ascii="Courier New" w:hAnsi="Courier New" w:cs="Courier New"/>
-        </w:rPr>
-      </w:pPr>
-      <w:r>
-        <w:rPr>
-          <w:rFonts w:ascii="Courier New" w:hAnsi="Courier New" w:cs="Courier New"/>
-        </w:rPr>
-        <w:t xml:space="preserve">* I'm busy with at least three or four other things (Greek, work, comedy, walking). </w:t>
-      </w:r>
-    </w:p>
-    <w:p>
-      <w:pPr>
-        <w:pStyle w:val="PlainText"/>
-        <w:rPr>
-          <w:rFonts w:ascii="Courier New" w:hAnsi="Courier New" w:cs="Courier New"/>
-        </w:rPr>
-      </w:pPr>
-    </w:p>
-    <w:p>
-      <w:pPr>
-        <w:pStyle w:val="PlainText"/>
-        <w:rPr>
-          <w:rFonts w:ascii="Courier New" w:hAnsi="Courier New" w:cs="Courier New"/>
-        </w:rPr>
-      </w:pPr>
-      <w:r>
-        <w:rPr>
-          <w:rFonts w:ascii="Courier New" w:hAnsi="Courier New" w:cs="Courier New"/>
-        </w:rPr>
-        <w:t xml:space="preserve">* I don't have confidence/experience that I can </w:t>
-      </w:r>
-      <w:proofErr w:type="gramStart"/>
-      <w:r>
-        <w:rPr>
-          <w:rFonts w:ascii="Courier New" w:hAnsi="Courier New" w:cs="Courier New"/>
-        </w:rPr>
-        <w:t>actually deliver</w:t>
-      </w:r>
-      <w:proofErr w:type="gramEnd"/>
-      <w:r>
-        <w:rPr>
-          <w:rFonts w:ascii="Courier New" w:hAnsi="Courier New" w:cs="Courier New"/>
-        </w:rPr>
-        <w:t xml:space="preserve"> a book.</w:t>
-      </w:r>
-    </w:p>
-    <w:p>
-      <w:pPr>
-        <w:pStyle w:val="PlainText"/>
-        <w:rPr>
-          <w:rFonts w:ascii="Courier New" w:hAnsi="Courier New" w:cs="Courier New"/>
-        </w:rPr>
-      </w:pPr>
-    </w:p>
-    <w:p>
-      <w:pPr>
-        <w:pStyle w:val="PlainText"/>
-        <w:rPr>
-          <w:rFonts w:ascii="Courier New" w:hAnsi="Courier New" w:cs="Courier New"/>
-        </w:rPr>
-      </w:pPr>
-      <w:r>
-        <w:rPr>
-          <w:rFonts w:ascii="Courier New" w:hAnsi="Courier New" w:cs="Courier New"/>
-        </w:rPr>
-        <w:t>#### What are you doing to discover obstacles?</w:t>
-      </w:r>
-    </w:p>
-    <w:p>
-      <w:pPr>
-        <w:pStyle w:val="PlainText"/>
-        <w:rPr>
-          <w:rFonts w:ascii="Courier New" w:hAnsi="Courier New" w:cs="Courier New"/>
-        </w:rPr>
-      </w:pPr>
-      <w:r>
-        <w:rPr>
-          <w:rFonts w:ascii="Courier New" w:hAnsi="Courier New" w:cs="Courier New"/>
-        </w:rPr>
-        <w:t>Well, I'm doing this, which I didn't think I would do.</w:t>
-      </w:r>
-    </w:p>
-    <w:p>
-      <w:pPr>
-        <w:pStyle w:val="PlainText"/>
-        <w:rPr>
-          <w:rFonts w:ascii="Courier New" w:hAnsi="Courier New" w:cs="Courier New"/>
-        </w:rPr>
-      </w:pPr>
-    </w:p>
-    <w:p>
-      <w:pPr>
-        <w:pStyle w:val="PlainText"/>
-        <w:rPr>
-          <w:rFonts w:ascii="Courier New" w:hAnsi="Courier New" w:cs="Courier New"/>
-        </w:rPr>
-      </w:pPr>
-      <w:r>
-        <w:rPr>
-          <w:rFonts w:ascii="Courier New" w:hAnsi="Courier New" w:cs="Courier New"/>
-        </w:rPr>
-        <w:t>#### What are you doing to address/remove obstacles?</w:t>
-      </w:r>
-    </w:p>
-    <w:p>
-      <w:pPr>
-        <w:pStyle w:val="PlainText"/>
-        <w:rPr>
-          <w:rFonts w:ascii="Courier New" w:hAnsi="Courier New" w:cs="Courier New"/>
-        </w:rPr>
-      </w:pPr>
-      <w:r>
-        <w:rPr>
-          <w:rFonts w:ascii="Courier New" w:hAnsi="Courier New" w:cs="Courier New"/>
-        </w:rPr>
-        <w:t xml:space="preserve">Truth be told, nothing much </w:t>
-      </w:r>
-      <w:proofErr w:type="gramStart"/>
-      <w:r>
-        <w:rPr>
-          <w:rFonts w:ascii="Courier New" w:hAnsi="Courier New" w:cs="Courier New"/>
-        </w:rPr>
-        <w:t>at the moment</w:t>
-      </w:r>
-      <w:proofErr w:type="gramEnd"/>
-      <w:r>
-        <w:rPr>
-          <w:rFonts w:ascii="Courier New" w:hAnsi="Courier New" w:cs="Courier New"/>
-        </w:rPr>
-        <w:t>.</w:t>
-      </w:r>
-    </w:p>
-    <w:p>
-      <w:pPr>
-        <w:pStyle w:val="PlainText"/>
-        <w:rPr>
-          <w:rFonts w:ascii="Courier New" w:hAnsi="Courier New" w:cs="Courier New"/>
-        </w:rPr>
-      </w:pPr>
-    </w:p>
-    <w:p>
-      <w:pPr>
-        <w:pStyle w:val="PlainText"/>
-        <w:rPr>
-          <w:rFonts w:ascii="Courier New" w:hAnsi="Courier New" w:cs="Courier New"/>
-        </w:rPr>
-      </w:pPr>
-      <w:r>
-        <w:rPr>
-          <w:rFonts w:ascii="Courier New" w:hAnsi="Courier New" w:cs="Courier New"/>
-        </w:rPr>
-        <w:t>* I do have this idea of asking people to be alpha readers - I think that might be Steve and Themis.</w:t>
-      </w:r>
-    </w:p>
-    <w:p>
-      <w:pPr>
-        <w:pStyle w:val="PlainText"/>
-        <w:rPr>
-          <w:rFonts w:ascii="Courier New" w:hAnsi="Courier New" w:cs="Courier New"/>
-        </w:rPr>
-      </w:pPr>
-    </w:p>
-    <w:p>
-      <w:pPr>
-        <w:pStyle w:val="PlainText"/>
-        <w:rPr>
-          <w:rFonts w:ascii="Courier New" w:hAnsi="Courier New" w:cs="Courier New"/>
-        </w:rPr>
-      </w:pPr>
-      <w:r>
-        <w:rPr>
-          <w:rFonts w:ascii="Courier New" w:hAnsi="Courier New" w:cs="Courier New"/>
-        </w:rPr>
-        <w:t xml:space="preserve">* Before I can show anything to alpha </w:t>
-      </w:r>
-      <w:proofErr w:type="gramStart"/>
-      <w:r>
-        <w:rPr>
-          <w:rFonts w:ascii="Courier New" w:hAnsi="Courier New" w:cs="Courier New"/>
-        </w:rPr>
-        <w:t>readers</w:t>
-      </w:r>
-      <w:proofErr w:type="gramEnd"/>
-      <w:r>
-        <w:rPr>
-          <w:rFonts w:ascii="Courier New" w:hAnsi="Courier New" w:cs="Courier New"/>
-        </w:rPr>
-        <w:t xml:space="preserve"> I need to get into the habit of printing some of this out and editing it on the bus</w:t>
-      </w:r>
-    </w:p>
-    <w:p>
-      <w:pPr>
-        <w:pStyle w:val="PlainText"/>
-        <w:rPr>
-          <w:rFonts w:ascii="Courier New" w:hAnsi="Courier New" w:cs="Courier New"/>
-        </w:rPr>
-      </w:pPr>
-    </w:p>
-    <w:p>
-      <w:pPr>
-        <w:pStyle w:val="PlainText"/>
-        <w:rPr>
-          <w:rFonts w:ascii="Courier New" w:hAnsi="Courier New" w:cs="Courier New"/>
-        </w:rPr>
-      </w:pPr>
-      <w:r>
-        <w:rPr>
-          <w:rFonts w:ascii="Courier New" w:hAnsi="Courier New" w:cs="Courier New"/>
-        </w:rPr>
-        <w:t>### Find out how similar projects performed</w:t>
-      </w:r>
-    </w:p>
-    <w:p>
-      <w:pPr>
-        <w:pStyle w:val="PlainText"/>
-        <w:rPr>
-          <w:rFonts w:ascii="Courier New" w:hAnsi="Courier New" w:cs="Courier New"/>
-        </w:rPr>
-      </w:pPr>
-      <w:r>
-        <w:rPr>
-          <w:rFonts w:ascii="Courier New" w:hAnsi="Courier New" w:cs="Courier New"/>
-        </w:rPr>
-        <w:t xml:space="preserve">I know that similar projects that I've done have run into the sand. I have 10-50 pages of several books. I can't even tell you why they stopped at that point. They just kind of gave up the ghost. One thing that happens is that my work situation changes and so I my work rhythm is </w:t>
-      </w:r>
-      <w:proofErr w:type="gramStart"/>
-      <w:r>
-        <w:rPr>
-          <w:rFonts w:ascii="Courier New" w:hAnsi="Courier New" w:cs="Courier New"/>
-        </w:rPr>
-        <w:t>different</w:t>
-      </w:r>
-      <w:proofErr w:type="gramEnd"/>
-      <w:r>
-        <w:rPr>
-          <w:rFonts w:ascii="Courier New" w:hAnsi="Courier New" w:cs="Courier New"/>
-        </w:rPr>
-        <w:t xml:space="preserve"> or I have far less time and the book stops at that point. The other thing that happens is that the book gets to a length where it becomes unwieldy.</w:t>
-      </w:r>
-    </w:p>
-    <w:p>
-      <w:pPr>
-        <w:pStyle w:val="PlainText"/>
-        <w:rPr>
-          <w:rFonts w:ascii="Courier New" w:hAnsi="Courier New" w:cs="Courier New"/>
-        </w:rPr>
-      </w:pPr>
-    </w:p>
-    <w:p>
-      <w:pPr>
-        <w:pStyle w:val="PlainText"/>
-        <w:rPr>
-          <w:rFonts w:ascii="Courier New" w:hAnsi="Courier New" w:cs="Courier New"/>
-        </w:rPr>
-      </w:pPr>
-      <w:r>
-        <w:rPr>
-          <w:rFonts w:ascii="Courier New" w:hAnsi="Courier New" w:cs="Courier New"/>
-        </w:rPr>
-        <w:lastRenderedPageBreak/>
-        <w:t>I don't know what the structure is, I fear that I've run out of things to say. The phrase that has just popped into my head is that "I get to the edge of the desert and get scared and go home."</w:t>
-      </w:r>
-    </w:p>
-    <w:p>
-      <w:pPr>
-        <w:pStyle w:val="PlainText"/>
-        <w:rPr>
-          <w:rFonts w:ascii="Courier New" w:hAnsi="Courier New" w:cs="Courier New"/>
-        </w:rPr>
-      </w:pPr>
-    </w:p>
-    <w:p>
-      <w:pPr>
-        <w:pStyle w:val="PlainText"/>
-        <w:rPr>
-          <w:rFonts w:ascii="Courier New" w:hAnsi="Courier New" w:cs="Courier New"/>
-        </w:rPr>
-      </w:pPr>
-      <w:r>
-        <w:rPr>
-          <w:rFonts w:ascii="Courier New" w:hAnsi="Courier New" w:cs="Courier New"/>
-        </w:rPr>
-        <w:t>#### What could you do differently to make sure that your project has a better chance</w:t>
-      </w:r>
-    </w:p>
-    <w:p>
-      <w:pPr>
-        <w:pStyle w:val="PlainText"/>
-        <w:rPr>
-          <w:rFonts w:ascii="Courier New" w:hAnsi="Courier New" w:cs="Courier New"/>
-        </w:rPr>
-      </w:pPr>
-    </w:p>
-    <w:p>
-      <w:pPr>
-        <w:pStyle w:val="PlainText"/>
-        <w:rPr>
-          <w:rFonts w:ascii="Courier New" w:hAnsi="Courier New" w:cs="Courier New"/>
-        </w:rPr>
-      </w:pPr>
-      <w:r>
-        <w:rPr>
-          <w:rFonts w:ascii="Courier New" w:hAnsi="Courier New" w:cs="Courier New"/>
-        </w:rPr>
-        <w:t>### Describe the value stream</w:t>
-      </w:r>
-    </w:p>
-    <w:p>
-      <w:pPr>
-        <w:pStyle w:val="PlainText"/>
-        <w:rPr>
-          <w:rFonts w:ascii="Courier New" w:hAnsi="Courier New" w:cs="Courier New"/>
-        </w:rPr>
-      </w:pPr>
-      <w:r>
-        <w:rPr>
-          <w:rFonts w:ascii="Courier New" w:hAnsi="Courier New" w:cs="Courier New"/>
-        </w:rPr>
-        <w:t xml:space="preserve">People who are </w:t>
-      </w:r>
-      <w:proofErr w:type="gramStart"/>
-      <w:r>
-        <w:rPr>
-          <w:rFonts w:ascii="Courier New" w:hAnsi="Courier New" w:cs="Courier New"/>
-        </w:rPr>
-        <w:t>actually have</w:t>
-      </w:r>
-      <w:proofErr w:type="gramEnd"/>
-      <w:r>
-        <w:rPr>
-          <w:rFonts w:ascii="Courier New" w:hAnsi="Courier New" w:cs="Courier New"/>
-        </w:rPr>
-        <w:t xml:space="preserve"> the job of delivering projects and people who want other people to deliver projects for them read the book. As a result of this several things happen:</w:t>
-      </w:r>
-    </w:p>
-    <w:p>
-      <w:pPr>
-        <w:pStyle w:val="PlainText"/>
-        <w:rPr>
-          <w:rFonts w:ascii="Courier New" w:hAnsi="Courier New" w:cs="Courier New"/>
-        </w:rPr>
-      </w:pPr>
-    </w:p>
-    <w:p>
-      <w:pPr>
-        <w:pStyle w:val="PlainText"/>
-        <w:rPr>
-          <w:rFonts w:ascii="Courier New" w:hAnsi="Courier New" w:cs="Courier New"/>
-        </w:rPr>
-      </w:pPr>
-      <w:r>
-        <w:rPr>
-          <w:rFonts w:ascii="Courier New" w:hAnsi="Courier New" w:cs="Courier New"/>
-        </w:rPr>
-        <w:t>1) They recommend the book to other people - so I sell books</w:t>
-      </w:r>
-    </w:p>
-    <w:p>
-      <w:pPr>
-        <w:pStyle w:val="PlainText"/>
-        <w:rPr>
-          <w:rFonts w:ascii="Courier New" w:hAnsi="Courier New" w:cs="Courier New"/>
-        </w:rPr>
-      </w:pPr>
-      <w:r>
-        <w:rPr>
-          <w:rFonts w:ascii="Courier New" w:hAnsi="Courier New" w:cs="Courier New"/>
-        </w:rPr>
-        <w:t xml:space="preserve">2) They still struggle so they ring </w:t>
-      </w:r>
-      <w:proofErr w:type="gramStart"/>
-      <w:r>
-        <w:rPr>
-          <w:rFonts w:ascii="Courier New" w:hAnsi="Courier New" w:cs="Courier New"/>
-        </w:rPr>
-        <w:t>me</w:t>
-      </w:r>
-      <w:proofErr w:type="gramEnd"/>
-      <w:r>
-        <w:rPr>
-          <w:rFonts w:ascii="Courier New" w:hAnsi="Courier New" w:cs="Courier New"/>
-        </w:rPr>
-        <w:t xml:space="preserve"> and I do consultancy for them</w:t>
-      </w:r>
-    </w:p>
-    <w:p>
-      <w:pPr>
-        <w:pStyle w:val="PlainText"/>
-        <w:rPr>
-          <w:rFonts w:ascii="Courier New" w:hAnsi="Courier New" w:cs="Courier New"/>
-        </w:rPr>
-      </w:pPr>
-      <w:r>
-        <w:rPr>
-          <w:rFonts w:ascii="Courier New" w:hAnsi="Courier New" w:cs="Courier New"/>
-        </w:rPr>
-        <w:t>3) I end up running workshops and courses</w:t>
-      </w:r>
-    </w:p>
-    <w:p>
-      <w:pPr>
-        <w:pStyle w:val="PlainText"/>
-        <w:rPr>
-          <w:rFonts w:ascii="Courier New" w:hAnsi="Courier New" w:cs="Courier New"/>
-        </w:rPr>
-      </w:pPr>
-    </w:p>
-    <w:p>
-      <w:pPr>
-        <w:pStyle w:val="PlainText"/>
-        <w:rPr>
-          <w:rFonts w:ascii="Courier New" w:hAnsi="Courier New" w:cs="Courier New"/>
-        </w:rPr>
-      </w:pPr>
-      <w:r>
-        <w:rPr>
-          <w:rFonts w:ascii="Courier New" w:hAnsi="Courier New" w:cs="Courier New"/>
-        </w:rPr>
-        <w:t>#### What are you doing to improve the value stream</w:t>
-      </w:r>
-    </w:p>
-    <w:p>
-      <w:pPr>
-        <w:pStyle w:val="PlainText"/>
-        <w:rPr>
-          <w:rFonts w:ascii="Courier New" w:hAnsi="Courier New" w:cs="Courier New"/>
-        </w:rPr>
-      </w:pPr>
-      <w:r>
-        <w:rPr>
-          <w:rFonts w:ascii="Courier New" w:hAnsi="Courier New" w:cs="Courier New"/>
-        </w:rPr>
-        <w:t>I've done one thing so far, which is to talk about it at Agile Stand-up. The next thing that I need to do is to recruit "Alpha Readers".</w:t>
-      </w:r>
-    </w:p>
-    <w:p>
-      <w:pPr>
-        <w:pStyle w:val="PlainText"/>
-        <w:rPr>
-          <w:rFonts w:ascii="Courier New" w:hAnsi="Courier New" w:cs="Courier New"/>
-        </w:rPr>
-      </w:pPr>
-    </w:p>
-    <w:p>
-      <w:pPr>
-        <w:pStyle w:val="PlainText"/>
-        <w:rPr>
-          <w:rFonts w:ascii="Courier New" w:hAnsi="Courier New" w:cs="Courier New"/>
-        </w:rPr>
-      </w:pPr>
-      <w:r>
-        <w:rPr>
-          <w:rFonts w:ascii="Courier New" w:hAnsi="Courier New" w:cs="Courier New"/>
-        </w:rPr>
-        <w:t xml:space="preserve">### What nagging doubt do you have about this value stream? </w:t>
-      </w:r>
-    </w:p>
-    <w:p>
-      <w:pPr>
-        <w:pStyle w:val="PlainText"/>
-        <w:rPr>
-          <w:rFonts w:ascii="Courier New" w:hAnsi="Courier New" w:cs="Courier New"/>
-        </w:rPr>
-      </w:pPr>
-      <w:r>
-        <w:rPr>
-          <w:rFonts w:ascii="Courier New" w:hAnsi="Courier New" w:cs="Courier New"/>
-        </w:rPr>
-        <w:t xml:space="preserve">E.g. with </w:t>
-      </w:r>
-      <w:proofErr w:type="gramStart"/>
-      <w:r>
-        <w:rPr>
-          <w:rFonts w:ascii="Courier New" w:hAnsi="Courier New" w:cs="Courier New"/>
-        </w:rPr>
-        <w:t>a the</w:t>
-      </w:r>
-      <w:proofErr w:type="gramEnd"/>
-      <w:r>
-        <w:rPr>
-          <w:rFonts w:ascii="Courier New" w:hAnsi="Courier New" w:cs="Courier New"/>
-        </w:rPr>
-        <w:t xml:space="preserve"> personal loan project that I worked on the nagging doubt was that there was no way to make it profitable.</w:t>
-      </w:r>
-    </w:p>
-    <w:p>
-      <w:pPr>
-        <w:pStyle w:val="PlainText"/>
-        <w:rPr>
-          <w:rFonts w:ascii="Courier New" w:hAnsi="Courier New" w:cs="Courier New"/>
-        </w:rPr>
-      </w:pPr>
-    </w:p>
-    <w:p>
-      <w:pPr>
-        <w:pStyle w:val="PlainText"/>
-        <w:rPr>
-          <w:rFonts w:ascii="Courier New" w:hAnsi="Courier New" w:cs="Courier New"/>
-        </w:rPr>
-      </w:pPr>
-      <w:r>
-        <w:rPr>
-          <w:rFonts w:ascii="Courier New" w:hAnsi="Courier New" w:cs="Courier New"/>
-        </w:rPr>
-        <w:t xml:space="preserve">With this book, there's the nagging doubt that I would put enormous amounts of energy into it and not only no-one would read it, but no-one </w:t>
-      </w:r>
-      <w:proofErr w:type="gramStart"/>
-      <w:r>
-        <w:rPr>
-          <w:rFonts w:ascii="Courier New" w:hAnsi="Courier New" w:cs="Courier New"/>
-        </w:rPr>
-        <w:t>get</w:t>
-      </w:r>
-      <w:proofErr w:type="gramEnd"/>
-      <w:r>
-        <w:rPr>
-          <w:rFonts w:ascii="Courier New" w:hAnsi="Courier New" w:cs="Courier New"/>
-        </w:rPr>
-        <w:t xml:space="preserve"> to hear of it, which is even worse.</w:t>
-      </w:r>
-    </w:p>
-    <w:p>
-      <w:pPr>
-        <w:pStyle w:val="PlainText"/>
-        <w:rPr>
-          <w:rFonts w:ascii="Courier New" w:hAnsi="Courier New" w:cs="Courier New"/>
-        </w:rPr>
-      </w:pPr>
-    </w:p>
-    <w:p>
-      <w:pPr>
-        <w:pStyle w:val="PlainText"/>
-        <w:rPr>
-          <w:rFonts w:ascii="Courier New" w:hAnsi="Courier New" w:cs="Courier New"/>
-        </w:rPr>
-      </w:pPr>
-      <w:r>
-        <w:rPr>
-          <w:rFonts w:ascii="Courier New" w:hAnsi="Courier New" w:cs="Courier New"/>
-        </w:rPr>
-        <w:t xml:space="preserve">There's also a nagging doubt that it's not the kind of non-fiction book that I'd like to *read*. I read and enjoyed Extreme Programming Explained, I read and enjoyed Scrum and XP from the trenches. I'm reading and enjoying "A Life of One's own". Would it be anything like that? I think if it is going to be like that it </w:t>
-      </w:r>
-      <w:proofErr w:type="gramStart"/>
-      <w:r>
-        <w:rPr>
-          <w:rFonts w:ascii="Courier New" w:hAnsi="Courier New" w:cs="Courier New"/>
-        </w:rPr>
-        <w:t>has to</w:t>
-      </w:r>
-      <w:proofErr w:type="gramEnd"/>
-      <w:r>
-        <w:rPr>
-          <w:rFonts w:ascii="Courier New" w:hAnsi="Courier New" w:cs="Courier New"/>
-        </w:rPr>
-        <w:t xml:space="preserve"> have a way of bringing people, almost hypnotically into every chapter. </w:t>
-      </w:r>
-    </w:p>
-    <w:p>
-      <w:pPr>
-        <w:pStyle w:val="PlainText"/>
-        <w:rPr>
-          <w:rFonts w:ascii="Courier New" w:hAnsi="Courier New" w:cs="Courier New"/>
-        </w:rPr>
-      </w:pPr>
-    </w:p>
-    <w:p>
-      <w:pPr>
-        <w:pStyle w:val="PlainText"/>
-        <w:rPr>
-          <w:rFonts w:ascii="Courier New" w:hAnsi="Courier New" w:cs="Courier New"/>
-        </w:rPr>
-      </w:pPr>
-      <w:r>
-        <w:rPr>
-          <w:rFonts w:ascii="Courier New" w:hAnsi="Courier New" w:cs="Courier New"/>
-        </w:rPr>
-        <w:t>### How will you know when you're done?</w:t>
-      </w:r>
-    </w:p>
-    <w:p>
-      <w:pPr>
-        <w:pStyle w:val="PlainText"/>
-        <w:rPr>
-          <w:rFonts w:ascii="Courier New" w:hAnsi="Courier New" w:cs="Courier New"/>
-        </w:rPr>
-      </w:pPr>
-    </w:p>
-    <w:p>
-      <w:pPr>
-        <w:pStyle w:val="PlainText"/>
-        <w:rPr>
-          <w:rFonts w:ascii="Courier New" w:hAnsi="Courier New" w:cs="Courier New"/>
-        </w:rPr>
-      </w:pPr>
-      <w:r>
-        <w:rPr>
-          <w:rFonts w:ascii="Courier New" w:hAnsi="Courier New" w:cs="Courier New"/>
-        </w:rPr>
-        <w:t xml:space="preserve">I'll have a </w:t>
-      </w:r>
-      <w:proofErr w:type="gramStart"/>
-      <w:r>
-        <w:rPr>
-          <w:rFonts w:ascii="Courier New" w:hAnsi="Courier New" w:cs="Courier New"/>
-        </w:rPr>
-        <w:t>150 page</w:t>
-      </w:r>
-      <w:proofErr w:type="gramEnd"/>
-      <w:r>
-        <w:rPr>
-          <w:rFonts w:ascii="Courier New" w:hAnsi="Courier New" w:cs="Courier New"/>
-        </w:rPr>
-        <w:t xml:space="preserve"> e-book that has an ISBN which is available for download as an </w:t>
-      </w:r>
-      <w:proofErr w:type="spellStart"/>
-      <w:r>
-        <w:rPr>
-          <w:rFonts w:ascii="Courier New" w:hAnsi="Courier New" w:cs="Courier New"/>
-        </w:rPr>
-        <w:t>ebook</w:t>
-      </w:r>
-      <w:proofErr w:type="spellEnd"/>
-      <w:r>
-        <w:rPr>
-          <w:rFonts w:ascii="Courier New" w:hAnsi="Courier New" w:cs="Courier New"/>
-        </w:rPr>
-        <w:t xml:space="preserve"> for kindle (hopefully on the amazon site) and is also available for publish on demand. </w:t>
-      </w:r>
-    </w:p>
-    <w:p>
-      <w:pPr>
-        <w:pStyle w:val="PlainText"/>
-        <w:rPr>
-          <w:rFonts w:ascii="Courier New" w:hAnsi="Courier New" w:cs="Courier New"/>
-        </w:rPr>
-      </w:pPr>
-    </w:p>
-    <w:p>
-      <w:pPr>
-        <w:pStyle w:val="PlainText"/>
-        <w:rPr>
-          <w:rFonts w:ascii="Courier New" w:hAnsi="Courier New" w:cs="Courier New"/>
-        </w:rPr>
-      </w:pPr>
-      <w:r>
-        <w:rPr>
-          <w:rFonts w:ascii="Courier New" w:hAnsi="Courier New" w:cs="Courier New"/>
-        </w:rPr>
-        <w:t>### What will happen after you're done?</w:t>
-      </w:r>
-    </w:p>
-    <w:p>
-      <w:pPr>
-        <w:pStyle w:val="PlainText"/>
-        <w:rPr>
-          <w:rFonts w:ascii="Courier New" w:hAnsi="Courier New" w:cs="Courier New"/>
-        </w:rPr>
-      </w:pPr>
-    </w:p>
-    <w:p>
-      <w:pPr>
-        <w:pStyle w:val="PlainText"/>
-        <w:rPr>
-          <w:rFonts w:ascii="Courier New" w:hAnsi="Courier New" w:cs="Courier New"/>
-        </w:rPr>
-      </w:pPr>
-      <w:r>
-        <w:rPr>
-          <w:rFonts w:ascii="Courier New" w:hAnsi="Courier New" w:cs="Courier New"/>
-        </w:rPr>
-        <w:t xml:space="preserve">I'll be embarrassed how long it's </w:t>
-      </w:r>
-      <w:proofErr w:type="gramStart"/>
-      <w:r>
-        <w:rPr>
-          <w:rFonts w:ascii="Courier New" w:hAnsi="Courier New" w:cs="Courier New"/>
-        </w:rPr>
-        <w:t>taken</w:t>
-      </w:r>
-      <w:proofErr w:type="gramEnd"/>
-      <w:r>
-        <w:rPr>
-          <w:rFonts w:ascii="Courier New" w:hAnsi="Courier New" w:cs="Courier New"/>
-        </w:rPr>
-        <w:t xml:space="preserve"> and I'll be embarrassed at what's been created because I'll be able to see all of the flaws in it. That's exactly how I feel about animals, it's exactly how I feel about the training course. </w:t>
-      </w:r>
-    </w:p>
-    <w:p>
-      <w:pPr>
-        <w:pStyle w:val="PlainText"/>
-        <w:rPr>
-          <w:rFonts w:ascii="Courier New" w:hAnsi="Courier New" w:cs="Courier New"/>
-        </w:rPr>
-      </w:pPr>
-    </w:p>
-    <w:p>
-      <w:pPr>
-        <w:pStyle w:val="PlainText"/>
-        <w:rPr>
-          <w:rFonts w:ascii="Courier New" w:hAnsi="Courier New" w:cs="Courier New"/>
-        </w:rPr>
-      </w:pPr>
-      <w:r>
-        <w:rPr>
-          <w:rFonts w:ascii="Courier New" w:hAnsi="Courier New" w:cs="Courier New"/>
-        </w:rPr>
-        <w:t xml:space="preserve">I'm hoping that that will result in consultancy gigs. I suppose what I really need is a course that I can teach other people to do that results in me getting a fee. </w:t>
-      </w:r>
-    </w:p>
-    <w:p>
-      <w:pPr>
-        <w:pStyle w:val="PlainText"/>
-        <w:rPr>
-          <w:rFonts w:ascii="Courier New" w:hAnsi="Courier New" w:cs="Courier New"/>
-        </w:rPr>
-      </w:pPr>
-    </w:p>
-    <w:p>
-      <w:pPr>
-        <w:pStyle w:val="PlainText"/>
-        <w:rPr>
-          <w:rFonts w:ascii="Courier New" w:hAnsi="Courier New" w:cs="Courier New"/>
-        </w:rPr>
-      </w:pPr>
-      <w:r>
-        <w:rPr>
-          <w:rFonts w:ascii="Courier New" w:hAnsi="Courier New" w:cs="Courier New"/>
-        </w:rPr>
-        <w:t>### How do you feel right now?</w:t>
-      </w:r>
-    </w:p>
-    <w:p>
-      <w:pPr>
-        <w:pStyle w:val="PlainText"/>
-        <w:rPr>
-          <w:rFonts w:ascii="Courier New" w:hAnsi="Courier New" w:cs="Courier New"/>
-        </w:rPr>
-      </w:pPr>
-    </w:p>
-    <w:p>
-      <w:pPr>
-        <w:pStyle w:val="PlainText"/>
-        <w:rPr>
-          <w:rFonts w:ascii="Courier New" w:hAnsi="Courier New" w:cs="Courier New"/>
-        </w:rPr>
-      </w:pPr>
-      <w:r>
-        <w:rPr>
-          <w:rFonts w:ascii="Courier New" w:hAnsi="Courier New" w:cs="Courier New"/>
-        </w:rPr>
-        <w:t xml:space="preserve">Depressed. But I know that this is the depression that comes from looking at how things </w:t>
-      </w:r>
-      <w:proofErr w:type="gramStart"/>
-      <w:r>
-        <w:rPr>
-          <w:rFonts w:ascii="Courier New" w:hAnsi="Courier New" w:cs="Courier New"/>
-        </w:rPr>
-        <w:t>actually are</w:t>
-      </w:r>
-      <w:proofErr w:type="gramEnd"/>
-      <w:r>
-        <w:rPr>
-          <w:rFonts w:ascii="Courier New" w:hAnsi="Courier New" w:cs="Courier New"/>
-        </w:rPr>
-        <w:t xml:space="preserve">. </w:t>
-      </w:r>
-    </w:p>
-    <w:p>
-      <w:pPr>
-        <w:pStyle w:val="PlainText"/>
-        <w:rPr>
-          <w:rFonts w:ascii="Courier New" w:hAnsi="Courier New" w:cs="Courier New"/>
-        </w:rPr>
-      </w:pPr>
-    </w:p>
-    <w:p>
-      <w:pPr>
-        <w:pStyle w:val="PlainText"/>
-        <w:rPr>
-          <w:rFonts w:ascii="Courier New" w:hAnsi="Courier New" w:cs="Courier New"/>
-        </w:rPr>
-      </w:pPr>
-    </w:p>
-    <w:p>
-      <w:pPr>
-        <w:pStyle w:val="PlainText"/>
-        <w:rPr>
-          <w:rFonts w:ascii="Courier New" w:hAnsi="Courier New" w:cs="Courier New"/>
-        </w:rPr>
-      </w:pPr>
-      <w:r>
-        <w:rPr>
-          <w:rFonts w:ascii="Courier New" w:hAnsi="Courier New" w:cs="Courier New"/>
-        </w:rPr>
-        <w:lastRenderedPageBreak/>
-        <w:t xml:space="preserve"># Conventional Project Management Deprogramming </w:t>
-      </w:r>
-    </w:p>
-    <w:p>
-      <w:pPr>
-        <w:pStyle w:val="PlainText"/>
-        <w:rPr>
-          <w:rFonts w:ascii="Courier New" w:hAnsi="Courier New" w:cs="Courier New"/>
-        </w:rPr>
-      </w:pPr>
-    </w:p>
-    <w:p>
-      <w:pPr>
-        <w:pStyle w:val="PlainText"/>
-        <w:rPr>
-          <w:rFonts w:ascii="Courier New" w:hAnsi="Courier New" w:cs="Courier New"/>
-        </w:rPr>
-      </w:pPr>
-    </w:p>
-    <w:p>
-      <w:pPr>
-        <w:pStyle w:val="PlainText"/>
-        <w:rPr>
-          <w:rFonts w:ascii="Courier New" w:hAnsi="Courier New" w:cs="Courier New"/>
-        </w:rPr>
-      </w:pPr>
-      <w:r>
-        <w:rPr>
-          <w:rFonts w:ascii="Courier New" w:hAnsi="Courier New" w:cs="Courier New"/>
-        </w:rPr>
-        <w:t># Random Got you here, why not just do more random</w:t>
-      </w:r>
-    </w:p>
-    <w:p>
-      <w:pPr>
-        <w:pStyle w:val="PlainText"/>
-        <w:rPr>
-          <w:rFonts w:ascii="Courier New" w:hAnsi="Courier New" w:cs="Courier New"/>
-        </w:rPr>
-      </w:pPr>
-    </w:p>
-    <w:p>
-      <w:pPr>
-        <w:pStyle w:val="PlainText"/>
-        <w:rPr>
-          <w:rFonts w:ascii="Courier New" w:hAnsi="Courier New" w:cs="Courier New"/>
-        </w:rPr>
-      </w:pPr>
-    </w:p>
-    <w:p>
-      <w:pPr>
-        <w:pStyle w:val="PlainText"/>
-        <w:rPr>
-          <w:rFonts w:ascii="Courier New" w:hAnsi="Courier New" w:cs="Courier New"/>
-        </w:rPr>
-      </w:pPr>
-      <w:r>
-        <w:rPr>
-          <w:rFonts w:ascii="Courier New" w:hAnsi="Courier New" w:cs="Courier New"/>
-        </w:rPr>
-        <w:t># The Wreck of an Idea</w:t>
-      </w:r>
-    </w:p>
-    <w:p>
-      <w:pPr>
-        <w:pStyle w:val="PlainText"/>
-        <w:rPr>
-          <w:rFonts w:ascii="Courier New" w:hAnsi="Courier New" w:cs="Courier New"/>
-        </w:rPr>
-      </w:pPr>
-    </w:p>
-    <w:p>
-      <w:pPr>
-        <w:pStyle w:val="PlainText"/>
-        <w:rPr>
-          <w:rFonts w:ascii="Courier New" w:hAnsi="Courier New" w:cs="Courier New"/>
-        </w:rPr>
-      </w:pPr>
-      <w:r>
-        <w:rPr>
-          <w:rFonts w:ascii="Courier New" w:hAnsi="Courier New" w:cs="Courier New"/>
-        </w:rPr>
-        <w:t>“Every book is the wreck of a perfect idea.” - Irish Murdoch</w:t>
-      </w:r>
-    </w:p>
-    <w:p>
-      <w:pPr>
-        <w:pStyle w:val="PlainText"/>
-        <w:rPr>
-          <w:rFonts w:ascii="Courier New" w:hAnsi="Courier New" w:cs="Courier New"/>
-        </w:rPr>
-      </w:pPr>
-    </w:p>
-    <w:p>
-      <w:pPr>
-        <w:pStyle w:val="PlainText"/>
-        <w:rPr>
-          <w:rFonts w:ascii="Courier New" w:hAnsi="Courier New" w:cs="Courier New"/>
-        </w:rPr>
-      </w:pPr>
-      <w:r>
-        <w:rPr>
-          <w:rFonts w:ascii="Courier New" w:hAnsi="Courier New" w:cs="Courier New"/>
-        </w:rPr>
-        <w:t xml:space="preserve">Iris Murdoch was a novelist, and she was writing about novels. In this single phrase she captures the disappointment that she, as a writer feels when she looks at the book that she's actually written and compares it to the pristine idea of the book that she </w:t>
-      </w:r>
-      <w:proofErr w:type="gramStart"/>
-      <w:r>
-        <w:rPr>
-          <w:rFonts w:ascii="Courier New" w:hAnsi="Courier New" w:cs="Courier New"/>
-        </w:rPr>
-        <w:t>imaging</w:t>
-      </w:r>
-      <w:proofErr w:type="gramEnd"/>
-      <w:r>
-        <w:rPr>
-          <w:rFonts w:ascii="Courier New" w:hAnsi="Courier New" w:cs="Courier New"/>
-        </w:rPr>
-        <w:t xml:space="preserve"> ed that she would write. Perhaps she imagined that the book that she wrote would be fabulously well-received and in fact it is only moderately well-received. Perhaps she has an idea for a passage of description, for an end-to-end concept that would wow her readership, her critics, and that she herself would be impressed with.</w:t>
-      </w:r>
-    </w:p>
-    <w:p>
-      <w:pPr>
-        <w:pStyle w:val="PlainText"/>
-        <w:rPr>
-          <w:rFonts w:ascii="Courier New" w:hAnsi="Courier New" w:cs="Courier New"/>
-        </w:rPr>
-      </w:pPr>
-    </w:p>
-    <w:p>
-      <w:pPr>
-        <w:pStyle w:val="PlainText"/>
-        <w:rPr>
-          <w:rFonts w:ascii="Courier New" w:hAnsi="Courier New" w:cs="Courier New"/>
-        </w:rPr>
-      </w:pPr>
-      <w:r>
-        <w:rPr>
-          <w:rFonts w:ascii="Courier New" w:hAnsi="Courier New" w:cs="Courier New"/>
-        </w:rPr>
-        <w:t>But of course, the real book - the "wreck" is much better than the perfect idea in one crucial way. The real book exists. The real book can have readers. The real book can have sales. The real book can have reviewers and critics.</w:t>
-      </w:r>
-    </w:p>
-    <w:p>
-      <w:pPr>
-        <w:pStyle w:val="PlainText"/>
-        <w:rPr>
-          <w:rFonts w:ascii="Courier New" w:hAnsi="Courier New" w:cs="Courier New"/>
-        </w:rPr>
-      </w:pPr>
-    </w:p>
-    <w:p>
-      <w:pPr>
-        <w:pStyle w:val="PlainText"/>
-        <w:rPr>
-          <w:rFonts w:ascii="Courier New" w:hAnsi="Courier New" w:cs="Courier New"/>
-        </w:rPr>
-      </w:pPr>
-      <w:r>
-        <w:rPr>
-          <w:rFonts w:ascii="Courier New" w:hAnsi="Courier New" w:cs="Courier New"/>
-        </w:rPr>
-        <w:t>Again. This is a contradiction. And it's one of the hardest to deal with. It's also one of the most important to deal with. Because dealing with it, managing it, is one of the most rewarding things that you can do.</w:t>
-      </w:r>
-    </w:p>
-    <w:p>
-      <w:pPr>
-        <w:pStyle w:val="PlainText"/>
-        <w:rPr>
-          <w:rFonts w:ascii="Courier New" w:hAnsi="Courier New" w:cs="Courier New"/>
-        </w:rPr>
-      </w:pPr>
-    </w:p>
-    <w:p>
-      <w:pPr>
-        <w:pStyle w:val="PlainText"/>
-        <w:rPr>
-          <w:rFonts w:ascii="Courier New" w:hAnsi="Courier New" w:cs="Courier New"/>
-        </w:rPr>
-      </w:pPr>
-      <w:r>
-        <w:rPr>
-          <w:rFonts w:ascii="Courier New" w:hAnsi="Courier New" w:cs="Courier New"/>
-        </w:rPr>
-        <w:t xml:space="preserve">Project management is about delivering the "wreck of a perfect idea." It is about delivering *something* that can </w:t>
-      </w:r>
-      <w:proofErr w:type="gramStart"/>
-      <w:r>
-        <w:rPr>
-          <w:rFonts w:ascii="Courier New" w:hAnsi="Courier New" w:cs="Courier New"/>
-        </w:rPr>
-        <w:t>actually be</w:t>
-      </w:r>
-      <w:proofErr w:type="gramEnd"/>
-      <w:r>
-        <w:rPr>
-          <w:rFonts w:ascii="Courier New" w:hAnsi="Courier New" w:cs="Courier New"/>
-        </w:rPr>
-        <w:t xml:space="preserve"> used.</w:t>
-      </w:r>
-    </w:p>
-    <w:p>
-      <w:pPr>
-        <w:pStyle w:val="PlainText"/>
-        <w:rPr>
-          <w:rFonts w:ascii="Courier New" w:hAnsi="Courier New" w:cs="Courier New"/>
-        </w:rPr>
-      </w:pPr>
-    </w:p>
-    <w:p>
-      <w:pPr>
-        <w:pStyle w:val="PlainText"/>
-        <w:rPr>
-          <w:rFonts w:ascii="Courier New" w:hAnsi="Courier New" w:cs="Courier New"/>
-        </w:rPr>
-      </w:pPr>
-      <w:r>
-        <w:rPr>
-          <w:rFonts w:ascii="Courier New" w:hAnsi="Courier New" w:cs="Courier New"/>
-        </w:rPr>
-        <w:t xml:space="preserve">Have you ever had an idea for something that you might do? For this example, it doesn't have to be a work thing. But have you ever had an idea for something you might do and in your head, you imagine how things would be great if you did this </w:t>
-      </w:r>
-      <w:proofErr w:type="gramStart"/>
-      <w:r>
-        <w:rPr>
-          <w:rFonts w:ascii="Courier New" w:hAnsi="Courier New" w:cs="Courier New"/>
-        </w:rPr>
-        <w:t>thing.</w:t>
-      </w:r>
-      <w:proofErr w:type="gramEnd"/>
-      <w:r>
-        <w:rPr>
-          <w:rFonts w:ascii="Courier New" w:hAnsi="Courier New" w:cs="Courier New"/>
-        </w:rPr>
-        <w:t xml:space="preserve"> It might be a holiday, it might be a new job, it might be training course, it might be a relationship. </w:t>
-      </w:r>
-    </w:p>
-    <w:p>
-      <w:pPr>
-        <w:pStyle w:val="PlainText"/>
-        <w:rPr>
-          <w:rFonts w:ascii="Courier New" w:hAnsi="Courier New" w:cs="Courier New"/>
-        </w:rPr>
-      </w:pPr>
-    </w:p>
-    <w:p>
-      <w:pPr>
-        <w:pStyle w:val="PlainText"/>
-        <w:rPr>
-          <w:rFonts w:ascii="Courier New" w:hAnsi="Courier New" w:cs="Courier New"/>
-        </w:rPr>
-      </w:pPr>
-      <w:r>
-        <w:rPr>
-          <w:rFonts w:ascii="Courier New" w:hAnsi="Courier New" w:cs="Courier New"/>
-        </w:rPr>
-        <w:t xml:space="preserve">And then, when you've done the thing, have you ever noticed, or been painfully aware that the thing wasn't as good as you thought it was going to be. </w:t>
-      </w:r>
-    </w:p>
-    <w:p>
-      <w:pPr>
-        <w:pStyle w:val="PlainText"/>
-        <w:rPr>
-          <w:rFonts w:ascii="Courier New" w:hAnsi="Courier New" w:cs="Courier New"/>
-        </w:rPr>
-      </w:pPr>
-    </w:p>
-    <w:p>
-      <w:pPr>
-        <w:pStyle w:val="PlainText"/>
-        <w:rPr>
-          <w:rFonts w:ascii="Courier New" w:hAnsi="Courier New" w:cs="Courier New"/>
-        </w:rPr>
-      </w:pPr>
-      <w:r>
-        <w:rPr>
-          <w:rFonts w:ascii="Courier New" w:hAnsi="Courier New" w:cs="Courier New"/>
-        </w:rPr>
-        <w:t>On the other hand have you ever had anything that you've done in your life that you weren't sure about at the time, but you did it despite your misgivings, and that thing paid off, whether it was a holiday, or a training course, or a piece of land that you bought.</w:t>
-      </w:r>
-    </w:p>
-    <w:p>
-      <w:pPr>
-        <w:pStyle w:val="PlainText"/>
-        <w:rPr>
-          <w:rFonts w:ascii="Courier New" w:hAnsi="Courier New" w:cs="Courier New"/>
-        </w:rPr>
-      </w:pPr>
-    </w:p>
-    <w:p>
-      <w:pPr>
-        <w:pStyle w:val="PlainText"/>
-        <w:rPr>
-          <w:rFonts w:ascii="Courier New" w:hAnsi="Courier New" w:cs="Courier New"/>
-        </w:rPr>
-      </w:pPr>
-      <w:r>
-        <w:rPr>
-          <w:rFonts w:ascii="Courier New" w:hAnsi="Courier New" w:cs="Courier New"/>
-        </w:rPr>
-        <w:t xml:space="preserve">One of the weird experiences that I've had when working as an "Agile Consultant" is going around an organisation trying to find success stories that can be written up as "case studies" so that the organisation can blow its own trumpet and win more business based its previous successes. One thing that I noticed is that when I talked to people who had worked on projects which were, at the point that I was talking to the, a total success. They were a success for their customers in that they were delivering a good service to users, and they were a success for suppliers who built the software, hey got paid for the original development and now were getting paid more and in more regular and less </w:t>
-      </w:r>
-      <w:r>
-        <w:rPr>
-          <w:rFonts w:ascii="Courier New" w:hAnsi="Courier New" w:cs="Courier New"/>
-        </w:rPr>
-        <w:lastRenderedPageBreak/>
-        <w:t>risky circumstances to continue to deliver improvements. The projects were a success.</w:t>
-      </w:r>
-    </w:p>
-    <w:p>
-      <w:pPr>
-        <w:pStyle w:val="PlainText"/>
-        <w:rPr>
-          <w:rFonts w:ascii="Courier New" w:hAnsi="Courier New" w:cs="Courier New"/>
-        </w:rPr>
-      </w:pPr>
-    </w:p>
-    <w:p>
-      <w:pPr>
-        <w:pStyle w:val="PlainText"/>
-        <w:rPr>
-          <w:rFonts w:ascii="Courier New" w:hAnsi="Courier New" w:cs="Courier New"/>
-        </w:rPr>
-      </w:pPr>
-      <w:r>
-        <w:rPr>
-          <w:rFonts w:ascii="Courier New" w:hAnsi="Courier New" w:cs="Courier New"/>
-        </w:rPr>
-        <w:t xml:space="preserve">But talking to the people who were involved in delivering these projects, it's often very difficult to get any positive description of how the project was done. They are scarred by the things that went wrong, the things that weren't delivered on time. The parts of the project that cost way more than anybody expected, the parts of the project that they thought the </w:t>
-      </w:r>
-      <w:proofErr w:type="gramStart"/>
-      <w:r>
-        <w:rPr>
-          <w:rFonts w:ascii="Courier New" w:hAnsi="Courier New" w:cs="Courier New"/>
-        </w:rPr>
-        <w:t>customers</w:t>
-      </w:r>
-      <w:proofErr w:type="gramEnd"/>
-      <w:r>
-        <w:rPr>
-          <w:rFonts w:ascii="Courier New" w:hAnsi="Courier New" w:cs="Courier New"/>
-        </w:rPr>
-        <w:t xml:space="preserve"> or the users would love that never get used. Even when a project is a "success", it has made money and value for the people who built it, the people who paid for it and the people who use it, it can be very difficult for the people who were involved in the project from the point when it was a beautiful idea to see anything but the wreck.</w:t>
-      </w:r>
-    </w:p>
-    <w:p>
-      <w:pPr>
-        <w:pStyle w:val="PlainText"/>
-        <w:rPr>
-          <w:rFonts w:ascii="Courier New" w:hAnsi="Courier New" w:cs="Courier New"/>
-        </w:rPr>
-      </w:pPr>
-    </w:p>
-    <w:p>
-      <w:pPr>
-        <w:pStyle w:val="PlainText"/>
-        <w:rPr>
-          <w:rFonts w:ascii="Courier New" w:hAnsi="Courier New" w:cs="Courier New"/>
-        </w:rPr>
-      </w:pPr>
-      <w:r>
-        <w:rPr>
-          <w:rFonts w:ascii="Courier New" w:hAnsi="Courier New" w:cs="Courier New"/>
-        </w:rPr>
-        <w:t xml:space="preserve">Murdoch captures in this single line the unpleasant nature of real things - the "wrecks" and that can often be how we feel about them. But it is *really* important not to get too hung up on the beauty of an </w:t>
-      </w:r>
-      <w:proofErr w:type="gramStart"/>
-      <w:r>
-        <w:rPr>
-          <w:rFonts w:ascii="Courier New" w:hAnsi="Courier New" w:cs="Courier New"/>
-        </w:rPr>
-        <w:t>idea, or</w:t>
-      </w:r>
-      <w:proofErr w:type="gramEnd"/>
-      <w:r>
-        <w:rPr>
-          <w:rFonts w:ascii="Courier New" w:hAnsi="Courier New" w:cs="Courier New"/>
-        </w:rPr>
-        <w:t xml:space="preserve"> get too upset on the ugliness of a wreck, for at least two reasons.</w:t>
-      </w:r>
-    </w:p>
-    <w:p>
-      <w:pPr>
-        <w:pStyle w:val="PlainText"/>
-        <w:rPr>
-          <w:rFonts w:ascii="Courier New" w:hAnsi="Courier New" w:cs="Courier New"/>
-        </w:rPr>
-      </w:pPr>
-    </w:p>
-    <w:p>
-      <w:pPr>
-        <w:pStyle w:val="PlainText"/>
-        <w:rPr>
-          <w:rFonts w:ascii="Courier New" w:hAnsi="Courier New" w:cs="Courier New"/>
-        </w:rPr>
-      </w:pPr>
-      <w:r>
-        <w:rPr>
-          <w:rFonts w:ascii="Courier New" w:hAnsi="Courier New" w:cs="Courier New"/>
-        </w:rPr>
-        <w:t>Firstly (and I kind of think this is what Murdoch is saying to herself) if you aren't tolerant of "wrecks", as a team, as an organisation, if you're not prepared to look at wrecks and try to figure out just what is so bad about them, what can be improved, there is no way of getting anything done. That's worth repeating. Without being prepared for the possibility of a "wreck" there's no way of getting anything done.</w:t>
-      </w:r>
-    </w:p>
-    <w:p>
-      <w:pPr>
-        <w:pStyle w:val="PlainText"/>
-        <w:rPr>
-          <w:rFonts w:ascii="Courier New" w:hAnsi="Courier New" w:cs="Courier New"/>
-        </w:rPr>
-      </w:pPr>
-    </w:p>
-    <w:p>
-      <w:pPr>
-        <w:pStyle w:val="PlainText"/>
-        <w:rPr>
-          <w:rFonts w:ascii="Courier New" w:hAnsi="Courier New" w:cs="Courier New"/>
-        </w:rPr>
-      </w:pPr>
-      <w:r>
-        <w:rPr>
-          <w:rFonts w:ascii="Courier New" w:hAnsi="Courier New" w:cs="Courier New"/>
-        </w:rPr>
-        <w:t>Second, putting off "wrecking an idea" doesn't stop the idea being wrecked. It just increases the cost, financially, spiritually and emotionally of deal with the wreck when it appears. Unless of course, the idea is never realised.</w:t>
-      </w:r>
-    </w:p>
-    <w:p>
-      <w:pPr>
-        <w:pStyle w:val="PlainText"/>
-        <w:rPr>
-          <w:rFonts w:ascii="Courier New" w:hAnsi="Courier New" w:cs="Courier New"/>
-        </w:rPr>
-      </w:pPr>
-    </w:p>
-    <w:p>
-      <w:pPr>
-        <w:pStyle w:val="PlainText"/>
-        <w:rPr>
-          <w:rFonts w:ascii="Courier New" w:hAnsi="Courier New" w:cs="Courier New"/>
-        </w:rPr>
-      </w:pPr>
-      <w:r>
-        <w:rPr>
-          <w:rFonts w:ascii="Courier New" w:hAnsi="Courier New" w:cs="Courier New"/>
-        </w:rPr>
-        <w:t>But a full understanding of this doesn't stop the emotional impact of the word - "wreck" - it also doesn't stop the emotional impact of looking at early versions of software. They can look quite pitiful.</w:t>
-      </w:r>
-    </w:p>
-    <w:p>
-      <w:pPr>
-        <w:pStyle w:val="PlainText"/>
-        <w:rPr>
-          <w:rFonts w:ascii="Courier New" w:hAnsi="Courier New" w:cs="Courier New"/>
-        </w:rPr>
-      </w:pPr>
-    </w:p>
-    <w:p>
-      <w:pPr>
-        <w:pStyle w:val="PlainText"/>
-        <w:rPr>
-          <w:rFonts w:ascii="Courier New" w:hAnsi="Courier New" w:cs="Courier New"/>
-        </w:rPr>
-      </w:pPr>
-      <w:r>
-        <w:rPr>
-          <w:rFonts w:ascii="Courier New" w:hAnsi="Courier New" w:cs="Courier New"/>
-        </w:rPr>
-        <w:t>If you're the person who has spent several million pounds on a software development project, or you are the person who has convinced the board to spend several million pounds on a project, it can be a nerve wracking moment to see the first demonstrations of working software. I have seen instances where the first demonstration of working software, several hundred thousand pounds into the spend for the project shows a scree that has one button, the label on the button has a spelling mistake and when the button is pressed, it results in an error. This was obviously a hairy moment for the people who had paid for this project, or the people who had persuaded those people to pay for the project.</w:t>
-      </w:r>
-    </w:p>
-    <w:p>
-      <w:pPr>
-        <w:pStyle w:val="PlainText"/>
-        <w:rPr>
-          <w:rFonts w:ascii="Courier New" w:hAnsi="Courier New" w:cs="Courier New"/>
-        </w:rPr>
-      </w:pPr>
-    </w:p>
-    <w:p>
-      <w:pPr>
-        <w:pStyle w:val="PlainText"/>
-        <w:rPr>
-          <w:rFonts w:ascii="Courier New" w:hAnsi="Courier New" w:cs="Courier New"/>
-        </w:rPr>
-      </w:pPr>
-      <w:r>
-        <w:rPr>
-          <w:rFonts w:ascii="Courier New" w:hAnsi="Courier New" w:cs="Courier New"/>
-        </w:rPr>
         <w:t xml:space="preserve">And this kind of experience illustrates vividly the contradiction at the heart of delivering the impossible. The only way to effectively deliver *anything* in response to an impossible request is to start to deliver something. But showing that *something* is always going to be inherently threatening to the people who managed to get funding and management support for the *whole thing*.  </w:t>
       </w:r>
     </w:p>
@@ -10198,7 +10063,14 @@
         <w:rPr>
           <w:rFonts w:ascii="Courier New" w:hAnsi="Courier New" w:cs="Courier New"/>
         </w:rPr>
-        <w:t>Another reason why you might be reading a book called "Delivering the Impossible" is that you're asking someone else to do that and either you wonder how they're going to get on (think about it, for a second, how do you think they're going to get on?).</w:t>
+        <w:t xml:space="preserve">Another reason why you might be reading a book called "Delivering the Impossible" is that you're asking someone else to do that and either you </w:t>
+      </w:r>
+      <w:r>
+        <w:rPr>
+          <w:rFonts w:ascii="Courier New" w:hAnsi="Courier New" w:cs="Courier New"/>
+        </w:rPr>
+        <w:lastRenderedPageBreak/>
+        <w:t>wonder how they're going to get on (think about it, for a second, how do you think they're going to get on?).</w:t>
       </w:r>
     </w:p>
     <w:p>
@@ -10278,1058 +10150,1026 @@
         <w:rPr>
           <w:rFonts w:ascii="Courier New" w:hAnsi="Courier New" w:cs="Courier New"/>
         </w:rPr>
-        <w:t xml:space="preserve"> I think that what you're </w:t>
+        <w:t xml:space="preserve"> I think that what you're really asking (very poorly) is a constraint satisfaction problem. I have told the board that I will do this project, I want to go back to the board in six </w:t>
+      </w:r>
+      <w:proofErr w:type="spellStart"/>
+      <w:r>
+        <w:rPr>
+          <w:rFonts w:ascii="Courier New" w:hAnsi="Courier New" w:cs="Courier New"/>
+        </w:rPr>
+        <w:t>months time</w:t>
+      </w:r>
+      <w:proofErr w:type="spellEnd"/>
+      <w:r>
+        <w:rPr>
+          <w:rFonts w:ascii="Courier New" w:hAnsi="Courier New" w:cs="Courier New"/>
+        </w:rPr>
+        <w:t xml:space="preserve"> and tell the board that this project has been done. In your mind, what's the nightmare scenario? That you'll have to go back to the board and tell them that the project *isn't* done. </w:t>
+      </w:r>
+    </w:p>
+    <w:p>
+      <w:pPr>
+        <w:pStyle w:val="PlainText"/>
+        <w:rPr>
+          <w:rFonts w:ascii="Courier New" w:hAnsi="Courier New" w:cs="Courier New"/>
+        </w:rPr>
+      </w:pPr>
+    </w:p>
+    <w:p>
+      <w:pPr>
+        <w:pStyle w:val="PlainText"/>
+        <w:rPr>
+          <w:rFonts w:ascii="Courier New" w:hAnsi="Courier New" w:cs="Courier New"/>
+        </w:rPr>
+      </w:pPr>
+      <w:r>
+        <w:rPr>
+          <w:rFonts w:ascii="Courier New" w:hAnsi="Courier New" w:cs="Courier New"/>
+        </w:rPr>
+        <w:t>## What are the *possible* responses to be being asked to do the impossible?</w:t>
+      </w:r>
+    </w:p>
+    <w:p>
+      <w:pPr>
+        <w:pStyle w:val="PlainText"/>
+        <w:rPr>
+          <w:rFonts w:ascii="Courier New" w:hAnsi="Courier New" w:cs="Courier New"/>
+        </w:rPr>
+      </w:pPr>
+    </w:p>
+    <w:p>
+      <w:pPr>
+        <w:pStyle w:val="PlainText"/>
+        <w:rPr>
+          <w:rFonts w:ascii="Courier New" w:hAnsi="Courier New" w:cs="Courier New"/>
+        </w:rPr>
+      </w:pPr>
+      <w:r>
+        <w:rPr>
+          <w:rFonts w:ascii="Courier New" w:hAnsi="Courier New" w:cs="Courier New"/>
+        </w:rPr>
+        <w:t xml:space="preserve">It's worth here considering what the responses of a team might be to </w:t>
+      </w:r>
+      <w:proofErr w:type="gramStart"/>
+      <w:r>
+        <w:rPr>
+          <w:rFonts w:ascii="Courier New" w:hAnsi="Courier New" w:cs="Courier New"/>
+        </w:rPr>
+        <w:t>being</w:t>
+      </w:r>
+      <w:proofErr w:type="gramEnd"/>
+      <w:r>
+        <w:rPr>
+          <w:rFonts w:ascii="Courier New" w:hAnsi="Courier New" w:cs="Courier New"/>
+        </w:rPr>
+        <w:t xml:space="preserve"> asked to do something impossible. </w:t>
+      </w:r>
+      <w:proofErr w:type="gramStart"/>
+      <w:r>
+        <w:rPr>
+          <w:rFonts w:ascii="Courier New" w:hAnsi="Courier New" w:cs="Courier New"/>
+        </w:rPr>
+        <w:t>First of all</w:t>
+      </w:r>
+      <w:proofErr w:type="gramEnd"/>
+      <w:r>
+        <w:rPr>
+          <w:rFonts w:ascii="Courier New" w:hAnsi="Courier New" w:cs="Courier New"/>
+        </w:rPr>
+        <w:t xml:space="preserve">, they might not notice. They might have trust in your leadership and imagine that if you think it's possible, then it's possible. </w:t>
+      </w:r>
+    </w:p>
+    <w:p>
+      <w:pPr>
+        <w:pStyle w:val="PlainText"/>
+        <w:rPr>
+          <w:rFonts w:ascii="Courier New" w:hAnsi="Courier New" w:cs="Courier New"/>
+        </w:rPr>
+      </w:pPr>
+    </w:p>
+    <w:p>
+      <w:pPr>
+        <w:pStyle w:val="PlainText"/>
+        <w:rPr>
+          <w:rFonts w:ascii="Courier New" w:hAnsi="Courier New" w:cs="Courier New"/>
+        </w:rPr>
+      </w:pPr>
+      <w:r>
+        <w:rPr>
+          <w:rFonts w:ascii="Courier New" w:hAnsi="Courier New" w:cs="Courier New"/>
+        </w:rPr>
+        <w:t>A second more likely outcome is that the team will pretty much straight away notice that what they're being asked to do is impossible, but not say anything about it. They don't want the conflict they want to get paid. When you're looking, they will make a show of working hard to deliver the impossible. But remember the impossible is impossib</w:t>
+      </w:r>
+      <w:r>
+        <w:rPr>
+          <w:rFonts w:ascii="Courier New" w:hAnsi="Courier New" w:cs="Courier New"/>
+        </w:rPr>
+        <w:t>l</w:t>
+      </w:r>
+      <w:r>
+        <w:rPr>
+          <w:rFonts w:ascii="Courier New" w:hAnsi="Courier New" w:cs="Courier New"/>
+        </w:rPr>
+        <w:t>e to deliver, so the moment that your gaze is off them, they won't be trying to deliver the impossible.</w:t>
+      </w:r>
+    </w:p>
+    <w:p>
+      <w:pPr>
+        <w:pStyle w:val="PlainText"/>
+        <w:rPr>
+          <w:rFonts w:ascii="Courier New" w:hAnsi="Courier New" w:cs="Courier New"/>
+        </w:rPr>
+      </w:pPr>
+    </w:p>
+    <w:p>
+      <w:pPr>
+        <w:pStyle w:val="PlainText"/>
+        <w:rPr>
+          <w:rFonts w:ascii="Courier New" w:hAnsi="Courier New" w:cs="Courier New"/>
+        </w:rPr>
+      </w:pPr>
+      <w:r>
+        <w:rPr>
+          <w:rFonts w:ascii="Courier New" w:hAnsi="Courier New" w:cs="Courier New"/>
+        </w:rPr>
+        <w:t>Third, and most unlikely is that anyone in the team will point out that the project, as it's currently described has fundamental problems.</w:t>
+      </w:r>
+    </w:p>
+    <w:p>
+      <w:pPr>
+        <w:pStyle w:val="PlainText"/>
+        <w:rPr>
+          <w:rFonts w:ascii="Courier New" w:hAnsi="Courier New" w:cs="Courier New"/>
+        </w:rPr>
+      </w:pPr>
+    </w:p>
+    <w:p>
+      <w:pPr>
+        <w:pStyle w:val="PlainText"/>
+        <w:rPr>
+          <w:rFonts w:ascii="Courier New" w:hAnsi="Courier New" w:cs="Courier New"/>
+        </w:rPr>
+      </w:pPr>
+      <w:r>
+        <w:rPr>
+          <w:rFonts w:ascii="Courier New" w:hAnsi="Courier New" w:cs="Courier New"/>
+        </w:rPr>
+        <w:t xml:space="preserve">If a team does do that what do you </w:t>
+      </w:r>
+      <w:proofErr w:type="gramStart"/>
+      <w:r>
+        <w:rPr>
+          <w:rFonts w:ascii="Courier New" w:hAnsi="Courier New" w:cs="Courier New"/>
+        </w:rPr>
+        <w:t>do</w:t>
+      </w:r>
+      <w:proofErr w:type="gramEnd"/>
+      <w:r>
+        <w:rPr>
+          <w:rFonts w:ascii="Courier New" w:hAnsi="Courier New" w:cs="Courier New"/>
+        </w:rPr>
+        <w:t xml:space="preserve"> then? That's the crucial point. What do you do when yo</w:t>
+      </w:r>
+      <w:r>
+        <w:rPr>
+          <w:rFonts w:ascii="Courier New" w:hAnsi="Courier New" w:cs="Courier New"/>
+        </w:rPr>
+        <w:t>ur</w:t>
+      </w:r>
+      <w:r>
+        <w:rPr>
+          <w:rFonts w:ascii="Courier New" w:hAnsi="Courier New" w:cs="Courier New"/>
+        </w:rPr>
+        <w:t xml:space="preserve"> team tells you that what you're asking for is impossible? Do you treat this as a valuable opportunity for negotiation? Do you look for any "Bricks without straw" problems that they need help with, where you can go and get straw? Or do you stand firm asking for the impossible. Or do you just make yourself scarce so that you can't be told the bad news?</w:t>
+      </w:r>
+    </w:p>
+    <w:p>
+      <w:pPr>
+        <w:pStyle w:val="PlainText"/>
+        <w:rPr>
+          <w:rFonts w:ascii="Courier New" w:hAnsi="Courier New" w:cs="Courier New"/>
+        </w:rPr>
+      </w:pPr>
+    </w:p>
+    <w:p>
+      <w:pPr>
+        <w:pStyle w:val="PlainText"/>
+        <w:rPr>
+          <w:rFonts w:ascii="Courier New" w:hAnsi="Courier New" w:cs="Courier New"/>
+        </w:rPr>
+      </w:pPr>
+      <w:r>
+        <w:rPr>
+          <w:rFonts w:ascii="Courier New" w:hAnsi="Courier New" w:cs="Courier New"/>
+        </w:rPr>
+        <w:t>There is a fourth possibility. That the team straight out refuse your idea from the get</w:t>
+      </w:r>
+      <w:r>
+        <w:rPr>
+          <w:rFonts w:ascii="Courier New" w:hAnsi="Courier New" w:cs="Courier New"/>
+        </w:rPr>
+        <w:t>-</w:t>
+      </w:r>
+      <w:r>
+        <w:rPr>
+          <w:rFonts w:ascii="Courier New" w:hAnsi="Courier New" w:cs="Courier New"/>
+        </w:rPr>
+        <w:t xml:space="preserve">go. </w:t>
+      </w:r>
+    </w:p>
+    <w:p>
+      <w:pPr>
+        <w:pStyle w:val="PlainText"/>
+        <w:rPr>
+          <w:rFonts w:ascii="Courier New" w:hAnsi="Courier New" w:cs="Courier New"/>
+        </w:rPr>
+      </w:pPr>
+    </w:p>
+    <w:p>
+      <w:pPr>
+        <w:pStyle w:val="Heading3"/>
+      </w:pPr>
+      <w:r>
+        <w:t>## What does this idea mean for this book?</w:t>
+      </w:r>
+    </w:p>
+    <w:p>
+      <w:pPr>
+        <w:pStyle w:val="PlainText"/>
+        <w:rPr>
+          <w:rFonts w:ascii="Courier New" w:hAnsi="Courier New" w:cs="Courier New"/>
+        </w:rPr>
+      </w:pPr>
+    </w:p>
+    <w:p>
+      <w:pPr>
+        <w:pStyle w:val="PlainText"/>
+        <w:rPr>
+          <w:rFonts w:ascii="Courier New" w:hAnsi="Courier New" w:cs="Courier New"/>
+        </w:rPr>
+      </w:pPr>
+      <w:r>
+        <w:rPr>
+          <w:rFonts w:ascii="Courier New" w:hAnsi="Courier New" w:cs="Courier New"/>
+        </w:rPr>
+        <w:t xml:space="preserve">Well, for this book, I'm both the boss and the team. And it's a good question, what happens when I ask myself to do something which I either think is </w:t>
+      </w:r>
+      <w:proofErr w:type="gramStart"/>
+      <w:r>
+        <w:rPr>
+          <w:rFonts w:ascii="Courier New" w:hAnsi="Courier New" w:cs="Courier New"/>
+        </w:rPr>
+        <w:t>impossible, or</w:t>
+      </w:r>
+      <w:proofErr w:type="gramEnd"/>
+      <w:r>
+        <w:rPr>
+          <w:rFonts w:ascii="Courier New" w:hAnsi="Courier New" w:cs="Courier New"/>
+        </w:rPr>
+        <w:t xml:space="preserve"> is actually impossible. What am I *actually* going to </w:t>
+      </w:r>
+      <w:proofErr w:type="gramStart"/>
+      <w:r>
+        <w:rPr>
+          <w:rFonts w:ascii="Courier New" w:hAnsi="Courier New" w:cs="Courier New"/>
+        </w:rPr>
+        <w:t>do.</w:t>
+      </w:r>
+      <w:proofErr w:type="gramEnd"/>
+      <w:r>
+        <w:rPr>
+          <w:rFonts w:ascii="Courier New" w:hAnsi="Courier New" w:cs="Courier New"/>
+        </w:rPr>
+        <w:t xml:space="preserve"> I'm not going to do the impossible thing, because, it's impossible. </w:t>
+      </w:r>
+    </w:p>
+    <w:p>
+      <w:pPr>
+        <w:pStyle w:val="PlainText"/>
+        <w:rPr>
+          <w:rFonts w:ascii="Courier New" w:hAnsi="Courier New" w:cs="Courier New"/>
+        </w:rPr>
+      </w:pPr>
+    </w:p>
+    <w:p>
+      <w:pPr>
+        <w:pStyle w:val="PlainText"/>
+        <w:rPr>
+          <w:rFonts w:ascii="Courier New" w:hAnsi="Courier New" w:cs="Courier New"/>
+        </w:rPr>
+      </w:pPr>
+      <w:r>
+        <w:rPr>
+          <w:rFonts w:ascii="Courier New" w:hAnsi="Courier New" w:cs="Courier New"/>
+        </w:rPr>
+        <w:t xml:space="preserve">And maybe inside me, there's a boss who has dreams, and there's a team who </w:t>
+      </w:r>
+      <w:proofErr w:type="gramStart"/>
+      <w:r>
+        <w:rPr>
+          <w:rFonts w:ascii="Courier New" w:hAnsi="Courier New" w:cs="Courier New"/>
+        </w:rPr>
+        <w:t>has to</w:t>
+      </w:r>
+      <w:proofErr w:type="gramEnd"/>
+      <w:r>
+        <w:rPr>
+          <w:rFonts w:ascii="Courier New" w:hAnsi="Courier New" w:cs="Courier New"/>
+        </w:rPr>
+        <w:t xml:space="preserve"> actually work in days, in fact, that's the only place he *can* work. </w:t>
+      </w:r>
+    </w:p>
+    <w:p>
+      <w:pPr>
+        <w:pStyle w:val="PlainText"/>
+        <w:rPr>
+          <w:rFonts w:ascii="Courier New" w:hAnsi="Courier New" w:cs="Courier New"/>
+        </w:rPr>
+      </w:pPr>
+    </w:p>
+    <w:p>
+      <w:pPr>
+        <w:pStyle w:val="PlainText"/>
+        <w:rPr>
+          <w:rFonts w:ascii="Courier New" w:hAnsi="Courier New" w:cs="Courier New"/>
+        </w:rPr>
+      </w:pPr>
+    </w:p>
+    <w:p>
+      <w:pPr>
+        <w:pStyle w:val="Heading2"/>
+      </w:pPr>
+      <w:r>
+        <w:t># If you're so Clever Why aren't you RICH?</w:t>
+      </w:r>
+    </w:p>
+    <w:p>
+      <w:pPr>
+        <w:pStyle w:val="PlainText"/>
+        <w:rPr>
+          <w:rFonts w:ascii="Courier New" w:hAnsi="Courier New" w:cs="Courier New"/>
+        </w:rPr>
+      </w:pPr>
+    </w:p>
+    <w:p>
+      <w:pPr>
+        <w:pStyle w:val="PlainText"/>
+        <w:rPr>
+          <w:rFonts w:ascii="Courier New" w:hAnsi="Courier New" w:cs="Courier New"/>
+        </w:rPr>
+      </w:pPr>
+      <w:r>
+        <w:rPr>
+          <w:rFonts w:ascii="Courier New" w:hAnsi="Courier New" w:cs="Courier New"/>
+        </w:rPr>
+        <w:t>This is a very good question. And I'm not sure that I have an answer to it.</w:t>
+      </w:r>
+    </w:p>
+    <w:p>
+      <w:pPr>
+        <w:pStyle w:val="PlainText"/>
+        <w:rPr>
+          <w:rFonts w:ascii="Courier New" w:hAnsi="Courier New" w:cs="Courier New"/>
+        </w:rPr>
+      </w:pPr>
+    </w:p>
+    <w:p>
+      <w:pPr>
+        <w:pStyle w:val="PlainText"/>
+        <w:rPr>
+          <w:rFonts w:ascii="Courier New" w:hAnsi="Courier New" w:cs="Courier New"/>
+        </w:rPr>
+      </w:pPr>
+      <w:r>
+        <w:rPr>
+          <w:rFonts w:ascii="Courier New" w:hAnsi="Courier New" w:cs="Courier New"/>
+        </w:rPr>
+        <w:t xml:space="preserve">But this is a good question to ask anyone who has taken it upon themselves to tell other people what will and won't work in any walk of life. </w:t>
+      </w:r>
+    </w:p>
+    <w:p>
+      <w:pPr>
+        <w:pStyle w:val="PlainText"/>
+        <w:rPr>
+          <w:rFonts w:ascii="Courier New" w:hAnsi="Courier New" w:cs="Courier New"/>
+        </w:rPr>
+      </w:pPr>
+    </w:p>
+    <w:p>
+      <w:pPr>
+        <w:pStyle w:val="PlainText"/>
+        <w:rPr>
+          <w:rFonts w:ascii="Courier New" w:hAnsi="Courier New" w:cs="Courier New"/>
+        </w:rPr>
+      </w:pPr>
+      <w:r>
+        <w:rPr>
+          <w:rFonts w:ascii="Courier New" w:hAnsi="Courier New" w:cs="Courier New"/>
+        </w:rPr>
+        <w:t xml:space="preserve">No, that's not true. I think I *do* have a couple of answers. </w:t>
+      </w:r>
+    </w:p>
+    <w:p>
+      <w:pPr>
+        <w:pStyle w:val="PlainText"/>
+        <w:rPr>
+          <w:rFonts w:ascii="Courier New" w:hAnsi="Courier New" w:cs="Courier New"/>
+        </w:rPr>
+      </w:pPr>
+    </w:p>
+    <w:p>
+      <w:pPr>
+        <w:pStyle w:val="PlainText"/>
+        <w:rPr>
+          <w:rFonts w:ascii="Courier New" w:hAnsi="Courier New" w:cs="Courier New"/>
+        </w:rPr>
+      </w:pPr>
+      <w:r>
+        <w:rPr>
+          <w:rFonts w:ascii="Courier New" w:hAnsi="Courier New" w:cs="Courier New"/>
+        </w:rPr>
+        <w:t xml:space="preserve">Answer number one is related to something that we've discussed here: the sociopathic distance. I *think* to be rich you need to be able to take risks in such a way that you are handsomely rewarded when things go well and not punished unduly (financially, emotionally, legally) when things go badly. The whole system of corporations and limited companies is essentially set up for this. </w:t>
+      </w:r>
+    </w:p>
+    <w:p>
+      <w:pPr>
+        <w:pStyle w:val="PlainText"/>
+        <w:rPr>
+          <w:rFonts w:ascii="Courier New" w:hAnsi="Courier New" w:cs="Courier New"/>
+        </w:rPr>
+      </w:pPr>
+    </w:p>
+    <w:p>
+      <w:pPr>
+        <w:pStyle w:val="PlainText"/>
+        <w:rPr>
+          <w:rFonts w:ascii="Courier New" w:hAnsi="Courier New" w:cs="Courier New"/>
+        </w:rPr>
+      </w:pPr>
+      <w:r>
+        <w:rPr>
+          <w:rFonts w:ascii="Courier New" w:hAnsi="Courier New" w:cs="Courier New"/>
+        </w:rPr>
+        <w:t xml:space="preserve">I think that some of the people who we see as being rich because they are super clever are, no doubt, clever guys, but </w:t>
+      </w:r>
+      <w:proofErr w:type="gramStart"/>
+      <w:r>
+        <w:rPr>
+          <w:rFonts w:ascii="Courier New" w:hAnsi="Courier New" w:cs="Courier New"/>
+        </w:rPr>
+        <w:t>also</w:t>
+      </w:r>
+      <w:proofErr w:type="gramEnd"/>
+      <w:r>
+        <w:rPr>
+          <w:rFonts w:ascii="Courier New" w:hAnsi="Courier New" w:cs="Courier New"/>
+        </w:rPr>
+        <w:t xml:space="preserve"> they are the ones who did well. Their projects did well.</w:t>
+      </w:r>
+    </w:p>
+    <w:p>
+      <w:pPr>
+        <w:pStyle w:val="PlainText"/>
+        <w:rPr>
+          <w:rFonts w:ascii="Courier New" w:hAnsi="Courier New" w:cs="Courier New"/>
+        </w:rPr>
+      </w:pPr>
+    </w:p>
+    <w:p>
+      <w:pPr>
+        <w:pStyle w:val="PlainText"/>
+        <w:rPr>
+          <w:rFonts w:ascii="Courier New" w:hAnsi="Courier New" w:cs="Courier New"/>
+        </w:rPr>
+      </w:pPr>
+      <w:r>
+        <w:rPr>
+          <w:rFonts w:ascii="Courier New" w:hAnsi="Courier New" w:cs="Courier New"/>
+        </w:rPr>
+        <w:t>And in this there might be an important point about project management, but also a point about why I'm not rich.</w:t>
+      </w:r>
+    </w:p>
+    <w:p>
+      <w:pPr>
+        <w:pStyle w:val="PlainText"/>
+        <w:rPr>
+          <w:rFonts w:ascii="Courier New" w:hAnsi="Courier New" w:cs="Courier New"/>
+        </w:rPr>
+      </w:pPr>
+    </w:p>
+    <w:p>
+      <w:pPr>
+        <w:pStyle w:val="PlainText"/>
+        <w:rPr>
+          <w:rFonts w:ascii="Courier New" w:hAnsi="Courier New" w:cs="Courier New"/>
+        </w:rPr>
+      </w:pPr>
+      <w:r>
+        <w:rPr>
+          <w:rFonts w:ascii="Courier New" w:hAnsi="Courier New" w:cs="Courier New"/>
+        </w:rPr>
+        <w:t xml:space="preserve">People who have made money have either got lucky and had one </w:t>
+      </w:r>
+      <w:proofErr w:type="gramStart"/>
+      <w:r>
+        <w:rPr>
+          <w:rFonts w:ascii="Courier New" w:hAnsi="Courier New" w:cs="Courier New"/>
+        </w:rPr>
+        <w:t>particular project</w:t>
+      </w:r>
+      <w:proofErr w:type="gramEnd"/>
+      <w:r>
+        <w:rPr>
+          <w:rFonts w:ascii="Courier New" w:hAnsi="Courier New" w:cs="Courier New"/>
+        </w:rPr>
+        <w:t xml:space="preserve"> pay off beyond anyone's wildest dreams, or they understand that embarking on ventures is as much about failure as it is about success. Embarking on projects is a risky business. When a project fails, they distance themselves from it, when a project succeeds, they make sure that they take the rewards and the credit.  </w:t>
+      </w:r>
+    </w:p>
+    <w:p>
+      <w:pPr>
+        <w:pStyle w:val="PlainText"/>
+        <w:rPr>
+          <w:rFonts w:ascii="Courier New" w:hAnsi="Courier New" w:cs="Courier New"/>
+        </w:rPr>
+      </w:pPr>
+    </w:p>
+    <w:p>
+      <w:pPr>
+        <w:pStyle w:val="PlainText"/>
+        <w:rPr>
+          <w:rFonts w:ascii="Courier New" w:hAnsi="Courier New" w:cs="Courier New"/>
+        </w:rPr>
+      </w:pPr>
+    </w:p>
+    <w:p>
+      <w:pPr>
+        <w:pStyle w:val="Heading2"/>
+      </w:pPr>
+      <w:r>
+        <w:t># Going down for the third time</w:t>
+      </w:r>
+    </w:p>
+    <w:p>
+      <w:pPr>
+        <w:pStyle w:val="PlainText"/>
+        <w:rPr>
+          <w:rFonts w:ascii="Courier New" w:hAnsi="Courier New" w:cs="Courier New"/>
+        </w:rPr>
+      </w:pPr>
+    </w:p>
+    <w:p>
+      <w:pPr>
+        <w:pStyle w:val="PlainText"/>
+        <w:rPr>
+          <w:rFonts w:ascii="Courier New" w:hAnsi="Courier New" w:cs="Courier New"/>
+        </w:rPr>
+      </w:pPr>
+      <w:r>
+        <w:rPr>
+          <w:rFonts w:ascii="Courier New" w:hAnsi="Courier New" w:cs="Courier New"/>
+        </w:rPr>
+        <w:t>How many contradictions has the project swallowed? Not managed, not highlighted and acknowledged as a problem, but just swallowed. Someone, probably the customer, or the organisation that is paying for the software has asked the project to swallow this contradiction. Why? Because for the customer, or the organisation that is commissioning the software, this is much easier than addressing or acknowledging the contradiction.</w:t>
+      </w:r>
+    </w:p>
+    <w:p>
+      <w:pPr>
+        <w:pStyle w:val="PlainText"/>
+        <w:rPr>
+          <w:rFonts w:ascii="Courier New" w:hAnsi="Courier New" w:cs="Courier New"/>
+        </w:rPr>
+      </w:pPr>
+    </w:p>
+    <w:p>
+      <w:pPr>
+        <w:pStyle w:val="PlainText"/>
+        <w:rPr>
+          <w:rFonts w:ascii="Courier New" w:hAnsi="Courier New" w:cs="Courier New"/>
+        </w:rPr>
+      </w:pPr>
+      <w:r>
+        <w:rPr>
+          <w:rFonts w:ascii="Courier New" w:hAnsi="Courier New" w:cs="Courier New"/>
+        </w:rPr>
+        <w:t xml:space="preserve">If the answer is more than one, the project is probably doomed. What does </w:t>
+      </w:r>
+      <w:proofErr w:type="gramStart"/>
+      <w:r>
+        <w:rPr>
+          <w:rFonts w:ascii="Courier New" w:hAnsi="Courier New" w:cs="Courier New"/>
+        </w:rPr>
+        <w:t>doomed</w:t>
+      </w:r>
+      <w:proofErr w:type="gramEnd"/>
+      <w:r>
+        <w:rPr>
+          <w:rFonts w:ascii="Courier New" w:hAnsi="Courier New" w:cs="Courier New"/>
+        </w:rPr>
+        <w:t xml:space="preserve"> mean? The project will never deliver what's required of it. The project will continue to take money until there is no money. But things may </w:t>
+      </w:r>
+      <w:proofErr w:type="gramStart"/>
+      <w:r>
+        <w:rPr>
+          <w:rFonts w:ascii="Courier New" w:hAnsi="Courier New" w:cs="Courier New"/>
+        </w:rPr>
+        <w:t>actually be</w:t>
+      </w:r>
+      <w:proofErr w:type="gramEnd"/>
+      <w:r>
+        <w:rPr>
+          <w:rFonts w:ascii="Courier New" w:hAnsi="Courier New" w:cs="Courier New"/>
+        </w:rPr>
+        <w:t xml:space="preserve"> worse than that. A doomed project might be breaking the law, a doomed project might cost so much without delivering that it brings down a company, that might be the company or organisation that wants the project, it might be the company or organisation that's delivering the project. It might be both. </w:t>
+      </w:r>
+    </w:p>
+    <w:p>
+      <w:pPr>
+        <w:pStyle w:val="PlainText"/>
+        <w:rPr>
+          <w:rFonts w:ascii="Courier New" w:hAnsi="Courier New" w:cs="Courier New"/>
+        </w:rPr>
+      </w:pPr>
+    </w:p>
+    <w:p>
+      <w:pPr>
+        <w:pStyle w:val="PlainText"/>
+        <w:rPr>
+          <w:rFonts w:ascii="Courier New" w:hAnsi="Courier New" w:cs="Courier New"/>
+        </w:rPr>
+      </w:pPr>
+      <w:r>
+        <w:rPr>
+          <w:rFonts w:ascii="Courier New" w:hAnsi="Courier New" w:cs="Courier New"/>
+        </w:rPr>
+        <w:t xml:space="preserve">In my experience, a doomed project is very bad for the mental and physical health of the people who are working on it. Why? Because every contradiction that the project swallows pushes the project further and </w:t>
       </w:r>
       <w:r>
         <w:rPr>
           <w:rFonts w:ascii="Courier New" w:hAnsi="Courier New" w:cs="Courier New"/>
         </w:rPr>
         <w:lastRenderedPageBreak/>
-        <w:t xml:space="preserve">really asking (very poorly) is a constraint satisfaction problem. I have told the board that I will do this project, I want to go back to the board in six </w:t>
-      </w:r>
-      <w:proofErr w:type="spellStart"/>
-      <w:r>
-        <w:rPr>
-          <w:rFonts w:ascii="Courier New" w:hAnsi="Courier New" w:cs="Courier New"/>
-        </w:rPr>
-        <w:t>months time</w:t>
-      </w:r>
-      <w:proofErr w:type="spellEnd"/>
-      <w:r>
-        <w:rPr>
-          <w:rFonts w:ascii="Courier New" w:hAnsi="Courier New" w:cs="Courier New"/>
-        </w:rPr>
-        <w:t xml:space="preserve"> and tell the board that this project has been done. In your mind, what's the nightmare scenario? That you'll have to go back to the board and tell them that the project *isn't* done. </w:t>
-      </w:r>
-    </w:p>
-    <w:p>
-      <w:pPr>
-        <w:pStyle w:val="PlainText"/>
-        <w:rPr>
-          <w:rFonts w:ascii="Courier New" w:hAnsi="Courier New" w:cs="Courier New"/>
-        </w:rPr>
-      </w:pPr>
-    </w:p>
-    <w:p>
-      <w:pPr>
-        <w:pStyle w:val="PlainText"/>
-        <w:rPr>
-          <w:rFonts w:ascii="Courier New" w:hAnsi="Courier New" w:cs="Courier New"/>
-        </w:rPr>
-      </w:pPr>
-      <w:r>
-        <w:rPr>
-          <w:rFonts w:ascii="Courier New" w:hAnsi="Courier New" w:cs="Courier New"/>
-        </w:rPr>
-        <w:t>## What are the *possible* responses to be being asked to do the impossible?</w:t>
-      </w:r>
-    </w:p>
-    <w:p>
-      <w:pPr>
-        <w:pStyle w:val="PlainText"/>
-        <w:rPr>
-          <w:rFonts w:ascii="Courier New" w:hAnsi="Courier New" w:cs="Courier New"/>
-        </w:rPr>
-      </w:pPr>
-    </w:p>
-    <w:p>
-      <w:pPr>
-        <w:pStyle w:val="PlainText"/>
-        <w:rPr>
-          <w:rFonts w:ascii="Courier New" w:hAnsi="Courier New" w:cs="Courier New"/>
-        </w:rPr>
-      </w:pPr>
-      <w:r>
-        <w:rPr>
-          <w:rFonts w:ascii="Courier New" w:hAnsi="Courier New" w:cs="Courier New"/>
-        </w:rPr>
-        <w:t xml:space="preserve">It's worth here considering what the responses of a team might be to </w:t>
+        <w:t>further from reality, from really being an endeavour that is about producing something this is of value in the real world. Often the result of this completely disconnection between what's going on in the project and reality is an over emphasis on things that look real and important and aren't.</w:t>
+      </w:r>
+    </w:p>
+    <w:p>
+      <w:pPr>
+        <w:pStyle w:val="PlainText"/>
+        <w:rPr>
+          <w:rFonts w:ascii="Courier New" w:hAnsi="Courier New" w:cs="Courier New"/>
+        </w:rPr>
+      </w:pPr>
+    </w:p>
+    <w:p>
+      <w:pPr>
+        <w:pStyle w:val="PlainText"/>
+        <w:rPr>
+          <w:rFonts w:ascii="Courier New" w:hAnsi="Courier New" w:cs="Courier New"/>
+        </w:rPr>
+      </w:pPr>
+      <w:r>
+        <w:rPr>
+          <w:rFonts w:ascii="Courier New" w:hAnsi="Courier New" w:cs="Courier New"/>
+        </w:rPr>
+        <w:t xml:space="preserve">The more contradictions a project has swallowed, the more emphasis there is likely to be on work for work's sake, presenteeism, focusing on hitting arbitrary and crazy deadlines. </w:t>
+      </w:r>
+    </w:p>
+    <w:p>
+      <w:pPr>
+        <w:pStyle w:val="PlainText"/>
+        <w:rPr>
+          <w:rFonts w:ascii="Courier New" w:hAnsi="Courier New" w:cs="Courier New"/>
+        </w:rPr>
+      </w:pPr>
+    </w:p>
+    <w:p>
+      <w:pPr>
+        <w:pStyle w:val="PlainText"/>
+        <w:rPr>
+          <w:rFonts w:ascii="Courier New" w:hAnsi="Courier New" w:cs="Courier New"/>
+        </w:rPr>
+      </w:pPr>
+      <w:r>
+        <w:rPr>
+          <w:rFonts w:ascii="Courier New" w:hAnsi="Courier New" w:cs="Courier New"/>
+        </w:rPr>
+        <w:t xml:space="preserve">What are some examples of contradictions that a project might be asked to swallow? </w:t>
+      </w:r>
+    </w:p>
+    <w:p>
+      <w:pPr>
+        <w:pStyle w:val="PlainText"/>
+        <w:rPr>
+          <w:rFonts w:ascii="Courier New" w:hAnsi="Courier New" w:cs="Courier New"/>
+        </w:rPr>
+      </w:pPr>
+    </w:p>
+    <w:p>
+      <w:pPr>
+        <w:pStyle w:val="PlainText"/>
+        <w:rPr>
+          <w:rFonts w:ascii="Courier New" w:hAnsi="Courier New" w:cs="Courier New"/>
+        </w:rPr>
+      </w:pPr>
+      <w:r>
+        <w:rPr>
+          <w:rFonts w:ascii="Courier New" w:hAnsi="Courier New" w:cs="Courier New"/>
+        </w:rPr>
+        <w:t>### The best work, with the best people, but we can't pay you</w:t>
+      </w:r>
+    </w:p>
+    <w:p>
+      <w:pPr>
+        <w:pStyle w:val="PlainText"/>
+        <w:rPr>
+          <w:rFonts w:ascii="Courier New" w:hAnsi="Courier New" w:cs="Courier New"/>
+        </w:rPr>
+      </w:pPr>
+    </w:p>
+    <w:p>
+      <w:pPr>
+        <w:pStyle w:val="PlainText"/>
+        <w:rPr>
+          <w:rFonts w:ascii="Courier New" w:hAnsi="Courier New" w:cs="Courier New"/>
+        </w:rPr>
+      </w:pPr>
+      <w:r>
+        <w:rPr>
+          <w:rFonts w:ascii="Courier New" w:hAnsi="Courier New" w:cs="Courier New"/>
+        </w:rPr>
+        <w:t>### Do something illegal</w:t>
+      </w:r>
+    </w:p>
+    <w:p>
+      <w:pPr>
+        <w:pStyle w:val="PlainText"/>
+        <w:rPr>
+          <w:rFonts w:ascii="Courier New" w:hAnsi="Courier New" w:cs="Courier New"/>
+        </w:rPr>
+      </w:pPr>
+      <w:r>
+        <w:rPr>
+          <w:rFonts w:ascii="Courier New" w:hAnsi="Courier New" w:cs="Courier New"/>
+        </w:rPr>
+        <w:t xml:space="preserve">My advice on this is *never* do something illegal. I'm not a legal expert. And jurisdictions vary. But if you think something *might* be illegal, </w:t>
       </w:r>
       <w:proofErr w:type="gramStart"/>
       <w:r>
         <w:rPr>
           <w:rFonts w:ascii="Courier New" w:hAnsi="Courier New" w:cs="Courier New"/>
         </w:rPr>
-        <w:t>being</w:t>
+        <w:t>by all means seek</w:t>
       </w:r>
       <w:proofErr w:type="gramEnd"/>
       <w:r>
         <w:rPr>
           <w:rFonts w:ascii="Courier New" w:hAnsi="Courier New" w:cs="Courier New"/>
         </w:rPr>
-        <w:t xml:space="preserve"> asked to do something impossible. </w:t>
+        <w:t xml:space="preserve"> legal advice. But if that advice is that something is illegal, don't do it. Of course, lots of things that *are* legal, are still crazy, or just morally wrong.</w:t>
+      </w:r>
+    </w:p>
+    <w:p>
+      <w:pPr>
+        <w:pStyle w:val="PlainText"/>
+        <w:rPr>
+          <w:rFonts w:ascii="Courier New" w:hAnsi="Courier New" w:cs="Courier New"/>
+        </w:rPr>
+      </w:pPr>
+    </w:p>
+    <w:p>
+      <w:pPr>
+        <w:pStyle w:val="PlainText"/>
+        <w:rPr>
+          <w:rFonts w:ascii="Courier New" w:hAnsi="Courier New" w:cs="Courier New"/>
+        </w:rPr>
+      </w:pPr>
+      <w:r>
+        <w:rPr>
+          <w:rFonts w:ascii="Courier New" w:hAnsi="Courier New" w:cs="Courier New"/>
+        </w:rPr>
+        <w:t>### Use the software to stop users doing something that they clearly want to do</w:t>
+      </w:r>
+    </w:p>
+    <w:p>
+      <w:pPr>
+        <w:pStyle w:val="PlainText"/>
+        <w:rPr>
+          <w:rFonts w:ascii="Courier New" w:hAnsi="Courier New" w:cs="Courier New"/>
+        </w:rPr>
+      </w:pPr>
+    </w:p>
+    <w:p>
+      <w:pPr>
+        <w:pStyle w:val="PlainText"/>
+        <w:rPr>
+          <w:rFonts w:ascii="Courier New" w:hAnsi="Courier New" w:cs="Courier New"/>
+        </w:rPr>
+      </w:pPr>
+    </w:p>
+    <w:p>
+      <w:pPr>
+        <w:pStyle w:val="PlainText"/>
+        <w:rPr>
+          <w:rFonts w:ascii="Courier New" w:hAnsi="Courier New" w:cs="Courier New"/>
+        </w:rPr>
+      </w:pPr>
+      <w:r>
+        <w:rPr>
+          <w:rFonts w:ascii="Courier New" w:hAnsi="Courier New" w:cs="Courier New"/>
+        </w:rPr>
+        <w:t>### Solve the problem without a key piece of information</w:t>
+      </w:r>
+    </w:p>
+    <w:p>
+      <w:pPr>
+        <w:pStyle w:val="PlainText"/>
+        <w:rPr>
+          <w:rFonts w:ascii="Courier New" w:hAnsi="Courier New" w:cs="Courier New"/>
+        </w:rPr>
+      </w:pPr>
+    </w:p>
+    <w:p>
+      <w:pPr>
+        <w:pStyle w:val="PlainText"/>
+        <w:rPr>
+          <w:rFonts w:ascii="Courier New" w:hAnsi="Courier New" w:cs="Courier New"/>
+        </w:rPr>
+      </w:pPr>
+      <w:r>
+        <w:rPr>
+          <w:rFonts w:ascii="Courier New" w:hAnsi="Courier New" w:cs="Courier New"/>
+        </w:rPr>
+        <w:t>## Can you spit a contradiction out?</w:t>
+      </w:r>
+    </w:p>
+    <w:p>
+      <w:pPr>
+        <w:pStyle w:val="PlainText"/>
+        <w:rPr>
+          <w:rFonts w:ascii="Courier New" w:hAnsi="Courier New" w:cs="Courier New"/>
+        </w:rPr>
+      </w:pPr>
+      <w:r>
+        <w:rPr>
+          <w:rFonts w:ascii="Courier New" w:hAnsi="Courier New" w:cs="Courier New"/>
+        </w:rPr>
+        <w:t xml:space="preserve">Yes, by making the software available to the people who are supposed to want it, by connecting the software to the environment where it might produce value, this adds a substantial extra piece to the puzzle. For example, yes, there might be internal organisational reasons why a project should be certified as totally secure (nothing can be totally secure) before it is released. But if the software produced by the project is being used and is generating value for the users and value for the organisation, there might possible be an acceptance of *some* level of risk. </w:t>
+      </w:r>
+    </w:p>
+    <w:p>
+      <w:pPr>
+        <w:pStyle w:val="PlainText"/>
+        <w:rPr>
+          <w:rFonts w:ascii="Courier New" w:hAnsi="Courier New" w:cs="Courier New"/>
+        </w:rPr>
+      </w:pPr>
+    </w:p>
+    <w:p>
+      <w:pPr>
+        <w:pStyle w:val="PlainText"/>
+        <w:rPr>
+          <w:rFonts w:ascii="Courier New" w:hAnsi="Courier New" w:cs="Courier New"/>
+        </w:rPr>
+      </w:pPr>
+      <w:r>
+        <w:rPr>
+          <w:rFonts w:ascii="Courier New" w:hAnsi="Courier New" w:cs="Courier New"/>
+        </w:rPr>
+        <w:t xml:space="preserve">In fact, a "hungry crowd" is often the best cure for the contradictions that a project has swallowed. </w:t>
+      </w:r>
+    </w:p>
+    <w:p>
+      <w:pPr>
+        <w:pStyle w:val="PlainText"/>
+        <w:rPr>
+          <w:rFonts w:ascii="Courier New" w:hAnsi="Courier New" w:cs="Courier New"/>
+        </w:rPr>
+      </w:pPr>
+    </w:p>
+    <w:p>
+      <w:pPr>
+        <w:pStyle w:val="PlainText"/>
+        <w:rPr>
+          <w:rFonts w:ascii="Courier New" w:hAnsi="Courier New" w:cs="Courier New"/>
+        </w:rPr>
+      </w:pPr>
+      <w:r>
+        <w:rPr>
+          <w:rFonts w:ascii="Courier New" w:hAnsi="Courier New" w:cs="Courier New"/>
+        </w:rPr>
+        <w:t>## Questions about *this* project</w:t>
+      </w:r>
+    </w:p>
+    <w:p>
+      <w:pPr>
+        <w:pStyle w:val="PlainText"/>
+        <w:rPr>
+          <w:rFonts w:ascii="Courier New" w:hAnsi="Courier New" w:cs="Courier New"/>
+        </w:rPr>
+      </w:pPr>
+      <w:r>
+        <w:rPr>
+          <w:rFonts w:ascii="Courier New" w:hAnsi="Courier New" w:cs="Courier New"/>
+        </w:rPr>
+        <w:t xml:space="preserve">Which contradictions has *this* project - this book swallowed? Well, this book puts at least one of its contradictions right out front. This book is called "Delivering the Impossible." Did I mention that delivering the impossible </w:t>
       </w:r>
       <w:proofErr w:type="gramStart"/>
       <w:r>
         <w:rPr>
           <w:rFonts w:ascii="Courier New" w:hAnsi="Courier New" w:cs="Courier New"/>
         </w:rPr>
-        <w:t>First of all</w:t>
+        <w:t>is, *i</w:t>
       </w:r>
       <w:proofErr w:type="gramEnd"/>
       <w:r>
         <w:rPr>
           <w:rFonts w:ascii="Courier New" w:hAnsi="Courier New" w:cs="Courier New"/>
         </w:rPr>
-        <w:t xml:space="preserve">, they might not notice. They might have trust in your leadership and imagine that if you think it's possible, then it's possible. </w:t>
-      </w:r>
-    </w:p>
-    <w:p>
-      <w:pPr>
-        <w:pStyle w:val="PlainText"/>
-        <w:rPr>
-          <w:rFonts w:ascii="Courier New" w:hAnsi="Courier New" w:cs="Courier New"/>
-        </w:rPr>
-      </w:pPr>
-    </w:p>
-    <w:p>
-      <w:pPr>
-        <w:pStyle w:val="PlainText"/>
-        <w:rPr>
-          <w:rFonts w:ascii="Courier New" w:hAnsi="Courier New" w:cs="Courier New"/>
-        </w:rPr>
-      </w:pPr>
-      <w:r>
-        <w:rPr>
-          <w:rFonts w:ascii="Courier New" w:hAnsi="Courier New" w:cs="Courier New"/>
-        </w:rPr>
-        <w:t xml:space="preserve">A second more likely outcome is that the team will pretty much straight away notice that what they're being asked to do is impossible, but not say anything about it. They don't want the conflict they want to get paid. When you're looking, they will make a show of working hard to deliver the impossible. But remember the impossible is </w:t>
+        <w:t>mpossible*.</w:t>
+      </w:r>
+    </w:p>
+    <w:p>
+      <w:pPr>
+        <w:pStyle w:val="PlainText"/>
+        <w:rPr>
+          <w:rFonts w:ascii="Courier New" w:hAnsi="Courier New" w:cs="Courier New"/>
+        </w:rPr>
+      </w:pPr>
+    </w:p>
+    <w:p>
+      <w:pPr>
+        <w:pStyle w:val="PlainText"/>
+        <w:rPr>
+          <w:rFonts w:ascii="Courier New" w:hAnsi="Courier New" w:cs="Courier New"/>
+        </w:rPr>
+      </w:pPr>
+    </w:p>
+    <w:p>
+      <w:pPr>
+        <w:pStyle w:val="PlainText"/>
+        <w:rPr>
+          <w:rFonts w:ascii="Courier New" w:hAnsi="Courier New" w:cs="Courier New"/>
+        </w:rPr>
+      </w:pPr>
+      <w:r>
+        <w:rPr>
+          <w:rFonts w:ascii="Courier New" w:hAnsi="Courier New" w:cs="Courier New"/>
+        </w:rPr>
+        <w:t># The Arc</w:t>
+      </w:r>
+    </w:p>
+    <w:p>
+      <w:pPr>
+        <w:pStyle w:val="PlainText"/>
+        <w:rPr>
+          <w:rFonts w:ascii="Courier New" w:hAnsi="Courier New" w:cs="Courier New"/>
+        </w:rPr>
+      </w:pPr>
+    </w:p>
+    <w:p>
+      <w:pPr>
+        <w:pStyle w:val="PlainText"/>
+        <w:rPr>
+          <w:rFonts w:ascii="Courier New" w:hAnsi="Courier New" w:cs="Courier New"/>
+        </w:rPr>
+      </w:pPr>
+      <w:r>
+        <w:rPr>
+          <w:rFonts w:ascii="Courier New" w:hAnsi="Courier New" w:cs="Courier New"/>
+        </w:rPr>
+        <w:t xml:space="preserve">If you've picked this book up it probably means that either you've been asked to deliver the impossible or you've asked somebody else to deliver the impossible. You wouldn't feel challenged if what was being asked for were possible. Possible things are boring. The price of delivering possible things is understood. But </w:t>
       </w:r>
       <w:proofErr w:type="gramStart"/>
       <w:r>
         <w:rPr>
           <w:rFonts w:ascii="Courier New" w:hAnsi="Courier New" w:cs="Courier New"/>
         </w:rPr>
-        <w:t>actually impossible</w:t>
+        <w:t>also</w:t>
       </w:r>
       <w:proofErr w:type="gramEnd"/>
       <w:r>
         <w:rPr>
           <w:rFonts w:ascii="Courier New" w:hAnsi="Courier New" w:cs="Courier New"/>
         </w:rPr>
-        <w:t xml:space="preserve"> to deli ever, so the moment that your gaze is off them, they won't be trying to deliver the impossible.</w:t>
-      </w:r>
-    </w:p>
-    <w:p>
-      <w:pPr>
-        <w:pStyle w:val="PlainText"/>
-        <w:rPr>
-          <w:rFonts w:ascii="Courier New" w:hAnsi="Courier New" w:cs="Courier New"/>
-        </w:rPr>
-      </w:pPr>
-    </w:p>
-    <w:p>
-      <w:pPr>
-        <w:pStyle w:val="PlainText"/>
-        <w:rPr>
-          <w:rFonts w:ascii="Courier New" w:hAnsi="Courier New" w:cs="Courier New"/>
-        </w:rPr>
-      </w:pPr>
-      <w:r>
-        <w:rPr>
-          <w:rFonts w:ascii="Courier New" w:hAnsi="Courier New" w:cs="Courier New"/>
-        </w:rPr>
-        <w:t xml:space="preserve"> Third, and most unlikely is that anyone in the team will point out that the project, as it's currently described has fundamental problems.</w:t>
-      </w:r>
-    </w:p>
-    <w:p>
-      <w:pPr>
-        <w:pStyle w:val="PlainText"/>
-        <w:rPr>
-          <w:rFonts w:ascii="Courier New" w:hAnsi="Courier New" w:cs="Courier New"/>
-        </w:rPr>
-      </w:pPr>
-    </w:p>
-    <w:p>
-      <w:pPr>
-        <w:pStyle w:val="PlainText"/>
-        <w:rPr>
-          <w:rFonts w:ascii="Courier New" w:hAnsi="Courier New" w:cs="Courier New"/>
-        </w:rPr>
-      </w:pPr>
-      <w:r>
-        <w:rPr>
-          <w:rFonts w:ascii="Courier New" w:hAnsi="Courier New" w:cs="Courier New"/>
-        </w:rPr>
-        <w:t xml:space="preserve">If a team does do that what do you </w:t>
+        <w:t xml:space="preserve"> the value of possible things is understood. When you ask for a coffee in your favourite barista bar, no matter how complicated that coffee, you're very likely to get the coffee. </w:t>
+      </w:r>
+      <w:r>
+        <w:rPr>
+          <w:rFonts w:ascii="Courier New" w:hAnsi="Courier New" w:cs="Courier New"/>
+        </w:rPr>
+        <w:lastRenderedPageBreak/>
+        <w:t xml:space="preserve">You're not likely, you're </w:t>
       </w:r>
       <w:proofErr w:type="gramStart"/>
       <w:r>
         <w:rPr>
           <w:rFonts w:ascii="Courier New" w:hAnsi="Courier New" w:cs="Courier New"/>
         </w:rPr>
-        <w:t>do</w:t>
+        <w:t>really not</w:t>
       </w:r>
       <w:proofErr w:type="gramEnd"/>
       <w:r>
         <w:rPr>
           <w:rFonts w:ascii="Courier New" w:hAnsi="Courier New" w:cs="Courier New"/>
         </w:rPr>
-        <w:t xml:space="preserve"> then? That's the crucial point. What do you do when </w:t>
-      </w:r>
-      <w:proofErr w:type="gramStart"/>
-      <w:r>
-        <w:rPr>
-          <w:rFonts w:ascii="Courier New" w:hAnsi="Courier New" w:cs="Courier New"/>
-        </w:rPr>
-        <w:t>you're</w:t>
-      </w:r>
-      <w:proofErr w:type="gramEnd"/>
-      <w:r>
-        <w:rPr>
-          <w:rFonts w:ascii="Courier New" w:hAnsi="Courier New" w:cs="Courier New"/>
-        </w:rPr>
-        <w:t xml:space="preserve"> team tells you that what you're asking for is impossible? Do you treat this as a valuable opportunity for negotiation? Do you look for any "Bricks without straw" problems that they need help with, where you can go and get straw? Or do you stand firm asking for the impossible. Or do you just make yourself scarce so that you can't be told the bad news?</w:t>
-      </w:r>
-    </w:p>
-    <w:p>
-      <w:pPr>
-        <w:pStyle w:val="PlainText"/>
-        <w:rPr>
-          <w:rFonts w:ascii="Courier New" w:hAnsi="Courier New" w:cs="Courier New"/>
-        </w:rPr>
-      </w:pPr>
-    </w:p>
-    <w:p>
-      <w:pPr>
-        <w:pStyle w:val="PlainText"/>
-        <w:rPr>
-          <w:rFonts w:ascii="Courier New" w:hAnsi="Courier New" w:cs="Courier New"/>
-        </w:rPr>
-      </w:pPr>
-      <w:r>
-        <w:rPr>
-          <w:rFonts w:ascii="Courier New" w:hAnsi="Courier New" w:cs="Courier New"/>
-        </w:rPr>
-        <w:t xml:space="preserve">There is </w:t>
-      </w:r>
-      <w:proofErr w:type="gramStart"/>
-      <w:r>
-        <w:rPr>
-          <w:rFonts w:ascii="Courier New" w:hAnsi="Courier New" w:cs="Courier New"/>
-        </w:rPr>
-        <w:t>actually a</w:t>
-      </w:r>
-      <w:proofErr w:type="gramEnd"/>
-      <w:r>
-        <w:rPr>
-          <w:rFonts w:ascii="Courier New" w:hAnsi="Courier New" w:cs="Courier New"/>
-        </w:rPr>
-        <w:t xml:space="preserve"> fourth possibility. That the team straight out refuse your idea </w:t>
-      </w:r>
-      <w:proofErr w:type="gramStart"/>
-      <w:r>
-        <w:rPr>
-          <w:rFonts w:ascii="Courier New" w:hAnsi="Courier New" w:cs="Courier New"/>
-        </w:rPr>
-        <w:t>from the get go</w:t>
-      </w:r>
-      <w:proofErr w:type="gramEnd"/>
-      <w:r>
-        <w:rPr>
-          <w:rFonts w:ascii="Courier New" w:hAnsi="Courier New" w:cs="Courier New"/>
-        </w:rPr>
-        <w:t xml:space="preserve">. </w:t>
-      </w:r>
-    </w:p>
-    <w:p>
-      <w:pPr>
-        <w:pStyle w:val="PlainText"/>
-        <w:rPr>
-          <w:rFonts w:ascii="Courier New" w:hAnsi="Courier New" w:cs="Courier New"/>
-        </w:rPr>
-      </w:pPr>
-    </w:p>
-    <w:p>
-      <w:pPr>
-        <w:pStyle w:val="PlainText"/>
-        <w:rPr>
-          <w:rFonts w:ascii="Courier New" w:hAnsi="Courier New" w:cs="Courier New"/>
-        </w:rPr>
-      </w:pPr>
-      <w:r>
-        <w:rPr>
-          <w:rFonts w:ascii="Courier New" w:hAnsi="Courier New" w:cs="Courier New"/>
-        </w:rPr>
-        <w:t>## What does this idea mean for this book?</w:t>
-      </w:r>
-    </w:p>
-    <w:p>
-      <w:pPr>
-        <w:pStyle w:val="PlainText"/>
-        <w:rPr>
-          <w:rFonts w:ascii="Courier New" w:hAnsi="Courier New" w:cs="Courier New"/>
-        </w:rPr>
-      </w:pPr>
-    </w:p>
-    <w:p>
-      <w:pPr>
-        <w:pStyle w:val="PlainText"/>
-        <w:rPr>
-          <w:rFonts w:ascii="Courier New" w:hAnsi="Courier New" w:cs="Courier New"/>
-        </w:rPr>
-      </w:pPr>
-      <w:r>
-        <w:rPr>
-          <w:rFonts w:ascii="Courier New" w:hAnsi="Courier New" w:cs="Courier New"/>
-        </w:rPr>
-        <w:t xml:space="preserve">Well, for this book, I'm both the boss and the team. And it's a good question, what happens when I ask myself to do something which I either think is </w:t>
-      </w:r>
-      <w:proofErr w:type="gramStart"/>
-      <w:r>
-        <w:rPr>
-          <w:rFonts w:ascii="Courier New" w:hAnsi="Courier New" w:cs="Courier New"/>
-        </w:rPr>
-        <w:t>impossible, or</w:t>
-      </w:r>
-      <w:proofErr w:type="gramEnd"/>
-      <w:r>
-        <w:rPr>
-          <w:rFonts w:ascii="Courier New" w:hAnsi="Courier New" w:cs="Courier New"/>
-        </w:rPr>
-        <w:t xml:space="preserve"> is actually impossible. What am I *actually* going to </w:t>
-      </w:r>
-      <w:proofErr w:type="gramStart"/>
-      <w:r>
-        <w:rPr>
-          <w:rFonts w:ascii="Courier New" w:hAnsi="Courier New" w:cs="Courier New"/>
-        </w:rPr>
-        <w:t>do.</w:t>
-      </w:r>
-      <w:proofErr w:type="gramEnd"/>
-      <w:r>
-        <w:rPr>
-          <w:rFonts w:ascii="Courier New" w:hAnsi="Courier New" w:cs="Courier New"/>
-        </w:rPr>
-        <w:t xml:space="preserve"> I'm not going to do the impossible thing, because, it's impossible. </w:t>
-      </w:r>
-    </w:p>
-    <w:p>
-      <w:pPr>
-        <w:pStyle w:val="PlainText"/>
-        <w:rPr>
-          <w:rFonts w:ascii="Courier New" w:hAnsi="Courier New" w:cs="Courier New"/>
-        </w:rPr>
-      </w:pPr>
-    </w:p>
-    <w:p>
-      <w:pPr>
-        <w:pStyle w:val="PlainText"/>
-        <w:rPr>
-          <w:rFonts w:ascii="Courier New" w:hAnsi="Courier New" w:cs="Courier New"/>
-        </w:rPr>
-      </w:pPr>
-      <w:r>
-        <w:rPr>
-          <w:rFonts w:ascii="Courier New" w:hAnsi="Courier New" w:cs="Courier New"/>
-        </w:rPr>
-        <w:t xml:space="preserve">And maybe inside me, there's a boss who has dreams, and there's a team who </w:t>
-      </w:r>
-      <w:proofErr w:type="gramStart"/>
-      <w:r>
-        <w:rPr>
-          <w:rFonts w:ascii="Courier New" w:hAnsi="Courier New" w:cs="Courier New"/>
-        </w:rPr>
-        <w:t>has to</w:t>
-      </w:r>
-      <w:proofErr w:type="gramEnd"/>
-      <w:r>
-        <w:rPr>
-          <w:rFonts w:ascii="Courier New" w:hAnsi="Courier New" w:cs="Courier New"/>
-        </w:rPr>
-        <w:t xml:space="preserve"> actually work in days, in fact, that's the only place he *can* work. </w:t>
-      </w:r>
-    </w:p>
-    <w:p>
-      <w:pPr>
-        <w:pStyle w:val="PlainText"/>
-        <w:rPr>
-          <w:rFonts w:ascii="Courier New" w:hAnsi="Courier New" w:cs="Courier New"/>
-        </w:rPr>
-      </w:pPr>
-    </w:p>
-    <w:p>
-      <w:pPr>
-        <w:pStyle w:val="PlainText"/>
-        <w:rPr>
-          <w:rFonts w:ascii="Courier New" w:hAnsi="Courier New" w:cs="Courier New"/>
-        </w:rPr>
-      </w:pPr>
-    </w:p>
-    <w:p>
-      <w:pPr>
-        <w:pStyle w:val="PlainText"/>
-        <w:rPr>
-          <w:rFonts w:ascii="Courier New" w:hAnsi="Courier New" w:cs="Courier New"/>
-        </w:rPr>
-      </w:pPr>
-      <w:r>
-        <w:rPr>
-          <w:rFonts w:ascii="Courier New" w:hAnsi="Courier New" w:cs="Courier New"/>
-        </w:rPr>
-        <w:t># If you're so Clever Why aren't you RICH?</w:t>
-      </w:r>
-    </w:p>
-    <w:p>
-      <w:pPr>
-        <w:pStyle w:val="PlainText"/>
-        <w:rPr>
-          <w:rFonts w:ascii="Courier New" w:hAnsi="Courier New" w:cs="Courier New"/>
-        </w:rPr>
-      </w:pPr>
-    </w:p>
-    <w:p>
-      <w:pPr>
-        <w:pStyle w:val="PlainText"/>
-        <w:rPr>
-          <w:rFonts w:ascii="Courier New" w:hAnsi="Courier New" w:cs="Courier New"/>
-        </w:rPr>
-      </w:pPr>
-      <w:r>
-        <w:rPr>
-          <w:rFonts w:ascii="Courier New" w:hAnsi="Courier New" w:cs="Courier New"/>
-        </w:rPr>
-        <w:t>This is a very good question. And I'm not sure that I have an answer to it.</w:t>
-      </w:r>
-    </w:p>
-    <w:p>
-      <w:pPr>
-        <w:pStyle w:val="PlainText"/>
-        <w:rPr>
-          <w:rFonts w:ascii="Courier New" w:hAnsi="Courier New" w:cs="Courier New"/>
-        </w:rPr>
-      </w:pPr>
-    </w:p>
-    <w:p>
-      <w:pPr>
-        <w:pStyle w:val="PlainText"/>
-        <w:rPr>
-          <w:rFonts w:ascii="Courier New" w:hAnsi="Courier New" w:cs="Courier New"/>
-        </w:rPr>
-      </w:pPr>
-      <w:r>
-        <w:rPr>
-          <w:rFonts w:ascii="Courier New" w:hAnsi="Courier New" w:cs="Courier New"/>
-        </w:rPr>
-        <w:t xml:space="preserve">But this is a good question to ask anyone who has taken it upon themselves to tell other people what will and won't work in any walk of life. </w:t>
-      </w:r>
-    </w:p>
-    <w:p>
-      <w:pPr>
-        <w:pStyle w:val="PlainText"/>
-        <w:rPr>
-          <w:rFonts w:ascii="Courier New" w:hAnsi="Courier New" w:cs="Courier New"/>
-        </w:rPr>
-      </w:pPr>
-    </w:p>
-    <w:p>
-      <w:pPr>
-        <w:pStyle w:val="PlainText"/>
-        <w:rPr>
-          <w:rFonts w:ascii="Courier New" w:hAnsi="Courier New" w:cs="Courier New"/>
-        </w:rPr>
-      </w:pPr>
-      <w:r>
-        <w:rPr>
-          <w:rFonts w:ascii="Courier New" w:hAnsi="Courier New" w:cs="Courier New"/>
-        </w:rPr>
-        <w:lastRenderedPageBreak/>
-        <w:t xml:space="preserve">No, that's not true. I think I *do* have a couple of answers. </w:t>
-      </w:r>
-    </w:p>
-    <w:p>
-      <w:pPr>
-        <w:pStyle w:val="PlainText"/>
-        <w:rPr>
-          <w:rFonts w:ascii="Courier New" w:hAnsi="Courier New" w:cs="Courier New"/>
-        </w:rPr>
-      </w:pPr>
-    </w:p>
-    <w:p>
-      <w:pPr>
-        <w:pStyle w:val="PlainText"/>
-        <w:rPr>
-          <w:rFonts w:ascii="Courier New" w:hAnsi="Courier New" w:cs="Courier New"/>
-        </w:rPr>
-      </w:pPr>
-      <w:r>
-        <w:rPr>
-          <w:rFonts w:ascii="Courier New" w:hAnsi="Courier New" w:cs="Courier New"/>
-        </w:rPr>
-        <w:t xml:space="preserve">Answer number one is related to something that we've discussed here: the sociopathic distance. I *think* to be rich you need to be able to take risks in such a way that you are handsomely rewarded when things go well and not punished unduly (financially, emotionally, legally) when things go badly. The whole system of corporations and limited companies is essentially set up for this. </w:t>
-      </w:r>
-    </w:p>
-    <w:p>
-      <w:pPr>
-        <w:pStyle w:val="PlainText"/>
-        <w:rPr>
-          <w:rFonts w:ascii="Courier New" w:hAnsi="Courier New" w:cs="Courier New"/>
-        </w:rPr>
-      </w:pPr>
-    </w:p>
-    <w:p>
-      <w:pPr>
-        <w:pStyle w:val="PlainText"/>
-        <w:rPr>
-          <w:rFonts w:ascii="Courier New" w:hAnsi="Courier New" w:cs="Courier New"/>
-        </w:rPr>
-      </w:pPr>
-      <w:r>
-        <w:rPr>
-          <w:rFonts w:ascii="Courier New" w:hAnsi="Courier New" w:cs="Courier New"/>
-        </w:rPr>
-        <w:t xml:space="preserve">I think that some of the people who we see as being rich because they are super clever are, no doubt, clever guys, but </w:t>
-      </w:r>
-      <w:proofErr w:type="gramStart"/>
-      <w:r>
-        <w:rPr>
-          <w:rFonts w:ascii="Courier New" w:hAnsi="Courier New" w:cs="Courier New"/>
-        </w:rPr>
-        <w:t>also</w:t>
-      </w:r>
-      <w:proofErr w:type="gramEnd"/>
-      <w:r>
-        <w:rPr>
-          <w:rFonts w:ascii="Courier New" w:hAnsi="Courier New" w:cs="Courier New"/>
-        </w:rPr>
-        <w:t xml:space="preserve"> they are the ones who did well. Their projects did well.</w:t>
-      </w:r>
-    </w:p>
-    <w:p>
-      <w:pPr>
-        <w:pStyle w:val="PlainText"/>
-        <w:rPr>
-          <w:rFonts w:ascii="Courier New" w:hAnsi="Courier New" w:cs="Courier New"/>
-        </w:rPr>
-      </w:pPr>
-    </w:p>
-    <w:p>
-      <w:pPr>
-        <w:pStyle w:val="PlainText"/>
-        <w:rPr>
-          <w:rFonts w:ascii="Courier New" w:hAnsi="Courier New" w:cs="Courier New"/>
-        </w:rPr>
-      </w:pPr>
-      <w:r>
-        <w:rPr>
-          <w:rFonts w:ascii="Courier New" w:hAnsi="Courier New" w:cs="Courier New"/>
-        </w:rPr>
-        <w:t>And in this there might be an important point about project management, but also a point about why I'm not rich.</w:t>
-      </w:r>
-    </w:p>
-    <w:p>
-      <w:pPr>
-        <w:pStyle w:val="PlainText"/>
-        <w:rPr>
-          <w:rFonts w:ascii="Courier New" w:hAnsi="Courier New" w:cs="Courier New"/>
-        </w:rPr>
-      </w:pPr>
-    </w:p>
-    <w:p>
-      <w:pPr>
-        <w:pStyle w:val="PlainText"/>
-        <w:rPr>
-          <w:rFonts w:ascii="Courier New" w:hAnsi="Courier New" w:cs="Courier New"/>
-        </w:rPr>
-      </w:pPr>
-      <w:r>
-        <w:rPr>
-          <w:rFonts w:ascii="Courier New" w:hAnsi="Courier New" w:cs="Courier New"/>
-        </w:rPr>
-        <w:t xml:space="preserve">People who have made money have either got lucky and had one </w:t>
-      </w:r>
-      <w:proofErr w:type="gramStart"/>
-      <w:r>
-        <w:rPr>
-          <w:rFonts w:ascii="Courier New" w:hAnsi="Courier New" w:cs="Courier New"/>
-        </w:rPr>
-        <w:t>particular project</w:t>
-      </w:r>
-      <w:proofErr w:type="gramEnd"/>
-      <w:r>
-        <w:rPr>
-          <w:rFonts w:ascii="Courier New" w:hAnsi="Courier New" w:cs="Courier New"/>
-        </w:rPr>
-        <w:t xml:space="preserve"> pay off beyond anyone's wildest dreams, or they understand that embarking on ventures is as much about failure as it is about success. Embarking on projects is a risky business. When a project fails, they distance themselves from it, when a project succeeds, they make sure that they take the rewards and the credit.  </w:t>
-      </w:r>
-    </w:p>
-    <w:p>
-      <w:pPr>
-        <w:pStyle w:val="PlainText"/>
-        <w:rPr>
-          <w:rFonts w:ascii="Courier New" w:hAnsi="Courier New" w:cs="Courier New"/>
-        </w:rPr>
-      </w:pPr>
-    </w:p>
-    <w:p>
-      <w:pPr>
-        <w:pStyle w:val="PlainText"/>
-        <w:rPr>
-          <w:rFonts w:ascii="Courier New" w:hAnsi="Courier New" w:cs="Courier New"/>
-        </w:rPr>
-      </w:pPr>
-    </w:p>
-    <w:p>
-      <w:pPr>
-        <w:pStyle w:val="PlainText"/>
-        <w:rPr>
-          <w:rFonts w:ascii="Courier New" w:hAnsi="Courier New" w:cs="Courier New"/>
-        </w:rPr>
-      </w:pPr>
-      <w:r>
-        <w:rPr>
-          <w:rFonts w:ascii="Courier New" w:hAnsi="Courier New" w:cs="Courier New"/>
-        </w:rPr>
-        <w:t># Going down for the third time</w:t>
-      </w:r>
-    </w:p>
-    <w:p>
-      <w:pPr>
-        <w:pStyle w:val="PlainText"/>
-        <w:rPr>
-          <w:rFonts w:ascii="Courier New" w:hAnsi="Courier New" w:cs="Courier New"/>
-        </w:rPr>
-      </w:pPr>
-    </w:p>
-    <w:p>
-      <w:pPr>
-        <w:pStyle w:val="PlainText"/>
-        <w:rPr>
-          <w:rFonts w:ascii="Courier New" w:hAnsi="Courier New" w:cs="Courier New"/>
-        </w:rPr>
-      </w:pPr>
-      <w:r>
-        <w:rPr>
-          <w:rFonts w:ascii="Courier New" w:hAnsi="Courier New" w:cs="Courier New"/>
-        </w:rPr>
-        <w:t>How many contradictions has the project swallowed? Not managed, not highlighted and acknowledged as a problem, but just swallowed. Someone, probably the customer, or the organisation that is paying for the software has asked the project to swallow this contradiction. Why? Because for the customer, or the organisation that is commissioning the software, this is much easier than addressing or acknowledging the contradiction.</w:t>
-      </w:r>
-    </w:p>
-    <w:p>
-      <w:pPr>
-        <w:pStyle w:val="PlainText"/>
-        <w:rPr>
-          <w:rFonts w:ascii="Courier New" w:hAnsi="Courier New" w:cs="Courier New"/>
-        </w:rPr>
-      </w:pPr>
-    </w:p>
-    <w:p>
-      <w:pPr>
-        <w:pStyle w:val="PlainText"/>
-        <w:rPr>
-          <w:rFonts w:ascii="Courier New" w:hAnsi="Courier New" w:cs="Courier New"/>
-        </w:rPr>
-      </w:pPr>
-      <w:r>
-        <w:rPr>
-          <w:rFonts w:ascii="Courier New" w:hAnsi="Courier New" w:cs="Courier New"/>
-        </w:rPr>
-        <w:t xml:space="preserve">If the answer is more than one, the project is probably doomed. What does </w:t>
-      </w:r>
-      <w:proofErr w:type="gramStart"/>
-      <w:r>
-        <w:rPr>
-          <w:rFonts w:ascii="Courier New" w:hAnsi="Courier New" w:cs="Courier New"/>
-        </w:rPr>
-        <w:t>doomed</w:t>
-      </w:r>
-      <w:proofErr w:type="gramEnd"/>
-      <w:r>
-        <w:rPr>
-          <w:rFonts w:ascii="Courier New" w:hAnsi="Courier New" w:cs="Courier New"/>
-        </w:rPr>
-        <w:t xml:space="preserve"> mean? The project will never deliver what's required of it. The project will continue to take money until there is no money. But things may </w:t>
-      </w:r>
-      <w:proofErr w:type="gramStart"/>
-      <w:r>
-        <w:rPr>
-          <w:rFonts w:ascii="Courier New" w:hAnsi="Courier New" w:cs="Courier New"/>
-        </w:rPr>
-        <w:t>actually be</w:t>
-      </w:r>
-      <w:proofErr w:type="gramEnd"/>
-      <w:r>
-        <w:rPr>
-          <w:rFonts w:ascii="Courier New" w:hAnsi="Courier New" w:cs="Courier New"/>
-        </w:rPr>
-        <w:t xml:space="preserve"> worse than that. A doomed project might be breaking the law, a doomed project might cost so much without delivering that it brings down a company, that might be the company or organisation that wants the project, it might be the company or organisation that's delivering the project. It might be both. </w:t>
-      </w:r>
-    </w:p>
-    <w:p>
-      <w:pPr>
-        <w:pStyle w:val="PlainText"/>
-        <w:rPr>
-          <w:rFonts w:ascii="Courier New" w:hAnsi="Courier New" w:cs="Courier New"/>
-        </w:rPr>
-      </w:pPr>
-    </w:p>
-    <w:p>
-      <w:pPr>
-        <w:pStyle w:val="PlainText"/>
-        <w:rPr>
-          <w:rFonts w:ascii="Courier New" w:hAnsi="Courier New" w:cs="Courier New"/>
-        </w:rPr>
-      </w:pPr>
-      <w:r>
-        <w:rPr>
-          <w:rFonts w:ascii="Courier New" w:hAnsi="Courier New" w:cs="Courier New"/>
-        </w:rPr>
-        <w:t>In my experience, a doomed project is very bad for the mental and physical health of the people who are working on it. Why? Because every contradiction that the project swallows pushes the project further and further from reality, from really being an endeavour that is about producing something this is of value in the real world. Often the result of this completely disconnection between what's going on in the project and reality is an over emphasis on things that look real and important and aren't.</w:t>
-      </w:r>
-    </w:p>
-    <w:p>
-      <w:pPr>
-        <w:pStyle w:val="PlainText"/>
-        <w:rPr>
-          <w:rFonts w:ascii="Courier New" w:hAnsi="Courier New" w:cs="Courier New"/>
-        </w:rPr>
-      </w:pPr>
-    </w:p>
-    <w:p>
-      <w:pPr>
-        <w:pStyle w:val="PlainText"/>
-        <w:rPr>
-          <w:rFonts w:ascii="Courier New" w:hAnsi="Courier New" w:cs="Courier New"/>
-        </w:rPr>
-      </w:pPr>
-      <w:r>
-        <w:rPr>
-          <w:rFonts w:ascii="Courier New" w:hAnsi="Courier New" w:cs="Courier New"/>
-        </w:rPr>
-        <w:t xml:space="preserve">The more contradictions a project has swallowed, the more emphasis there is likely to be on work for work's sake, presenteeism, focusing on hitting arbitrary and crazy deadlines. </w:t>
-      </w:r>
-    </w:p>
-    <w:p>
-      <w:pPr>
-        <w:pStyle w:val="PlainText"/>
-        <w:rPr>
-          <w:rFonts w:ascii="Courier New" w:hAnsi="Courier New" w:cs="Courier New"/>
-        </w:rPr>
-      </w:pPr>
-    </w:p>
-    <w:p>
-      <w:pPr>
-        <w:pStyle w:val="PlainText"/>
-        <w:rPr>
-          <w:rFonts w:ascii="Courier New" w:hAnsi="Courier New" w:cs="Courier New"/>
-        </w:rPr>
-      </w:pPr>
-      <w:r>
-        <w:rPr>
-          <w:rFonts w:ascii="Courier New" w:hAnsi="Courier New" w:cs="Courier New"/>
-        </w:rPr>
-        <w:t xml:space="preserve">What are some examples of contradictions that a project might be asked to swallow? </w:t>
-      </w:r>
-    </w:p>
-    <w:p>
-      <w:pPr>
-        <w:pStyle w:val="PlainText"/>
-        <w:rPr>
-          <w:rFonts w:ascii="Courier New" w:hAnsi="Courier New" w:cs="Courier New"/>
-        </w:rPr>
-      </w:pPr>
-    </w:p>
-    <w:p>
-      <w:pPr>
-        <w:pStyle w:val="PlainText"/>
-        <w:rPr>
-          <w:rFonts w:ascii="Courier New" w:hAnsi="Courier New" w:cs="Courier New"/>
-        </w:rPr>
-      </w:pPr>
-      <w:r>
-        <w:rPr>
-          <w:rFonts w:ascii="Courier New" w:hAnsi="Courier New" w:cs="Courier New"/>
-        </w:rPr>
-        <w:t>### The best work, with the best people, but we can't pay you</w:t>
-      </w:r>
-    </w:p>
-    <w:p>
-      <w:pPr>
-        <w:pStyle w:val="PlainText"/>
-        <w:rPr>
-          <w:rFonts w:ascii="Courier New" w:hAnsi="Courier New" w:cs="Courier New"/>
-        </w:rPr>
-      </w:pPr>
-    </w:p>
-    <w:p>
-      <w:pPr>
-        <w:pStyle w:val="PlainText"/>
-        <w:rPr>
-          <w:rFonts w:ascii="Courier New" w:hAnsi="Courier New" w:cs="Courier New"/>
-        </w:rPr>
-      </w:pPr>
-      <w:r>
-        <w:rPr>
-          <w:rFonts w:ascii="Courier New" w:hAnsi="Courier New" w:cs="Courier New"/>
-        </w:rPr>
-        <w:t>### Do something illegal</w:t>
-      </w:r>
-    </w:p>
-    <w:p>
-      <w:pPr>
-        <w:pStyle w:val="PlainText"/>
-        <w:rPr>
-          <w:rFonts w:ascii="Courier New" w:hAnsi="Courier New" w:cs="Courier New"/>
-        </w:rPr>
-      </w:pPr>
-      <w:r>
-        <w:rPr>
-          <w:rFonts w:ascii="Courier New" w:hAnsi="Courier New" w:cs="Courier New"/>
-        </w:rPr>
-        <w:t xml:space="preserve">My advice on this is *never* do something illegal. I'm not a legal expert. And jurisdictions vary. But if you think something *might* be illegal, </w:t>
-      </w:r>
-      <w:proofErr w:type="gramStart"/>
-      <w:r>
-        <w:rPr>
-          <w:rFonts w:ascii="Courier New" w:hAnsi="Courier New" w:cs="Courier New"/>
-        </w:rPr>
-        <w:t>by all means seek</w:t>
-      </w:r>
-      <w:proofErr w:type="gramEnd"/>
-      <w:r>
-        <w:rPr>
-          <w:rFonts w:ascii="Courier New" w:hAnsi="Courier New" w:cs="Courier New"/>
-        </w:rPr>
-        <w:t xml:space="preserve"> legal advice. But if that advice is that something is illegal, don't do it. Of course, lots of things that *are* legal, are still crazy, or just morally wrong.</w:t>
-      </w:r>
-    </w:p>
-    <w:p>
-      <w:pPr>
-        <w:pStyle w:val="PlainText"/>
-        <w:rPr>
-          <w:rFonts w:ascii="Courier New" w:hAnsi="Courier New" w:cs="Courier New"/>
-        </w:rPr>
-      </w:pPr>
-    </w:p>
-    <w:p>
-      <w:pPr>
-        <w:pStyle w:val="PlainText"/>
-        <w:rPr>
-          <w:rFonts w:ascii="Courier New" w:hAnsi="Courier New" w:cs="Courier New"/>
-        </w:rPr>
-      </w:pPr>
-      <w:r>
-        <w:rPr>
-          <w:rFonts w:ascii="Courier New" w:hAnsi="Courier New" w:cs="Courier New"/>
-        </w:rPr>
-        <w:t>### Use the software to stop users doing something that they clearly want to do</w:t>
-      </w:r>
-    </w:p>
-    <w:p>
-      <w:pPr>
-        <w:pStyle w:val="PlainText"/>
-        <w:rPr>
-          <w:rFonts w:ascii="Courier New" w:hAnsi="Courier New" w:cs="Courier New"/>
-        </w:rPr>
-      </w:pPr>
-    </w:p>
-    <w:p>
-      <w:pPr>
-        <w:pStyle w:val="PlainText"/>
-        <w:rPr>
-          <w:rFonts w:ascii="Courier New" w:hAnsi="Courier New" w:cs="Courier New"/>
-        </w:rPr>
-      </w:pPr>
-    </w:p>
-    <w:p>
-      <w:pPr>
-        <w:pStyle w:val="PlainText"/>
-        <w:rPr>
-          <w:rFonts w:ascii="Courier New" w:hAnsi="Courier New" w:cs="Courier New"/>
-        </w:rPr>
-      </w:pPr>
-      <w:r>
-        <w:rPr>
-          <w:rFonts w:ascii="Courier New" w:hAnsi="Courier New" w:cs="Courier New"/>
-        </w:rPr>
-        <w:t>### Solve the problem without a key piece of information</w:t>
-      </w:r>
-    </w:p>
-    <w:p>
-      <w:pPr>
-        <w:pStyle w:val="PlainText"/>
-        <w:rPr>
-          <w:rFonts w:ascii="Courier New" w:hAnsi="Courier New" w:cs="Courier New"/>
-        </w:rPr>
-      </w:pPr>
-    </w:p>
-    <w:p>
-      <w:pPr>
-        <w:pStyle w:val="PlainText"/>
-        <w:rPr>
-          <w:rFonts w:ascii="Courier New" w:hAnsi="Courier New" w:cs="Courier New"/>
-        </w:rPr>
-      </w:pPr>
-      <w:r>
-        <w:rPr>
-          <w:rFonts w:ascii="Courier New" w:hAnsi="Courier New" w:cs="Courier New"/>
-        </w:rPr>
-        <w:t>## Can you spit a contradiction out?</w:t>
-      </w:r>
-    </w:p>
-    <w:p>
-      <w:pPr>
-        <w:pStyle w:val="PlainText"/>
-        <w:rPr>
-          <w:rFonts w:ascii="Courier New" w:hAnsi="Courier New" w:cs="Courier New"/>
-        </w:rPr>
-      </w:pPr>
-      <w:r>
-        <w:rPr>
-          <w:rFonts w:ascii="Courier New" w:hAnsi="Courier New" w:cs="Courier New"/>
-        </w:rPr>
-        <w:t xml:space="preserve">Yes, by making the software available to the people who are supposed to want it, by connecting the software to the environment where it might produce value, this adds a substantial extra piece to the puzzle. For example, yes, there might be internal organisational reasons why a project should be certified as totally secure (nothing can be totally secure) before it is released. But if the software produced by the project is being used and is generating value for the users and value for the organisation, there might possible be an acceptance of *some* level of risk. </w:t>
-      </w:r>
-    </w:p>
-    <w:p>
-      <w:pPr>
-        <w:pStyle w:val="PlainText"/>
-        <w:rPr>
-          <w:rFonts w:ascii="Courier New" w:hAnsi="Courier New" w:cs="Courier New"/>
-        </w:rPr>
-      </w:pPr>
-    </w:p>
-    <w:p>
-      <w:pPr>
-        <w:pStyle w:val="PlainText"/>
-        <w:rPr>
-          <w:rFonts w:ascii="Courier New" w:hAnsi="Courier New" w:cs="Courier New"/>
-        </w:rPr>
-      </w:pPr>
-      <w:r>
-        <w:rPr>
-          <w:rFonts w:ascii="Courier New" w:hAnsi="Courier New" w:cs="Courier New"/>
-        </w:rPr>
-        <w:t xml:space="preserve">In fact, a "hungry crowd" is often the best cure for the contradictions that a project has swallowed. </w:t>
-      </w:r>
-    </w:p>
-    <w:p>
-      <w:pPr>
-        <w:pStyle w:val="PlainText"/>
-        <w:rPr>
-          <w:rFonts w:ascii="Courier New" w:hAnsi="Courier New" w:cs="Courier New"/>
-        </w:rPr>
-      </w:pPr>
-    </w:p>
-    <w:p>
-      <w:pPr>
-        <w:pStyle w:val="PlainText"/>
-        <w:rPr>
-          <w:rFonts w:ascii="Courier New" w:hAnsi="Courier New" w:cs="Courier New"/>
-        </w:rPr>
-      </w:pPr>
-      <w:r>
-        <w:rPr>
-          <w:rFonts w:ascii="Courier New" w:hAnsi="Courier New" w:cs="Courier New"/>
-        </w:rPr>
-        <w:t>## Questions about *this* project</w:t>
-      </w:r>
-    </w:p>
-    <w:p>
-      <w:pPr>
-        <w:pStyle w:val="PlainText"/>
-        <w:rPr>
-          <w:rFonts w:ascii="Courier New" w:hAnsi="Courier New" w:cs="Courier New"/>
-        </w:rPr>
-      </w:pPr>
-      <w:r>
-        <w:rPr>
-          <w:rFonts w:ascii="Courier New" w:hAnsi="Courier New" w:cs="Courier New"/>
-        </w:rPr>
-        <w:t xml:space="preserve">Which contradictions has *this* project - this book swallowed? Well, this book puts at least one of its contradictions right out front. This book is called "Delivering the Impossible." Did I mention that delivering the impossible </w:t>
-      </w:r>
-      <w:proofErr w:type="gramStart"/>
-      <w:r>
-        <w:rPr>
-          <w:rFonts w:ascii="Courier New" w:hAnsi="Courier New" w:cs="Courier New"/>
-        </w:rPr>
-        <w:t>is, *i</w:t>
-      </w:r>
-      <w:proofErr w:type="gramEnd"/>
-      <w:r>
-        <w:rPr>
-          <w:rFonts w:ascii="Courier New" w:hAnsi="Courier New" w:cs="Courier New"/>
-        </w:rPr>
-        <w:t>mpossible*.</w:t>
-      </w:r>
-    </w:p>
-    <w:p>
-      <w:pPr>
-        <w:pStyle w:val="PlainText"/>
-        <w:rPr>
-          <w:rFonts w:ascii="Courier New" w:hAnsi="Courier New" w:cs="Courier New"/>
-        </w:rPr>
-      </w:pPr>
-    </w:p>
-    <w:p>
-      <w:pPr>
-        <w:pStyle w:val="PlainText"/>
-        <w:rPr>
-          <w:rFonts w:ascii="Courier New" w:hAnsi="Courier New" w:cs="Courier New"/>
-        </w:rPr>
-      </w:pPr>
-    </w:p>
-    <w:p>
-      <w:pPr>
-        <w:pStyle w:val="PlainText"/>
-        <w:rPr>
-          <w:rFonts w:ascii="Courier New" w:hAnsi="Courier New" w:cs="Courier New"/>
-        </w:rPr>
-      </w:pPr>
-      <w:r>
-        <w:rPr>
-          <w:rFonts w:ascii="Courier New" w:hAnsi="Courier New" w:cs="Courier New"/>
-        </w:rPr>
-        <w:t># The Arc</w:t>
-      </w:r>
-    </w:p>
-    <w:p>
-      <w:pPr>
-        <w:pStyle w:val="PlainText"/>
-        <w:rPr>
-          <w:rFonts w:ascii="Courier New" w:hAnsi="Courier New" w:cs="Courier New"/>
-        </w:rPr>
-      </w:pPr>
-    </w:p>
-    <w:p>
-      <w:pPr>
-        <w:pStyle w:val="PlainText"/>
-        <w:rPr>
-          <w:rFonts w:ascii="Courier New" w:hAnsi="Courier New" w:cs="Courier New"/>
-        </w:rPr>
-      </w:pPr>
-      <w:r>
-        <w:rPr>
-          <w:rFonts w:ascii="Courier New" w:hAnsi="Courier New" w:cs="Courier New"/>
-        </w:rPr>
-        <w:t xml:space="preserve">If you've picked this book up it probably means that either you've been asked to deliver the impossible or you've asked somebody else to deliver the impossible. You wouldn't feel challenged if what was being asked for were possible. Possible things are boring. The price of delivering possible things is understood. But </w:t>
-      </w:r>
-      <w:proofErr w:type="gramStart"/>
-      <w:r>
-        <w:rPr>
-          <w:rFonts w:ascii="Courier New" w:hAnsi="Courier New" w:cs="Courier New"/>
-        </w:rPr>
-        <w:t>also</w:t>
-      </w:r>
-      <w:proofErr w:type="gramEnd"/>
-      <w:r>
-        <w:rPr>
-          <w:rFonts w:ascii="Courier New" w:hAnsi="Courier New" w:cs="Courier New"/>
-        </w:rPr>
-        <w:t xml:space="preserve"> the value of possible things is understood. When you ask for a coffee in your favourite barista bar, no matter how complicated that coffee, you're very likely to get the coffee. You're not likely, you're </w:t>
-      </w:r>
-      <w:proofErr w:type="gramStart"/>
-      <w:r>
-        <w:rPr>
-          <w:rFonts w:ascii="Courier New" w:hAnsi="Courier New" w:cs="Courier New"/>
-        </w:rPr>
-        <w:t>really not</w:t>
-      </w:r>
-      <w:proofErr w:type="gramEnd"/>
-      <w:r>
-        <w:rPr>
-          <w:rFonts w:ascii="Courier New" w:hAnsi="Courier New" w:cs="Courier New"/>
-        </w:rPr>
         <w:t xml:space="preserve"> likely, to get a cup full of gold or diamonds. There is little risk involved.</w:t>
       </w:r>
     </w:p>
@@ -11353,6 +11193,14 @@
           <w:rFonts w:ascii="Courier New" w:hAnsi="Courier New" w:cs="Courier New"/>
         </w:rPr>
         <w:t>By contrast, on the most ordinary, everyday software development project, the costs are often not understood, the risks have neither been explored nor acknowledged and the value is vague. Even the smallest software development projects can be a monumental adventure.</w:t>
+      </w:r>
+    </w:p>
+    <w:p>
+      <w:pPr>
+        <w:pStyle w:val="Heading1"/>
+      </w:pPr>
+      <w:r>
+        <w:t>Endnotes</w:t>
       </w:r>
     </w:p>
     <w:sectPr>
@@ -11363,6 +11211,56 @@
     </w:sectPr>
   </w:body>
 </w:document>
+</file>
+
+<file path=word/endnotes.xml><?xml version="1.0" encoding="utf-8"?>
+<w:endnotes xmlns:wpc="http://schemas.microsoft.com/office/word/2010/wordprocessingCanvas" xmlns:cx="http://schemas.microsoft.com/office/drawing/2014/chartex" xmlns:cx1="http://schemas.microsoft.com/office/drawing/2015/9/8/chartex" xmlns:cx2="http://schemas.microsoft.com/office/drawing/2015/10/21/chartex" xmlns:cx3="http://schemas.microsoft.com/office/drawing/2016/5/9/chartex" xmlns:cx4="http://schemas.microsoft.com/office/drawing/2016/5/10/chartex" xmlns:cx5="http://schemas.microsoft.com/office/drawing/2016/5/11/chartex" xmlns:cx6="http://schemas.microsoft.com/office/drawing/2016/5/12/chartex" xmlns:cx7="http://schemas.microsoft.com/office/drawing/2016/5/13/chartex" xmlns:cx8="http://schemas.microsoft.com/office/drawing/2016/5/14/chartex" xmlns:mc="http://schemas.openxmlformats.org/markup-compatibility/2006" xmlns:aink="http://schemas.microsoft.com/office/drawing/2016/ink" xmlns:am3d="http://schemas.microsoft.com/office/drawing/2017/model3d" xmlns:o="urn:schemas-microsoft-com:office:office" xmlns:r="http://schemas.openxmlformats.org/officeDocument/2006/relationships" xmlns:m="http://schemas.openxmlformats.org/officeDocument/2006/math" xmlns:v="urn:schemas-microsoft-com:vml" xmlns:wp14="http://schemas.microsoft.com/office/word/2010/wordprocessingDrawing" xmlns:wp="http://schemas.openxmlformats.org/drawingml/2006/wordprocessingDrawing" xmlns:w10="urn:schemas-microsoft-com:office:word" xmlns:w="http://schemas.openxmlformats.org/wordprocessingml/2006/main" xmlns:w14="http://schemas.microsoft.com/office/word/2010/wordml" xmlns:w15="http://schemas.microsoft.com/office/word/2012/wordml" xmlns:w16cid="http://schemas.microsoft.com/office/word/2016/wordml/cid" xmlns:w16se="http://schemas.microsoft.com/office/word/2015/wordml/symex" xmlns:wpg="http://schemas.microsoft.com/office/word/2010/wordprocessingGroup" xmlns:wpi="http://schemas.microsoft.com/office/word/2010/wordprocessingInk" xmlns:wne="http://schemas.microsoft.com/office/word/2006/wordml" xmlns:wps="http://schemas.microsoft.com/office/word/2010/wordprocessingShape" mc:Ignorable="w14 w15 w16se w16cid wp14">
+  <w:endnote w:type="separator" w:id="-1">
+    <w:p>
+      <w:pPr>
+        <w:spacing w:after="0" w:line="240" w:lineRule="auto"/>
+      </w:pPr>
+      <w:r>
+        <w:separator/>
+      </w:r>
+    </w:p>
+  </w:endnote>
+  <w:endnote w:type="continuationSeparator" w:id="0">
+    <w:p>
+      <w:pPr>
+        <w:spacing w:after="0" w:line="240" w:lineRule="auto"/>
+      </w:pPr>
+      <w:r>
+        <w:continuationSeparator/>
+      </w:r>
+    </w:p>
+  </w:endnote>
+</w:endnotes>
+</file>
+
+<file path=word/footnotes.xml><?xml version="1.0" encoding="utf-8"?>
+<w:footnotes xmlns:wpc="http://schemas.microsoft.com/office/word/2010/wordprocessingCanvas" xmlns:cx="http://schemas.microsoft.com/office/drawing/2014/chartex" xmlns:cx1="http://schemas.microsoft.com/office/drawing/2015/9/8/chartex" xmlns:cx2="http://schemas.microsoft.com/office/drawing/2015/10/21/chartex" xmlns:cx3="http://schemas.microsoft.com/office/drawing/2016/5/9/chartex" xmlns:cx4="http://schemas.microsoft.com/office/drawing/2016/5/10/chartex" xmlns:cx5="http://schemas.microsoft.com/office/drawing/2016/5/11/chartex" xmlns:cx6="http://schemas.microsoft.com/office/drawing/2016/5/12/chartex" xmlns:cx7="http://schemas.microsoft.com/office/drawing/2016/5/13/chartex" xmlns:cx8="http://schemas.microsoft.com/office/drawing/2016/5/14/chartex" xmlns:mc="http://schemas.openxmlformats.org/markup-compatibility/2006" xmlns:aink="http://schemas.microsoft.com/office/drawing/2016/ink" xmlns:am3d="http://schemas.microsoft.com/office/drawing/2017/model3d" xmlns:o="urn:schemas-microsoft-com:office:office" xmlns:r="http://schemas.openxmlformats.org/officeDocument/2006/relationships" xmlns:m="http://schemas.openxmlformats.org/officeDocument/2006/math" xmlns:v="urn:schemas-microsoft-com:vml" xmlns:wp14="http://schemas.microsoft.com/office/word/2010/wordprocessingDrawing" xmlns:wp="http://schemas.openxmlformats.org/drawingml/2006/wordprocessingDrawing" xmlns:w10="urn:schemas-microsoft-com:office:word" xmlns:w="http://schemas.openxmlformats.org/wordprocessingml/2006/main" xmlns:w14="http://schemas.microsoft.com/office/word/2010/wordml" xmlns:w15="http://schemas.microsoft.com/office/word/2012/wordml" xmlns:w16cid="http://schemas.microsoft.com/office/word/2016/wordml/cid" xmlns:w16se="http://schemas.microsoft.com/office/word/2015/wordml/symex" xmlns:wpg="http://schemas.microsoft.com/office/word/2010/wordprocessingGroup" xmlns:wpi="http://schemas.microsoft.com/office/word/2010/wordprocessingInk" xmlns:wne="http://schemas.microsoft.com/office/word/2006/wordml" xmlns:wps="http://schemas.microsoft.com/office/word/2010/wordprocessingShape" mc:Ignorable="w14 w15 w16se w16cid wp14">
+  <w:footnote w:type="separator" w:id="-1">
+    <w:p>
+      <w:pPr>
+        <w:spacing w:after="0" w:line="240" w:lineRule="auto"/>
+      </w:pPr>
+      <w:r>
+        <w:separator/>
+      </w:r>
+    </w:p>
+  </w:footnote>
+  <w:footnote w:type="continuationSeparator" w:id="0">
+    <w:p>
+      <w:pPr>
+        <w:spacing w:after="0" w:line="240" w:lineRule="auto"/>
+      </w:pPr>
+      <w:r>
+        <w:continuationSeparator/>
+      </w:r>
+    </w:p>
+  </w:footnote>
+</w:footnotes>
 </file>
 
 <file path=word/styles.xml><?xml version="1.0" encoding="utf-8"?>
@@ -11764,6 +11662,27 @@
     <w:name w:val="Normal"/>
     <w:qFormat/>
   </w:style>
+  <w:style w:type="paragraph" w:styleId="Heading1">
+    <w:name w:val="heading 1"/>
+    <w:basedOn w:val="Normal"/>
+    <w:next w:val="Normal"/>
+    <w:link w:val="Heading1Char"/>
+    <w:uiPriority w:val="9"/>
+    <w:qFormat/>
+    <w:rsid w:val="00285BCA"/>
+    <w:pPr>
+      <w:keepNext/>
+      <w:keepLines/>
+      <w:spacing w:before="240" w:after="0"/>
+      <w:outlineLvl w:val="0"/>
+    </w:pPr>
+    <w:rPr>
+      <w:rFonts w:asciiTheme="majorHAnsi" w:eastAsiaTheme="majorEastAsia" w:hAnsiTheme="majorHAnsi" w:cstheme="majorBidi"/>
+      <w:color w:val="2F5496" w:themeColor="accent1" w:themeShade="BF"/>
+      <w:sz w:val="32"/>
+      <w:szCs w:val="32"/>
+    </w:rPr>
+  </w:style>
   <w:style w:type="paragraph" w:styleId="Heading2">
     <w:name w:val="heading 2"/>
     <w:basedOn w:val="Normal"/>
@@ -11984,6 +11903,63 @@
       <w:i/>
       <w:iCs/>
       <w:color w:val="404040" w:themeColor="text1" w:themeTint="BF"/>
+    </w:rPr>
+  </w:style>
+  <w:style w:type="paragraph" w:styleId="Header">
+    <w:name w:val="header"/>
+    <w:basedOn w:val="Normal"/>
+    <w:link w:val="HeaderChar"/>
+    <w:uiPriority w:val="99"/>
+    <w:unhideWhenUsed/>
+    <w:rsid w:val="003935E4"/>
+    <w:pPr>
+      <w:tabs>
+        <w:tab w:val="center" w:pos="4513"/>
+        <w:tab w:val="right" w:pos="9026"/>
+      </w:tabs>
+      <w:spacing w:after="0" w:line="240" w:lineRule="auto"/>
+    </w:pPr>
+  </w:style>
+  <w:style w:type="character" w:customStyle="1" w:styleId="HeaderChar">
+    <w:name w:val="Header Char"/>
+    <w:basedOn w:val="DefaultParagraphFont"/>
+    <w:link w:val="Header"/>
+    <w:uiPriority w:val="99"/>
+    <w:rsid w:val="003935E4"/>
+  </w:style>
+  <w:style w:type="paragraph" w:styleId="Footer">
+    <w:name w:val="footer"/>
+    <w:basedOn w:val="Normal"/>
+    <w:link w:val="FooterChar"/>
+    <w:uiPriority w:val="99"/>
+    <w:unhideWhenUsed/>
+    <w:rsid w:val="003935E4"/>
+    <w:pPr>
+      <w:tabs>
+        <w:tab w:val="center" w:pos="4513"/>
+        <w:tab w:val="right" w:pos="9026"/>
+      </w:tabs>
+      <w:spacing w:after="0" w:line="240" w:lineRule="auto"/>
+    </w:pPr>
+  </w:style>
+  <w:style w:type="character" w:customStyle="1" w:styleId="FooterChar">
+    <w:name w:val="Footer Char"/>
+    <w:basedOn w:val="DefaultParagraphFont"/>
+    <w:link w:val="Footer"/>
+    <w:uiPriority w:val="99"/>
+    <w:rsid w:val="003935E4"/>
+  </w:style>
+  <w:style w:type="character" w:customStyle="1" w:styleId="Heading1Char">
+    <w:name w:val="Heading 1 Char"/>
+    <w:basedOn w:val="DefaultParagraphFont"/>
+    <w:link w:val="Heading1"/>
+    <w:uiPriority w:val="9"/>
+    <w:rsid w:val="00285BCA"/>
+    <w:rPr>
+      <w:rFonts w:asciiTheme="majorHAnsi" w:eastAsiaTheme="majorEastAsia" w:hAnsiTheme="majorHAnsi" w:cstheme="majorBidi"/>
+      <w:color w:val="2F5496" w:themeColor="accent1" w:themeShade="BF"/>
+      <w:sz w:val="32"/>
+      <w:szCs w:val="32"/>
     </w:rPr>
   </w:style>
 </w:styles>

--- a/_posts/EarlyAlpha.docx
+++ b/_posts/EarlyAlpha.docx
@@ -3780,14 +3780,6 @@
           <w:rFonts w:ascii="Courier New" w:hAnsi="Courier New" w:cs="Courier New"/>
         </w:rPr>
       </w:pPr>
-    </w:p>
-    <w:p>
-      <w:pPr>
-        <w:pStyle w:val="PlainText"/>
-        <w:rPr>
-          <w:rFonts w:ascii="Courier New" w:hAnsi="Courier New" w:cs="Courier New"/>
-        </w:rPr>
-      </w:pPr>
       <w:r>
         <w:rPr>
           <w:rFonts w:ascii="Courier New" w:hAnsi="Courier New" w:cs="Courier New"/>
@@ -4008,6 +4000,7 @@
         <w:rPr>
           <w:rFonts w:ascii="Courier New" w:hAnsi="Courier New" w:cs="Courier New"/>
         </w:rPr>
+        <w:lastRenderedPageBreak/>
         <w:t xml:space="preserve">### </w:t>
       </w:r>
       <w:proofErr w:type="gramStart"/>
@@ -4305,28 +4298,28 @@
         <w:rPr>
           <w:rFonts w:ascii="Courier New" w:hAnsi="Courier New" w:cs="Courier New"/>
         </w:rPr>
-        <w:t xml:space="preserve">. But you also see it in your own life, both in your personal life when pretending to </w:t>
+        <w:t xml:space="preserve">. But you also see it in your own life, both in your personal life when pretending to enjoy yourself at some awfully boring social </w:t>
+      </w:r>
+      <w:proofErr w:type="gramStart"/>
+      <w:r>
+        <w:rPr>
+          <w:rFonts w:ascii="Courier New" w:hAnsi="Courier New" w:cs="Courier New"/>
+        </w:rPr>
+        <w:t>occasion, or</w:t>
+      </w:r>
+      <w:proofErr w:type="gramEnd"/>
+      <w:r>
+        <w:rPr>
+          <w:rFonts w:ascii="Courier New" w:hAnsi="Courier New" w:cs="Courier New"/>
+        </w:rPr>
+        <w:t xml:space="preserve"> maintaining a </w:t>
       </w:r>
       <w:r>
         <w:rPr>
           <w:rFonts w:ascii="Courier New" w:hAnsi="Courier New" w:cs="Courier New"/>
         </w:rPr>
         <w:lastRenderedPageBreak/>
-        <w:t xml:space="preserve">enjoy yourself at some awfully boring social </w:t>
-      </w:r>
-      <w:proofErr w:type="gramStart"/>
-      <w:r>
-        <w:rPr>
-          <w:rFonts w:ascii="Courier New" w:hAnsi="Courier New" w:cs="Courier New"/>
-        </w:rPr>
-        <w:t>occasion, or</w:t>
-      </w:r>
-      <w:proofErr w:type="gramEnd"/>
-      <w:r>
-        <w:rPr>
-          <w:rFonts w:ascii="Courier New" w:hAnsi="Courier New" w:cs="Courier New"/>
-        </w:rPr>
-        <w:t xml:space="preserve"> maintaining a cheery demeanour while visiting the sick. But also, of course, you see it in your work life. </w:t>
+        <w:t xml:space="preserve">cheery demeanour while visiting the sick. But also, of course, you see it in your work life. </w:t>
       </w:r>
     </w:p>
     <w:p>
@@ -7705,34 +7698,132 @@
         <w:t># What if I junk my own project</w:t>
       </w:r>
     </w:p>
-    <w:p>
-      <w:pPr>
-        <w:pStyle w:val="PlainText"/>
-        <w:rPr>
-          <w:rFonts w:ascii="Courier New" w:hAnsi="Courier New" w:cs="Courier New"/>
-        </w:rPr>
-      </w:pPr>
-    </w:p>
-    <w:p>
-      <w:pPr>
-        <w:pStyle w:val="PlainText"/>
-        <w:rPr>
-          <w:rFonts w:ascii="Courier New" w:hAnsi="Courier New" w:cs="Courier New"/>
-        </w:rPr>
-      </w:pPr>
+    <w:p/>
+    <w:p>
+      <w:r>
+        <w:t>[This needs to move into its own final section]</w:t>
+      </w:r>
+    </w:p>
+    <w:p>
+      <w:pPr>
+        <w:pStyle w:val="PlainText"/>
+        <w:rPr>
+          <w:rFonts w:ascii="Courier New" w:hAnsi="Courier New" w:cs="Courier New"/>
+        </w:rPr>
+      </w:pPr>
+    </w:p>
+    <w:p>
+      <w:pPr>
+        <w:pStyle w:val="PlainText"/>
+        <w:rPr>
+          <w:rFonts w:ascii="Courier New" w:hAnsi="Courier New" w:cs="Courier New"/>
+        </w:rPr>
+      </w:pPr>
+      <w:r>
+        <w:rPr>
+          <w:rFonts w:ascii="Courier New" w:hAnsi="Courier New" w:cs="Courier New"/>
+        </w:rPr>
+        <w:t>I don't know if this is already to</w:t>
+      </w:r>
+      <w:r>
+        <w:rPr>
+          <w:rFonts w:ascii="Courier New" w:hAnsi="Courier New" w:cs="Courier New"/>
+        </w:rPr>
+        <w:t>o</w:t>
+      </w:r>
+      <w:r>
+        <w:rPr>
+          <w:rFonts w:ascii="Courier New" w:hAnsi="Courier New" w:cs="Courier New"/>
+        </w:rPr>
+        <w:t xml:space="preserve"> "meta" but when I was writing about junking my own project, I had the rogue thought that I could do the same to this project - writing this book. </w:t>
+      </w:r>
+    </w:p>
+    <w:p>
+      <w:pPr>
+        <w:pStyle w:val="PlainText"/>
+        <w:rPr>
+          <w:rFonts w:ascii="Courier New" w:hAnsi="Courier New" w:cs="Courier New"/>
+        </w:rPr>
+      </w:pPr>
+    </w:p>
+    <w:p>
+      <w:pPr>
+        <w:pStyle w:val="Heading3"/>
+      </w:pPr>
+      <w:r>
+        <w:t>### 1) Find out how much work is involved 2) Show actual progress through that work</w:t>
+      </w:r>
+    </w:p>
+    <w:p>
+      <w:pPr>
+        <w:pStyle w:val="PlainText"/>
+        <w:rPr>
+          <w:rFonts w:ascii="Courier New" w:hAnsi="Courier New" w:cs="Courier New"/>
+        </w:rPr>
+      </w:pPr>
+      <w:r>
+        <w:rPr>
+          <w:rFonts w:ascii="Courier New" w:hAnsi="Courier New" w:cs="Courier New"/>
+        </w:rPr>
+        <w:t xml:space="preserve">I don't know how much work is involved. I'll know more after I've made it to the </w:t>
+      </w:r>
       <w:proofErr w:type="gramStart"/>
       <w:r>
         <w:rPr>
           <w:rFonts w:ascii="Courier New" w:hAnsi="Courier New" w:cs="Courier New"/>
         </w:rPr>
-        <w:t>So</w:t>
+        <w:t>fifty page</w:t>
       </w:r>
       <w:proofErr w:type="gramEnd"/>
       <w:r>
         <w:rPr>
           <w:rFonts w:ascii="Courier New" w:hAnsi="Courier New" w:cs="Courier New"/>
         </w:rPr>
-        <w:t xml:space="preserve"> I don't know if this is already to "meta" but yesterday when I was writing about junking my own project, but I had the rogue thought that I could do the same to this project - writing this book. </w:t>
+        <w:t xml:space="preserve"> alpha. </w:t>
+      </w:r>
+    </w:p>
+    <w:p>
+      <w:pPr>
+        <w:pStyle w:val="PlainText"/>
+        <w:rPr>
+          <w:rFonts w:ascii="Courier New" w:hAnsi="Courier New" w:cs="Courier New"/>
+        </w:rPr>
+      </w:pPr>
+    </w:p>
+    <w:p>
+      <w:pPr>
+        <w:pStyle w:val="Heading4"/>
+      </w:pPr>
+      <w:r>
+        <w:t>#### What is your actual progress compared to reality?</w:t>
+      </w:r>
+    </w:p>
+    <w:p>
+      <w:pPr>
+        <w:pStyle w:val="PlainText"/>
+        <w:rPr>
+          <w:rFonts w:ascii="Courier New" w:hAnsi="Courier New" w:cs="Courier New"/>
+        </w:rPr>
+      </w:pPr>
+      <w:r>
+        <w:rPr>
+          <w:rFonts w:ascii="Courier New" w:hAnsi="Courier New" w:cs="Courier New"/>
+        </w:rPr>
+        <w:t xml:space="preserve">* So </w:t>
+      </w:r>
+      <w:proofErr w:type="gramStart"/>
+      <w:r>
+        <w:rPr>
+          <w:rFonts w:ascii="Courier New" w:hAnsi="Courier New" w:cs="Courier New"/>
+        </w:rPr>
+        <w:t>far</w:t>
+      </w:r>
+      <w:proofErr w:type="gramEnd"/>
+      <w:r>
+        <w:rPr>
+          <w:rFonts w:ascii="Courier New" w:hAnsi="Courier New" w:cs="Courier New"/>
+        </w:rPr>
+        <w:t xml:space="preserve"> I've written about 12 pages (8-9 percent of what is needed - but it's not in a fit state for publishing).</w:t>
       </w:r>
     </w:p>
     <w:p>
@@ -7748,79 +7839,176 @@
         <w:pStyle w:val="Heading3"/>
       </w:pPr>
       <w:r>
-        <w:t>### 1) Find out how much work is involved 2) Show actual progress through that work</w:t>
-      </w:r>
-    </w:p>
-    <w:p>
-      <w:pPr>
-        <w:pStyle w:val="PlainText"/>
-        <w:rPr>
-          <w:rFonts w:ascii="Courier New" w:hAnsi="Courier New" w:cs="Courier New"/>
-        </w:rPr>
-      </w:pPr>
-      <w:r>
-        <w:rPr>
-          <w:rFonts w:ascii="Courier New" w:hAnsi="Courier New" w:cs="Courier New"/>
-        </w:rPr>
-        <w:t xml:space="preserve">I don't know how much work is involved. I'll know more after I've made it to the </w:t>
+        <w:t>### Describe any obstacles</w:t>
+      </w:r>
+    </w:p>
+    <w:p>
+      <w:pPr>
+        <w:pStyle w:val="PlainText"/>
+        <w:rPr>
+          <w:rFonts w:ascii="Courier New" w:hAnsi="Courier New" w:cs="Courier New"/>
+        </w:rPr>
+      </w:pPr>
+      <w:r>
+        <w:rPr>
+          <w:rFonts w:ascii="Courier New" w:hAnsi="Courier New" w:cs="Courier New"/>
+        </w:rPr>
+        <w:t xml:space="preserve">* I'm busy with at least three or four other things (Greek, work, comedy, walking). </w:t>
+      </w:r>
+    </w:p>
+    <w:p>
+      <w:pPr>
+        <w:pStyle w:val="PlainText"/>
+        <w:rPr>
+          <w:rFonts w:ascii="Courier New" w:hAnsi="Courier New" w:cs="Courier New"/>
+        </w:rPr>
+      </w:pPr>
+    </w:p>
+    <w:p>
+      <w:pPr>
+        <w:pStyle w:val="PlainText"/>
+        <w:rPr>
+          <w:rFonts w:ascii="Courier New" w:hAnsi="Courier New" w:cs="Courier New"/>
+        </w:rPr>
+      </w:pPr>
+      <w:r>
+        <w:rPr>
+          <w:rFonts w:ascii="Courier New" w:hAnsi="Courier New" w:cs="Courier New"/>
+        </w:rPr>
+        <w:t>* I don't have confidence/experience that I can deliver a book.</w:t>
+      </w:r>
+    </w:p>
+    <w:p>
+      <w:pPr>
+        <w:pStyle w:val="PlainText"/>
+        <w:rPr>
+          <w:rFonts w:ascii="Courier New" w:hAnsi="Courier New" w:cs="Courier New"/>
+        </w:rPr>
+      </w:pPr>
+    </w:p>
+    <w:p>
+      <w:pPr>
+        <w:pStyle w:val="Heading3"/>
+      </w:pPr>
+      <w:r>
+        <w:t>#### What are you doing to discover obstacles?</w:t>
+      </w:r>
+    </w:p>
+    <w:p>
+      <w:pPr>
+        <w:pStyle w:val="PlainText"/>
+        <w:rPr>
+          <w:rFonts w:ascii="Courier New" w:hAnsi="Courier New" w:cs="Courier New"/>
+        </w:rPr>
+      </w:pPr>
+      <w:r>
+        <w:rPr>
+          <w:rFonts w:ascii="Courier New" w:hAnsi="Courier New" w:cs="Courier New"/>
+        </w:rPr>
+        <w:t>Well, I'm doing this, which I didn't think I would do.</w:t>
+      </w:r>
+    </w:p>
+    <w:p>
+      <w:pPr>
+        <w:pStyle w:val="PlainText"/>
+        <w:rPr>
+          <w:rFonts w:ascii="Courier New" w:hAnsi="Courier New" w:cs="Courier New"/>
+        </w:rPr>
+      </w:pPr>
+    </w:p>
+    <w:p>
+      <w:pPr>
+        <w:pStyle w:val="Heading3"/>
+      </w:pPr>
+      <w:r>
+        <w:t>#### What are you doing to address/remove obstacles?</w:t>
+      </w:r>
+    </w:p>
+    <w:p>
+      <w:pPr>
+        <w:pStyle w:val="PlainText"/>
+        <w:rPr>
+          <w:rFonts w:ascii="Courier New" w:hAnsi="Courier New" w:cs="Courier New"/>
+        </w:rPr>
+      </w:pPr>
+      <w:r>
+        <w:rPr>
+          <w:rFonts w:ascii="Courier New" w:hAnsi="Courier New" w:cs="Courier New"/>
+        </w:rPr>
+        <w:t xml:space="preserve">Truth be told, nothing much </w:t>
       </w:r>
       <w:proofErr w:type="gramStart"/>
       <w:r>
         <w:rPr>
           <w:rFonts w:ascii="Courier New" w:hAnsi="Courier New" w:cs="Courier New"/>
         </w:rPr>
-        <w:t>fifty page</w:t>
+        <w:t>at the moment</w:t>
       </w:r>
       <w:proofErr w:type="gramEnd"/>
       <w:r>
         <w:rPr>
           <w:rFonts w:ascii="Courier New" w:hAnsi="Courier New" w:cs="Courier New"/>
         </w:rPr>
-        <w:t xml:space="preserve"> alpha. </w:t>
-      </w:r>
-    </w:p>
-    <w:p>
-      <w:pPr>
-        <w:pStyle w:val="PlainText"/>
-        <w:rPr>
-          <w:rFonts w:ascii="Courier New" w:hAnsi="Courier New" w:cs="Courier New"/>
-        </w:rPr>
-      </w:pPr>
-    </w:p>
-    <w:p>
-      <w:pPr>
-        <w:pStyle w:val="Heading4"/>
-      </w:pPr>
-      <w:r>
-        <w:t>#### What is your actual progress compared to reality?</w:t>
-      </w:r>
-    </w:p>
-    <w:p>
-      <w:pPr>
-        <w:pStyle w:val="PlainText"/>
-        <w:rPr>
-          <w:rFonts w:ascii="Courier New" w:hAnsi="Courier New" w:cs="Courier New"/>
-        </w:rPr>
-      </w:pPr>
-      <w:r>
-        <w:rPr>
-          <w:rFonts w:ascii="Courier New" w:hAnsi="Courier New" w:cs="Courier New"/>
-        </w:rPr>
-        <w:t xml:space="preserve">* So </w:t>
+        <w:t>.</w:t>
+      </w:r>
+    </w:p>
+    <w:p>
+      <w:pPr>
+        <w:pStyle w:val="PlainText"/>
+        <w:rPr>
+          <w:rFonts w:ascii="Courier New" w:hAnsi="Courier New" w:cs="Courier New"/>
+        </w:rPr>
+      </w:pPr>
+    </w:p>
+    <w:p>
+      <w:pPr>
+        <w:pStyle w:val="PlainText"/>
+        <w:rPr>
+          <w:rFonts w:ascii="Courier New" w:hAnsi="Courier New" w:cs="Courier New"/>
+        </w:rPr>
+      </w:pPr>
+      <w:r>
+        <w:rPr>
+          <w:rFonts w:ascii="Courier New" w:hAnsi="Courier New" w:cs="Courier New"/>
+        </w:rPr>
+        <w:t>* I do have this idea of asking people to be alpha readers.</w:t>
+      </w:r>
+    </w:p>
+    <w:p>
+      <w:pPr>
+        <w:pStyle w:val="PlainText"/>
+        <w:rPr>
+          <w:rFonts w:ascii="Courier New" w:hAnsi="Courier New" w:cs="Courier New"/>
+        </w:rPr>
+      </w:pPr>
+    </w:p>
+    <w:p>
+      <w:pPr>
+        <w:pStyle w:val="PlainText"/>
+        <w:rPr>
+          <w:rFonts w:ascii="Courier New" w:hAnsi="Courier New" w:cs="Courier New"/>
+        </w:rPr>
+      </w:pPr>
+      <w:r>
+        <w:rPr>
+          <w:rFonts w:ascii="Courier New" w:hAnsi="Courier New" w:cs="Courier New"/>
+        </w:rPr>
+        <w:lastRenderedPageBreak/>
+        <w:t xml:space="preserve">* Before I can show anything to alpha </w:t>
       </w:r>
       <w:proofErr w:type="gramStart"/>
       <w:r>
         <w:rPr>
           <w:rFonts w:ascii="Courier New" w:hAnsi="Courier New" w:cs="Courier New"/>
         </w:rPr>
-        <w:t>far</w:t>
+        <w:t>readers</w:t>
       </w:r>
       <w:proofErr w:type="gramEnd"/>
       <w:r>
         <w:rPr>
           <w:rFonts w:ascii="Courier New" w:hAnsi="Courier New" w:cs="Courier New"/>
         </w:rPr>
-        <w:t xml:space="preserve"> I've written about 12 pages (8-9 percent of what is needed - but it's not in a fit state for publishing).</w:t>
+        <w:t xml:space="preserve"> I need to get into the habit of printing some of this out and editing it on the bus</w:t>
       </w:r>
     </w:p>
     <w:p>
@@ -7836,151 +8024,2823 @@
         <w:pStyle w:val="Heading3"/>
       </w:pPr>
       <w:r>
-        <w:t>### Describe any obstacles</w:t>
-      </w:r>
-    </w:p>
-    <w:p>
-      <w:pPr>
-        <w:pStyle w:val="PlainText"/>
-        <w:rPr>
-          <w:rFonts w:ascii="Courier New" w:hAnsi="Courier New" w:cs="Courier New"/>
-        </w:rPr>
-      </w:pPr>
-      <w:r>
-        <w:rPr>
-          <w:rFonts w:ascii="Courier New" w:hAnsi="Courier New" w:cs="Courier New"/>
-        </w:rPr>
-        <w:t xml:space="preserve">* I'm busy with at least three or four other things (Greek, work, comedy, walking). </w:t>
-      </w:r>
-    </w:p>
-    <w:p>
-      <w:pPr>
-        <w:pStyle w:val="PlainText"/>
-        <w:rPr>
-          <w:rFonts w:ascii="Courier New" w:hAnsi="Courier New" w:cs="Courier New"/>
-        </w:rPr>
-      </w:pPr>
-    </w:p>
-    <w:p>
-      <w:pPr>
-        <w:pStyle w:val="PlainText"/>
-        <w:rPr>
-          <w:rFonts w:ascii="Courier New" w:hAnsi="Courier New" w:cs="Courier New"/>
-        </w:rPr>
-      </w:pPr>
-      <w:r>
-        <w:rPr>
-          <w:rFonts w:ascii="Courier New" w:hAnsi="Courier New" w:cs="Courier New"/>
-        </w:rPr>
-        <w:t>* I don't have confidence/experience that I can deliver a book.</w:t>
-      </w:r>
-    </w:p>
-    <w:p>
-      <w:pPr>
-        <w:pStyle w:val="PlainText"/>
-        <w:rPr>
-          <w:rFonts w:ascii="Courier New" w:hAnsi="Courier New" w:cs="Courier New"/>
-        </w:rPr>
-      </w:pPr>
-    </w:p>
-    <w:p>
-      <w:pPr>
-        <w:pStyle w:val="PlainText"/>
-        <w:rPr>
-          <w:rFonts w:ascii="Courier New" w:hAnsi="Courier New" w:cs="Courier New"/>
-        </w:rPr>
-      </w:pPr>
-      <w:r>
-        <w:rPr>
-          <w:rFonts w:ascii="Courier New" w:hAnsi="Courier New" w:cs="Courier New"/>
-        </w:rPr>
-        <w:t>#### What are you doing to discover obstacles?</w:t>
-      </w:r>
-    </w:p>
-    <w:p>
-      <w:pPr>
-        <w:pStyle w:val="PlainText"/>
-        <w:rPr>
-          <w:rFonts w:ascii="Courier New" w:hAnsi="Courier New" w:cs="Courier New"/>
-        </w:rPr>
-      </w:pPr>
-      <w:r>
-        <w:rPr>
-          <w:rFonts w:ascii="Courier New" w:hAnsi="Courier New" w:cs="Courier New"/>
-        </w:rPr>
-        <w:t>Well, I'm doing this, which I didn't think I would do.</w:t>
-      </w:r>
-    </w:p>
-    <w:p>
-      <w:pPr>
-        <w:pStyle w:val="PlainText"/>
-        <w:rPr>
-          <w:rFonts w:ascii="Courier New" w:hAnsi="Courier New" w:cs="Courier New"/>
-        </w:rPr>
-      </w:pPr>
-    </w:p>
-    <w:p>
-      <w:pPr>
-        <w:pStyle w:val="PlainText"/>
-        <w:rPr>
-          <w:rFonts w:ascii="Courier New" w:hAnsi="Courier New" w:cs="Courier New"/>
-        </w:rPr>
-      </w:pPr>
-      <w:r>
-        <w:rPr>
-          <w:rFonts w:ascii="Courier New" w:hAnsi="Courier New" w:cs="Courier New"/>
-        </w:rPr>
-        <w:t>#### What are you doing to address/remove obstacles?</w:t>
-      </w:r>
-    </w:p>
-    <w:p>
-      <w:pPr>
-        <w:pStyle w:val="PlainText"/>
-        <w:rPr>
-          <w:rFonts w:ascii="Courier New" w:hAnsi="Courier New" w:cs="Courier New"/>
-        </w:rPr>
-      </w:pPr>
-      <w:r>
-        <w:rPr>
-          <w:rFonts w:ascii="Courier New" w:hAnsi="Courier New" w:cs="Courier New"/>
-        </w:rPr>
-        <w:t xml:space="preserve">Truth be told, nothing much </w:t>
+        <w:t>### Find out how similar projects performed</w:t>
+      </w:r>
+    </w:p>
+    <w:p>
+      <w:pPr>
+        <w:pStyle w:val="PlainText"/>
+        <w:rPr>
+          <w:rFonts w:ascii="Courier New" w:hAnsi="Courier New" w:cs="Courier New"/>
+        </w:rPr>
+      </w:pPr>
+      <w:r>
+        <w:rPr>
+          <w:rFonts w:ascii="Courier New" w:hAnsi="Courier New" w:cs="Courier New"/>
+        </w:rPr>
+        <w:t xml:space="preserve">I know that similar projects that I've done have run into the sand. I have 10-50 pages of several books. I can't even tell you why they stopped at that point. They just kind of gave up the ghost. One thing that happens is that my work situation changes and so I my work rhythm is </w:t>
       </w:r>
       <w:proofErr w:type="gramStart"/>
       <w:r>
         <w:rPr>
           <w:rFonts w:ascii="Courier New" w:hAnsi="Courier New" w:cs="Courier New"/>
         </w:rPr>
-        <w:t>at the moment</w:t>
+        <w:t>different</w:t>
       </w:r>
       <w:proofErr w:type="gramEnd"/>
       <w:r>
         <w:rPr>
           <w:rFonts w:ascii="Courier New" w:hAnsi="Courier New" w:cs="Courier New"/>
         </w:rPr>
+        <w:t xml:space="preserve"> or I have far less time and the book stops at that point. The other thing that happens is that the book gets to a length where it becomes unwieldy.</w:t>
+      </w:r>
+    </w:p>
+    <w:p>
+      <w:pPr>
+        <w:pStyle w:val="PlainText"/>
+        <w:rPr>
+          <w:rFonts w:ascii="Courier New" w:hAnsi="Courier New" w:cs="Courier New"/>
+        </w:rPr>
+      </w:pPr>
+    </w:p>
+    <w:p>
+      <w:pPr>
+        <w:pStyle w:val="PlainText"/>
+        <w:rPr>
+          <w:rFonts w:ascii="Courier New" w:hAnsi="Courier New" w:cs="Courier New"/>
+        </w:rPr>
+      </w:pPr>
+      <w:r>
+        <w:rPr>
+          <w:rFonts w:ascii="Courier New" w:hAnsi="Courier New" w:cs="Courier New"/>
+        </w:rPr>
+        <w:t>I don't know what the structure is, I fear that I've run out of things to say. The phrase that has just popped into my head is that "I get to the edge of the desert and get scared and go home."</w:t>
+      </w:r>
+    </w:p>
+    <w:p>
+      <w:pPr>
+        <w:pStyle w:val="PlainText"/>
+        <w:rPr>
+          <w:rFonts w:ascii="Courier New" w:hAnsi="Courier New" w:cs="Courier New"/>
+        </w:rPr>
+      </w:pPr>
+    </w:p>
+    <w:p>
+      <w:pPr>
+        <w:pStyle w:val="Heading3"/>
+      </w:pPr>
+      <w:r>
+        <w:t>#### What could you do differently to make sure that your project has a better chance</w:t>
+      </w:r>
+    </w:p>
+    <w:p>
+      <w:pPr>
+        <w:pStyle w:val="PlainText"/>
+        <w:rPr>
+          <w:rFonts w:ascii="Courier New" w:hAnsi="Courier New" w:cs="Courier New"/>
+        </w:rPr>
+      </w:pPr>
+    </w:p>
+    <w:p>
+      <w:pPr>
+        <w:pStyle w:val="Heading3"/>
+      </w:pPr>
+      <w:r>
+        <w:t>### Describe the value stream</w:t>
+      </w:r>
+    </w:p>
+    <w:p>
+      <w:pPr>
+        <w:pStyle w:val="PlainText"/>
+        <w:rPr>
+          <w:rFonts w:ascii="Courier New" w:hAnsi="Courier New" w:cs="Courier New"/>
+        </w:rPr>
+      </w:pPr>
+      <w:r>
+        <w:rPr>
+          <w:rFonts w:ascii="Courier New" w:hAnsi="Courier New" w:cs="Courier New"/>
+        </w:rPr>
+        <w:t xml:space="preserve">People who are </w:t>
+      </w:r>
+      <w:proofErr w:type="gramStart"/>
+      <w:r>
+        <w:rPr>
+          <w:rFonts w:ascii="Courier New" w:hAnsi="Courier New" w:cs="Courier New"/>
+        </w:rPr>
+        <w:t>actually have</w:t>
+      </w:r>
+      <w:proofErr w:type="gramEnd"/>
+      <w:r>
+        <w:rPr>
+          <w:rFonts w:ascii="Courier New" w:hAnsi="Courier New" w:cs="Courier New"/>
+        </w:rPr>
+        <w:t xml:space="preserve"> the job of delivering projects and people who want other people to deliver projects for them read the book. As a result of this several things happen:</w:t>
+      </w:r>
+    </w:p>
+    <w:p>
+      <w:pPr>
+        <w:pStyle w:val="PlainText"/>
+        <w:rPr>
+          <w:rFonts w:ascii="Courier New" w:hAnsi="Courier New" w:cs="Courier New"/>
+        </w:rPr>
+      </w:pPr>
+    </w:p>
+    <w:p>
+      <w:pPr>
+        <w:pStyle w:val="PlainText"/>
+        <w:rPr>
+          <w:rFonts w:ascii="Courier New" w:hAnsi="Courier New" w:cs="Courier New"/>
+        </w:rPr>
+      </w:pPr>
+      <w:r>
+        <w:rPr>
+          <w:rFonts w:ascii="Courier New" w:hAnsi="Courier New" w:cs="Courier New"/>
+        </w:rPr>
+        <w:t>1</w:t>
+      </w:r>
+      <w:r>
+        <w:rPr>
+          <w:rFonts w:ascii="Courier New" w:hAnsi="Courier New" w:cs="Courier New"/>
+        </w:rPr>
         <w:t>.</w:t>
       </w:r>
-    </w:p>
-    <w:p>
-      <w:pPr>
-        <w:pStyle w:val="PlainText"/>
-        <w:rPr>
-          <w:rFonts w:ascii="Courier New" w:hAnsi="Courier New" w:cs="Courier New"/>
-        </w:rPr>
-      </w:pPr>
-    </w:p>
-    <w:p>
-      <w:pPr>
-        <w:pStyle w:val="PlainText"/>
-        <w:rPr>
-          <w:rFonts w:ascii="Courier New" w:hAnsi="Courier New" w:cs="Courier New"/>
-        </w:rPr>
-      </w:pPr>
-      <w:r>
-        <w:rPr>
-          <w:rFonts w:ascii="Courier New" w:hAnsi="Courier New" w:cs="Courier New"/>
-        </w:rPr>
-        <w:t>* I do have this idea of asking people to be alpha readers - I think that might be Steve and The</w:t>
+      <w:r>
+        <w:rPr>
+          <w:rFonts w:ascii="Courier New" w:hAnsi="Courier New" w:cs="Courier New"/>
+        </w:rPr>
+        <w:t xml:space="preserve"> They recommend the book to other people - so I sell books</w:t>
+      </w:r>
+    </w:p>
+    <w:p>
+      <w:pPr>
+        <w:pStyle w:val="PlainText"/>
+        <w:rPr>
+          <w:rFonts w:ascii="Courier New" w:hAnsi="Courier New" w:cs="Courier New"/>
+        </w:rPr>
+      </w:pPr>
+      <w:r>
+        <w:rPr>
+          <w:rFonts w:ascii="Courier New" w:hAnsi="Courier New" w:cs="Courier New"/>
+        </w:rPr>
+        <w:t>2</w:t>
+      </w:r>
+      <w:r>
+        <w:rPr>
+          <w:rFonts w:ascii="Courier New" w:hAnsi="Courier New" w:cs="Courier New"/>
+        </w:rPr>
+        <w:t>.</w:t>
+      </w:r>
+      <w:r>
+        <w:rPr>
+          <w:rFonts w:ascii="Courier New" w:hAnsi="Courier New" w:cs="Courier New"/>
+        </w:rPr>
+        <w:t xml:space="preserve"> They still struggle so they ring </w:t>
+      </w:r>
+      <w:proofErr w:type="gramStart"/>
+      <w:r>
+        <w:rPr>
+          <w:rFonts w:ascii="Courier New" w:hAnsi="Courier New" w:cs="Courier New"/>
+        </w:rPr>
+        <w:t>me</w:t>
+      </w:r>
+      <w:proofErr w:type="gramEnd"/>
+      <w:r>
+        <w:rPr>
+          <w:rFonts w:ascii="Courier New" w:hAnsi="Courier New" w:cs="Courier New"/>
+        </w:rPr>
+        <w:t xml:space="preserve"> and I do consultancy for them</w:t>
+      </w:r>
+    </w:p>
+    <w:p>
+      <w:pPr>
+        <w:pStyle w:val="PlainText"/>
+        <w:rPr>
+          <w:rFonts w:ascii="Courier New" w:hAnsi="Courier New" w:cs="Courier New"/>
+        </w:rPr>
+      </w:pPr>
+      <w:r>
+        <w:rPr>
+          <w:rFonts w:ascii="Courier New" w:hAnsi="Courier New" w:cs="Courier New"/>
+        </w:rPr>
+        <w:t>3</w:t>
+      </w:r>
+      <w:r>
+        <w:rPr>
+          <w:rFonts w:ascii="Courier New" w:hAnsi="Courier New" w:cs="Courier New"/>
+        </w:rPr>
+        <w:t>.</w:t>
+      </w:r>
+      <w:r>
+        <w:rPr>
+          <w:rFonts w:ascii="Courier New" w:hAnsi="Courier New" w:cs="Courier New"/>
+        </w:rPr>
+        <w:t xml:space="preserve"> I end up running workshops and courses</w:t>
+      </w:r>
+    </w:p>
+    <w:p>
+      <w:pPr>
+        <w:pStyle w:val="PlainText"/>
+        <w:rPr>
+          <w:rFonts w:ascii="Courier New" w:hAnsi="Courier New" w:cs="Courier New"/>
+        </w:rPr>
+      </w:pPr>
+    </w:p>
+    <w:p>
+      <w:pPr>
+        <w:pStyle w:val="Heading3"/>
+      </w:pPr>
+      <w:r>
+        <w:t>#### What are you doing to improve the value stream</w:t>
+      </w:r>
+    </w:p>
+    <w:p>
+      <w:pPr>
+        <w:pStyle w:val="PlainText"/>
+        <w:rPr>
+          <w:rFonts w:ascii="Courier New" w:hAnsi="Courier New" w:cs="Courier New"/>
+        </w:rPr>
+      </w:pPr>
+      <w:r>
+        <w:rPr>
+          <w:rFonts w:ascii="Courier New" w:hAnsi="Courier New" w:cs="Courier New"/>
+        </w:rPr>
+        <w:t>I've done one thing so far, which is to talk about it at Agile Stand-up. The next thing that I need to do is to recruit "Alpha Readers".</w:t>
+      </w:r>
+    </w:p>
+    <w:p>
+      <w:pPr>
+        <w:pStyle w:val="PlainText"/>
+        <w:rPr>
+          <w:rFonts w:ascii="Courier New" w:hAnsi="Courier New" w:cs="Courier New"/>
+        </w:rPr>
+      </w:pPr>
+    </w:p>
+    <w:p>
+      <w:pPr>
+        <w:pStyle w:val="Heading3"/>
+      </w:pPr>
+      <w:r>
+        <w:t xml:space="preserve">### What nagging doubt do you have about this value stream? </w:t>
+      </w:r>
+    </w:p>
+    <w:p>
+      <w:pPr>
+        <w:pStyle w:val="PlainText"/>
+        <w:rPr>
+          <w:rFonts w:ascii="Courier New" w:hAnsi="Courier New" w:cs="Courier New"/>
+        </w:rPr>
+      </w:pPr>
+      <w:r>
+        <w:rPr>
+          <w:rFonts w:ascii="Courier New" w:hAnsi="Courier New" w:cs="Courier New"/>
+        </w:rPr>
+        <w:t xml:space="preserve">E.g. with </w:t>
+      </w:r>
+      <w:proofErr w:type="gramStart"/>
+      <w:r>
+        <w:rPr>
+          <w:rFonts w:ascii="Courier New" w:hAnsi="Courier New" w:cs="Courier New"/>
+        </w:rPr>
+        <w:t>a the</w:t>
+      </w:r>
+      <w:proofErr w:type="gramEnd"/>
+      <w:r>
+        <w:rPr>
+          <w:rFonts w:ascii="Courier New" w:hAnsi="Courier New" w:cs="Courier New"/>
+        </w:rPr>
+        <w:t xml:space="preserve"> personal loan project that I worked on the nagging doubt was that there was no way to make it profitable.</w:t>
+      </w:r>
+    </w:p>
+    <w:p>
+      <w:pPr>
+        <w:pStyle w:val="PlainText"/>
+        <w:rPr>
+          <w:rFonts w:ascii="Courier New" w:hAnsi="Courier New" w:cs="Courier New"/>
+        </w:rPr>
+      </w:pPr>
+    </w:p>
+    <w:p>
+      <w:pPr>
+        <w:pStyle w:val="PlainText"/>
+        <w:rPr>
+          <w:rFonts w:ascii="Courier New" w:hAnsi="Courier New" w:cs="Courier New"/>
+        </w:rPr>
+      </w:pPr>
+      <w:r>
+        <w:rPr>
+          <w:rFonts w:ascii="Courier New" w:hAnsi="Courier New" w:cs="Courier New"/>
+        </w:rPr>
+        <w:t xml:space="preserve">With this book, there's the nagging doubt that I would put enormous amounts of energy into it and not only no-one would read it, but no-one </w:t>
+      </w:r>
+      <w:proofErr w:type="gramStart"/>
+      <w:r>
+        <w:rPr>
+          <w:rFonts w:ascii="Courier New" w:hAnsi="Courier New" w:cs="Courier New"/>
+        </w:rPr>
+        <w:t>get</w:t>
+      </w:r>
+      <w:proofErr w:type="gramEnd"/>
+      <w:r>
+        <w:rPr>
+          <w:rFonts w:ascii="Courier New" w:hAnsi="Courier New" w:cs="Courier New"/>
+        </w:rPr>
+        <w:t xml:space="preserve"> to hear of it, which is even worse.</w:t>
+      </w:r>
+    </w:p>
+    <w:p>
+      <w:pPr>
+        <w:pStyle w:val="PlainText"/>
+        <w:rPr>
+          <w:rFonts w:ascii="Courier New" w:hAnsi="Courier New" w:cs="Courier New"/>
+        </w:rPr>
+      </w:pPr>
+    </w:p>
+    <w:p>
+      <w:pPr>
+        <w:pStyle w:val="PlainText"/>
+        <w:rPr>
+          <w:rFonts w:ascii="Courier New" w:hAnsi="Courier New" w:cs="Courier New"/>
+        </w:rPr>
+      </w:pPr>
+      <w:r>
+        <w:rPr>
+          <w:rFonts w:ascii="Courier New" w:hAnsi="Courier New" w:cs="Courier New"/>
+        </w:rPr>
+        <w:t xml:space="preserve">There's also a nagging doubt that it's not the kind of non-fiction book that I'd like to *read*. I read and enjoyed Extreme Programming Explained, I read and enjoyed Scrum and XP from the trenches. I'm reading and enjoying "A Life of One's own". Would it be anything like that? I think if it is going to be like that it </w:t>
+      </w:r>
+      <w:proofErr w:type="gramStart"/>
+      <w:r>
+        <w:rPr>
+          <w:rFonts w:ascii="Courier New" w:hAnsi="Courier New" w:cs="Courier New"/>
+        </w:rPr>
+        <w:t>has to</w:t>
+      </w:r>
+      <w:proofErr w:type="gramEnd"/>
+      <w:r>
+        <w:rPr>
+          <w:rFonts w:ascii="Courier New" w:hAnsi="Courier New" w:cs="Courier New"/>
+        </w:rPr>
+        <w:t xml:space="preserve"> have a way of bringing people, almost hypnotically into every chapter. </w:t>
+      </w:r>
+    </w:p>
+    <w:p>
+      <w:pPr>
+        <w:pStyle w:val="PlainText"/>
+        <w:rPr>
+          <w:rFonts w:ascii="Courier New" w:hAnsi="Courier New" w:cs="Courier New"/>
+        </w:rPr>
+      </w:pPr>
+    </w:p>
+    <w:p>
+      <w:pPr>
+        <w:pStyle w:val="Heading3"/>
+      </w:pPr>
+      <w:r>
+        <w:t>### How will you know when you're done?</w:t>
+      </w:r>
+    </w:p>
+    <w:p>
+      <w:pPr>
+        <w:pStyle w:val="PlainText"/>
+        <w:rPr>
+          <w:rFonts w:ascii="Courier New" w:hAnsi="Courier New" w:cs="Courier New"/>
+        </w:rPr>
+      </w:pPr>
+    </w:p>
+    <w:p>
+      <w:pPr>
+        <w:pStyle w:val="PlainText"/>
+        <w:rPr>
+          <w:rFonts w:ascii="Courier New" w:hAnsi="Courier New" w:cs="Courier New"/>
+        </w:rPr>
+      </w:pPr>
+      <w:r>
+        <w:rPr>
+          <w:rFonts w:ascii="Courier New" w:hAnsi="Courier New" w:cs="Courier New"/>
+        </w:rPr>
+        <w:t xml:space="preserve">I'll have a </w:t>
+      </w:r>
+      <w:proofErr w:type="gramStart"/>
+      <w:r>
+        <w:rPr>
+          <w:rFonts w:ascii="Courier New" w:hAnsi="Courier New" w:cs="Courier New"/>
+        </w:rPr>
+        <w:t>150 page</w:t>
+      </w:r>
+      <w:proofErr w:type="gramEnd"/>
+      <w:r>
+        <w:rPr>
+          <w:rFonts w:ascii="Courier New" w:hAnsi="Courier New" w:cs="Courier New"/>
+        </w:rPr>
+        <w:t xml:space="preserve"> e-book that has an ISBN which is available for download as an </w:t>
+      </w:r>
+      <w:proofErr w:type="spellStart"/>
+      <w:r>
+        <w:rPr>
+          <w:rFonts w:ascii="Courier New" w:hAnsi="Courier New" w:cs="Courier New"/>
+        </w:rPr>
+        <w:t>ebook</w:t>
+      </w:r>
+      <w:proofErr w:type="spellEnd"/>
+      <w:r>
+        <w:rPr>
+          <w:rFonts w:ascii="Courier New" w:hAnsi="Courier New" w:cs="Courier New"/>
+        </w:rPr>
+        <w:t xml:space="preserve"> for kindle (hopefully on the amazon site) and is also available for publish on demand. </w:t>
+      </w:r>
+    </w:p>
+    <w:p>
+      <w:pPr>
+        <w:pStyle w:val="PlainText"/>
+        <w:rPr>
+          <w:rFonts w:ascii="Courier New" w:hAnsi="Courier New" w:cs="Courier New"/>
+        </w:rPr>
+      </w:pPr>
+    </w:p>
+    <w:p>
+      <w:pPr>
+        <w:pStyle w:val="PlainText"/>
+        <w:rPr>
+          <w:rFonts w:ascii="Courier New" w:hAnsi="Courier New" w:cs="Courier New"/>
+        </w:rPr>
+      </w:pPr>
+      <w:r>
+        <w:rPr>
+          <w:rFonts w:ascii="Courier New" w:hAnsi="Courier New" w:cs="Courier New"/>
+        </w:rPr>
+        <w:t>### What will happen after you're done?</w:t>
+      </w:r>
+    </w:p>
+    <w:p>
+      <w:pPr>
+        <w:pStyle w:val="PlainText"/>
+        <w:rPr>
+          <w:rFonts w:ascii="Courier New" w:hAnsi="Courier New" w:cs="Courier New"/>
+        </w:rPr>
+      </w:pPr>
+    </w:p>
+    <w:p>
+      <w:pPr>
+        <w:pStyle w:val="PlainText"/>
+        <w:rPr>
+          <w:rFonts w:ascii="Courier New" w:hAnsi="Courier New" w:cs="Courier New"/>
+        </w:rPr>
+      </w:pPr>
+      <w:r>
+        <w:rPr>
+          <w:rFonts w:ascii="Courier New" w:hAnsi="Courier New" w:cs="Courier New"/>
+        </w:rPr>
+        <w:lastRenderedPageBreak/>
+        <w:t xml:space="preserve">I'll be embarrassed how long it's </w:t>
+      </w:r>
+      <w:proofErr w:type="gramStart"/>
+      <w:r>
+        <w:rPr>
+          <w:rFonts w:ascii="Courier New" w:hAnsi="Courier New" w:cs="Courier New"/>
+        </w:rPr>
+        <w:t>taken</w:t>
+      </w:r>
+      <w:proofErr w:type="gramEnd"/>
+      <w:r>
+        <w:rPr>
+          <w:rFonts w:ascii="Courier New" w:hAnsi="Courier New" w:cs="Courier New"/>
+        </w:rPr>
+        <w:t xml:space="preserve"> and I'll be embarrassed at what's been created because I'll be able to see all of the flaws in it. That's exactly how I feel about animals, it's exactly how I feel about the training course. </w:t>
+      </w:r>
+    </w:p>
+    <w:p>
+      <w:pPr>
+        <w:pStyle w:val="PlainText"/>
+        <w:rPr>
+          <w:rFonts w:ascii="Courier New" w:hAnsi="Courier New" w:cs="Courier New"/>
+        </w:rPr>
+      </w:pPr>
+    </w:p>
+    <w:p>
+      <w:pPr>
+        <w:pStyle w:val="PlainText"/>
+        <w:rPr>
+          <w:rFonts w:ascii="Courier New" w:hAnsi="Courier New" w:cs="Courier New"/>
+        </w:rPr>
+      </w:pPr>
+      <w:r>
+        <w:rPr>
+          <w:rFonts w:ascii="Courier New" w:hAnsi="Courier New" w:cs="Courier New"/>
+        </w:rPr>
+        <w:t xml:space="preserve">I'm hoping that that will result in consultancy gigs. I suppose what I really need is a course that I can teach other people to do that results in me getting a fee. </w:t>
+      </w:r>
+    </w:p>
+    <w:p>
+      <w:pPr>
+        <w:pStyle w:val="PlainText"/>
+        <w:rPr>
+          <w:rFonts w:ascii="Courier New" w:hAnsi="Courier New" w:cs="Courier New"/>
+        </w:rPr>
+      </w:pPr>
+    </w:p>
+    <w:p>
+      <w:pPr>
+        <w:pStyle w:val="Heading3"/>
+        <w:rPr>
+          <w:rFonts w:ascii="Courier New" w:hAnsi="Courier New" w:cs="Courier New"/>
+        </w:rPr>
+      </w:pPr>
+      <w:r>
+        <w:rPr>
+          <w:rFonts w:ascii="Courier New" w:hAnsi="Courier New" w:cs="Courier New"/>
+        </w:rPr>
+        <w:t>### How do you feel right now?</w:t>
+      </w:r>
+    </w:p>
+    <w:p>
+      <w:pPr>
+        <w:pStyle w:val="PlainText"/>
+        <w:rPr>
+          <w:rFonts w:ascii="Courier New" w:hAnsi="Courier New" w:cs="Courier New"/>
+        </w:rPr>
+      </w:pPr>
+    </w:p>
+    <w:p>
+      <w:pPr>
+        <w:pStyle w:val="PlainText"/>
+        <w:rPr>
+          <w:rFonts w:ascii="Courier New" w:hAnsi="Courier New" w:cs="Courier New"/>
+        </w:rPr>
+      </w:pPr>
+      <w:r>
+        <w:rPr>
+          <w:rFonts w:ascii="Courier New" w:hAnsi="Courier New" w:cs="Courier New"/>
+        </w:rPr>
+        <w:t xml:space="preserve">Depressed. But I know that this is the depression that comes from looking at how things </w:t>
+      </w:r>
+      <w:proofErr w:type="gramStart"/>
+      <w:r>
+        <w:rPr>
+          <w:rFonts w:ascii="Courier New" w:hAnsi="Courier New" w:cs="Courier New"/>
+        </w:rPr>
+        <w:t>actually are</w:t>
+      </w:r>
+      <w:proofErr w:type="gramEnd"/>
+      <w:r>
+        <w:rPr>
+          <w:rFonts w:ascii="Courier New" w:hAnsi="Courier New" w:cs="Courier New"/>
+        </w:rPr>
+        <w:t xml:space="preserve">. </w:t>
+      </w:r>
+    </w:p>
+    <w:p>
+      <w:pPr>
+        <w:pStyle w:val="PlainText"/>
+        <w:rPr>
+          <w:rFonts w:ascii="Courier New" w:hAnsi="Courier New" w:cs="Courier New"/>
+        </w:rPr>
+      </w:pPr>
+    </w:p>
+    <w:p>
+      <w:pPr>
+        <w:pStyle w:val="PlainText"/>
+        <w:rPr>
+          <w:rFonts w:ascii="Courier New" w:hAnsi="Courier New" w:cs="Courier New"/>
+        </w:rPr>
+      </w:pPr>
+    </w:p>
+    <w:p>
+      <w:pPr>
+        <w:pStyle w:val="Heading2"/>
+        <w:rPr>
+          <w:rFonts w:ascii="Courier New" w:hAnsi="Courier New" w:cs="Courier New"/>
+        </w:rPr>
+      </w:pPr>
+      <w:r>
+        <w:rPr>
+          <w:rFonts w:ascii="Courier New" w:hAnsi="Courier New" w:cs="Courier New"/>
+        </w:rPr>
+        <w:t xml:space="preserve"># Conventional Project Management Deprogramming </w:t>
+      </w:r>
+    </w:p>
+    <w:p>
+      <w:pPr>
+        <w:pStyle w:val="PlainText"/>
+        <w:rPr>
+          <w:rFonts w:ascii="Courier New" w:hAnsi="Courier New" w:cs="Courier New"/>
+        </w:rPr>
+      </w:pPr>
+    </w:p>
+    <w:p>
+      <w:pPr>
+        <w:pStyle w:val="PlainText"/>
+        <w:rPr>
+          <w:rFonts w:ascii="Courier New" w:hAnsi="Courier New" w:cs="Courier New"/>
+        </w:rPr>
+      </w:pPr>
+      <w:r>
+        <w:rPr>
+          <w:rFonts w:ascii="Courier New" w:hAnsi="Courier New" w:cs="Courier New"/>
+        </w:rPr>
+        <w:t>Thought-limiting phrases</w:t>
+      </w:r>
+    </w:p>
+    <w:p>
+      <w:pPr>
+        <w:pStyle w:val="PlainText"/>
+        <w:rPr>
+          <w:rFonts w:ascii="Courier New" w:hAnsi="Courier New" w:cs="Courier New"/>
+        </w:rPr>
+      </w:pPr>
+      <w:r>
+        <w:rPr>
+          <w:rFonts w:ascii="Courier New" w:hAnsi="Courier New" w:cs="Courier New"/>
+        </w:rPr>
+        <w:t>Thought-provoking phrases</w:t>
+      </w:r>
+    </w:p>
+    <w:p>
+      <w:pPr>
+        <w:pStyle w:val="Heading2"/>
+        <w:rPr>
+          <w:rFonts w:ascii="Courier New" w:hAnsi="Courier New" w:cs="Courier New"/>
+        </w:rPr>
+      </w:pPr>
+      <w:r>
+        <w:rPr>
+          <w:rFonts w:ascii="Courier New" w:hAnsi="Courier New" w:cs="Courier New"/>
+        </w:rPr>
+        <w:t># Random Got you here, why not just do more random</w:t>
+      </w:r>
+    </w:p>
+    <w:p>
+      <w:pPr>
+        <w:pStyle w:val="PlainText"/>
+        <w:rPr>
+          <w:rFonts w:ascii="Courier New" w:hAnsi="Courier New" w:cs="Courier New"/>
+        </w:rPr>
+      </w:pPr>
+    </w:p>
+    <w:p>
+      <w:pPr>
+        <w:pStyle w:val="PlainText"/>
+        <w:rPr>
+          <w:rFonts w:ascii="Courier New" w:hAnsi="Courier New" w:cs="Courier New"/>
+        </w:rPr>
+      </w:pPr>
+      <w:r>
+        <w:rPr>
+          <w:rFonts w:ascii="Courier New" w:hAnsi="Courier New" w:cs="Courier New"/>
+        </w:rPr>
+        <w:t xml:space="preserve">Changing what you look at and how you see </w:t>
+      </w:r>
+      <w:proofErr w:type="gramStart"/>
+      <w:r>
+        <w:rPr>
+          <w:rFonts w:ascii="Courier New" w:hAnsi="Courier New" w:cs="Courier New"/>
+        </w:rPr>
+        <w:t>has to</w:t>
+      </w:r>
+      <w:proofErr w:type="gramEnd"/>
+      <w:r>
+        <w:rPr>
+          <w:rFonts w:ascii="Courier New" w:hAnsi="Courier New" w:cs="Courier New"/>
+        </w:rPr>
+        <w:t xml:space="preserve"> be the way you change what you do.</w:t>
+      </w:r>
+    </w:p>
+    <w:p>
+      <w:pPr>
+        <w:pStyle w:val="Heading2"/>
+        <w:rPr>
+          <w:rFonts w:ascii="Courier New" w:hAnsi="Courier New" w:cs="Courier New"/>
+        </w:rPr>
+      </w:pPr>
+      <w:r>
+        <w:rPr>
+          <w:rFonts w:ascii="Courier New" w:hAnsi="Courier New" w:cs="Courier New"/>
+        </w:rPr>
+        <w:t># The Wreck of an Idea</w:t>
+      </w:r>
+    </w:p>
+    <w:p>
+      <w:pPr>
+        <w:pStyle w:val="PlainText"/>
+        <w:rPr>
+          <w:rFonts w:ascii="Courier New" w:hAnsi="Courier New" w:cs="Courier New"/>
+        </w:rPr>
+      </w:pPr>
+    </w:p>
+    <w:p>
+      <w:pPr>
+        <w:pStyle w:val="PlainText"/>
+        <w:rPr>
+          <w:rFonts w:ascii="Courier New" w:hAnsi="Courier New" w:cs="Courier New"/>
+        </w:rPr>
+      </w:pPr>
+      <w:r>
+        <w:rPr>
+          <w:rFonts w:ascii="Courier New" w:hAnsi="Courier New" w:cs="Courier New"/>
+        </w:rPr>
+        <w:t>“Every book is the wreck of a perfect idea.” - Irish Murdoch</w:t>
+      </w:r>
+    </w:p>
+    <w:p>
+      <w:pPr>
+        <w:pStyle w:val="PlainText"/>
+        <w:rPr>
+          <w:rFonts w:ascii="Courier New" w:hAnsi="Courier New" w:cs="Courier New"/>
+        </w:rPr>
+      </w:pPr>
+    </w:p>
+    <w:p>
+      <w:pPr>
+        <w:pStyle w:val="PlainText"/>
+        <w:rPr>
+          <w:rFonts w:ascii="Courier New" w:hAnsi="Courier New" w:cs="Courier New"/>
+        </w:rPr>
+      </w:pPr>
+      <w:r>
+        <w:rPr>
+          <w:rFonts w:ascii="Courier New" w:hAnsi="Courier New" w:cs="Courier New"/>
+        </w:rPr>
+        <w:t xml:space="preserve">Iris Murdoch was a novelist, and she was writing about novels. In this single phrase she captures the disappointment that she, as a writer feels when she looks at the book that she's actually written and compares it to the pristine idea of the book that she </w:t>
+      </w:r>
+      <w:proofErr w:type="gramStart"/>
+      <w:r>
+        <w:rPr>
+          <w:rFonts w:ascii="Courier New" w:hAnsi="Courier New" w:cs="Courier New"/>
+        </w:rPr>
+        <w:t>imaging</w:t>
+      </w:r>
+      <w:proofErr w:type="gramEnd"/>
+      <w:r>
+        <w:rPr>
+          <w:rFonts w:ascii="Courier New" w:hAnsi="Courier New" w:cs="Courier New"/>
+        </w:rPr>
+        <w:t xml:space="preserve"> ed that she would write. Perhaps she imagined that the book that she wrote would be fabulously well-received and in fact it is only moderately well-received. Perhaps she has an idea for a passage of description, for an end-to-end concept that would wow her readership, her critics, and that she herself would be impressed with.</w:t>
+      </w:r>
+    </w:p>
+    <w:p>
+      <w:pPr>
+        <w:pStyle w:val="PlainText"/>
+        <w:rPr>
+          <w:rFonts w:ascii="Courier New" w:hAnsi="Courier New" w:cs="Courier New"/>
+        </w:rPr>
+      </w:pPr>
+    </w:p>
+    <w:p>
+      <w:pPr>
+        <w:pStyle w:val="PlainText"/>
+        <w:rPr>
+          <w:rFonts w:ascii="Courier New" w:hAnsi="Courier New" w:cs="Courier New"/>
+        </w:rPr>
+      </w:pPr>
+      <w:r>
+        <w:rPr>
+          <w:rFonts w:ascii="Courier New" w:hAnsi="Courier New" w:cs="Courier New"/>
+        </w:rPr>
+        <w:t>But of course, the real book - the "wreck" is much better than the perfect idea in one crucial way. The real book exists. The real book can have readers. The real book can have sales. The real book can have reviewers and critics.</w:t>
+      </w:r>
+    </w:p>
+    <w:p>
+      <w:pPr>
+        <w:pStyle w:val="PlainText"/>
+        <w:rPr>
+          <w:rFonts w:ascii="Courier New" w:hAnsi="Courier New" w:cs="Courier New"/>
+        </w:rPr>
+      </w:pPr>
+    </w:p>
+    <w:p>
+      <w:pPr>
+        <w:pStyle w:val="PlainText"/>
+        <w:rPr>
+          <w:rFonts w:ascii="Courier New" w:hAnsi="Courier New" w:cs="Courier New"/>
+        </w:rPr>
+      </w:pPr>
+      <w:r>
+        <w:rPr>
+          <w:rFonts w:ascii="Courier New" w:hAnsi="Courier New" w:cs="Courier New"/>
+        </w:rPr>
+        <w:t>Again. This is a contradiction. And it's one of the hardest to deal with. It's also one of the most important to deal with. Because dealing with it, managing it, is one of the most rewarding things that you can do.</w:t>
+      </w:r>
+    </w:p>
+    <w:p>
+      <w:pPr>
+        <w:pStyle w:val="PlainText"/>
+        <w:rPr>
+          <w:rFonts w:ascii="Courier New" w:hAnsi="Courier New" w:cs="Courier New"/>
+        </w:rPr>
+      </w:pPr>
+    </w:p>
+    <w:p>
+      <w:pPr>
+        <w:pStyle w:val="PlainText"/>
+        <w:rPr>
+          <w:rFonts w:ascii="Courier New" w:hAnsi="Courier New" w:cs="Courier New"/>
+        </w:rPr>
+      </w:pPr>
+      <w:r>
+        <w:rPr>
+          <w:rFonts w:ascii="Courier New" w:hAnsi="Courier New" w:cs="Courier New"/>
+        </w:rPr>
+        <w:t xml:space="preserve">Project management is about delivering the "wreck of a perfect idea." It is about delivering *something* that can </w:t>
+      </w:r>
+      <w:proofErr w:type="gramStart"/>
+      <w:r>
+        <w:rPr>
+          <w:rFonts w:ascii="Courier New" w:hAnsi="Courier New" w:cs="Courier New"/>
+        </w:rPr>
+        <w:t>actually be</w:t>
+      </w:r>
+      <w:proofErr w:type="gramEnd"/>
+      <w:r>
+        <w:rPr>
+          <w:rFonts w:ascii="Courier New" w:hAnsi="Courier New" w:cs="Courier New"/>
+        </w:rPr>
+        <w:t xml:space="preserve"> used.</w:t>
+      </w:r>
+    </w:p>
+    <w:p>
+      <w:pPr>
+        <w:pStyle w:val="PlainText"/>
+        <w:rPr>
+          <w:rFonts w:ascii="Courier New" w:hAnsi="Courier New" w:cs="Courier New"/>
+        </w:rPr>
+      </w:pPr>
+    </w:p>
+    <w:p>
+      <w:pPr>
+        <w:pStyle w:val="PlainText"/>
+        <w:rPr>
+          <w:rFonts w:ascii="Courier New" w:hAnsi="Courier New" w:cs="Courier New"/>
+        </w:rPr>
+      </w:pPr>
+      <w:r>
+        <w:rPr>
+          <w:rFonts w:ascii="Courier New" w:hAnsi="Courier New" w:cs="Courier New"/>
+        </w:rPr>
+        <w:t xml:space="preserve">Have you ever had an idea for something that you might do? For this example, it doesn't have to be a work thing. But have you ever had an idea for something you might do and in your head, you imagine how things would be great if you did this </w:t>
+      </w:r>
+      <w:proofErr w:type="gramStart"/>
+      <w:r>
+        <w:rPr>
+          <w:rFonts w:ascii="Courier New" w:hAnsi="Courier New" w:cs="Courier New"/>
+        </w:rPr>
+        <w:t>thing.</w:t>
+      </w:r>
+      <w:proofErr w:type="gramEnd"/>
+      <w:r>
+        <w:rPr>
+          <w:rFonts w:ascii="Courier New" w:hAnsi="Courier New" w:cs="Courier New"/>
+        </w:rPr>
+        <w:t xml:space="preserve"> It might be a holiday, it might be a new job, it might be training course, it might be a relationship. </w:t>
+      </w:r>
+    </w:p>
+    <w:p>
+      <w:pPr>
+        <w:pStyle w:val="PlainText"/>
+        <w:rPr>
+          <w:rFonts w:ascii="Courier New" w:hAnsi="Courier New" w:cs="Courier New"/>
+        </w:rPr>
+      </w:pPr>
+    </w:p>
+    <w:p>
+      <w:pPr>
+        <w:pStyle w:val="PlainText"/>
+        <w:rPr>
+          <w:rFonts w:ascii="Courier New" w:hAnsi="Courier New" w:cs="Courier New"/>
+        </w:rPr>
+      </w:pPr>
+      <w:r>
+        <w:rPr>
+          <w:rFonts w:ascii="Courier New" w:hAnsi="Courier New" w:cs="Courier New"/>
+        </w:rPr>
+        <w:lastRenderedPageBreak/>
+        <w:t xml:space="preserve">And then, when you've done the thing, have you ever noticed, or been painfully aware that the thing wasn't as good as you thought it was going to be. </w:t>
+      </w:r>
+    </w:p>
+    <w:p>
+      <w:pPr>
+        <w:pStyle w:val="PlainText"/>
+        <w:rPr>
+          <w:rFonts w:ascii="Courier New" w:hAnsi="Courier New" w:cs="Courier New"/>
+        </w:rPr>
+      </w:pPr>
+    </w:p>
+    <w:p>
+      <w:pPr>
+        <w:pStyle w:val="PlainText"/>
+        <w:rPr>
+          <w:rFonts w:ascii="Courier New" w:hAnsi="Courier New" w:cs="Courier New"/>
+        </w:rPr>
+      </w:pPr>
+      <w:r>
+        <w:rPr>
+          <w:rFonts w:ascii="Courier New" w:hAnsi="Courier New" w:cs="Courier New"/>
+        </w:rPr>
+        <w:t>On the other hand have you ever had anything that you've done in your life that you weren't sure about at the time, but you did it despite your misgivings, and that thing paid off, whether it was a holiday, or a training course, or a piece of land that you bought.</w:t>
+      </w:r>
+    </w:p>
+    <w:p>
+      <w:pPr>
+        <w:pStyle w:val="PlainText"/>
+        <w:rPr>
+          <w:rFonts w:ascii="Courier New" w:hAnsi="Courier New" w:cs="Courier New"/>
+        </w:rPr>
+      </w:pPr>
+    </w:p>
+    <w:p>
+      <w:pPr>
+        <w:pStyle w:val="PlainText"/>
+        <w:rPr>
+          <w:rFonts w:ascii="Courier New" w:hAnsi="Courier New" w:cs="Courier New"/>
+        </w:rPr>
+      </w:pPr>
+      <w:r>
+        <w:rPr>
+          <w:rFonts w:ascii="Courier New" w:hAnsi="Courier New" w:cs="Courier New"/>
+        </w:rPr>
+        <w:t>One of the weird experiences that I've had when working as an "Agile Consultant" is going around an organisation trying to find success stories that can be written up as "case studies" so that the organisation can blow its own trumpet and win more business based its previous successes. One thing that I noticed is that when I talked to people who had worked on projects which were, at the point that I was talking to the, a total success. They were a success for their customers in that they were delivering a good service to users, and they were a success for suppliers who built the software, hey got paid for the original development and now were getting paid more and in more regular and less risky circumstances to continue to deliver improvements. The projects were a success.</w:t>
+      </w:r>
+    </w:p>
+    <w:p>
+      <w:pPr>
+        <w:pStyle w:val="PlainText"/>
+        <w:rPr>
+          <w:rFonts w:ascii="Courier New" w:hAnsi="Courier New" w:cs="Courier New"/>
+        </w:rPr>
+      </w:pPr>
+    </w:p>
+    <w:p>
+      <w:pPr>
+        <w:pStyle w:val="PlainText"/>
+        <w:rPr>
+          <w:rFonts w:ascii="Courier New" w:hAnsi="Courier New" w:cs="Courier New"/>
+        </w:rPr>
+      </w:pPr>
+      <w:r>
+        <w:rPr>
+          <w:rFonts w:ascii="Courier New" w:hAnsi="Courier New" w:cs="Courier New"/>
+        </w:rPr>
+        <w:t xml:space="preserve">But talking to the people who were involved in delivering these projects, it's often very difficult to get any positive description of how the project was done. They are scarred by the things that went wrong, the things that weren't delivered on time. The parts of the project that cost way more than anybody expected, the parts of the project that they thought the </w:t>
+      </w:r>
+      <w:proofErr w:type="gramStart"/>
+      <w:r>
+        <w:rPr>
+          <w:rFonts w:ascii="Courier New" w:hAnsi="Courier New" w:cs="Courier New"/>
+        </w:rPr>
+        <w:t>customers</w:t>
+      </w:r>
+      <w:proofErr w:type="gramEnd"/>
+      <w:r>
+        <w:rPr>
+          <w:rFonts w:ascii="Courier New" w:hAnsi="Courier New" w:cs="Courier New"/>
+        </w:rPr>
+        <w:t xml:space="preserve"> or the users would love that never get used. Even when a project is a "success", it has made money and value for the people who built it, the people who paid for it and the people who use it, it can be very difficult for the people who were involved in the project from the point when it was a beautiful idea to see anything but the wreck.</w:t>
+      </w:r>
+    </w:p>
+    <w:p>
+      <w:pPr>
+        <w:pStyle w:val="PlainText"/>
+        <w:rPr>
+          <w:rFonts w:ascii="Courier New" w:hAnsi="Courier New" w:cs="Courier New"/>
+        </w:rPr>
+      </w:pPr>
+    </w:p>
+    <w:p>
+      <w:pPr>
+        <w:pStyle w:val="PlainText"/>
+        <w:rPr>
+          <w:rFonts w:ascii="Courier New" w:hAnsi="Courier New" w:cs="Courier New"/>
+        </w:rPr>
+      </w:pPr>
+      <w:r>
+        <w:rPr>
+          <w:rFonts w:ascii="Courier New" w:hAnsi="Courier New" w:cs="Courier New"/>
+        </w:rPr>
+        <w:t xml:space="preserve">Murdoch captures in this single line the unpleasant nature of real things - the "wrecks" and that can often be how we feel about them. But it is *really* important not to get too hung up on the beauty of an </w:t>
+      </w:r>
+      <w:proofErr w:type="gramStart"/>
+      <w:r>
+        <w:rPr>
+          <w:rFonts w:ascii="Courier New" w:hAnsi="Courier New" w:cs="Courier New"/>
+        </w:rPr>
+        <w:t>idea, or</w:t>
+      </w:r>
+      <w:proofErr w:type="gramEnd"/>
+      <w:r>
+        <w:rPr>
+          <w:rFonts w:ascii="Courier New" w:hAnsi="Courier New" w:cs="Courier New"/>
+        </w:rPr>
+        <w:t xml:space="preserve"> get too upset on the ugliness of a wreck, for at least two reasons.</w:t>
+      </w:r>
+    </w:p>
+    <w:p>
+      <w:pPr>
+        <w:pStyle w:val="PlainText"/>
+        <w:rPr>
+          <w:rFonts w:ascii="Courier New" w:hAnsi="Courier New" w:cs="Courier New"/>
+        </w:rPr>
+      </w:pPr>
+    </w:p>
+    <w:p>
+      <w:pPr>
+        <w:pStyle w:val="PlainText"/>
+        <w:rPr>
+          <w:rFonts w:ascii="Courier New" w:hAnsi="Courier New" w:cs="Courier New"/>
+        </w:rPr>
+      </w:pPr>
+      <w:r>
+        <w:rPr>
+          <w:rFonts w:ascii="Courier New" w:hAnsi="Courier New" w:cs="Courier New"/>
+        </w:rPr>
+        <w:t>Firstly (and I kind of think this is what Murdoch is saying to herself) if you aren't tolerant of "wrecks", as a team, as an organisation, if you're not prepared to look at wrecks and try to figure out just what is so bad about them, what can be improved, there is no way of getting anything done. That's worth repeating. Without being prepared for the possibility of a "wreck" there's no way of getting anything done.</w:t>
+      </w:r>
+    </w:p>
+    <w:p>
+      <w:pPr>
+        <w:pStyle w:val="PlainText"/>
+        <w:rPr>
+          <w:rFonts w:ascii="Courier New" w:hAnsi="Courier New" w:cs="Courier New"/>
+        </w:rPr>
+      </w:pPr>
+    </w:p>
+    <w:p>
+      <w:pPr>
+        <w:pStyle w:val="PlainText"/>
+        <w:rPr>
+          <w:rFonts w:ascii="Courier New" w:hAnsi="Courier New" w:cs="Courier New"/>
+        </w:rPr>
+      </w:pPr>
+      <w:r>
+        <w:rPr>
+          <w:rFonts w:ascii="Courier New" w:hAnsi="Courier New" w:cs="Courier New"/>
+        </w:rPr>
+        <w:t>Second, putting off "wrecking an idea" doesn't stop the idea being wrecked. It just increases the cost, financially, spiritually and emotionally of deal with the wreck when it appears. Unless of course, the idea is never realised.</w:t>
+      </w:r>
+    </w:p>
+    <w:p>
+      <w:pPr>
+        <w:pStyle w:val="PlainText"/>
+        <w:rPr>
+          <w:rFonts w:ascii="Courier New" w:hAnsi="Courier New" w:cs="Courier New"/>
+        </w:rPr>
+      </w:pPr>
+    </w:p>
+    <w:p>
+      <w:pPr>
+        <w:pStyle w:val="PlainText"/>
+        <w:rPr>
+          <w:rFonts w:ascii="Courier New" w:hAnsi="Courier New" w:cs="Courier New"/>
+        </w:rPr>
+      </w:pPr>
+      <w:r>
+        <w:rPr>
+          <w:rFonts w:ascii="Courier New" w:hAnsi="Courier New" w:cs="Courier New"/>
+        </w:rPr>
+        <w:t>But a full understanding of this doesn't stop the emotional impact of the word - "wreck" - it also doesn't stop the emotional impact of looking at early versions of software. They can look quite pitiful.</w:t>
+      </w:r>
+    </w:p>
+    <w:p>
+      <w:pPr>
+        <w:pStyle w:val="PlainText"/>
+        <w:rPr>
+          <w:rFonts w:ascii="Courier New" w:hAnsi="Courier New" w:cs="Courier New"/>
+        </w:rPr>
+      </w:pPr>
+    </w:p>
+    <w:p>
+      <w:pPr>
+        <w:pStyle w:val="PlainText"/>
+        <w:rPr>
+          <w:rFonts w:ascii="Courier New" w:hAnsi="Courier New" w:cs="Courier New"/>
+        </w:rPr>
+      </w:pPr>
+      <w:r>
+        <w:rPr>
+          <w:rFonts w:ascii="Courier New" w:hAnsi="Courier New" w:cs="Courier New"/>
+        </w:rPr>
+        <w:t xml:space="preserve">If you're the person who has spent several million pounds on a software development project, or you are the person who has convinced the board to spend several million pounds on a project, it can be a nerve wracking </w:t>
+      </w:r>
+      <w:r>
+        <w:rPr>
+          <w:rFonts w:ascii="Courier New" w:hAnsi="Courier New" w:cs="Courier New"/>
+        </w:rPr>
+        <w:lastRenderedPageBreak/>
+        <w:t>moment to see the first demonstrations of working software. I have seen instances where the first demonstration of working software, several hundred thousand pounds into the spend for the project shows a scree that has one button, the label on the button has a spelling mistake and when the button is pressed, it results in an error. This was obviously a hairy moment for the people who had paid for this project, or the people who had persuaded those people to pay for the project.</w:t>
+      </w:r>
+    </w:p>
+    <w:p>
+      <w:pPr>
+        <w:pStyle w:val="PlainText"/>
+        <w:rPr>
+          <w:rFonts w:ascii="Courier New" w:hAnsi="Courier New" w:cs="Courier New"/>
+        </w:rPr>
+      </w:pPr>
+    </w:p>
+    <w:p>
+      <w:pPr>
+        <w:pStyle w:val="PlainText"/>
+        <w:rPr>
+          <w:rFonts w:ascii="Courier New" w:hAnsi="Courier New" w:cs="Courier New"/>
+        </w:rPr>
+      </w:pPr>
+      <w:r>
+        <w:rPr>
+          <w:rFonts w:ascii="Courier New" w:hAnsi="Courier New" w:cs="Courier New"/>
+        </w:rPr>
+        <w:t xml:space="preserve">And this kind of experience illustrates vividly the contradiction at the heart of delivering the impossible. The only way to effectively deliver *anything* in response to an impossible request is to start to deliver something. But showing that *something* is always going to be inherently threatening to the people who managed to get funding and management support for the *whole thing*.  </w:t>
+      </w:r>
+    </w:p>
+    <w:p>
+      <w:pPr>
+        <w:pStyle w:val="PlainText"/>
+        <w:rPr>
+          <w:rFonts w:ascii="Courier New" w:hAnsi="Courier New" w:cs="Courier New"/>
+        </w:rPr>
+      </w:pPr>
+      <w:r>
+        <w:rPr>
+          <w:rFonts w:ascii="Courier New" w:hAnsi="Courier New" w:cs="Courier New"/>
+        </w:rPr>
+        <w:t xml:space="preserve"> </w:t>
+      </w:r>
+    </w:p>
+    <w:p>
+      <w:pPr>
+        <w:pStyle w:val="PlainText"/>
+        <w:rPr>
+          <w:rFonts w:ascii="Courier New" w:hAnsi="Courier New" w:cs="Courier New"/>
+        </w:rPr>
+      </w:pPr>
+      <w:r>
+        <w:rPr>
+          <w:rFonts w:ascii="Courier New" w:hAnsi="Courier New" w:cs="Courier New"/>
+        </w:rPr>
+        <w:t>I wrote a post a couple few weeks ago: ten things that you should think about when you’re trying to deliver a software project.</w:t>
+      </w:r>
+    </w:p>
+    <w:p>
+      <w:pPr>
+        <w:pStyle w:val="PlainText"/>
+        <w:rPr>
+          <w:rFonts w:ascii="Courier New" w:hAnsi="Courier New" w:cs="Courier New"/>
+        </w:rPr>
+      </w:pPr>
+    </w:p>
+    <w:p>
+      <w:pPr>
+        <w:pStyle w:val="PlainText"/>
+        <w:rPr>
+          <w:rFonts w:ascii="Courier New" w:hAnsi="Courier New" w:cs="Courier New"/>
+        </w:rPr>
+      </w:pPr>
+      <w:r>
+        <w:rPr>
+          <w:rFonts w:ascii="Courier New" w:hAnsi="Courier New" w:cs="Courier New"/>
+        </w:rPr>
+        <w:t xml:space="preserve">Thinking about these questions again, I realise that a whole bunch of them (Q5: Technical constraints, Q6: Human resources, Q7: Physical resources) are </w:t>
+      </w:r>
+      <w:proofErr w:type="gramStart"/>
+      <w:r>
+        <w:rPr>
+          <w:rFonts w:ascii="Courier New" w:hAnsi="Courier New" w:cs="Courier New"/>
+        </w:rPr>
+        <w:t>really about</w:t>
+      </w:r>
+      <w:proofErr w:type="gramEnd"/>
+      <w:r>
+        <w:rPr>
+          <w:rFonts w:ascii="Courier New" w:hAnsi="Courier New" w:cs="Courier New"/>
+        </w:rPr>
+        <w:t xml:space="preserve"> identifying bricks. Bricks without straw and bricks in walls. Let’s deal with the straw-less ones first.</w:t>
+      </w:r>
+    </w:p>
+    <w:p>
+      <w:pPr>
+        <w:pStyle w:val="PlainText"/>
+        <w:rPr>
+          <w:rFonts w:ascii="Courier New" w:hAnsi="Courier New" w:cs="Courier New"/>
+        </w:rPr>
+      </w:pPr>
+    </w:p>
+    <w:p>
+      <w:pPr>
+        <w:pStyle w:val="Heading2"/>
+        <w:rPr>
+          <w:rFonts w:ascii="Courier New" w:hAnsi="Courier New" w:cs="Courier New"/>
+        </w:rPr>
+      </w:pPr>
+      <w:r>
+        <w:rPr>
+          <w:rFonts w:ascii="Courier New" w:hAnsi="Courier New" w:cs="Courier New"/>
+        </w:rPr>
+        <w:t>Bricks without straw</w:t>
+      </w:r>
+    </w:p>
+    <w:p>
+      <w:pPr>
+        <w:pStyle w:val="PlainText"/>
+        <w:rPr>
+          <w:rFonts w:ascii="Courier New" w:hAnsi="Courier New" w:cs="Courier New"/>
+        </w:rPr>
+      </w:pPr>
+    </w:p>
+    <w:p>
+      <w:pPr>
+        <w:pStyle w:val="PlainText"/>
+        <w:rPr>
+          <w:rFonts w:ascii="Courier New" w:hAnsi="Courier New" w:cs="Courier New"/>
+        </w:rPr>
+      </w:pPr>
+      <w:r>
+        <w:rPr>
+          <w:rFonts w:ascii="Courier New" w:hAnsi="Courier New" w:cs="Courier New"/>
+        </w:rPr>
+        <w:t>In the bible, Pharaoh, the king of Egypt, commands that his slaves the Israelites make bricks without straw. Pharaoh is no idiot boss. Pharaoh knows this is impossible. Pharaoh is doing to make life hard for the Israelites because they’re causing trouble.</w:t>
+      </w:r>
+    </w:p>
+    <w:p>
+      <w:pPr>
+        <w:pStyle w:val="PlainText"/>
+        <w:rPr>
+          <w:rFonts w:ascii="Courier New" w:hAnsi="Courier New" w:cs="Courier New"/>
+        </w:rPr>
+      </w:pPr>
+    </w:p>
+    <w:p>
+      <w:pPr>
+        <w:pStyle w:val="PlainText"/>
+        <w:rPr>
+          <w:rFonts w:ascii="Courier New" w:hAnsi="Courier New" w:cs="Courier New"/>
+        </w:rPr>
+      </w:pPr>
+      <w:r>
+        <w:rPr>
+          <w:rFonts w:ascii="Courier New" w:hAnsi="Courier New" w:cs="Courier New"/>
+        </w:rPr>
+        <w:t xml:space="preserve">It might seem strange that in a process as complex and expensive as software development anything similar could happen. But it happens. It happens a lot. Mostly the Pharaoh-equivalent isn’t making things hard on purpose. Mostly it’s just because they’re too busy, they don’t understand what’s </w:t>
+      </w:r>
+      <w:proofErr w:type="gramStart"/>
+      <w:r>
+        <w:rPr>
+          <w:rFonts w:ascii="Courier New" w:hAnsi="Courier New" w:cs="Courier New"/>
+        </w:rPr>
+        <w:t>actually required</w:t>
+      </w:r>
+      <w:proofErr w:type="gramEnd"/>
+      <w:r>
+        <w:rPr>
+          <w:rFonts w:ascii="Courier New" w:hAnsi="Courier New" w:cs="Courier New"/>
+        </w:rPr>
+        <w:t xml:space="preserve"> for software to happen, or they think that, if they’re paying you figuring out how to do the job should be your problem.</w:t>
+      </w:r>
+    </w:p>
+    <w:p>
+      <w:pPr>
+        <w:pStyle w:val="PlainText"/>
+        <w:rPr>
+          <w:rFonts w:ascii="Courier New" w:hAnsi="Courier New" w:cs="Courier New"/>
+        </w:rPr>
+      </w:pPr>
+    </w:p>
+    <w:p>
+      <w:pPr>
+        <w:pStyle w:val="PlainText"/>
+        <w:rPr>
+          <w:rFonts w:ascii="Courier New" w:hAnsi="Courier New" w:cs="Courier New"/>
+        </w:rPr>
+      </w:pPr>
+      <w:r>
+        <w:rPr>
+          <w:rFonts w:ascii="Courier New" w:hAnsi="Courier New" w:cs="Courier New"/>
+        </w:rPr>
+        <w:t>I’ve worked on projects where we were asked to develop software on patchy, slow network connections. I’ve worked on projects where we were forced to do all development on a slow, remote virtual desktop. Those two projects? They were the same project.</w:t>
+      </w:r>
+    </w:p>
+    <w:p>
+      <w:pPr>
+        <w:pStyle w:val="PlainText"/>
+        <w:rPr>
+          <w:rFonts w:ascii="Courier New" w:hAnsi="Courier New" w:cs="Courier New"/>
+        </w:rPr>
+      </w:pPr>
+    </w:p>
+    <w:p>
+      <w:pPr>
+        <w:pStyle w:val="PlainText"/>
+        <w:rPr>
+          <w:rFonts w:ascii="Courier New" w:hAnsi="Courier New" w:cs="Courier New"/>
+        </w:rPr>
+      </w:pPr>
+      <w:r>
+        <w:rPr>
+          <w:rFonts w:ascii="Courier New" w:hAnsi="Courier New" w:cs="Courier New"/>
+        </w:rPr>
+        <w:t xml:space="preserve">I’ve worked on projects where members of the team worked for different companies and were being pitted against each other. </w:t>
+      </w:r>
+      <w:proofErr w:type="gramStart"/>
+      <w:r>
+        <w:rPr>
+          <w:rFonts w:ascii="Courier New" w:hAnsi="Courier New" w:cs="Courier New"/>
+        </w:rPr>
+        <w:t>Actually, I’ve</w:t>
+      </w:r>
+      <w:proofErr w:type="gramEnd"/>
+      <w:r>
+        <w:rPr>
+          <w:rFonts w:ascii="Courier New" w:hAnsi="Courier New" w:cs="Courier New"/>
+        </w:rPr>
+        <w:t xml:space="preserve"> worked on projects where some members of the “team” were secretly in dispute with the client and so were refusing to do any work. I’ve worked on projects that were entirely dependent on a database that didn’t exist and never would.</w:t>
+      </w:r>
+    </w:p>
+    <w:p>
+      <w:pPr>
+        <w:pStyle w:val="PlainText"/>
+        <w:rPr>
+          <w:rFonts w:ascii="Courier New" w:hAnsi="Courier New" w:cs="Courier New"/>
+        </w:rPr>
+      </w:pPr>
+    </w:p>
+    <w:p>
+      <w:pPr>
+        <w:pStyle w:val="Heading3"/>
+        <w:rPr>
+          <w:rFonts w:ascii="Courier New" w:hAnsi="Courier New" w:cs="Courier New"/>
+        </w:rPr>
+      </w:pPr>
+      <w:r>
+        <w:rPr>
+          <w:rFonts w:ascii="Courier New" w:hAnsi="Courier New" w:cs="Courier New"/>
+        </w:rPr>
+        <w:t>Bricks in Walls</w:t>
+      </w:r>
+    </w:p>
+    <w:p>
+      <w:pPr>
+        <w:pStyle w:val="PlainText"/>
+        <w:rPr>
+          <w:rFonts w:ascii="Courier New" w:hAnsi="Courier New" w:cs="Courier New"/>
+        </w:rPr>
+      </w:pPr>
+    </w:p>
+    <w:p>
+      <w:pPr>
+        <w:pStyle w:val="PlainText"/>
+        <w:rPr>
+          <w:rFonts w:ascii="Courier New" w:hAnsi="Courier New" w:cs="Courier New"/>
+        </w:rPr>
+      </w:pPr>
+      <w:r>
+        <w:rPr>
+          <w:rFonts w:ascii="Courier New" w:hAnsi="Courier New" w:cs="Courier New"/>
+        </w:rPr>
+        <w:t>Here’s some bad news: some problems can’t be solved. That’s not too much of a surprise? Surely?</w:t>
+      </w:r>
+    </w:p>
+    <w:p>
+      <w:pPr>
+        <w:pStyle w:val="PlainText"/>
+        <w:rPr>
+          <w:rFonts w:ascii="Courier New" w:hAnsi="Courier New" w:cs="Courier New"/>
+        </w:rPr>
+      </w:pPr>
+      <w:r>
+        <w:rPr>
+          <w:rFonts w:ascii="Courier New" w:hAnsi="Courier New" w:cs="Courier New"/>
+        </w:rPr>
+        <w:t>Bricks happen</w:t>
+      </w:r>
+    </w:p>
+    <w:p>
+      <w:pPr>
+        <w:pStyle w:val="PlainText"/>
+        <w:rPr>
+          <w:rFonts w:ascii="Courier New" w:hAnsi="Courier New" w:cs="Courier New"/>
+        </w:rPr>
+      </w:pPr>
+    </w:p>
+    <w:p>
+      <w:pPr>
+        <w:pStyle w:val="PlainText"/>
+        <w:rPr>
+          <w:rFonts w:ascii="Courier New" w:hAnsi="Courier New" w:cs="Courier New"/>
+        </w:rPr>
+      </w:pPr>
+      <w:r>
+        <w:rPr>
+          <w:rFonts w:ascii="Courier New" w:hAnsi="Courier New" w:cs="Courier New"/>
+        </w:rPr>
+        <w:t xml:space="preserve">Here’s some good news: a lot of problems can be solved. If you’re doing Agile software development with a team and you’re doing </w:t>
+      </w:r>
+      <w:proofErr w:type="gramStart"/>
+      <w:r>
+        <w:rPr>
+          <w:rFonts w:ascii="Courier New" w:hAnsi="Courier New" w:cs="Courier New"/>
+        </w:rPr>
+        <w:t xml:space="preserve">some kind of </w:t>
+      </w:r>
+      <w:r>
+        <w:rPr>
+          <w:rFonts w:ascii="Courier New" w:hAnsi="Courier New" w:cs="Courier New"/>
+        </w:rPr>
+        <w:lastRenderedPageBreak/>
+        <w:t>frequent</w:t>
+      </w:r>
+      <w:proofErr w:type="gramEnd"/>
+      <w:r>
+        <w:rPr>
+          <w:rFonts w:ascii="Courier New" w:hAnsi="Courier New" w:cs="Courier New"/>
+        </w:rPr>
+        <w:t xml:space="preserve"> inspection and adaptation using stand-ups, show and tells and retrospectives, a lot of problems are quickly going to see the light of day. A lot of these problems, even the bricks-without straw problems, are going to get solved. You feel great. You feel like you’re making progress.</w:t>
+      </w:r>
+    </w:p>
+    <w:p>
+      <w:pPr>
+        <w:pStyle w:val="PlainText"/>
+        <w:rPr>
+          <w:rFonts w:ascii="Courier New" w:hAnsi="Courier New" w:cs="Courier New"/>
+        </w:rPr>
+      </w:pPr>
+    </w:p>
+    <w:p>
+      <w:pPr>
+        <w:pStyle w:val="PlainText"/>
+        <w:rPr>
+          <w:rFonts w:ascii="Courier New" w:hAnsi="Courier New" w:cs="Courier New"/>
+        </w:rPr>
+      </w:pPr>
+      <w:r>
+        <w:rPr>
+          <w:rFonts w:ascii="Courier New" w:hAnsi="Courier New" w:cs="Courier New"/>
+        </w:rPr>
+        <w:t>Then you hit a brick wall.</w:t>
+      </w:r>
+    </w:p>
+    <w:p>
+      <w:pPr>
+        <w:pStyle w:val="PlainText"/>
+        <w:rPr>
+          <w:rFonts w:ascii="Courier New" w:hAnsi="Courier New" w:cs="Courier New"/>
+        </w:rPr>
+      </w:pPr>
+    </w:p>
+    <w:p>
+      <w:pPr>
+        <w:pStyle w:val="PlainText"/>
+        <w:rPr>
+          <w:rFonts w:ascii="Courier New" w:hAnsi="Courier New" w:cs="Courier New"/>
+        </w:rPr>
+      </w:pPr>
+      <w:r>
+        <w:rPr>
+          <w:rFonts w:ascii="Courier New" w:hAnsi="Courier New" w:cs="Courier New"/>
+        </w:rPr>
+        <w:t>There are some problems that you can’t solve. And these are your project’s brick walls. They are the parameters that shape the overall problem that you’re trying to solve.</w:t>
+      </w:r>
+    </w:p>
+    <w:p>
+      <w:pPr>
+        <w:pStyle w:val="PlainText"/>
+        <w:rPr>
+          <w:rFonts w:ascii="Courier New" w:hAnsi="Courier New" w:cs="Courier New"/>
+        </w:rPr>
+      </w:pPr>
+    </w:p>
+    <w:p>
+      <w:pPr>
+        <w:pStyle w:val="PlainText"/>
+        <w:rPr>
+          <w:rFonts w:ascii="Courier New" w:hAnsi="Courier New" w:cs="Courier New"/>
+        </w:rPr>
+      </w:pPr>
+      <w:r>
+        <w:rPr>
+          <w:rFonts w:ascii="Courier New" w:hAnsi="Courier New" w:cs="Courier New"/>
+        </w:rPr>
+        <w:t xml:space="preserve">Some walls can </w:t>
+      </w:r>
+      <w:proofErr w:type="gramStart"/>
+      <w:r>
+        <w:rPr>
+          <w:rFonts w:ascii="Courier New" w:hAnsi="Courier New" w:cs="Courier New"/>
+        </w:rPr>
+        <w:t>gotten</w:t>
+      </w:r>
+      <w:proofErr w:type="gramEnd"/>
+      <w:r>
+        <w:rPr>
+          <w:rFonts w:ascii="Courier New" w:hAnsi="Courier New" w:cs="Courier New"/>
+        </w:rPr>
+        <w:t xml:space="preserve"> around, some walls can be overcome, some walls can be undermined and sometimes, in certain circumstances, some walls can be demolished. But then there are some walls that just </w:t>
+      </w:r>
+      <w:proofErr w:type="gramStart"/>
+      <w:r>
+        <w:rPr>
+          <w:rFonts w:ascii="Courier New" w:hAnsi="Courier New" w:cs="Courier New"/>
+        </w:rPr>
+        <w:t>have to</w:t>
+      </w:r>
+      <w:proofErr w:type="gramEnd"/>
+      <w:r>
+        <w:rPr>
+          <w:rFonts w:ascii="Courier New" w:hAnsi="Courier New" w:cs="Courier New"/>
+        </w:rPr>
+        <w:t xml:space="preserve"> be lived with. And in project management as in the rest of life, if you don’t know where the walls are and acknowledge their presence, your head is going to be very sore and lucid thought a serious challenge.</w:t>
+      </w:r>
+    </w:p>
+    <w:p>
+      <w:pPr>
+        <w:pStyle w:val="PlainText"/>
+        <w:rPr>
+          <w:rFonts w:ascii="Courier New" w:hAnsi="Courier New" w:cs="Courier New"/>
+        </w:rPr>
+      </w:pPr>
+    </w:p>
+    <w:p>
+      <w:pPr>
+        <w:pStyle w:val="Heading2"/>
+        <w:rPr>
+          <w:rFonts w:ascii="Courier New" w:hAnsi="Courier New" w:cs="Courier New"/>
+        </w:rPr>
+      </w:pPr>
+      <w:r>
+        <w:rPr>
+          <w:rFonts w:ascii="Courier New" w:hAnsi="Courier New" w:cs="Courier New"/>
+        </w:rPr>
+        <w:t># An Argument for Delivering the Impossible using the 4 C's</w:t>
+      </w:r>
+    </w:p>
+    <w:p>
+      <w:pPr>
+        <w:pStyle w:val="Heading3"/>
+        <w:rPr>
+          <w:rFonts w:ascii="Courier New" w:hAnsi="Courier New" w:cs="Courier New"/>
+        </w:rPr>
+      </w:pPr>
+      <w:r>
+        <w:rPr>
+          <w:rFonts w:ascii="Courier New" w:hAnsi="Courier New" w:cs="Courier New"/>
+        </w:rPr>
+        <w:t>Context</w:t>
+      </w:r>
+    </w:p>
+    <w:p>
+      <w:pPr>
+        <w:pStyle w:val="PlainText"/>
+        <w:rPr>
+          <w:rFonts w:ascii="Courier New" w:hAnsi="Courier New" w:cs="Courier New"/>
+        </w:rPr>
+      </w:pPr>
+      <w:r>
+        <w:rPr>
+          <w:rFonts w:ascii="Courier New" w:hAnsi="Courier New" w:cs="Courier New"/>
+        </w:rPr>
+        <w:t>- What is the problem?</w:t>
+      </w:r>
+    </w:p>
+    <w:p>
+      <w:pPr>
+        <w:pStyle w:val="PlainText"/>
+        <w:rPr>
+          <w:rFonts w:ascii="Courier New" w:hAnsi="Courier New" w:cs="Courier New"/>
+        </w:rPr>
+      </w:pPr>
+      <w:r>
+        <w:rPr>
+          <w:rFonts w:ascii="Courier New" w:hAnsi="Courier New" w:cs="Courier New"/>
+        </w:rPr>
+        <w:t xml:space="preserve">        - Customer tells you what they want</w:t>
+      </w:r>
+    </w:p>
+    <w:p>
+      <w:pPr>
+        <w:pStyle w:val="PlainText"/>
+        <w:rPr>
+          <w:rFonts w:ascii="Courier New" w:hAnsi="Courier New" w:cs="Courier New"/>
+        </w:rPr>
+      </w:pPr>
+      <w:r>
+        <w:rPr>
+          <w:rFonts w:ascii="Courier New" w:hAnsi="Courier New" w:cs="Courier New"/>
+        </w:rPr>
+        <w:t xml:space="preserve">        - You get together a team</w:t>
+      </w:r>
+    </w:p>
+    <w:p>
+      <w:pPr>
+        <w:pStyle w:val="PlainText"/>
+        <w:rPr>
+          <w:rFonts w:ascii="Courier New" w:hAnsi="Courier New" w:cs="Courier New"/>
+        </w:rPr>
+      </w:pPr>
+      <w:r>
+        <w:rPr>
+          <w:rFonts w:ascii="Courier New" w:hAnsi="Courier New" w:cs="Courier New"/>
+        </w:rPr>
+        <w:t xml:space="preserve">        - You get together a technology</w:t>
+      </w:r>
+    </w:p>
+    <w:p>
+      <w:pPr>
+        <w:pStyle w:val="PlainText"/>
+        <w:rPr>
+          <w:rFonts w:ascii="Courier New" w:hAnsi="Courier New" w:cs="Courier New"/>
+        </w:rPr>
+      </w:pPr>
+      <w:r>
+        <w:rPr>
+          <w:rFonts w:ascii="Courier New" w:hAnsi="Courier New" w:cs="Courier New"/>
+        </w:rPr>
+        <w:t xml:space="preserve">        - Use that team to make the thing that the customer wants</w:t>
+      </w:r>
+    </w:p>
+    <w:p>
+      <w:pPr>
+        <w:pStyle w:val="PlainText"/>
+        <w:rPr>
+          <w:rFonts w:ascii="Courier New" w:hAnsi="Courier New" w:cs="Courier New"/>
+        </w:rPr>
+      </w:pPr>
+      <w:r>
+        <w:rPr>
+          <w:rFonts w:ascii="Courier New" w:hAnsi="Courier New" w:cs="Courier New"/>
+        </w:rPr>
+        <w:t xml:space="preserve">        - Anything that can go wrong, will go wrong</w:t>
+      </w:r>
+    </w:p>
+    <w:p>
+      <w:pPr>
+        <w:pStyle w:val="PlainText"/>
+        <w:rPr>
+          <w:rFonts w:ascii="Courier New" w:hAnsi="Courier New" w:cs="Courier New"/>
+        </w:rPr>
+      </w:pPr>
+      <w:r>
+        <w:rPr>
+          <w:rFonts w:ascii="Courier New" w:hAnsi="Courier New" w:cs="Courier New"/>
+        </w:rPr>
+        <w:t xml:space="preserve">        - Change</w:t>
+      </w:r>
+    </w:p>
+    <w:p>
+      <w:pPr>
+        <w:pStyle w:val="PlainText"/>
+        <w:rPr>
+          <w:rFonts w:ascii="Courier New" w:hAnsi="Courier New" w:cs="Courier New"/>
+        </w:rPr>
+      </w:pPr>
+      <w:r>
+        <w:rPr>
+          <w:rFonts w:ascii="Courier New" w:hAnsi="Courier New" w:cs="Courier New"/>
+        </w:rPr>
+        <w:t>- Bricks without straw</w:t>
+      </w:r>
+    </w:p>
+    <w:p>
+      <w:pPr>
+        <w:pStyle w:val="PlainText"/>
+        <w:rPr>
+          <w:rFonts w:ascii="Courier New" w:hAnsi="Courier New" w:cs="Courier New"/>
+        </w:rPr>
+      </w:pPr>
+      <w:r>
+        <w:rPr>
+          <w:rFonts w:ascii="Courier New" w:hAnsi="Courier New" w:cs="Courier New"/>
+        </w:rPr>
+        <w:t>- Insistence on a function list</w:t>
+      </w:r>
+    </w:p>
+    <w:p>
+      <w:pPr>
+        <w:pStyle w:val="PlainText"/>
+        <w:rPr>
+          <w:rFonts w:ascii="Courier New" w:hAnsi="Courier New" w:cs="Courier New"/>
+        </w:rPr>
+      </w:pPr>
+      <w:r>
+        <w:rPr>
+          <w:rFonts w:ascii="Courier New" w:hAnsi="Courier New" w:cs="Courier New"/>
+        </w:rPr>
+        <w:t>- Arguments about "minimum viable product"</w:t>
+      </w:r>
+    </w:p>
+    <w:p>
+      <w:pPr>
+        <w:pStyle w:val="PlainText"/>
+        <w:rPr>
+          <w:rFonts w:ascii="Courier New" w:hAnsi="Courier New" w:cs="Courier New"/>
+        </w:rPr>
+      </w:pPr>
+      <w:r>
+        <w:rPr>
+          <w:rFonts w:ascii="Courier New" w:hAnsi="Courier New" w:cs="Courier New"/>
+        </w:rPr>
+        <w:t>- Hard deadlines/Ambitious deadlines</w:t>
+      </w:r>
+    </w:p>
+    <w:p>
+      <w:pPr>
+        <w:pStyle w:val="Heading3"/>
+      </w:pPr>
+      <w:r>
+        <w:t>Concept</w:t>
+      </w:r>
+    </w:p>
+    <w:p>
+      <w:pPr>
+        <w:pStyle w:val="PlainText"/>
+        <w:rPr>
+          <w:rFonts w:ascii="Courier New" w:hAnsi="Courier New" w:cs="Courier New"/>
+        </w:rPr>
+      </w:pPr>
+      <w:r>
+        <w:rPr>
+          <w:rFonts w:ascii="Courier New" w:hAnsi="Courier New" w:cs="Courier New"/>
+        </w:rPr>
+        <w:t>- What is a value stream?</w:t>
+      </w:r>
+    </w:p>
+    <w:p>
+      <w:pPr>
+        <w:pStyle w:val="PlainText"/>
+        <w:rPr>
+          <w:rFonts w:ascii="Courier New" w:hAnsi="Courier New" w:cs="Courier New"/>
+        </w:rPr>
+      </w:pPr>
+      <w:r>
+        <w:rPr>
+          <w:rFonts w:ascii="Courier New" w:hAnsi="Courier New" w:cs="Courier New"/>
+        </w:rPr>
+        <w:t>- How does software work in a value stream?</w:t>
+      </w:r>
+    </w:p>
+    <w:p>
+      <w:pPr>
+        <w:pStyle w:val="PlainText"/>
+        <w:rPr>
+          <w:rFonts w:ascii="Courier New" w:hAnsi="Courier New" w:cs="Courier New"/>
+        </w:rPr>
+      </w:pPr>
+      <w:r>
+        <w:rPr>
+          <w:rFonts w:ascii="Courier New" w:hAnsi="Courier New" w:cs="Courier New"/>
+        </w:rPr>
+        <w:t>- How does getting funding for software work as a value stream?</w:t>
+      </w:r>
+    </w:p>
+    <w:p>
+      <w:pPr>
+        <w:pStyle w:val="PlainText"/>
+        <w:rPr>
+          <w:rFonts w:ascii="Courier New" w:hAnsi="Courier New" w:cs="Courier New"/>
+        </w:rPr>
+      </w:pPr>
+      <w:r>
+        <w:rPr>
+          <w:rFonts w:ascii="Courier New" w:hAnsi="Courier New" w:cs="Courier New"/>
+        </w:rPr>
+        <w:t xml:space="preserve">        - This is often opaque</w:t>
+      </w:r>
+    </w:p>
+    <w:p>
+      <w:pPr>
+        <w:pStyle w:val="PlainText"/>
+        <w:rPr>
+          <w:rFonts w:ascii="Courier New" w:hAnsi="Courier New" w:cs="Courier New"/>
+        </w:rPr>
+      </w:pPr>
+      <w:r>
+        <w:rPr>
+          <w:rFonts w:ascii="Courier New" w:hAnsi="Courier New" w:cs="Courier New"/>
+        </w:rPr>
+        <w:tab/>
+        <w:t xml:space="preserve">- </w:t>
+      </w:r>
+      <w:proofErr w:type="gramStart"/>
+      <w:r>
+        <w:rPr>
+          <w:rFonts w:ascii="Courier New" w:hAnsi="Courier New" w:cs="Courier New"/>
+        </w:rPr>
+        <w:t>However</w:t>
+      </w:r>
+      <w:proofErr w:type="gramEnd"/>
+      <w:r>
+        <w:rPr>
+          <w:rFonts w:ascii="Courier New" w:hAnsi="Courier New" w:cs="Courier New"/>
+        </w:rPr>
+        <w:t xml:space="preserve"> it works it's different from a *delivery* value stream</w:t>
+      </w:r>
+    </w:p>
+    <w:p>
+      <w:pPr>
+        <w:pStyle w:val="PlainText"/>
+        <w:rPr>
+          <w:rFonts w:ascii="Courier New" w:hAnsi="Courier New" w:cs="Courier New"/>
+        </w:rPr>
+      </w:pPr>
+    </w:p>
+    <w:p>
+      <w:pPr>
+        <w:pStyle w:val="Heading3"/>
+      </w:pPr>
+      <w:r>
+        <w:t>Concrete Practice</w:t>
+      </w:r>
+    </w:p>
+    <w:p>
+      <w:pPr>
+        <w:pStyle w:val="PlainText"/>
+        <w:rPr>
+          <w:rFonts w:ascii="Courier New" w:hAnsi="Courier New" w:cs="Courier New"/>
+        </w:rPr>
+      </w:pPr>
+      <w:r>
+        <w:rPr>
+          <w:rFonts w:ascii="Courier New" w:hAnsi="Courier New" w:cs="Courier New"/>
+        </w:rPr>
+        <w:t>- create pull</w:t>
+      </w:r>
+    </w:p>
+    <w:p>
+      <w:pPr>
+        <w:pStyle w:val="PlainText"/>
+        <w:rPr>
+          <w:rFonts w:ascii="Courier New" w:hAnsi="Courier New" w:cs="Courier New"/>
+        </w:rPr>
+      </w:pPr>
+      <w:r>
+        <w:rPr>
+          <w:rFonts w:ascii="Courier New" w:hAnsi="Courier New" w:cs="Courier New"/>
+        </w:rPr>
+        <w:t>- pave the way</w:t>
+      </w:r>
+    </w:p>
+    <w:p>
+      <w:pPr>
+        <w:pStyle w:val="PlainText"/>
+        <w:rPr>
+          <w:rFonts w:ascii="Courier New" w:hAnsi="Courier New" w:cs="Courier New"/>
+        </w:rPr>
+      </w:pPr>
+      <w:r>
+        <w:rPr>
+          <w:rFonts w:ascii="Courier New" w:hAnsi="Courier New" w:cs="Courier New"/>
+        </w:rPr>
+        <w:t>- baby steps</w:t>
+      </w:r>
+    </w:p>
+    <w:p>
+      <w:pPr>
+        <w:pStyle w:val="PlainText"/>
+        <w:rPr>
+          <w:rFonts w:ascii="Courier New" w:hAnsi="Courier New" w:cs="Courier New"/>
+        </w:rPr>
+      </w:pPr>
+      <w:r>
+        <w:rPr>
+          <w:rFonts w:ascii="Courier New" w:hAnsi="Courier New" w:cs="Courier New"/>
+        </w:rPr>
+        <w:t>- be open to other value</w:t>
+      </w:r>
+    </w:p>
+    <w:p>
+      <w:pPr>
+        <w:pStyle w:val="PlainText"/>
+        <w:rPr>
+          <w:rFonts w:ascii="Courier New" w:hAnsi="Courier New" w:cs="Courier New"/>
+        </w:rPr>
+      </w:pPr>
+      <w:r>
+        <w:rPr>
+          <w:rFonts w:ascii="Courier New" w:hAnsi="Courier New" w:cs="Courier New"/>
+        </w:rPr>
+        <w:t>- manage the emotions</w:t>
+      </w:r>
+    </w:p>
+    <w:p>
+      <w:pPr>
+        <w:pStyle w:val="PlainText"/>
+        <w:rPr>
+          <w:rFonts w:ascii="Courier New" w:hAnsi="Courier New" w:cs="Courier New"/>
+        </w:rPr>
+      </w:pPr>
+      <w:r>
+        <w:rPr>
+          <w:rFonts w:ascii="Courier New" w:hAnsi="Courier New" w:cs="Courier New"/>
+        </w:rPr>
+        <w:t>- manage status</w:t>
+      </w:r>
+    </w:p>
+    <w:p>
+      <w:pPr>
+        <w:pStyle w:val="PlainText"/>
+        <w:rPr>
+          <w:rFonts w:ascii="Courier New" w:hAnsi="Courier New" w:cs="Courier New"/>
+        </w:rPr>
+      </w:pPr>
+      <w:r>
+        <w:rPr>
+          <w:rFonts w:ascii="Courier New" w:hAnsi="Courier New" w:cs="Courier New"/>
+        </w:rPr>
+        <w:t>- understand the development value landscape - clients, funders</w:t>
+      </w:r>
+    </w:p>
+    <w:p>
+      <w:pPr>
+        <w:pStyle w:val="PlainText"/>
+        <w:rPr>
+          <w:rFonts w:ascii="Courier New" w:hAnsi="Courier New" w:cs="Courier New"/>
+        </w:rPr>
+      </w:pPr>
+    </w:p>
+    <w:p>
+      <w:pPr>
+        <w:pStyle w:val="Heading3"/>
+      </w:pPr>
+      <w:r>
+        <w:t>Conclusion</w:t>
+      </w:r>
+    </w:p>
+    <w:p>
+      <w:pPr>
+        <w:pStyle w:val="PlainText"/>
+        <w:rPr>
+          <w:rFonts w:ascii="Courier New" w:hAnsi="Courier New" w:cs="Courier New"/>
+        </w:rPr>
+      </w:pPr>
+      <w:r>
+        <w:rPr>
+          <w:rFonts w:ascii="Courier New" w:hAnsi="Courier New" w:cs="Courier New"/>
+        </w:rPr>
+        <w:t>- it's very hard to make the transition from funded value stream to developed value stream smooth</w:t>
+      </w:r>
+    </w:p>
+    <w:p>
+      <w:pPr>
+        <w:pStyle w:val="PlainText"/>
+        <w:rPr>
+          <w:rFonts w:ascii="Courier New" w:hAnsi="Courier New" w:cs="Courier New"/>
+        </w:rPr>
+      </w:pPr>
+      <w:r>
+        <w:rPr>
+          <w:rFonts w:ascii="Courier New" w:hAnsi="Courier New" w:cs="Courier New"/>
+        </w:rPr>
+        <w:t>- good project management is about managing this transition and making the developed value stream as valuable as possible *OR* making it obvious that the developed value stream</w:t>
+      </w:r>
+    </w:p>
+    <w:p>
+      <w:pPr>
+        <w:pStyle w:val="PlainText"/>
+        <w:rPr>
+          <w:rFonts w:ascii="Courier New" w:hAnsi="Courier New" w:cs="Courier New"/>
+        </w:rPr>
+      </w:pPr>
+    </w:p>
+    <w:p>
+      <w:pPr>
+        <w:pStyle w:val="Heading3"/>
+        <w:rPr>
+          <w:rFonts w:ascii="Courier New" w:hAnsi="Courier New" w:cs="Courier New"/>
+        </w:rPr>
+      </w:pPr>
+      <w:r>
+        <w:rPr>
+          <w:rFonts w:ascii="Courier New" w:hAnsi="Courier New" w:cs="Courier New"/>
+        </w:rPr>
+        <w:lastRenderedPageBreak/>
+        <w:t xml:space="preserve"># On Asking and Being Asked for the Impossible </w:t>
+      </w:r>
+    </w:p>
+    <w:p>
+      <w:pPr>
+        <w:pStyle w:val="PlainText"/>
+        <w:rPr>
+          <w:rFonts w:ascii="Courier New" w:hAnsi="Courier New" w:cs="Courier New"/>
+        </w:rPr>
+      </w:pPr>
+    </w:p>
+    <w:p>
+      <w:pPr>
+        <w:pStyle w:val="PlainText"/>
+        <w:rPr>
+          <w:rFonts w:ascii="Courier New" w:hAnsi="Courier New" w:cs="Courier New"/>
+        </w:rPr>
+      </w:pPr>
+      <w:r>
+        <w:rPr>
+          <w:rFonts w:ascii="Courier New" w:hAnsi="Courier New" w:cs="Courier New"/>
+        </w:rPr>
+        <w:t>Of course, one good reason why you might be reading a book entitled "Delivering the Impossible" is that you have in fact been asked to do exactly that.</w:t>
+      </w:r>
+    </w:p>
+    <w:p>
+      <w:pPr>
+        <w:pStyle w:val="PlainText"/>
+        <w:rPr>
+          <w:rFonts w:ascii="Courier New" w:hAnsi="Courier New" w:cs="Courier New"/>
+        </w:rPr>
+      </w:pPr>
+    </w:p>
+    <w:p>
+      <w:pPr>
+        <w:pStyle w:val="PlainText"/>
+        <w:rPr>
+          <w:rFonts w:ascii="Courier New" w:hAnsi="Courier New" w:cs="Courier New"/>
+        </w:rPr>
+      </w:pPr>
+      <w:r>
+        <w:rPr>
+          <w:rFonts w:ascii="Courier New" w:hAnsi="Courier New" w:cs="Courier New"/>
+        </w:rPr>
+        <w:t>Another reason why you might be reading a book called "Delivering the Impossible" is that you're asking someone else to do that and either you wonder how they're going to get on (think about it, for a second, how do you think they're going to get on?).</w:t>
+      </w:r>
+    </w:p>
+    <w:p>
+      <w:pPr>
+        <w:pStyle w:val="PlainText"/>
+        <w:rPr>
+          <w:rFonts w:ascii="Courier New" w:hAnsi="Courier New" w:cs="Courier New"/>
+        </w:rPr>
+      </w:pPr>
+    </w:p>
+    <w:p>
+      <w:pPr>
+        <w:pStyle w:val="PlainText"/>
+        <w:rPr>
+          <w:rFonts w:ascii="Courier New" w:hAnsi="Courier New" w:cs="Courier New"/>
+        </w:rPr>
+      </w:pPr>
+      <w:r>
+        <w:rPr>
+          <w:rFonts w:ascii="Courier New" w:hAnsi="Courier New" w:cs="Courier New"/>
+        </w:rPr>
+        <w:t>This book is for both of you, because this book is about understanding and managing contradictions.</w:t>
+      </w:r>
+    </w:p>
+    <w:p>
+      <w:pPr>
+        <w:pStyle w:val="PlainText"/>
+        <w:rPr>
+          <w:rFonts w:ascii="Courier New" w:hAnsi="Courier New" w:cs="Courier New"/>
+        </w:rPr>
+      </w:pPr>
+    </w:p>
+    <w:p>
+      <w:pPr>
+        <w:pStyle w:val="Heading3"/>
+      </w:pPr>
+      <w:r>
+        <w:t>## Why might you ask someone to do the impossible?</w:t>
+      </w:r>
+    </w:p>
+    <w:p>
+      <w:pPr>
+        <w:pStyle w:val="PlainText"/>
+        <w:rPr>
+          <w:rFonts w:ascii="Courier New" w:hAnsi="Courier New" w:cs="Courier New"/>
+        </w:rPr>
+      </w:pPr>
+    </w:p>
+    <w:p>
+      <w:pPr>
+        <w:pStyle w:val="PlainText"/>
+        <w:rPr>
+          <w:rFonts w:ascii="Courier New" w:hAnsi="Courier New" w:cs="Courier New"/>
+        </w:rPr>
+      </w:pPr>
+      <w:r>
+        <w:rPr>
+          <w:rFonts w:ascii="Courier New" w:hAnsi="Courier New" w:cs="Courier New"/>
+        </w:rPr>
+        <w:t xml:space="preserve">Why might you ask someone to do the impossible? It's a good question. There are two possibilities, that you know that it's impossible, or you don't. If you know that something is </w:t>
+      </w:r>
+      <w:proofErr w:type="gramStart"/>
+      <w:r>
+        <w:rPr>
+          <w:rFonts w:ascii="Courier New" w:hAnsi="Courier New" w:cs="Courier New"/>
+        </w:rPr>
+        <w:t>impossible</w:t>
+      </w:r>
+      <w:proofErr w:type="gramEnd"/>
+      <w:r>
+        <w:rPr>
+          <w:rFonts w:ascii="Courier New" w:hAnsi="Courier New" w:cs="Courier New"/>
+        </w:rPr>
+        <w:t xml:space="preserve"> I think that what you're really asking (very poorly) is a constraint satisfaction problem. I have told the board that I will do this project, I want to go back to the board in six </w:t>
+      </w:r>
+      <w:proofErr w:type="spellStart"/>
+      <w:r>
+        <w:rPr>
+          <w:rFonts w:ascii="Courier New" w:hAnsi="Courier New" w:cs="Courier New"/>
+        </w:rPr>
+        <w:t>months time</w:t>
+      </w:r>
+      <w:proofErr w:type="spellEnd"/>
+      <w:r>
+        <w:rPr>
+          <w:rFonts w:ascii="Courier New" w:hAnsi="Courier New" w:cs="Courier New"/>
+        </w:rPr>
+        <w:t xml:space="preserve"> and tell the board that this project has been done. In your mind, what's the nightmare scenario? That you'll have to go back to the board and tell them that the project *isn't* done. </w:t>
+      </w:r>
+    </w:p>
+    <w:p>
+      <w:pPr>
+        <w:pStyle w:val="PlainText"/>
+        <w:rPr>
+          <w:rFonts w:ascii="Courier New" w:hAnsi="Courier New" w:cs="Courier New"/>
+        </w:rPr>
+      </w:pPr>
+    </w:p>
+    <w:p>
+      <w:pPr>
+        <w:pStyle w:val="Heading3"/>
+        <w:rPr>
+          <w:rFonts w:ascii="Courier New" w:hAnsi="Courier New" w:cs="Courier New"/>
+        </w:rPr>
+      </w:pPr>
+      <w:r>
+        <w:rPr>
+          <w:rFonts w:ascii="Courier New" w:hAnsi="Courier New" w:cs="Courier New"/>
+        </w:rPr>
+        <w:t>## What are the *possible* responses to be being asked to do the impossible?</w:t>
+      </w:r>
+    </w:p>
+    <w:p>
+      <w:pPr>
+        <w:pStyle w:val="PlainText"/>
+        <w:rPr>
+          <w:rFonts w:ascii="Courier New" w:hAnsi="Courier New" w:cs="Courier New"/>
+        </w:rPr>
+      </w:pPr>
+    </w:p>
+    <w:p>
+      <w:pPr>
+        <w:pStyle w:val="PlainText"/>
+        <w:rPr>
+          <w:rFonts w:ascii="Courier New" w:hAnsi="Courier New" w:cs="Courier New"/>
+        </w:rPr>
+      </w:pPr>
+      <w:r>
+        <w:rPr>
+          <w:rFonts w:ascii="Courier New" w:hAnsi="Courier New" w:cs="Courier New"/>
+        </w:rPr>
+        <w:t xml:space="preserve">It's worth here considering what the responses of a team might be to </w:t>
+      </w:r>
+      <w:proofErr w:type="gramStart"/>
+      <w:r>
+        <w:rPr>
+          <w:rFonts w:ascii="Courier New" w:hAnsi="Courier New" w:cs="Courier New"/>
+        </w:rPr>
+        <w:t>being</w:t>
+      </w:r>
+      <w:proofErr w:type="gramEnd"/>
+      <w:r>
+        <w:rPr>
+          <w:rFonts w:ascii="Courier New" w:hAnsi="Courier New" w:cs="Courier New"/>
+        </w:rPr>
+        <w:t xml:space="preserve"> asked to do something impossible. </w:t>
+      </w:r>
+      <w:proofErr w:type="gramStart"/>
+      <w:r>
+        <w:rPr>
+          <w:rFonts w:ascii="Courier New" w:hAnsi="Courier New" w:cs="Courier New"/>
+        </w:rPr>
+        <w:t>First of all</w:t>
+      </w:r>
+      <w:proofErr w:type="gramEnd"/>
+      <w:r>
+        <w:rPr>
+          <w:rFonts w:ascii="Courier New" w:hAnsi="Courier New" w:cs="Courier New"/>
+        </w:rPr>
+        <w:t xml:space="preserve">, they might not notice. They might have trust in your leadership and imagine that if you think it's possible, then it's possible. </w:t>
+      </w:r>
+    </w:p>
+    <w:p>
+      <w:pPr>
+        <w:pStyle w:val="PlainText"/>
+        <w:rPr>
+          <w:rFonts w:ascii="Courier New" w:hAnsi="Courier New" w:cs="Courier New"/>
+        </w:rPr>
+      </w:pPr>
+    </w:p>
+    <w:p>
+      <w:pPr>
+        <w:pStyle w:val="PlainText"/>
+        <w:rPr>
+          <w:rFonts w:ascii="Courier New" w:hAnsi="Courier New" w:cs="Courier New"/>
+        </w:rPr>
+      </w:pPr>
+      <w:r>
+        <w:rPr>
+          <w:rFonts w:ascii="Courier New" w:hAnsi="Courier New" w:cs="Courier New"/>
+        </w:rPr>
+        <w:t>A second more likely outcome is that the team will pretty much straight away notice that what they're being asked to do is impossible, but not say anything about it. They don't want the conflict they want to get paid. When you're looking, they will make a show of working hard to deliver the impossible. But remember the impossible is impossib</w:t>
+      </w:r>
+      <w:r>
+        <w:rPr>
+          <w:rFonts w:ascii="Courier New" w:hAnsi="Courier New" w:cs="Courier New"/>
+        </w:rPr>
+        <w:t>l</w:t>
+      </w:r>
+      <w:r>
+        <w:rPr>
+          <w:rFonts w:ascii="Courier New" w:hAnsi="Courier New" w:cs="Courier New"/>
+        </w:rPr>
+        <w:t>e to deliver, so the moment that your gaze is off them, they won't be trying to deliver the impossible.</w:t>
+      </w:r>
+    </w:p>
+    <w:p>
+      <w:pPr>
+        <w:pStyle w:val="PlainText"/>
+        <w:rPr>
+          <w:rFonts w:ascii="Courier New" w:hAnsi="Courier New" w:cs="Courier New"/>
+        </w:rPr>
+      </w:pPr>
+    </w:p>
+    <w:p>
+      <w:pPr>
+        <w:pStyle w:val="PlainText"/>
+        <w:rPr>
+          <w:rFonts w:ascii="Courier New" w:hAnsi="Courier New" w:cs="Courier New"/>
+        </w:rPr>
+      </w:pPr>
+      <w:r>
+        <w:rPr>
+          <w:rFonts w:ascii="Courier New" w:hAnsi="Courier New" w:cs="Courier New"/>
+        </w:rPr>
+        <w:t>Third, and most unlikely is that anyone in the team will point out that the project, as it's currently described has fundamental problems.</w:t>
+      </w:r>
+    </w:p>
+    <w:p>
+      <w:pPr>
+        <w:pStyle w:val="PlainText"/>
+        <w:rPr>
+          <w:rFonts w:ascii="Courier New" w:hAnsi="Courier New" w:cs="Courier New"/>
+        </w:rPr>
+      </w:pPr>
+    </w:p>
+    <w:p>
+      <w:pPr>
+        <w:pStyle w:val="PlainText"/>
+        <w:rPr>
+          <w:rFonts w:ascii="Courier New" w:hAnsi="Courier New" w:cs="Courier New"/>
+        </w:rPr>
+      </w:pPr>
+      <w:r>
+        <w:rPr>
+          <w:rFonts w:ascii="Courier New" w:hAnsi="Courier New" w:cs="Courier New"/>
+        </w:rPr>
+        <w:t xml:space="preserve">If a team does do that what do you </w:t>
+      </w:r>
+      <w:proofErr w:type="gramStart"/>
+      <w:r>
+        <w:rPr>
+          <w:rFonts w:ascii="Courier New" w:hAnsi="Courier New" w:cs="Courier New"/>
+        </w:rPr>
+        <w:t>do</w:t>
+      </w:r>
+      <w:proofErr w:type="gramEnd"/>
+      <w:r>
+        <w:rPr>
+          <w:rFonts w:ascii="Courier New" w:hAnsi="Courier New" w:cs="Courier New"/>
+        </w:rPr>
+        <w:t xml:space="preserve"> then? That's the crucial point. What do you do when yo</w:t>
+      </w:r>
+      <w:r>
+        <w:rPr>
+          <w:rFonts w:ascii="Courier New" w:hAnsi="Courier New" w:cs="Courier New"/>
+        </w:rPr>
+        <w:t>ur</w:t>
+      </w:r>
+      <w:r>
+        <w:rPr>
+          <w:rFonts w:ascii="Courier New" w:hAnsi="Courier New" w:cs="Courier New"/>
+        </w:rPr>
+        <w:t xml:space="preserve"> team tells you that what you're asking for is impossible? Do you treat this as a valuable opportunity for negotiation? Do you look for any "Bricks without straw" problems that they need help with, where you can go and get straw? Or do you stand firm asking for the impossible. Or do you just make yourself scarce so that you can't be told the bad news?</w:t>
+      </w:r>
+    </w:p>
+    <w:p>
+      <w:pPr>
+        <w:pStyle w:val="PlainText"/>
+        <w:rPr>
+          <w:rFonts w:ascii="Courier New" w:hAnsi="Courier New" w:cs="Courier New"/>
+        </w:rPr>
+      </w:pPr>
+    </w:p>
+    <w:p>
+      <w:pPr>
+        <w:pStyle w:val="PlainText"/>
+        <w:rPr>
+          <w:rFonts w:ascii="Courier New" w:hAnsi="Courier New" w:cs="Courier New"/>
+        </w:rPr>
+      </w:pPr>
+      <w:r>
+        <w:rPr>
+          <w:rFonts w:ascii="Courier New" w:hAnsi="Courier New" w:cs="Courier New"/>
+        </w:rPr>
+        <w:t>There is a fourth possibility. That the team straight out refuse your idea from the get</w:t>
+      </w:r>
+      <w:r>
+        <w:rPr>
+          <w:rFonts w:ascii="Courier New" w:hAnsi="Courier New" w:cs="Courier New"/>
+        </w:rPr>
+        <w:t>-</w:t>
+      </w:r>
+      <w:r>
+        <w:rPr>
+          <w:rFonts w:ascii="Courier New" w:hAnsi="Courier New" w:cs="Courier New"/>
+        </w:rPr>
+        <w:t xml:space="preserve">go. </w:t>
+      </w:r>
+    </w:p>
+    <w:p>
+      <w:pPr>
+        <w:pStyle w:val="PlainText"/>
+        <w:rPr>
+          <w:rFonts w:ascii="Courier New" w:hAnsi="Courier New" w:cs="Courier New"/>
+        </w:rPr>
+      </w:pPr>
+    </w:p>
+    <w:p>
+      <w:pPr>
+        <w:pStyle w:val="Heading3"/>
+      </w:pPr>
+      <w:r>
+        <w:lastRenderedPageBreak/>
+        <w:t>## What does this idea mean for this book?</w:t>
+      </w:r>
+      <w:r>
+        <w:t xml:space="preserve"> [put this at the end]</w:t>
+      </w:r>
+    </w:p>
+    <w:p>
+      <w:pPr>
+        <w:pStyle w:val="PlainText"/>
+        <w:rPr>
+          <w:rFonts w:ascii="Courier New" w:hAnsi="Courier New" w:cs="Courier New"/>
+        </w:rPr>
+      </w:pPr>
+    </w:p>
+    <w:p>
+      <w:pPr>
+        <w:pStyle w:val="PlainText"/>
+        <w:rPr>
+          <w:rFonts w:ascii="Courier New" w:hAnsi="Courier New" w:cs="Courier New"/>
+        </w:rPr>
+      </w:pPr>
+      <w:r>
+        <w:rPr>
+          <w:rFonts w:ascii="Courier New" w:hAnsi="Courier New" w:cs="Courier New"/>
+        </w:rPr>
+        <w:t xml:space="preserve">Well, for this book, I'm both the boss and the team. And it's a good question, what happens when I ask myself to do something which I either think is </w:t>
+      </w:r>
+      <w:proofErr w:type="gramStart"/>
+      <w:r>
+        <w:rPr>
+          <w:rFonts w:ascii="Courier New" w:hAnsi="Courier New" w:cs="Courier New"/>
+        </w:rPr>
+        <w:t>impossible, or</w:t>
+      </w:r>
+      <w:proofErr w:type="gramEnd"/>
+      <w:r>
+        <w:rPr>
+          <w:rFonts w:ascii="Courier New" w:hAnsi="Courier New" w:cs="Courier New"/>
+        </w:rPr>
+        <w:t xml:space="preserve"> is actually impossible. What am I *actually* going to </w:t>
+      </w:r>
+      <w:proofErr w:type="gramStart"/>
+      <w:r>
+        <w:rPr>
+          <w:rFonts w:ascii="Courier New" w:hAnsi="Courier New" w:cs="Courier New"/>
+        </w:rPr>
+        <w:t>do.</w:t>
+      </w:r>
+      <w:proofErr w:type="gramEnd"/>
+      <w:r>
+        <w:rPr>
+          <w:rFonts w:ascii="Courier New" w:hAnsi="Courier New" w:cs="Courier New"/>
+        </w:rPr>
+        <w:t xml:space="preserve"> I'm not going to do the impossible thing, because, it's impossible. </w:t>
+      </w:r>
+    </w:p>
+    <w:p>
+      <w:pPr>
+        <w:pStyle w:val="PlainText"/>
+        <w:rPr>
+          <w:rFonts w:ascii="Courier New" w:hAnsi="Courier New" w:cs="Courier New"/>
+        </w:rPr>
+      </w:pPr>
+    </w:p>
+    <w:p>
+      <w:pPr>
+        <w:pStyle w:val="PlainText"/>
+        <w:rPr>
+          <w:rFonts w:ascii="Courier New" w:hAnsi="Courier New" w:cs="Courier New"/>
+        </w:rPr>
+      </w:pPr>
+      <w:r>
+        <w:rPr>
+          <w:rFonts w:ascii="Courier New" w:hAnsi="Courier New" w:cs="Courier New"/>
+        </w:rPr>
+        <w:t xml:space="preserve">And maybe inside me, there's a boss who has dreams, and there's a team who </w:t>
+      </w:r>
+      <w:proofErr w:type="gramStart"/>
+      <w:r>
+        <w:rPr>
+          <w:rFonts w:ascii="Courier New" w:hAnsi="Courier New" w:cs="Courier New"/>
+        </w:rPr>
+        <w:t>has to</w:t>
+      </w:r>
+      <w:proofErr w:type="gramEnd"/>
+      <w:r>
+        <w:rPr>
+          <w:rFonts w:ascii="Courier New" w:hAnsi="Courier New" w:cs="Courier New"/>
+        </w:rPr>
+        <w:t xml:space="preserve"> actually work in days, in fact, that's the only place he *can* work. </w:t>
+      </w:r>
+    </w:p>
+    <w:p>
+      <w:pPr>
+        <w:pStyle w:val="PlainText"/>
+        <w:rPr>
+          <w:rFonts w:ascii="Courier New" w:hAnsi="Courier New" w:cs="Courier New"/>
+        </w:rPr>
+      </w:pPr>
+    </w:p>
+    <w:p>
+      <w:pPr>
+        <w:pStyle w:val="PlainText"/>
+        <w:rPr>
+          <w:rFonts w:ascii="Courier New" w:hAnsi="Courier New" w:cs="Courier New"/>
+        </w:rPr>
+      </w:pPr>
+    </w:p>
+    <w:p>
+      <w:pPr>
+        <w:pStyle w:val="Heading2"/>
+      </w:pPr>
+      <w:r>
+        <w:t># If you're so Clever Why aren't you RICH?</w:t>
+      </w:r>
+      <w:r>
+        <w:t xml:space="preserve"> [Definitely put this at the end]</w:t>
+      </w:r>
+    </w:p>
+    <w:p>
+      <w:pPr>
+        <w:pStyle w:val="PlainText"/>
+        <w:rPr>
+          <w:rFonts w:ascii="Courier New" w:hAnsi="Courier New" w:cs="Courier New"/>
+        </w:rPr>
+      </w:pPr>
+    </w:p>
+    <w:p>
+      <w:pPr>
+        <w:pStyle w:val="PlainText"/>
+        <w:rPr>
+          <w:rFonts w:ascii="Courier New" w:hAnsi="Courier New" w:cs="Courier New"/>
+        </w:rPr>
+      </w:pPr>
+      <w:r>
+        <w:rPr>
+          <w:rFonts w:ascii="Courier New" w:hAnsi="Courier New" w:cs="Courier New"/>
+        </w:rPr>
+        <w:t>This is a very good question. And I'm not sure that I have an answer to it.</w:t>
+      </w:r>
+    </w:p>
+    <w:p>
+      <w:pPr>
+        <w:pStyle w:val="PlainText"/>
+        <w:rPr>
+          <w:rFonts w:ascii="Courier New" w:hAnsi="Courier New" w:cs="Courier New"/>
+        </w:rPr>
+      </w:pPr>
+    </w:p>
+    <w:p>
+      <w:pPr>
+        <w:pStyle w:val="PlainText"/>
+        <w:rPr>
+          <w:rFonts w:ascii="Courier New" w:hAnsi="Courier New" w:cs="Courier New"/>
+        </w:rPr>
+      </w:pPr>
+      <w:r>
+        <w:rPr>
+          <w:rFonts w:ascii="Courier New" w:hAnsi="Courier New" w:cs="Courier New"/>
+        </w:rPr>
+        <w:t xml:space="preserve">But this is a good question to ask anyone who has taken it upon themselves to tell other people what will and won't work in any walk of life. </w:t>
+      </w:r>
+    </w:p>
+    <w:p>
+      <w:pPr>
+        <w:pStyle w:val="PlainText"/>
+        <w:rPr>
+          <w:rFonts w:ascii="Courier New" w:hAnsi="Courier New" w:cs="Courier New"/>
+        </w:rPr>
+      </w:pPr>
+    </w:p>
+    <w:p>
+      <w:pPr>
+        <w:pStyle w:val="PlainText"/>
+        <w:rPr>
+          <w:rFonts w:ascii="Courier New" w:hAnsi="Courier New" w:cs="Courier New"/>
+        </w:rPr>
+      </w:pPr>
+      <w:r>
+        <w:rPr>
+          <w:rFonts w:ascii="Courier New" w:hAnsi="Courier New" w:cs="Courier New"/>
+        </w:rPr>
+        <w:t xml:space="preserve">No, that's not true. I think I *do* have a couple of answers. </w:t>
+      </w:r>
+    </w:p>
+    <w:p>
+      <w:pPr>
+        <w:pStyle w:val="PlainText"/>
+        <w:rPr>
+          <w:rFonts w:ascii="Courier New" w:hAnsi="Courier New" w:cs="Courier New"/>
+        </w:rPr>
+      </w:pPr>
+    </w:p>
+    <w:p>
+      <w:pPr>
+        <w:pStyle w:val="PlainText"/>
+        <w:rPr>
+          <w:rFonts w:ascii="Courier New" w:hAnsi="Courier New" w:cs="Courier New"/>
+        </w:rPr>
+      </w:pPr>
+      <w:r>
+        <w:rPr>
+          <w:rFonts w:ascii="Courier New" w:hAnsi="Courier New" w:cs="Courier New"/>
+        </w:rPr>
+        <w:t xml:space="preserve">Answer number one is related to something that we've discussed here: the sociopathic distance. I *think* to be rich you need to be able to take risks in such a way that you are handsomely rewarded when things go well and not punished unduly (financially, emotionally, legally) when things go badly. The whole system of corporations and limited companies is essentially set up for this. </w:t>
+      </w:r>
+    </w:p>
+    <w:p>
+      <w:pPr>
+        <w:pStyle w:val="PlainText"/>
+        <w:rPr>
+          <w:rFonts w:ascii="Courier New" w:hAnsi="Courier New" w:cs="Courier New"/>
+        </w:rPr>
+      </w:pPr>
+    </w:p>
+    <w:p>
+      <w:pPr>
+        <w:pStyle w:val="PlainText"/>
+        <w:rPr>
+          <w:rFonts w:ascii="Courier New" w:hAnsi="Courier New" w:cs="Courier New"/>
+        </w:rPr>
+      </w:pPr>
+      <w:r>
+        <w:rPr>
+          <w:rFonts w:ascii="Courier New" w:hAnsi="Courier New" w:cs="Courier New"/>
+        </w:rPr>
+        <w:t xml:space="preserve">I think that some of the people who we see as being rich because they are super clever are, no doubt, clever guys, but </w:t>
+      </w:r>
+      <w:proofErr w:type="gramStart"/>
+      <w:r>
+        <w:rPr>
+          <w:rFonts w:ascii="Courier New" w:hAnsi="Courier New" w:cs="Courier New"/>
+        </w:rPr>
+        <w:t>also</w:t>
+      </w:r>
+      <w:proofErr w:type="gramEnd"/>
+      <w:r>
+        <w:rPr>
+          <w:rFonts w:ascii="Courier New" w:hAnsi="Courier New" w:cs="Courier New"/>
+        </w:rPr>
+        <w:t xml:space="preserve"> they are the ones who did well. Their projects did well.</w:t>
+      </w:r>
+    </w:p>
+    <w:p>
+      <w:pPr>
+        <w:pStyle w:val="PlainText"/>
+        <w:rPr>
+          <w:rFonts w:ascii="Courier New" w:hAnsi="Courier New" w:cs="Courier New"/>
+        </w:rPr>
+      </w:pPr>
+    </w:p>
+    <w:p>
+      <w:pPr>
+        <w:pStyle w:val="PlainText"/>
+        <w:rPr>
+          <w:rFonts w:ascii="Courier New" w:hAnsi="Courier New" w:cs="Courier New"/>
+        </w:rPr>
+      </w:pPr>
+      <w:r>
+        <w:rPr>
+          <w:rFonts w:ascii="Courier New" w:hAnsi="Courier New" w:cs="Courier New"/>
+        </w:rPr>
+        <w:t>And in this there might be an important point about project management, but also a point about why I'm not rich.</w:t>
+      </w:r>
+    </w:p>
+    <w:p>
+      <w:pPr>
+        <w:pStyle w:val="PlainText"/>
+        <w:rPr>
+          <w:rFonts w:ascii="Courier New" w:hAnsi="Courier New" w:cs="Courier New"/>
+        </w:rPr>
+      </w:pPr>
+    </w:p>
+    <w:p>
+      <w:pPr>
+        <w:pStyle w:val="PlainText"/>
+        <w:rPr>
+          <w:rFonts w:ascii="Courier New" w:hAnsi="Courier New" w:cs="Courier New"/>
+        </w:rPr>
+      </w:pPr>
+      <w:r>
+        <w:rPr>
+          <w:rFonts w:ascii="Courier New" w:hAnsi="Courier New" w:cs="Courier New"/>
+        </w:rPr>
+        <w:t xml:space="preserve">People who have made money have either got lucky and had one project pay off beyond anyone's wildest dreams, or they understand that embarking on ventures is as much about failure as it is about success. Embarking on projects is a risky business. When a project fails, they distance themselves from it, when a project succeeds, they make sure that they take the rewards and the credit.  </w:t>
+      </w:r>
+    </w:p>
+    <w:p>
+      <w:pPr>
+        <w:pStyle w:val="PlainText"/>
+        <w:rPr>
+          <w:rFonts w:ascii="Courier New" w:hAnsi="Courier New" w:cs="Courier New"/>
+        </w:rPr>
+      </w:pPr>
+    </w:p>
+    <w:p>
+      <w:pPr>
+        <w:pStyle w:val="Heading2"/>
+      </w:pPr>
+      <w:r>
+        <w:t># Going down for the third time</w:t>
+      </w:r>
+    </w:p>
+    <w:p>
+      <w:pPr>
+        <w:pStyle w:val="PlainText"/>
+        <w:rPr>
+          <w:rFonts w:ascii="Courier New" w:hAnsi="Courier New" w:cs="Courier New"/>
+        </w:rPr>
+      </w:pPr>
+    </w:p>
+    <w:p>
+      <w:pPr>
+        <w:pStyle w:val="PlainText"/>
+        <w:rPr>
+          <w:rFonts w:ascii="Courier New" w:hAnsi="Courier New" w:cs="Courier New"/>
+        </w:rPr>
+      </w:pPr>
+      <w:r>
+        <w:rPr>
+          <w:rFonts w:ascii="Courier New" w:hAnsi="Courier New" w:cs="Courier New"/>
+        </w:rPr>
+        <w:t>How many contradictions has the project swallowed? Not managed, not highlighted and acknowledged as a problem, but just swallowed. Someone, probably the customer, or the organisation that is paying for the software has asked the project to swallow this contradiction. Why? Because for the customer, or the organisation that is commissioning the software, this is much easier than addressing or acknowledging the contradiction.</w:t>
+      </w:r>
+    </w:p>
+    <w:p>
+      <w:pPr>
+        <w:pStyle w:val="PlainText"/>
+        <w:rPr>
+          <w:rFonts w:ascii="Courier New" w:hAnsi="Courier New" w:cs="Courier New"/>
+        </w:rPr>
+      </w:pPr>
+    </w:p>
+    <w:p>
+      <w:pPr>
+        <w:pStyle w:val="PlainText"/>
+        <w:rPr>
+          <w:rFonts w:ascii="Courier New" w:hAnsi="Courier New" w:cs="Courier New"/>
+        </w:rPr>
+      </w:pPr>
+      <w:r>
+        <w:rPr>
+          <w:rFonts w:ascii="Courier New" w:hAnsi="Courier New" w:cs="Courier New"/>
+        </w:rPr>
+        <w:t xml:space="preserve">If the answer is more than one, the project is probably doomed. What does </w:t>
+      </w:r>
+      <w:r>
+        <w:rPr>
+          <w:rFonts w:ascii="Courier New" w:hAnsi="Courier New" w:cs="Courier New"/>
+        </w:rPr>
+        <w:t>“</w:t>
+      </w:r>
+      <w:r>
+        <w:rPr>
+          <w:rFonts w:ascii="Courier New" w:hAnsi="Courier New" w:cs="Courier New"/>
+        </w:rPr>
+        <w:t>doomed</w:t>
+      </w:r>
+      <w:r>
+        <w:rPr>
+          <w:rFonts w:ascii="Courier New" w:hAnsi="Courier New" w:cs="Courier New"/>
+        </w:rPr>
+        <w:t>”</w:t>
+      </w:r>
+      <w:r>
+        <w:rPr>
+          <w:rFonts w:ascii="Courier New" w:hAnsi="Courier New" w:cs="Courier New"/>
+        </w:rPr>
+        <w:t xml:space="preserve"> mean? The project will never deliver what's required of it. The </w:t>
+      </w:r>
+      <w:r>
+        <w:rPr>
+          <w:rFonts w:ascii="Courier New" w:hAnsi="Courier New" w:cs="Courier New"/>
+        </w:rPr>
+        <w:lastRenderedPageBreak/>
+        <w:t>project will continue to take money until there is no money. But things may be</w:t>
+      </w:r>
+      <w:r>
+        <w:rPr>
+          <w:rFonts w:ascii="Courier New" w:hAnsi="Courier New" w:cs="Courier New"/>
+        </w:rPr>
+        <w:t xml:space="preserve"> a lot</w:t>
+      </w:r>
+      <w:r>
+        <w:rPr>
+          <w:rFonts w:ascii="Courier New" w:hAnsi="Courier New" w:cs="Courier New"/>
+        </w:rPr>
+        <w:t xml:space="preserve"> worse than that. A doomed project might be breaking the law, a doomed project might cost so much without delivering that it brings down a company, that might be the company or organisation that wants the project, it might be the company or organisation that's delivering the project. It might be both. </w:t>
+      </w:r>
+    </w:p>
+    <w:p>
+      <w:pPr>
+        <w:pStyle w:val="PlainText"/>
+        <w:rPr>
+          <w:rFonts w:ascii="Courier New" w:hAnsi="Courier New" w:cs="Courier New"/>
+        </w:rPr>
+      </w:pPr>
+    </w:p>
+    <w:p>
+      <w:pPr>
+        <w:pStyle w:val="PlainText"/>
+        <w:rPr>
+          <w:rFonts w:ascii="Courier New" w:hAnsi="Courier New" w:cs="Courier New"/>
+        </w:rPr>
+      </w:pPr>
+      <w:r>
+        <w:rPr>
+          <w:rFonts w:ascii="Courier New" w:hAnsi="Courier New" w:cs="Courier New"/>
+        </w:rPr>
+        <w:t>In my experience, a doomed project is very bad for the mental and physical health of the people who are working on it. Why? Because every contradiction that the project swallows pushes the project further and further from reality, from really being an endeavour that is about producing something this is of value in the real world. Often the result of this completely disconnection between what's going on in the project and reality is an over emphasis on things that look real and important and aren't.</w:t>
+      </w:r>
+    </w:p>
+    <w:p>
+      <w:pPr>
+        <w:pStyle w:val="PlainText"/>
+        <w:rPr>
+          <w:rFonts w:ascii="Courier New" w:hAnsi="Courier New" w:cs="Courier New"/>
+        </w:rPr>
+      </w:pPr>
+    </w:p>
+    <w:p>
+      <w:pPr>
+        <w:pStyle w:val="PlainText"/>
+        <w:rPr>
+          <w:rFonts w:ascii="Courier New" w:hAnsi="Courier New" w:cs="Courier New"/>
+        </w:rPr>
+      </w:pPr>
+      <w:r>
+        <w:rPr>
+          <w:rFonts w:ascii="Courier New" w:hAnsi="Courier New" w:cs="Courier New"/>
+        </w:rPr>
+        <w:t xml:space="preserve">The more contradictions a project has swallowed, the more emphasis there is likely to be on work for work's sake, presenteeism, focusing on hitting arbitrary and crazy deadlines. </w:t>
+      </w:r>
+    </w:p>
+    <w:p>
+      <w:pPr>
+        <w:pStyle w:val="PlainText"/>
+        <w:rPr>
+          <w:rFonts w:ascii="Courier New" w:hAnsi="Courier New" w:cs="Courier New"/>
+        </w:rPr>
+      </w:pPr>
+    </w:p>
+    <w:p>
+      <w:pPr>
+        <w:pStyle w:val="PlainText"/>
+        <w:rPr>
+          <w:rFonts w:ascii="Courier New" w:hAnsi="Courier New" w:cs="Courier New"/>
+        </w:rPr>
+      </w:pPr>
+      <w:r>
+        <w:rPr>
+          <w:rFonts w:ascii="Courier New" w:hAnsi="Courier New" w:cs="Courier New"/>
+        </w:rPr>
+        <w:t xml:space="preserve">What are some examples of contradictions that a project might be asked to swallow? </w:t>
+      </w:r>
+    </w:p>
+    <w:p>
+      <w:pPr>
+        <w:pStyle w:val="PlainText"/>
+        <w:rPr>
+          <w:rFonts w:ascii="Courier New" w:hAnsi="Courier New" w:cs="Courier New"/>
+        </w:rPr>
+      </w:pPr>
+    </w:p>
+    <w:p>
+      <w:pPr>
+        <w:pStyle w:val="Heading3"/>
+        <w:rPr>
+          <w:rFonts w:ascii="Courier New" w:hAnsi="Courier New" w:cs="Courier New"/>
+        </w:rPr>
+      </w:pPr>
+      <w:r>
+        <w:rPr>
+          <w:rFonts w:ascii="Courier New" w:hAnsi="Courier New" w:cs="Courier New"/>
+        </w:rPr>
+        <w:t>###</w:t>
       </w:r>
       <w:bookmarkStart w:id="0" w:name="_GoBack"/>
       <w:bookmarkEnd w:id="0"/>
@@ -7988,3188 +10848,325 @@
         <w:rPr>
           <w:rFonts w:ascii="Courier New" w:hAnsi="Courier New" w:cs="Courier New"/>
         </w:rPr>
-        <w:t>mis.</w:t>
-      </w:r>
-    </w:p>
-    <w:p>
-      <w:pPr>
-        <w:pStyle w:val="PlainText"/>
-        <w:rPr>
-          <w:rFonts w:ascii="Courier New" w:hAnsi="Courier New" w:cs="Courier New"/>
-        </w:rPr>
-      </w:pPr>
-    </w:p>
-    <w:p>
-      <w:pPr>
-        <w:pStyle w:val="PlainText"/>
-        <w:rPr>
-          <w:rFonts w:ascii="Courier New" w:hAnsi="Courier New" w:cs="Courier New"/>
-        </w:rPr>
-      </w:pPr>
-      <w:r>
-        <w:rPr>
-          <w:rFonts w:ascii="Courier New" w:hAnsi="Courier New" w:cs="Courier New"/>
-        </w:rPr>
-        <w:t xml:space="preserve">* Before I can show anything to alpha </w:t>
+        <w:t xml:space="preserve"> The best work, with the best people, but we can't pay you</w:t>
+      </w:r>
+    </w:p>
+    <w:p>
+      <w:pPr>
+        <w:pStyle w:val="Heading3"/>
+        <w:rPr>
+          <w:rFonts w:ascii="Courier New" w:hAnsi="Courier New" w:cs="Courier New"/>
+        </w:rPr>
+      </w:pPr>
+      <w:r>
+        <w:rPr>
+          <w:rFonts w:ascii="Courier New" w:hAnsi="Courier New" w:cs="Courier New"/>
+        </w:rPr>
+        <w:t>#### We don’t want the best people</w:t>
+      </w:r>
+    </w:p>
+    <w:p>
+      <w:pPr>
+        <w:pStyle w:val="Heading3"/>
+        <w:rPr>
+          <w:rFonts w:ascii="Courier New" w:hAnsi="Courier New" w:cs="Courier New"/>
+        </w:rPr>
+      </w:pPr>
+      <w:r>
+        <w:rPr>
+          <w:rFonts w:ascii="Courier New" w:hAnsi="Courier New" w:cs="Courier New"/>
+        </w:rPr>
+        <w:t>### Do something illegal</w:t>
+      </w:r>
+    </w:p>
+    <w:p>
+      <w:pPr>
+        <w:pStyle w:val="PlainText"/>
+        <w:rPr>
+          <w:rFonts w:ascii="Courier New" w:hAnsi="Courier New" w:cs="Courier New"/>
+        </w:rPr>
+      </w:pPr>
+      <w:r>
+        <w:rPr>
+          <w:rFonts w:ascii="Courier New" w:hAnsi="Courier New" w:cs="Courier New"/>
+        </w:rPr>
+        <w:t xml:space="preserve">My advice on this is *never* do something illegal. I'm not a legal expert. And jurisdictions vary. But if you think something *might* be illegal, </w:t>
       </w:r>
       <w:proofErr w:type="gramStart"/>
       <w:r>
         <w:rPr>
           <w:rFonts w:ascii="Courier New" w:hAnsi="Courier New" w:cs="Courier New"/>
         </w:rPr>
-        <w:t>readers</w:t>
+        <w:t>by all means seek</w:t>
       </w:r>
       <w:proofErr w:type="gramEnd"/>
       <w:r>
         <w:rPr>
           <w:rFonts w:ascii="Courier New" w:hAnsi="Courier New" w:cs="Courier New"/>
         </w:rPr>
-        <w:t xml:space="preserve"> I need to get into the habit of printing some of this out and editing it on the bus</w:t>
-      </w:r>
-    </w:p>
-    <w:p>
-      <w:pPr>
-        <w:pStyle w:val="PlainText"/>
-        <w:rPr>
-          <w:rFonts w:ascii="Courier New" w:hAnsi="Courier New" w:cs="Courier New"/>
-        </w:rPr>
-      </w:pPr>
-    </w:p>
-    <w:p>
-      <w:pPr>
-        <w:pStyle w:val="PlainText"/>
-        <w:rPr>
-          <w:rFonts w:ascii="Courier New" w:hAnsi="Courier New" w:cs="Courier New"/>
-        </w:rPr>
-      </w:pPr>
-      <w:r>
-        <w:rPr>
-          <w:rFonts w:ascii="Courier New" w:hAnsi="Courier New" w:cs="Courier New"/>
-        </w:rPr>
-        <w:t>### Find out how similar projects performed</w:t>
-      </w:r>
-    </w:p>
-    <w:p>
-      <w:pPr>
-        <w:pStyle w:val="PlainText"/>
-        <w:rPr>
-          <w:rFonts w:ascii="Courier New" w:hAnsi="Courier New" w:cs="Courier New"/>
-        </w:rPr>
-      </w:pPr>
+        <w:t xml:space="preserve"> legal advice. But if that advice is that something is illegal, don't do it. Of course, lots of things that *are* legal, are still crazy, or just morally wrong.</w:t>
+      </w:r>
+    </w:p>
+    <w:p>
+      <w:pPr>
+        <w:pStyle w:val="PlainText"/>
+        <w:rPr>
+          <w:rFonts w:ascii="Courier New" w:hAnsi="Courier New" w:cs="Courier New"/>
+        </w:rPr>
+      </w:pPr>
+    </w:p>
+    <w:p>
+      <w:pPr>
+        <w:pStyle w:val="Heading4"/>
+        <w:rPr>
+          <w:rFonts w:ascii="Courier New" w:hAnsi="Courier New" w:cs="Courier New"/>
+        </w:rPr>
+      </w:pPr>
+      <w:r>
+        <w:rPr>
+          <w:rFonts w:ascii="Courier New" w:hAnsi="Courier New" w:cs="Courier New"/>
+        </w:rPr>
+        <w:t xml:space="preserve">### Use the software to stop users doing something that they clearly </w:t>
+      </w:r>
+      <w:r>
+        <w:rPr>
+          <w:rFonts w:ascii="Courier New" w:hAnsi="Courier New" w:cs="Courier New"/>
+        </w:rPr>
+        <w:t xml:space="preserve">should be able and </w:t>
+      </w:r>
+      <w:r>
+        <w:rPr>
+          <w:rFonts w:ascii="Courier New" w:hAnsi="Courier New" w:cs="Courier New"/>
+        </w:rPr>
+        <w:t>want to do</w:t>
+      </w:r>
+    </w:p>
+    <w:p>
+      <w:pPr>
+        <w:pStyle w:val="PlainText"/>
+        <w:rPr>
+          <w:rFonts w:ascii="Courier New" w:hAnsi="Courier New" w:cs="Courier New"/>
+        </w:rPr>
+      </w:pPr>
+    </w:p>
+    <w:p>
+      <w:pPr>
+        <w:pStyle w:val="Heading4"/>
+        <w:rPr>
+          <w:rFonts w:ascii="Courier New" w:hAnsi="Courier New" w:cs="Courier New"/>
+        </w:rPr>
+      </w:pPr>
+      <w:r>
+        <w:rPr>
+          <w:rFonts w:ascii="Courier New" w:hAnsi="Courier New" w:cs="Courier New"/>
+        </w:rPr>
+        <w:t>### Solve the problem without a key piece of information</w:t>
+      </w:r>
+    </w:p>
+    <w:p>
+      <w:pPr>
+        <w:pStyle w:val="PlainText"/>
+        <w:rPr>
+          <w:rFonts w:ascii="Courier New" w:hAnsi="Courier New" w:cs="Courier New"/>
+        </w:rPr>
+      </w:pPr>
+    </w:p>
+    <w:p>
+      <w:pPr>
+        <w:pStyle w:val="Heading3"/>
+        <w:rPr>
+          <w:rFonts w:ascii="Courier New" w:hAnsi="Courier New" w:cs="Courier New"/>
+        </w:rPr>
+      </w:pPr>
+      <w:r>
+        <w:rPr>
+          <w:rFonts w:ascii="Courier New" w:hAnsi="Courier New" w:cs="Courier New"/>
+        </w:rPr>
+        <w:t>## Can you spit a contradiction out?</w:t>
+      </w:r>
+    </w:p>
+    <w:p>
+      <w:pPr>
+        <w:pStyle w:val="PlainText"/>
+        <w:rPr>
+          <w:rFonts w:ascii="Courier New" w:hAnsi="Courier New" w:cs="Courier New"/>
+        </w:rPr>
+      </w:pPr>
+      <w:r>
+        <w:rPr>
+          <w:rFonts w:ascii="Courier New" w:hAnsi="Courier New" w:cs="Courier New"/>
+        </w:rPr>
+        <w:t xml:space="preserve">Yes, by making the software available to the people who are supposed to want it, by connecting the software to the environment where it might produce value, this adds a substantial extra piece to the puzzle. For example, yes, there might be internal organisational reasons why a project should be certified as totally secure (nothing can be totally secure) before it is released. But if the software produced by the project is being used and is generating value for the users and value for the organisation, there might possible be an acceptance of *some* level of risk. </w:t>
+      </w:r>
+    </w:p>
+    <w:p>
+      <w:pPr>
+        <w:pStyle w:val="PlainText"/>
+        <w:rPr>
+          <w:rFonts w:ascii="Courier New" w:hAnsi="Courier New" w:cs="Courier New"/>
+        </w:rPr>
+      </w:pPr>
+    </w:p>
+    <w:p>
+      <w:pPr>
+        <w:pStyle w:val="PlainText"/>
+        <w:rPr>
+          <w:rFonts w:ascii="Courier New" w:hAnsi="Courier New" w:cs="Courier New"/>
+        </w:rPr>
+      </w:pPr>
+      <w:r>
+        <w:rPr>
+          <w:rFonts w:ascii="Courier New" w:hAnsi="Courier New" w:cs="Courier New"/>
+        </w:rPr>
+        <w:t xml:space="preserve">In fact, a "hungry crowd" is often the best cure for the contradictions that a project has swallowed. </w:t>
+      </w:r>
+    </w:p>
+    <w:p>
+      <w:pPr>
+        <w:pStyle w:val="PlainText"/>
+        <w:rPr>
+          <w:rFonts w:ascii="Courier New" w:hAnsi="Courier New" w:cs="Courier New"/>
+        </w:rPr>
+      </w:pPr>
+    </w:p>
+    <w:p>
+      <w:pPr>
+        <w:pStyle w:val="Heading2"/>
+        <w:rPr>
+          <w:rFonts w:ascii="Courier New" w:hAnsi="Courier New" w:cs="Courier New"/>
+        </w:rPr>
+      </w:pPr>
+      <w:r>
+        <w:rPr>
+          <w:rFonts w:ascii="Courier New" w:hAnsi="Courier New" w:cs="Courier New"/>
+        </w:rPr>
+        <w:t>## Questions about *this* project</w:t>
+      </w:r>
+      <w:r>
+        <w:rPr>
+          <w:rFonts w:ascii="Courier New" w:hAnsi="Courier New" w:cs="Courier New"/>
+        </w:rPr>
+        <w:t xml:space="preserve"> [Definitely move to the end]</w:t>
+      </w:r>
+    </w:p>
+    <w:p>
+      <w:pPr>
+        <w:pStyle w:val="PlainText"/>
+        <w:rPr>
+          <w:rFonts w:ascii="Courier New" w:hAnsi="Courier New" w:cs="Courier New"/>
+        </w:rPr>
+      </w:pPr>
+      <w:r>
+        <w:rPr>
+          <w:rFonts w:ascii="Courier New" w:hAnsi="Courier New" w:cs="Courier New"/>
+        </w:rPr>
+        <w:t xml:space="preserve">Which contradictions has *this* project - this book swallowed? Well, this book puts at least one of its contradictions right out front. This book </w:t>
+      </w:r>
       <w:r>
         <w:rPr>
           <w:rFonts w:ascii="Courier New" w:hAnsi="Courier New" w:cs="Courier New"/>
         </w:rPr>
         <w:lastRenderedPageBreak/>
-        <w:t xml:space="preserve">I know that similar projects that I've done have run into the sand. I have 10-50 pages of several books. I can't even tell you why they stopped at that point. They just kind of gave up the ghost. One thing that happens is that my work situation changes and so I my work rhythm is </w:t>
+        <w:t xml:space="preserve">is called "Delivering the Impossible." Did I mention that delivering the impossible </w:t>
       </w:r>
       <w:proofErr w:type="gramStart"/>
       <w:r>
         <w:rPr>
           <w:rFonts w:ascii="Courier New" w:hAnsi="Courier New" w:cs="Courier New"/>
         </w:rPr>
-        <w:t>different</w:t>
+        <w:t>is, *i</w:t>
       </w:r>
       <w:proofErr w:type="gramEnd"/>
       <w:r>
         <w:rPr>
           <w:rFonts w:ascii="Courier New" w:hAnsi="Courier New" w:cs="Courier New"/>
         </w:rPr>
-        <w:t xml:space="preserve"> or I have far less time and the book stops at that point. The other thing that happens is that the book gets to a length where it becomes unwieldy.</w:t>
-      </w:r>
-    </w:p>
-    <w:p>
-      <w:pPr>
-        <w:pStyle w:val="PlainText"/>
-        <w:rPr>
-          <w:rFonts w:ascii="Courier New" w:hAnsi="Courier New" w:cs="Courier New"/>
-        </w:rPr>
-      </w:pPr>
-    </w:p>
-    <w:p>
-      <w:pPr>
-        <w:pStyle w:val="PlainText"/>
-        <w:rPr>
-          <w:rFonts w:ascii="Courier New" w:hAnsi="Courier New" w:cs="Courier New"/>
-        </w:rPr>
-      </w:pPr>
-      <w:r>
-        <w:rPr>
-          <w:rFonts w:ascii="Courier New" w:hAnsi="Courier New" w:cs="Courier New"/>
-        </w:rPr>
-        <w:t>I don't know what the structure is, I fear that I've run out of things to say. The phrase that has just popped into my head is that "I get to the edge of the desert and get scared and go home."</w:t>
-      </w:r>
-    </w:p>
-    <w:p>
-      <w:pPr>
-        <w:pStyle w:val="PlainText"/>
-        <w:rPr>
-          <w:rFonts w:ascii="Courier New" w:hAnsi="Courier New" w:cs="Courier New"/>
-        </w:rPr>
-      </w:pPr>
-    </w:p>
-    <w:p>
-      <w:pPr>
-        <w:pStyle w:val="PlainText"/>
-        <w:rPr>
-          <w:rFonts w:ascii="Courier New" w:hAnsi="Courier New" w:cs="Courier New"/>
-        </w:rPr>
-      </w:pPr>
-      <w:r>
-        <w:rPr>
-          <w:rFonts w:ascii="Courier New" w:hAnsi="Courier New" w:cs="Courier New"/>
-        </w:rPr>
-        <w:t>#### What could you do differently to make sure that your project has a better chance</w:t>
-      </w:r>
-    </w:p>
-    <w:p>
-      <w:pPr>
-        <w:pStyle w:val="PlainText"/>
-        <w:rPr>
-          <w:rFonts w:ascii="Courier New" w:hAnsi="Courier New" w:cs="Courier New"/>
-        </w:rPr>
-      </w:pPr>
-    </w:p>
-    <w:p>
-      <w:pPr>
-        <w:pStyle w:val="PlainText"/>
-        <w:rPr>
-          <w:rFonts w:ascii="Courier New" w:hAnsi="Courier New" w:cs="Courier New"/>
-        </w:rPr>
-      </w:pPr>
-      <w:r>
-        <w:rPr>
-          <w:rFonts w:ascii="Courier New" w:hAnsi="Courier New" w:cs="Courier New"/>
-        </w:rPr>
-        <w:t>### Describe the value stream</w:t>
-      </w:r>
-    </w:p>
-    <w:p>
-      <w:pPr>
-        <w:pStyle w:val="PlainText"/>
-        <w:rPr>
-          <w:rFonts w:ascii="Courier New" w:hAnsi="Courier New" w:cs="Courier New"/>
-        </w:rPr>
-      </w:pPr>
-      <w:r>
-        <w:rPr>
-          <w:rFonts w:ascii="Courier New" w:hAnsi="Courier New" w:cs="Courier New"/>
-        </w:rPr>
-        <w:t xml:space="preserve">People who are </w:t>
+        <w:t>mpossible*.</w:t>
+      </w:r>
+    </w:p>
+    <w:p>
+      <w:pPr>
+        <w:pStyle w:val="PlainText"/>
+        <w:rPr>
+          <w:rFonts w:ascii="Courier New" w:hAnsi="Courier New" w:cs="Courier New"/>
+        </w:rPr>
+      </w:pPr>
+    </w:p>
+    <w:p>
+      <w:pPr>
+        <w:pStyle w:val="PlainText"/>
+        <w:rPr>
+          <w:rFonts w:ascii="Courier New" w:hAnsi="Courier New" w:cs="Courier New"/>
+        </w:rPr>
+      </w:pPr>
+    </w:p>
+    <w:p>
+      <w:pPr>
+        <w:pStyle w:val="Heading2"/>
+        <w:rPr>
+          <w:rFonts w:ascii="Courier New" w:hAnsi="Courier New" w:cs="Courier New"/>
+        </w:rPr>
+      </w:pPr>
+      <w:r>
+        <w:rPr>
+          <w:rFonts w:ascii="Courier New" w:hAnsi="Courier New" w:cs="Courier New"/>
+        </w:rPr>
+        <w:t># The Arc</w:t>
+      </w:r>
+      <w:r>
+        <w:rPr>
+          <w:rFonts w:ascii="Courier New" w:hAnsi="Courier New" w:cs="Courier New"/>
+        </w:rPr>
+        <w:t xml:space="preserve"> [This goes in the introduction]</w:t>
+      </w:r>
+    </w:p>
+    <w:p>
+      <w:pPr>
+        <w:pStyle w:val="PlainText"/>
+        <w:rPr>
+          <w:rFonts w:ascii="Courier New" w:hAnsi="Courier New" w:cs="Courier New"/>
+        </w:rPr>
+      </w:pPr>
+    </w:p>
+    <w:p>
+      <w:pPr>
+        <w:pStyle w:val="PlainText"/>
+        <w:rPr>
+          <w:rFonts w:ascii="Courier New" w:hAnsi="Courier New" w:cs="Courier New"/>
+        </w:rPr>
+      </w:pPr>
+      <w:r>
+        <w:rPr>
+          <w:rFonts w:ascii="Courier New" w:hAnsi="Courier New" w:cs="Courier New"/>
+        </w:rPr>
+        <w:t xml:space="preserve">If you've picked this book up it probably means that either you've been asked to deliver the impossible or you've asked somebody else to deliver the impossible. You wouldn't feel challenged if what was being asked for were possible. Possible things are boring. The price of delivering possible things is understood. But </w:t>
       </w:r>
       <w:proofErr w:type="gramStart"/>
       <w:r>
         <w:rPr>
           <w:rFonts w:ascii="Courier New" w:hAnsi="Courier New" w:cs="Courier New"/>
         </w:rPr>
-        <w:t>actually have</w:t>
+        <w:t>also</w:t>
       </w:r>
       <w:proofErr w:type="gramEnd"/>
       <w:r>
         <w:rPr>
           <w:rFonts w:ascii="Courier New" w:hAnsi="Courier New" w:cs="Courier New"/>
         </w:rPr>
-        <w:t xml:space="preserve"> the job of delivering projects and people who want other people to deliver projects for them read the book. As a result of this several things happen:</w:t>
-      </w:r>
-    </w:p>
-    <w:p>
-      <w:pPr>
-        <w:pStyle w:val="PlainText"/>
-        <w:rPr>
-          <w:rFonts w:ascii="Courier New" w:hAnsi="Courier New" w:cs="Courier New"/>
-        </w:rPr>
-      </w:pPr>
-    </w:p>
-    <w:p>
-      <w:pPr>
-        <w:pStyle w:val="PlainText"/>
-        <w:rPr>
-          <w:rFonts w:ascii="Courier New" w:hAnsi="Courier New" w:cs="Courier New"/>
-        </w:rPr>
-      </w:pPr>
-      <w:r>
-        <w:rPr>
-          <w:rFonts w:ascii="Courier New" w:hAnsi="Courier New" w:cs="Courier New"/>
-        </w:rPr>
-        <w:t>1) They recommend the book to other people - so I sell books</w:t>
-      </w:r>
-    </w:p>
-    <w:p>
-      <w:pPr>
-        <w:pStyle w:val="PlainText"/>
-        <w:rPr>
-          <w:rFonts w:ascii="Courier New" w:hAnsi="Courier New" w:cs="Courier New"/>
-        </w:rPr>
-      </w:pPr>
-      <w:r>
-        <w:rPr>
-          <w:rFonts w:ascii="Courier New" w:hAnsi="Courier New" w:cs="Courier New"/>
-        </w:rPr>
-        <w:t xml:space="preserve">2) They still struggle so they ring </w:t>
+        <w:t xml:space="preserve"> the value of possible things is understood. When you ask for a coffee in your favourite barista bar, no matter how complicated that coffee, you're very likely to get the coffee. You're not likely, you're </w:t>
       </w:r>
       <w:proofErr w:type="gramStart"/>
       <w:r>
         <w:rPr>
           <w:rFonts w:ascii="Courier New" w:hAnsi="Courier New" w:cs="Courier New"/>
         </w:rPr>
-        <w:t>me</w:t>
+        <w:t>really not</w:t>
       </w:r>
       <w:proofErr w:type="gramEnd"/>
       <w:r>
         <w:rPr>
           <w:rFonts w:ascii="Courier New" w:hAnsi="Courier New" w:cs="Courier New"/>
         </w:rPr>
-        <w:t xml:space="preserve"> and I do consultancy for them</w:t>
-      </w:r>
-    </w:p>
-    <w:p>
-      <w:pPr>
-        <w:pStyle w:val="PlainText"/>
-        <w:rPr>
-          <w:rFonts w:ascii="Courier New" w:hAnsi="Courier New" w:cs="Courier New"/>
-        </w:rPr>
-      </w:pPr>
-      <w:r>
-        <w:rPr>
-          <w:rFonts w:ascii="Courier New" w:hAnsi="Courier New" w:cs="Courier New"/>
-        </w:rPr>
-        <w:t>3) I end up running workshops and courses</w:t>
-      </w:r>
-    </w:p>
-    <w:p>
-      <w:pPr>
-        <w:pStyle w:val="PlainText"/>
-        <w:rPr>
-          <w:rFonts w:ascii="Courier New" w:hAnsi="Courier New" w:cs="Courier New"/>
-        </w:rPr>
-      </w:pPr>
-    </w:p>
-    <w:p>
-      <w:pPr>
-        <w:pStyle w:val="PlainText"/>
-        <w:rPr>
-          <w:rFonts w:ascii="Courier New" w:hAnsi="Courier New" w:cs="Courier New"/>
-        </w:rPr>
-      </w:pPr>
-      <w:r>
-        <w:rPr>
-          <w:rFonts w:ascii="Courier New" w:hAnsi="Courier New" w:cs="Courier New"/>
-        </w:rPr>
-        <w:t>#### What are you doing to improve the value stream</w:t>
-      </w:r>
-    </w:p>
-    <w:p>
-      <w:pPr>
-        <w:pStyle w:val="PlainText"/>
-        <w:rPr>
-          <w:rFonts w:ascii="Courier New" w:hAnsi="Courier New" w:cs="Courier New"/>
-        </w:rPr>
-      </w:pPr>
-      <w:r>
-        <w:rPr>
-          <w:rFonts w:ascii="Courier New" w:hAnsi="Courier New" w:cs="Courier New"/>
-        </w:rPr>
-        <w:t>I've done one thing so far, which is to talk about it at Agile Stand-up. The next thing that I need to do is to recruit "Alpha Readers".</w:t>
-      </w:r>
-    </w:p>
-    <w:p>
-      <w:pPr>
-        <w:pStyle w:val="PlainText"/>
-        <w:rPr>
-          <w:rFonts w:ascii="Courier New" w:hAnsi="Courier New" w:cs="Courier New"/>
-        </w:rPr>
-      </w:pPr>
-    </w:p>
-    <w:p>
-      <w:pPr>
-        <w:pStyle w:val="PlainText"/>
-        <w:rPr>
-          <w:rFonts w:ascii="Courier New" w:hAnsi="Courier New" w:cs="Courier New"/>
-        </w:rPr>
-      </w:pPr>
-      <w:r>
-        <w:rPr>
-          <w:rFonts w:ascii="Courier New" w:hAnsi="Courier New" w:cs="Courier New"/>
-        </w:rPr>
-        <w:t xml:space="preserve">### What nagging doubt do you have about this value stream? </w:t>
-      </w:r>
-    </w:p>
-    <w:p>
-      <w:pPr>
-        <w:pStyle w:val="PlainText"/>
-        <w:rPr>
-          <w:rFonts w:ascii="Courier New" w:hAnsi="Courier New" w:cs="Courier New"/>
-        </w:rPr>
-      </w:pPr>
-      <w:r>
-        <w:rPr>
-          <w:rFonts w:ascii="Courier New" w:hAnsi="Courier New" w:cs="Courier New"/>
-        </w:rPr>
-        <w:t xml:space="preserve">E.g. with </w:t>
-      </w:r>
-      <w:proofErr w:type="gramStart"/>
-      <w:r>
-        <w:rPr>
-          <w:rFonts w:ascii="Courier New" w:hAnsi="Courier New" w:cs="Courier New"/>
-        </w:rPr>
-        <w:t>a the</w:t>
-      </w:r>
-      <w:proofErr w:type="gramEnd"/>
-      <w:r>
-        <w:rPr>
-          <w:rFonts w:ascii="Courier New" w:hAnsi="Courier New" w:cs="Courier New"/>
-        </w:rPr>
-        <w:t xml:space="preserve"> personal loan project that I worked on the nagging doubt was that there was no way to make it profitable.</w:t>
-      </w:r>
-    </w:p>
-    <w:p>
-      <w:pPr>
-        <w:pStyle w:val="PlainText"/>
-        <w:rPr>
-          <w:rFonts w:ascii="Courier New" w:hAnsi="Courier New" w:cs="Courier New"/>
-        </w:rPr>
-      </w:pPr>
-    </w:p>
-    <w:p>
-      <w:pPr>
-        <w:pStyle w:val="PlainText"/>
-        <w:rPr>
-          <w:rFonts w:ascii="Courier New" w:hAnsi="Courier New" w:cs="Courier New"/>
-        </w:rPr>
-      </w:pPr>
-      <w:r>
-        <w:rPr>
-          <w:rFonts w:ascii="Courier New" w:hAnsi="Courier New" w:cs="Courier New"/>
-        </w:rPr>
-        <w:t xml:space="preserve">With this book, there's the nagging doubt that I would put enormous amounts of energy into it and not only no-one would read it, but no-one </w:t>
-      </w:r>
-      <w:proofErr w:type="gramStart"/>
-      <w:r>
-        <w:rPr>
-          <w:rFonts w:ascii="Courier New" w:hAnsi="Courier New" w:cs="Courier New"/>
-        </w:rPr>
-        <w:t>get</w:t>
-      </w:r>
-      <w:proofErr w:type="gramEnd"/>
-      <w:r>
-        <w:rPr>
-          <w:rFonts w:ascii="Courier New" w:hAnsi="Courier New" w:cs="Courier New"/>
-        </w:rPr>
-        <w:t xml:space="preserve"> to hear of it, which is even worse.</w:t>
-      </w:r>
-    </w:p>
-    <w:p>
-      <w:pPr>
-        <w:pStyle w:val="PlainText"/>
-        <w:rPr>
-          <w:rFonts w:ascii="Courier New" w:hAnsi="Courier New" w:cs="Courier New"/>
-        </w:rPr>
-      </w:pPr>
-    </w:p>
-    <w:p>
-      <w:pPr>
-        <w:pStyle w:val="PlainText"/>
-        <w:rPr>
-          <w:rFonts w:ascii="Courier New" w:hAnsi="Courier New" w:cs="Courier New"/>
-        </w:rPr>
-      </w:pPr>
-      <w:r>
-        <w:rPr>
-          <w:rFonts w:ascii="Courier New" w:hAnsi="Courier New" w:cs="Courier New"/>
-        </w:rPr>
-        <w:t xml:space="preserve">There's also a nagging doubt that it's not the kind of non-fiction book that I'd like to *read*. I read and enjoyed Extreme Programming Explained, I read and enjoyed Scrum and XP from the trenches. I'm reading and enjoying "A Life of One's own". Would it be anything like that? I think if it is going to be like that it </w:t>
-      </w:r>
-      <w:proofErr w:type="gramStart"/>
-      <w:r>
-        <w:rPr>
-          <w:rFonts w:ascii="Courier New" w:hAnsi="Courier New" w:cs="Courier New"/>
-        </w:rPr>
-        <w:t>has to</w:t>
-      </w:r>
-      <w:proofErr w:type="gramEnd"/>
-      <w:r>
-        <w:rPr>
-          <w:rFonts w:ascii="Courier New" w:hAnsi="Courier New" w:cs="Courier New"/>
-        </w:rPr>
-        <w:t xml:space="preserve"> have a way of bringing people, almost hypnotically into every chapter. </w:t>
-      </w:r>
-    </w:p>
-    <w:p>
-      <w:pPr>
-        <w:pStyle w:val="PlainText"/>
-        <w:rPr>
-          <w:rFonts w:ascii="Courier New" w:hAnsi="Courier New" w:cs="Courier New"/>
-        </w:rPr>
-      </w:pPr>
-    </w:p>
-    <w:p>
-      <w:pPr>
-        <w:pStyle w:val="PlainText"/>
-        <w:rPr>
-          <w:rFonts w:ascii="Courier New" w:hAnsi="Courier New" w:cs="Courier New"/>
-        </w:rPr>
-      </w:pPr>
-      <w:r>
-        <w:rPr>
-          <w:rFonts w:ascii="Courier New" w:hAnsi="Courier New" w:cs="Courier New"/>
-        </w:rPr>
-        <w:t>### How will you know when you're done?</w:t>
-      </w:r>
-    </w:p>
-    <w:p>
-      <w:pPr>
-        <w:pStyle w:val="PlainText"/>
-        <w:rPr>
-          <w:rFonts w:ascii="Courier New" w:hAnsi="Courier New" w:cs="Courier New"/>
-        </w:rPr>
-      </w:pPr>
-    </w:p>
-    <w:p>
-      <w:pPr>
-        <w:pStyle w:val="PlainText"/>
-        <w:rPr>
-          <w:rFonts w:ascii="Courier New" w:hAnsi="Courier New" w:cs="Courier New"/>
-        </w:rPr>
-      </w:pPr>
-      <w:r>
-        <w:rPr>
-          <w:rFonts w:ascii="Courier New" w:hAnsi="Courier New" w:cs="Courier New"/>
-        </w:rPr>
-        <w:t xml:space="preserve">I'll have a </w:t>
-      </w:r>
-      <w:proofErr w:type="gramStart"/>
-      <w:r>
-        <w:rPr>
-          <w:rFonts w:ascii="Courier New" w:hAnsi="Courier New" w:cs="Courier New"/>
-        </w:rPr>
-        <w:t>150 page</w:t>
-      </w:r>
-      <w:proofErr w:type="gramEnd"/>
-      <w:r>
-        <w:rPr>
-          <w:rFonts w:ascii="Courier New" w:hAnsi="Courier New" w:cs="Courier New"/>
-        </w:rPr>
-        <w:t xml:space="preserve"> e-book that has an ISBN which is available for download as an </w:t>
-      </w:r>
-      <w:proofErr w:type="spellStart"/>
-      <w:r>
-        <w:rPr>
-          <w:rFonts w:ascii="Courier New" w:hAnsi="Courier New" w:cs="Courier New"/>
-        </w:rPr>
-        <w:t>ebook</w:t>
-      </w:r>
-      <w:proofErr w:type="spellEnd"/>
-      <w:r>
-        <w:rPr>
-          <w:rFonts w:ascii="Courier New" w:hAnsi="Courier New" w:cs="Courier New"/>
-        </w:rPr>
-        <w:t xml:space="preserve"> for kindle (hopefully on the amazon site) and is also available for publish on demand. </w:t>
-      </w:r>
-    </w:p>
-    <w:p>
-      <w:pPr>
-        <w:pStyle w:val="PlainText"/>
-        <w:rPr>
-          <w:rFonts w:ascii="Courier New" w:hAnsi="Courier New" w:cs="Courier New"/>
-        </w:rPr>
-      </w:pPr>
-    </w:p>
-    <w:p>
-      <w:pPr>
-        <w:pStyle w:val="PlainText"/>
-        <w:rPr>
-          <w:rFonts w:ascii="Courier New" w:hAnsi="Courier New" w:cs="Courier New"/>
-        </w:rPr>
-      </w:pPr>
-      <w:r>
-        <w:rPr>
-          <w:rFonts w:ascii="Courier New" w:hAnsi="Courier New" w:cs="Courier New"/>
-        </w:rPr>
-        <w:t>### What will happen after you're done?</w:t>
-      </w:r>
-    </w:p>
-    <w:p>
-      <w:pPr>
-        <w:pStyle w:val="PlainText"/>
-        <w:rPr>
-          <w:rFonts w:ascii="Courier New" w:hAnsi="Courier New" w:cs="Courier New"/>
-        </w:rPr>
-      </w:pPr>
-    </w:p>
-    <w:p>
-      <w:pPr>
-        <w:pStyle w:val="PlainText"/>
-        <w:rPr>
-          <w:rFonts w:ascii="Courier New" w:hAnsi="Courier New" w:cs="Courier New"/>
-        </w:rPr>
-      </w:pPr>
-      <w:r>
-        <w:rPr>
-          <w:rFonts w:ascii="Courier New" w:hAnsi="Courier New" w:cs="Courier New"/>
-        </w:rPr>
-        <w:t xml:space="preserve">I'll be embarrassed how long it's </w:t>
-      </w:r>
-      <w:proofErr w:type="gramStart"/>
-      <w:r>
-        <w:rPr>
-          <w:rFonts w:ascii="Courier New" w:hAnsi="Courier New" w:cs="Courier New"/>
-        </w:rPr>
-        <w:t>taken</w:t>
-      </w:r>
-      <w:proofErr w:type="gramEnd"/>
-      <w:r>
-        <w:rPr>
-          <w:rFonts w:ascii="Courier New" w:hAnsi="Courier New" w:cs="Courier New"/>
-        </w:rPr>
-        <w:t xml:space="preserve"> and I'll be embarrassed at what's been created because I'll be able to see all of the flaws in it. That's exactly how I feel about animals, it's exactly how I feel about the training course. </w:t>
-      </w:r>
-    </w:p>
-    <w:p>
-      <w:pPr>
-        <w:pStyle w:val="PlainText"/>
-        <w:rPr>
-          <w:rFonts w:ascii="Courier New" w:hAnsi="Courier New" w:cs="Courier New"/>
-        </w:rPr>
-      </w:pPr>
-    </w:p>
-    <w:p>
-      <w:pPr>
-        <w:pStyle w:val="PlainText"/>
-        <w:rPr>
-          <w:rFonts w:ascii="Courier New" w:hAnsi="Courier New" w:cs="Courier New"/>
-        </w:rPr>
-      </w:pPr>
-      <w:r>
-        <w:rPr>
-          <w:rFonts w:ascii="Courier New" w:hAnsi="Courier New" w:cs="Courier New"/>
-        </w:rPr>
-        <w:lastRenderedPageBreak/>
-        <w:t xml:space="preserve">I'm hoping that that will result in consultancy gigs. I suppose what I really need is a course that I can teach other people to do that results in me getting a fee. </w:t>
-      </w:r>
-    </w:p>
-    <w:p>
-      <w:pPr>
-        <w:pStyle w:val="PlainText"/>
-        <w:rPr>
-          <w:rFonts w:ascii="Courier New" w:hAnsi="Courier New" w:cs="Courier New"/>
-        </w:rPr>
-      </w:pPr>
-    </w:p>
-    <w:p>
-      <w:pPr>
-        <w:pStyle w:val="PlainText"/>
-        <w:rPr>
-          <w:rFonts w:ascii="Courier New" w:hAnsi="Courier New" w:cs="Courier New"/>
-        </w:rPr>
-      </w:pPr>
-      <w:r>
-        <w:rPr>
-          <w:rFonts w:ascii="Courier New" w:hAnsi="Courier New" w:cs="Courier New"/>
-        </w:rPr>
-        <w:t>### How do you feel right now?</w:t>
-      </w:r>
-    </w:p>
-    <w:p>
-      <w:pPr>
-        <w:pStyle w:val="PlainText"/>
-        <w:rPr>
-          <w:rFonts w:ascii="Courier New" w:hAnsi="Courier New" w:cs="Courier New"/>
-        </w:rPr>
-      </w:pPr>
-    </w:p>
-    <w:p>
-      <w:pPr>
-        <w:pStyle w:val="PlainText"/>
-        <w:rPr>
-          <w:rFonts w:ascii="Courier New" w:hAnsi="Courier New" w:cs="Courier New"/>
-        </w:rPr>
-      </w:pPr>
-      <w:r>
-        <w:rPr>
-          <w:rFonts w:ascii="Courier New" w:hAnsi="Courier New" w:cs="Courier New"/>
-        </w:rPr>
-        <w:t xml:space="preserve">Depressed. But I know that this is the depression that comes from looking at how things </w:t>
-      </w:r>
-      <w:proofErr w:type="gramStart"/>
-      <w:r>
-        <w:rPr>
-          <w:rFonts w:ascii="Courier New" w:hAnsi="Courier New" w:cs="Courier New"/>
-        </w:rPr>
-        <w:t>actually are</w:t>
-      </w:r>
-      <w:proofErr w:type="gramEnd"/>
-      <w:r>
-        <w:rPr>
-          <w:rFonts w:ascii="Courier New" w:hAnsi="Courier New" w:cs="Courier New"/>
-        </w:rPr>
-        <w:t xml:space="preserve">. </w:t>
-      </w:r>
-    </w:p>
-    <w:p>
-      <w:pPr>
-        <w:pStyle w:val="PlainText"/>
-        <w:rPr>
-          <w:rFonts w:ascii="Courier New" w:hAnsi="Courier New" w:cs="Courier New"/>
-        </w:rPr>
-      </w:pPr>
-    </w:p>
-    <w:p>
-      <w:pPr>
-        <w:pStyle w:val="PlainText"/>
-        <w:rPr>
-          <w:rFonts w:ascii="Courier New" w:hAnsi="Courier New" w:cs="Courier New"/>
-        </w:rPr>
-      </w:pPr>
-    </w:p>
-    <w:p>
-      <w:pPr>
-        <w:pStyle w:val="PlainText"/>
-        <w:rPr>
-          <w:rFonts w:ascii="Courier New" w:hAnsi="Courier New" w:cs="Courier New"/>
-        </w:rPr>
-      </w:pPr>
-      <w:r>
-        <w:rPr>
-          <w:rFonts w:ascii="Courier New" w:hAnsi="Courier New" w:cs="Courier New"/>
-        </w:rPr>
-        <w:t xml:space="preserve"># Conventional Project Management Deprogramming </w:t>
-      </w:r>
-    </w:p>
-    <w:p>
-      <w:pPr>
-        <w:pStyle w:val="PlainText"/>
-        <w:rPr>
-          <w:rFonts w:ascii="Courier New" w:hAnsi="Courier New" w:cs="Courier New"/>
-        </w:rPr>
-      </w:pPr>
-    </w:p>
-    <w:p>
-      <w:pPr>
-        <w:pStyle w:val="PlainText"/>
-        <w:rPr>
-          <w:rFonts w:ascii="Courier New" w:hAnsi="Courier New" w:cs="Courier New"/>
-        </w:rPr>
-      </w:pPr>
-    </w:p>
-    <w:p>
-      <w:pPr>
-        <w:pStyle w:val="PlainText"/>
-        <w:rPr>
-          <w:rFonts w:ascii="Courier New" w:hAnsi="Courier New" w:cs="Courier New"/>
-        </w:rPr>
-      </w:pPr>
-      <w:r>
-        <w:rPr>
-          <w:rFonts w:ascii="Courier New" w:hAnsi="Courier New" w:cs="Courier New"/>
-        </w:rPr>
-        <w:t># Random Got you here, why not just do more random</w:t>
-      </w:r>
-    </w:p>
-    <w:p>
-      <w:pPr>
-        <w:pStyle w:val="PlainText"/>
-        <w:rPr>
-          <w:rFonts w:ascii="Courier New" w:hAnsi="Courier New" w:cs="Courier New"/>
-        </w:rPr>
-      </w:pPr>
-    </w:p>
-    <w:p>
-      <w:pPr>
-        <w:pStyle w:val="PlainText"/>
-        <w:rPr>
-          <w:rFonts w:ascii="Courier New" w:hAnsi="Courier New" w:cs="Courier New"/>
-        </w:rPr>
-      </w:pPr>
-    </w:p>
-    <w:p>
-      <w:pPr>
-        <w:pStyle w:val="PlainText"/>
-        <w:rPr>
-          <w:rFonts w:ascii="Courier New" w:hAnsi="Courier New" w:cs="Courier New"/>
-        </w:rPr>
-      </w:pPr>
-      <w:r>
-        <w:rPr>
-          <w:rFonts w:ascii="Courier New" w:hAnsi="Courier New" w:cs="Courier New"/>
-        </w:rPr>
-        <w:t># The Wreck of an Idea</w:t>
-      </w:r>
-    </w:p>
-    <w:p>
-      <w:pPr>
-        <w:pStyle w:val="PlainText"/>
-        <w:rPr>
-          <w:rFonts w:ascii="Courier New" w:hAnsi="Courier New" w:cs="Courier New"/>
-        </w:rPr>
-      </w:pPr>
-    </w:p>
-    <w:p>
-      <w:pPr>
-        <w:pStyle w:val="PlainText"/>
-        <w:rPr>
-          <w:rFonts w:ascii="Courier New" w:hAnsi="Courier New" w:cs="Courier New"/>
-        </w:rPr>
-      </w:pPr>
-      <w:r>
-        <w:rPr>
-          <w:rFonts w:ascii="Courier New" w:hAnsi="Courier New" w:cs="Courier New"/>
-        </w:rPr>
-        <w:t>“Every book is the wreck of a perfect idea.” - Irish Murdoch</w:t>
-      </w:r>
-    </w:p>
-    <w:p>
-      <w:pPr>
-        <w:pStyle w:val="PlainText"/>
-        <w:rPr>
-          <w:rFonts w:ascii="Courier New" w:hAnsi="Courier New" w:cs="Courier New"/>
-        </w:rPr>
-      </w:pPr>
-    </w:p>
-    <w:p>
-      <w:pPr>
-        <w:pStyle w:val="PlainText"/>
-        <w:rPr>
-          <w:rFonts w:ascii="Courier New" w:hAnsi="Courier New" w:cs="Courier New"/>
-        </w:rPr>
-      </w:pPr>
-      <w:r>
-        <w:rPr>
-          <w:rFonts w:ascii="Courier New" w:hAnsi="Courier New" w:cs="Courier New"/>
-        </w:rPr>
-        <w:t xml:space="preserve">Iris Murdoch was a novelist, and she was writing about novels. In this single phrase she captures the disappointment that she, as a writer feels when she looks at the book that she's actually written and compares it to the pristine idea of the book that she </w:t>
-      </w:r>
-      <w:proofErr w:type="gramStart"/>
-      <w:r>
-        <w:rPr>
-          <w:rFonts w:ascii="Courier New" w:hAnsi="Courier New" w:cs="Courier New"/>
-        </w:rPr>
-        <w:t>imaging</w:t>
-      </w:r>
-      <w:proofErr w:type="gramEnd"/>
-      <w:r>
-        <w:rPr>
-          <w:rFonts w:ascii="Courier New" w:hAnsi="Courier New" w:cs="Courier New"/>
-        </w:rPr>
-        <w:t xml:space="preserve"> ed that she would write. Perhaps she imagined that the book that she wrote would be fabulously well-received and in fact it is only moderately well-received. Perhaps she has an idea for a passage of description, for an end-to-end concept that would wow her readership, her critics, and that she herself would be impressed with.</w:t>
-      </w:r>
-    </w:p>
-    <w:p>
-      <w:pPr>
-        <w:pStyle w:val="PlainText"/>
-        <w:rPr>
-          <w:rFonts w:ascii="Courier New" w:hAnsi="Courier New" w:cs="Courier New"/>
-        </w:rPr>
-      </w:pPr>
-    </w:p>
-    <w:p>
-      <w:pPr>
-        <w:pStyle w:val="PlainText"/>
-        <w:rPr>
-          <w:rFonts w:ascii="Courier New" w:hAnsi="Courier New" w:cs="Courier New"/>
-        </w:rPr>
-      </w:pPr>
-      <w:r>
-        <w:rPr>
-          <w:rFonts w:ascii="Courier New" w:hAnsi="Courier New" w:cs="Courier New"/>
-        </w:rPr>
-        <w:t>But of course, the real book - the "wreck" is much better than the perfect idea in one crucial way. The real book exists. The real book can have readers. The real book can have sales. The real book can have reviewers and critics.</w:t>
-      </w:r>
-    </w:p>
-    <w:p>
-      <w:pPr>
-        <w:pStyle w:val="PlainText"/>
-        <w:rPr>
-          <w:rFonts w:ascii="Courier New" w:hAnsi="Courier New" w:cs="Courier New"/>
-        </w:rPr>
-      </w:pPr>
-    </w:p>
-    <w:p>
-      <w:pPr>
-        <w:pStyle w:val="PlainText"/>
-        <w:rPr>
-          <w:rFonts w:ascii="Courier New" w:hAnsi="Courier New" w:cs="Courier New"/>
-        </w:rPr>
-      </w:pPr>
-      <w:r>
-        <w:rPr>
-          <w:rFonts w:ascii="Courier New" w:hAnsi="Courier New" w:cs="Courier New"/>
-        </w:rPr>
-        <w:t>Again. This is a contradiction. And it's one of the hardest to deal with. It's also one of the most important to deal with. Because dealing with it, managing it, is one of the most rewarding things that you can do.</w:t>
-      </w:r>
-    </w:p>
-    <w:p>
-      <w:pPr>
-        <w:pStyle w:val="PlainText"/>
-        <w:rPr>
-          <w:rFonts w:ascii="Courier New" w:hAnsi="Courier New" w:cs="Courier New"/>
-        </w:rPr>
-      </w:pPr>
-    </w:p>
-    <w:p>
-      <w:pPr>
-        <w:pStyle w:val="PlainText"/>
-        <w:rPr>
-          <w:rFonts w:ascii="Courier New" w:hAnsi="Courier New" w:cs="Courier New"/>
-        </w:rPr>
-      </w:pPr>
-      <w:r>
-        <w:rPr>
-          <w:rFonts w:ascii="Courier New" w:hAnsi="Courier New" w:cs="Courier New"/>
-        </w:rPr>
-        <w:t xml:space="preserve">Project management is about delivering the "wreck of a perfect idea." It is about delivering *something* that can </w:t>
-      </w:r>
-      <w:proofErr w:type="gramStart"/>
-      <w:r>
-        <w:rPr>
-          <w:rFonts w:ascii="Courier New" w:hAnsi="Courier New" w:cs="Courier New"/>
-        </w:rPr>
-        <w:t>actually be</w:t>
-      </w:r>
-      <w:proofErr w:type="gramEnd"/>
-      <w:r>
-        <w:rPr>
-          <w:rFonts w:ascii="Courier New" w:hAnsi="Courier New" w:cs="Courier New"/>
-        </w:rPr>
-        <w:t xml:space="preserve"> used.</w:t>
-      </w:r>
-    </w:p>
-    <w:p>
-      <w:pPr>
-        <w:pStyle w:val="PlainText"/>
-        <w:rPr>
-          <w:rFonts w:ascii="Courier New" w:hAnsi="Courier New" w:cs="Courier New"/>
-        </w:rPr>
-      </w:pPr>
-    </w:p>
-    <w:p>
-      <w:pPr>
-        <w:pStyle w:val="PlainText"/>
-        <w:rPr>
-          <w:rFonts w:ascii="Courier New" w:hAnsi="Courier New" w:cs="Courier New"/>
-        </w:rPr>
-      </w:pPr>
-      <w:r>
-        <w:rPr>
-          <w:rFonts w:ascii="Courier New" w:hAnsi="Courier New" w:cs="Courier New"/>
-        </w:rPr>
-        <w:t xml:space="preserve">Have you ever had an idea for something that you might do? For this example, it doesn't have to be a work thing. But have you ever had an idea for something you might do and in your head, you imagine how things would be great if you did this </w:t>
-      </w:r>
-      <w:proofErr w:type="gramStart"/>
-      <w:r>
-        <w:rPr>
-          <w:rFonts w:ascii="Courier New" w:hAnsi="Courier New" w:cs="Courier New"/>
-        </w:rPr>
-        <w:t>thing.</w:t>
-      </w:r>
-      <w:proofErr w:type="gramEnd"/>
-      <w:r>
-        <w:rPr>
-          <w:rFonts w:ascii="Courier New" w:hAnsi="Courier New" w:cs="Courier New"/>
-        </w:rPr>
-        <w:t xml:space="preserve"> It might be a holiday, it might be a new job, it might be training course, it might be a relationship. </w:t>
-      </w:r>
-    </w:p>
-    <w:p>
-      <w:pPr>
-        <w:pStyle w:val="PlainText"/>
-        <w:rPr>
-          <w:rFonts w:ascii="Courier New" w:hAnsi="Courier New" w:cs="Courier New"/>
-        </w:rPr>
-      </w:pPr>
-    </w:p>
-    <w:p>
-      <w:pPr>
-        <w:pStyle w:val="PlainText"/>
-        <w:rPr>
-          <w:rFonts w:ascii="Courier New" w:hAnsi="Courier New" w:cs="Courier New"/>
-        </w:rPr>
-      </w:pPr>
-      <w:r>
-        <w:rPr>
-          <w:rFonts w:ascii="Courier New" w:hAnsi="Courier New" w:cs="Courier New"/>
-        </w:rPr>
-        <w:t xml:space="preserve">And then, when you've done the thing, have you ever noticed, or been painfully aware that the thing wasn't as good as you thought it was going to be. </w:t>
-      </w:r>
-    </w:p>
-    <w:p>
-      <w:pPr>
-        <w:pStyle w:val="PlainText"/>
-        <w:rPr>
-          <w:rFonts w:ascii="Courier New" w:hAnsi="Courier New" w:cs="Courier New"/>
-        </w:rPr>
-      </w:pPr>
-    </w:p>
-    <w:p>
-      <w:pPr>
-        <w:pStyle w:val="PlainText"/>
-        <w:rPr>
-          <w:rFonts w:ascii="Courier New" w:hAnsi="Courier New" w:cs="Courier New"/>
-        </w:rPr>
-      </w:pPr>
-      <w:r>
-        <w:rPr>
-          <w:rFonts w:ascii="Courier New" w:hAnsi="Courier New" w:cs="Courier New"/>
-        </w:rPr>
-        <w:t>On the other hand have you ever had anything that you've done in your life that you weren't sure about at the time, but you did it despite your misgivings, and that thing paid off, whether it was a holiday, or a training course, or a piece of land that you bought.</w:t>
-      </w:r>
-    </w:p>
-    <w:p>
-      <w:pPr>
-        <w:pStyle w:val="PlainText"/>
-        <w:rPr>
-          <w:rFonts w:ascii="Courier New" w:hAnsi="Courier New" w:cs="Courier New"/>
-        </w:rPr>
-      </w:pPr>
-    </w:p>
-    <w:p>
-      <w:pPr>
-        <w:pStyle w:val="PlainText"/>
-        <w:rPr>
-          <w:rFonts w:ascii="Courier New" w:hAnsi="Courier New" w:cs="Courier New"/>
-        </w:rPr>
-      </w:pPr>
-      <w:r>
-        <w:rPr>
-          <w:rFonts w:ascii="Courier New" w:hAnsi="Courier New" w:cs="Courier New"/>
-        </w:rPr>
-        <w:lastRenderedPageBreak/>
-        <w:t>One of the weird experiences that I've had when working as an "Agile Consultant" is going around an organisation trying to find success stories that can be written up as "case studies" so that the organisation can blow its own trumpet and win more business based its previous successes. One thing that I noticed is that when I talked to people who had worked on projects which were, at the point that I was talking to the, a total success. They were a success for their customers in that they were delivering a good service to users, and they were a success for suppliers who built the software, hey got paid for the original development and now were getting paid more and in more regular and less risky circumstances to continue to deliver improvements. The projects were a success.</w:t>
-      </w:r>
-    </w:p>
-    <w:p>
-      <w:pPr>
-        <w:pStyle w:val="PlainText"/>
-        <w:rPr>
-          <w:rFonts w:ascii="Courier New" w:hAnsi="Courier New" w:cs="Courier New"/>
-        </w:rPr>
-      </w:pPr>
-    </w:p>
-    <w:p>
-      <w:pPr>
-        <w:pStyle w:val="PlainText"/>
-        <w:rPr>
-          <w:rFonts w:ascii="Courier New" w:hAnsi="Courier New" w:cs="Courier New"/>
-        </w:rPr>
-      </w:pPr>
-      <w:r>
-        <w:rPr>
-          <w:rFonts w:ascii="Courier New" w:hAnsi="Courier New" w:cs="Courier New"/>
-        </w:rPr>
-        <w:t xml:space="preserve">But talking to the people who were involved in delivering these projects, it's often very difficult to get any positive description of how the project was done. They are scarred by the things that went wrong, the things that weren't delivered on time. The parts of the project that cost way more than anybody expected, the parts of the project that they thought the </w:t>
-      </w:r>
-      <w:proofErr w:type="gramStart"/>
-      <w:r>
-        <w:rPr>
-          <w:rFonts w:ascii="Courier New" w:hAnsi="Courier New" w:cs="Courier New"/>
-        </w:rPr>
-        <w:t>customers</w:t>
-      </w:r>
-      <w:proofErr w:type="gramEnd"/>
-      <w:r>
-        <w:rPr>
-          <w:rFonts w:ascii="Courier New" w:hAnsi="Courier New" w:cs="Courier New"/>
-        </w:rPr>
-        <w:t xml:space="preserve"> or the users would love that never get used. Even when a project is a "success", it has made money and value for the people who built it, the people who paid for it and the people who use it, it can be very difficult for the people who were involved in the project from the point when it was a beautiful idea to see anything but the wreck.</w:t>
-      </w:r>
-    </w:p>
-    <w:p>
-      <w:pPr>
-        <w:pStyle w:val="PlainText"/>
-        <w:rPr>
-          <w:rFonts w:ascii="Courier New" w:hAnsi="Courier New" w:cs="Courier New"/>
-        </w:rPr>
-      </w:pPr>
-    </w:p>
-    <w:p>
-      <w:pPr>
-        <w:pStyle w:val="PlainText"/>
-        <w:rPr>
-          <w:rFonts w:ascii="Courier New" w:hAnsi="Courier New" w:cs="Courier New"/>
-        </w:rPr>
-      </w:pPr>
-      <w:r>
-        <w:rPr>
-          <w:rFonts w:ascii="Courier New" w:hAnsi="Courier New" w:cs="Courier New"/>
-        </w:rPr>
-        <w:t xml:space="preserve">Murdoch captures in this single line the unpleasant nature of real things - the "wrecks" and that can often be how we feel about them. But it is *really* important not to get too hung up on the beauty of an </w:t>
-      </w:r>
-      <w:proofErr w:type="gramStart"/>
-      <w:r>
-        <w:rPr>
-          <w:rFonts w:ascii="Courier New" w:hAnsi="Courier New" w:cs="Courier New"/>
-        </w:rPr>
-        <w:t>idea, or</w:t>
-      </w:r>
-      <w:proofErr w:type="gramEnd"/>
-      <w:r>
-        <w:rPr>
-          <w:rFonts w:ascii="Courier New" w:hAnsi="Courier New" w:cs="Courier New"/>
-        </w:rPr>
-        <w:t xml:space="preserve"> get too upset on the ugliness of a wreck, for at least two reasons.</w:t>
-      </w:r>
-    </w:p>
-    <w:p>
-      <w:pPr>
-        <w:pStyle w:val="PlainText"/>
-        <w:rPr>
-          <w:rFonts w:ascii="Courier New" w:hAnsi="Courier New" w:cs="Courier New"/>
-        </w:rPr>
-      </w:pPr>
-    </w:p>
-    <w:p>
-      <w:pPr>
-        <w:pStyle w:val="PlainText"/>
-        <w:rPr>
-          <w:rFonts w:ascii="Courier New" w:hAnsi="Courier New" w:cs="Courier New"/>
-        </w:rPr>
-      </w:pPr>
-      <w:r>
-        <w:rPr>
-          <w:rFonts w:ascii="Courier New" w:hAnsi="Courier New" w:cs="Courier New"/>
-        </w:rPr>
-        <w:t>Firstly (and I kind of think this is what Murdoch is saying to herself) if you aren't tolerant of "wrecks", as a team, as an organisation, if you're not prepared to look at wrecks and try to figure out just what is so bad about them, what can be improved, there is no way of getting anything done. That's worth repeating. Without being prepared for the possibility of a "wreck" there's no way of getting anything done.</w:t>
-      </w:r>
-    </w:p>
-    <w:p>
-      <w:pPr>
-        <w:pStyle w:val="PlainText"/>
-        <w:rPr>
-          <w:rFonts w:ascii="Courier New" w:hAnsi="Courier New" w:cs="Courier New"/>
-        </w:rPr>
-      </w:pPr>
-    </w:p>
-    <w:p>
-      <w:pPr>
-        <w:pStyle w:val="PlainText"/>
-        <w:rPr>
-          <w:rFonts w:ascii="Courier New" w:hAnsi="Courier New" w:cs="Courier New"/>
-        </w:rPr>
-      </w:pPr>
-      <w:r>
-        <w:rPr>
-          <w:rFonts w:ascii="Courier New" w:hAnsi="Courier New" w:cs="Courier New"/>
-        </w:rPr>
-        <w:t>Second, putting off "wrecking an idea" doesn't stop the idea being wrecked. It just increases the cost, financially, spiritually and emotionally of deal with the wreck when it appears. Unless of course, the idea is never realised.</w:t>
-      </w:r>
-    </w:p>
-    <w:p>
-      <w:pPr>
-        <w:pStyle w:val="PlainText"/>
-        <w:rPr>
-          <w:rFonts w:ascii="Courier New" w:hAnsi="Courier New" w:cs="Courier New"/>
-        </w:rPr>
-      </w:pPr>
-    </w:p>
-    <w:p>
-      <w:pPr>
-        <w:pStyle w:val="PlainText"/>
-        <w:rPr>
-          <w:rFonts w:ascii="Courier New" w:hAnsi="Courier New" w:cs="Courier New"/>
-        </w:rPr>
-      </w:pPr>
-      <w:r>
-        <w:rPr>
-          <w:rFonts w:ascii="Courier New" w:hAnsi="Courier New" w:cs="Courier New"/>
-        </w:rPr>
-        <w:t>But a full understanding of this doesn't stop the emotional impact of the word - "wreck" - it also doesn't stop the emotional impact of looking at early versions of software. They can look quite pitiful.</w:t>
-      </w:r>
-    </w:p>
-    <w:p>
-      <w:pPr>
-        <w:pStyle w:val="PlainText"/>
-        <w:rPr>
-          <w:rFonts w:ascii="Courier New" w:hAnsi="Courier New" w:cs="Courier New"/>
-        </w:rPr>
-      </w:pPr>
-    </w:p>
-    <w:p>
-      <w:pPr>
-        <w:pStyle w:val="PlainText"/>
-        <w:rPr>
-          <w:rFonts w:ascii="Courier New" w:hAnsi="Courier New" w:cs="Courier New"/>
-        </w:rPr>
-      </w:pPr>
-      <w:r>
-        <w:rPr>
-          <w:rFonts w:ascii="Courier New" w:hAnsi="Courier New" w:cs="Courier New"/>
-        </w:rPr>
-        <w:t>If you're the person who has spent several million pounds on a software development project, or you are the person who has convinced the board to spend several million pounds on a project, it can be a nerve wracking moment to see the first demonstrations of working software. I have seen instances where the first demonstration of working software, several hundred thousand pounds into the spend for the project shows a scree that has one button, the label on the button has a spelling mistake and when the button is pressed, it results in an error. This was obviously a hairy moment for the people who had paid for this project, or the people who had persuaded those people to pay for the project.</w:t>
-      </w:r>
-    </w:p>
-    <w:p>
-      <w:pPr>
-        <w:pStyle w:val="PlainText"/>
-        <w:rPr>
-          <w:rFonts w:ascii="Courier New" w:hAnsi="Courier New" w:cs="Courier New"/>
-        </w:rPr>
-      </w:pPr>
-    </w:p>
-    <w:p>
-      <w:pPr>
-        <w:pStyle w:val="PlainText"/>
-        <w:rPr>
-          <w:rFonts w:ascii="Courier New" w:hAnsi="Courier New" w:cs="Courier New"/>
-        </w:rPr>
-      </w:pPr>
-      <w:r>
-        <w:rPr>
-          <w:rFonts w:ascii="Courier New" w:hAnsi="Courier New" w:cs="Courier New"/>
-        </w:rPr>
-        <w:lastRenderedPageBreak/>
-        <w:t xml:space="preserve">And this kind of experience illustrates vividly the contradiction at the heart of delivering the impossible. The only way to effectively deliver *anything* in response to an impossible request is to start to deliver something. But showing that *something* is always going to be inherently threatening to the people who managed to get funding and management support for the *whole thing*.  </w:t>
-      </w:r>
-    </w:p>
-    <w:p>
-      <w:pPr>
-        <w:pStyle w:val="PlainText"/>
-        <w:rPr>
-          <w:rFonts w:ascii="Courier New" w:hAnsi="Courier New" w:cs="Courier New"/>
-        </w:rPr>
-      </w:pPr>
-      <w:r>
-        <w:rPr>
-          <w:rFonts w:ascii="Courier New" w:hAnsi="Courier New" w:cs="Courier New"/>
-        </w:rPr>
-        <w:t xml:space="preserve"> </w:t>
-      </w:r>
-    </w:p>
-    <w:p>
-      <w:pPr>
-        <w:pStyle w:val="PlainText"/>
-        <w:rPr>
-          <w:rFonts w:ascii="Courier New" w:hAnsi="Courier New" w:cs="Courier New"/>
-        </w:rPr>
-      </w:pPr>
-    </w:p>
-    <w:p>
-      <w:pPr>
-        <w:pStyle w:val="PlainText"/>
-        <w:rPr>
-          <w:rFonts w:ascii="Courier New" w:hAnsi="Courier New" w:cs="Courier New"/>
-        </w:rPr>
-      </w:pPr>
-    </w:p>
-    <w:p>
-      <w:pPr>
-        <w:pStyle w:val="PlainText"/>
-        <w:rPr>
-          <w:rFonts w:ascii="Courier New" w:hAnsi="Courier New" w:cs="Courier New"/>
-        </w:rPr>
-      </w:pPr>
-      <w:r>
-        <w:rPr>
-          <w:rFonts w:ascii="Courier New" w:hAnsi="Courier New" w:cs="Courier New"/>
-        </w:rPr>
-        <w:t>I wrote a post a couple few weeks ago: ten things that you should think about when you’re trying to deliver a software project.</w:t>
-      </w:r>
-    </w:p>
-    <w:p>
-      <w:pPr>
-        <w:pStyle w:val="PlainText"/>
-        <w:rPr>
-          <w:rFonts w:ascii="Courier New" w:hAnsi="Courier New" w:cs="Courier New"/>
-        </w:rPr>
-      </w:pPr>
-    </w:p>
-    <w:p>
-      <w:pPr>
-        <w:pStyle w:val="PlainText"/>
-        <w:rPr>
-          <w:rFonts w:ascii="Courier New" w:hAnsi="Courier New" w:cs="Courier New"/>
-        </w:rPr>
-      </w:pPr>
-      <w:r>
-        <w:rPr>
-          <w:rFonts w:ascii="Courier New" w:hAnsi="Courier New" w:cs="Courier New"/>
-        </w:rPr>
-        <w:t xml:space="preserve">Thinking about these questions again, I realise that a whole bunch of them (Q5: Technical constraints, Q6: Human resources, Q7: Physical resources) are </w:t>
-      </w:r>
-      <w:proofErr w:type="gramStart"/>
-      <w:r>
-        <w:rPr>
-          <w:rFonts w:ascii="Courier New" w:hAnsi="Courier New" w:cs="Courier New"/>
-        </w:rPr>
-        <w:t>really about</w:t>
-      </w:r>
-      <w:proofErr w:type="gramEnd"/>
-      <w:r>
-        <w:rPr>
-          <w:rFonts w:ascii="Courier New" w:hAnsi="Courier New" w:cs="Courier New"/>
-        </w:rPr>
-        <w:t xml:space="preserve"> identifying bricks. Bricks without straw and bricks in walls. Let’s deal with the straw-less ones first.</w:t>
-      </w:r>
-    </w:p>
-    <w:p>
-      <w:pPr>
-        <w:pStyle w:val="PlainText"/>
-        <w:rPr>
-          <w:rFonts w:ascii="Courier New" w:hAnsi="Courier New" w:cs="Courier New"/>
-        </w:rPr>
-      </w:pPr>
-    </w:p>
-    <w:p>
-      <w:pPr>
-        <w:pStyle w:val="PlainText"/>
-        <w:rPr>
-          <w:rFonts w:ascii="Courier New" w:hAnsi="Courier New" w:cs="Courier New"/>
-        </w:rPr>
-      </w:pPr>
-      <w:r>
-        <w:rPr>
-          <w:rFonts w:ascii="Courier New" w:hAnsi="Courier New" w:cs="Courier New"/>
-        </w:rPr>
-        <w:t>Bricks without straw</w:t>
-      </w:r>
-    </w:p>
-    <w:p>
-      <w:pPr>
-        <w:pStyle w:val="PlainText"/>
-        <w:rPr>
-          <w:rFonts w:ascii="Courier New" w:hAnsi="Courier New" w:cs="Courier New"/>
-        </w:rPr>
-      </w:pPr>
-    </w:p>
-    <w:p>
-      <w:pPr>
-        <w:pStyle w:val="PlainText"/>
-        <w:rPr>
-          <w:rFonts w:ascii="Courier New" w:hAnsi="Courier New" w:cs="Courier New"/>
-        </w:rPr>
-      </w:pPr>
-      <w:r>
-        <w:rPr>
-          <w:rFonts w:ascii="Courier New" w:hAnsi="Courier New" w:cs="Courier New"/>
-        </w:rPr>
-        <w:t>In the bible, Pharaoh, the king of Egypt, commands that his slaves the Israelites make bricks without straw. Pharaoh is no idiot boss. Pharaoh knows this is impossible. Pharaoh is doing to make life hard for the Israelites because they’re causing trouble.</w:t>
-      </w:r>
-    </w:p>
-    <w:p>
-      <w:pPr>
-        <w:pStyle w:val="PlainText"/>
-        <w:rPr>
-          <w:rFonts w:ascii="Courier New" w:hAnsi="Courier New" w:cs="Courier New"/>
-        </w:rPr>
-      </w:pPr>
-    </w:p>
-    <w:p>
-      <w:pPr>
-        <w:pStyle w:val="PlainText"/>
-        <w:rPr>
-          <w:rFonts w:ascii="Courier New" w:hAnsi="Courier New" w:cs="Courier New"/>
-        </w:rPr>
-      </w:pPr>
-      <w:r>
-        <w:rPr>
-          <w:rFonts w:ascii="Courier New" w:hAnsi="Courier New" w:cs="Courier New"/>
-        </w:rPr>
-        <w:t xml:space="preserve">It might seem strange that in a process as complex and expensive as software development anything similar could happen. But it happens. It happens a lot. Mostly the Pharaoh-equivalent isn’t making things hard on purpose. Mostly it’s just because they’re too busy, they don’t understand what’s </w:t>
-      </w:r>
-      <w:proofErr w:type="gramStart"/>
-      <w:r>
-        <w:rPr>
-          <w:rFonts w:ascii="Courier New" w:hAnsi="Courier New" w:cs="Courier New"/>
-        </w:rPr>
-        <w:t>actually required</w:t>
-      </w:r>
-      <w:proofErr w:type="gramEnd"/>
-      <w:r>
-        <w:rPr>
-          <w:rFonts w:ascii="Courier New" w:hAnsi="Courier New" w:cs="Courier New"/>
-        </w:rPr>
-        <w:t xml:space="preserve"> for software to happen, or they think that, if they’re paying you figuring out how to do the job should be your problem.</w:t>
-      </w:r>
-    </w:p>
-    <w:p>
-      <w:pPr>
-        <w:pStyle w:val="PlainText"/>
-        <w:rPr>
-          <w:rFonts w:ascii="Courier New" w:hAnsi="Courier New" w:cs="Courier New"/>
-        </w:rPr>
-      </w:pPr>
-    </w:p>
-    <w:p>
-      <w:pPr>
-        <w:pStyle w:val="PlainText"/>
-        <w:rPr>
-          <w:rFonts w:ascii="Courier New" w:hAnsi="Courier New" w:cs="Courier New"/>
-        </w:rPr>
-      </w:pPr>
-      <w:r>
-        <w:rPr>
-          <w:rFonts w:ascii="Courier New" w:hAnsi="Courier New" w:cs="Courier New"/>
-        </w:rPr>
-        <w:t>I’ve worked on projects where we were asked to develop software on patchy, slow network connections. I’ve worked on projects where we were forced to do all development on a slow, remote virtual desktop. Those two projects? They were the same project.</w:t>
-      </w:r>
-    </w:p>
-    <w:p>
-      <w:pPr>
-        <w:pStyle w:val="PlainText"/>
-        <w:rPr>
-          <w:rFonts w:ascii="Courier New" w:hAnsi="Courier New" w:cs="Courier New"/>
-        </w:rPr>
-      </w:pPr>
-    </w:p>
-    <w:p>
-      <w:pPr>
-        <w:pStyle w:val="PlainText"/>
-        <w:rPr>
-          <w:rFonts w:ascii="Courier New" w:hAnsi="Courier New" w:cs="Courier New"/>
-        </w:rPr>
-      </w:pPr>
-      <w:r>
-        <w:rPr>
-          <w:rFonts w:ascii="Courier New" w:hAnsi="Courier New" w:cs="Courier New"/>
-        </w:rPr>
-        <w:t xml:space="preserve">I’ve worked on projects where members of the team worked for different companies and were being pitted against each other. </w:t>
-      </w:r>
-      <w:proofErr w:type="gramStart"/>
-      <w:r>
-        <w:rPr>
-          <w:rFonts w:ascii="Courier New" w:hAnsi="Courier New" w:cs="Courier New"/>
-        </w:rPr>
-        <w:t>Actually, I’ve</w:t>
-      </w:r>
-      <w:proofErr w:type="gramEnd"/>
-      <w:r>
-        <w:rPr>
-          <w:rFonts w:ascii="Courier New" w:hAnsi="Courier New" w:cs="Courier New"/>
-        </w:rPr>
-        <w:t xml:space="preserve"> worked on projects where some members of the “team” were secretly in dispute with the client and so were refusing to do any work. I’ve worked on projects that were entirely dependent on a database that didn’t exist and never would.</w:t>
-      </w:r>
-    </w:p>
-    <w:p>
-      <w:pPr>
-        <w:pStyle w:val="PlainText"/>
-        <w:rPr>
-          <w:rFonts w:ascii="Courier New" w:hAnsi="Courier New" w:cs="Courier New"/>
-        </w:rPr>
-      </w:pPr>
-    </w:p>
-    <w:p>
-      <w:pPr>
-        <w:pStyle w:val="PlainText"/>
-        <w:rPr>
-          <w:rFonts w:ascii="Courier New" w:hAnsi="Courier New" w:cs="Courier New"/>
-        </w:rPr>
-      </w:pPr>
-      <w:r>
-        <w:rPr>
-          <w:rFonts w:ascii="Courier New" w:hAnsi="Courier New" w:cs="Courier New"/>
-        </w:rPr>
-        <w:t>Bricks in Walls</w:t>
-      </w:r>
-    </w:p>
-    <w:p>
-      <w:pPr>
-        <w:pStyle w:val="PlainText"/>
-        <w:rPr>
-          <w:rFonts w:ascii="Courier New" w:hAnsi="Courier New" w:cs="Courier New"/>
-        </w:rPr>
-      </w:pPr>
-    </w:p>
-    <w:p>
-      <w:pPr>
-        <w:pStyle w:val="PlainText"/>
-        <w:rPr>
-          <w:rFonts w:ascii="Courier New" w:hAnsi="Courier New" w:cs="Courier New"/>
-        </w:rPr>
-      </w:pPr>
-      <w:r>
-        <w:rPr>
-          <w:rFonts w:ascii="Courier New" w:hAnsi="Courier New" w:cs="Courier New"/>
-        </w:rPr>
-        <w:t>Here’s some bad news: some problems can’t be solved. That’s not too much of a surprise? Surely?</w:t>
-      </w:r>
-    </w:p>
-    <w:p>
-      <w:pPr>
-        <w:pStyle w:val="PlainText"/>
-        <w:rPr>
-          <w:rFonts w:ascii="Courier New" w:hAnsi="Courier New" w:cs="Courier New"/>
-        </w:rPr>
-      </w:pPr>
-      <w:r>
-        <w:rPr>
-          <w:rFonts w:ascii="Courier New" w:hAnsi="Courier New" w:cs="Courier New"/>
-        </w:rPr>
-        <w:t>Bricks happen</w:t>
-      </w:r>
-    </w:p>
-    <w:p>
-      <w:pPr>
-        <w:pStyle w:val="PlainText"/>
-        <w:rPr>
-          <w:rFonts w:ascii="Courier New" w:hAnsi="Courier New" w:cs="Courier New"/>
-        </w:rPr>
-      </w:pPr>
-    </w:p>
-    <w:p>
-      <w:pPr>
-        <w:pStyle w:val="PlainText"/>
-        <w:rPr>
-          <w:rFonts w:ascii="Courier New" w:hAnsi="Courier New" w:cs="Courier New"/>
-        </w:rPr>
-      </w:pPr>
-      <w:r>
-        <w:rPr>
-          <w:rFonts w:ascii="Courier New" w:hAnsi="Courier New" w:cs="Courier New"/>
-        </w:rPr>
-        <w:t xml:space="preserve">Here’s some good news: a lot of problems can be solved. If you’re doing Agile software development with a team and you’re doing </w:t>
-      </w:r>
-      <w:proofErr w:type="gramStart"/>
-      <w:r>
-        <w:rPr>
-          <w:rFonts w:ascii="Courier New" w:hAnsi="Courier New" w:cs="Courier New"/>
-        </w:rPr>
-        <w:t>some kind of frequent</w:t>
-      </w:r>
-      <w:proofErr w:type="gramEnd"/>
-      <w:r>
-        <w:rPr>
-          <w:rFonts w:ascii="Courier New" w:hAnsi="Courier New" w:cs="Courier New"/>
-        </w:rPr>
-        <w:t xml:space="preserve"> inspection and adaptation using stand-ups, show and tells and retrospectives, a lot of problems are quickly going to see the light of day. A lot of these problems, even the bricks-without straw problems, are going to get solved. You feel great. You feel like you’re making progress.</w:t>
-      </w:r>
-    </w:p>
-    <w:p>
-      <w:pPr>
-        <w:pStyle w:val="PlainText"/>
-        <w:rPr>
-          <w:rFonts w:ascii="Courier New" w:hAnsi="Courier New" w:cs="Courier New"/>
-        </w:rPr>
-      </w:pPr>
-    </w:p>
-    <w:p>
-      <w:pPr>
-        <w:pStyle w:val="PlainText"/>
-        <w:rPr>
-          <w:rFonts w:ascii="Courier New" w:hAnsi="Courier New" w:cs="Courier New"/>
-        </w:rPr>
-      </w:pPr>
-      <w:r>
-        <w:rPr>
-          <w:rFonts w:ascii="Courier New" w:hAnsi="Courier New" w:cs="Courier New"/>
-        </w:rPr>
-        <w:t>Then you hit a brick wall.</w:t>
-      </w:r>
-    </w:p>
-    <w:p>
-      <w:pPr>
-        <w:pStyle w:val="PlainText"/>
-        <w:rPr>
-          <w:rFonts w:ascii="Courier New" w:hAnsi="Courier New" w:cs="Courier New"/>
-        </w:rPr>
-      </w:pPr>
-    </w:p>
-    <w:p>
-      <w:pPr>
-        <w:pStyle w:val="PlainText"/>
-        <w:rPr>
-          <w:rFonts w:ascii="Courier New" w:hAnsi="Courier New" w:cs="Courier New"/>
-        </w:rPr>
-      </w:pPr>
-      <w:r>
-        <w:rPr>
-          <w:rFonts w:ascii="Courier New" w:hAnsi="Courier New" w:cs="Courier New"/>
-        </w:rPr>
-        <w:t>There are some problems that you can’t solve. And these are your project’s brick walls. They are the parameters that shape the overall problem that you’re trying to solve.</w:t>
-      </w:r>
-    </w:p>
-    <w:p>
-      <w:pPr>
-        <w:pStyle w:val="PlainText"/>
-        <w:rPr>
-          <w:rFonts w:ascii="Courier New" w:hAnsi="Courier New" w:cs="Courier New"/>
-        </w:rPr>
-      </w:pPr>
-    </w:p>
-    <w:p>
-      <w:pPr>
-        <w:pStyle w:val="PlainText"/>
-        <w:rPr>
-          <w:rFonts w:ascii="Courier New" w:hAnsi="Courier New" w:cs="Courier New"/>
-        </w:rPr>
-      </w:pPr>
-      <w:r>
-        <w:rPr>
-          <w:rFonts w:ascii="Courier New" w:hAnsi="Courier New" w:cs="Courier New"/>
-        </w:rPr>
-        <w:t xml:space="preserve">Some walls can </w:t>
-      </w:r>
-      <w:proofErr w:type="gramStart"/>
-      <w:r>
-        <w:rPr>
-          <w:rFonts w:ascii="Courier New" w:hAnsi="Courier New" w:cs="Courier New"/>
-        </w:rPr>
-        <w:t>gotten</w:t>
-      </w:r>
-      <w:proofErr w:type="gramEnd"/>
-      <w:r>
-        <w:rPr>
-          <w:rFonts w:ascii="Courier New" w:hAnsi="Courier New" w:cs="Courier New"/>
-        </w:rPr>
-        <w:t xml:space="preserve"> around, some walls can be overcome, some walls can be undermined and sometimes, in certain circumstances, some walls can be demolished. But then there are some walls that just </w:t>
-      </w:r>
-      <w:proofErr w:type="gramStart"/>
-      <w:r>
-        <w:rPr>
-          <w:rFonts w:ascii="Courier New" w:hAnsi="Courier New" w:cs="Courier New"/>
-        </w:rPr>
-        <w:t>have to</w:t>
-      </w:r>
-      <w:proofErr w:type="gramEnd"/>
-      <w:r>
-        <w:rPr>
-          <w:rFonts w:ascii="Courier New" w:hAnsi="Courier New" w:cs="Courier New"/>
-        </w:rPr>
-        <w:t xml:space="preserve"> be lived with. And in project management as in the rest of life, if you don’t know where the walls are and acknowledge their presence, your head is going to be very sore and lucid thought a serious challenge.</w:t>
-      </w:r>
-    </w:p>
-    <w:p>
-      <w:pPr>
-        <w:pStyle w:val="PlainText"/>
-        <w:rPr>
-          <w:rFonts w:ascii="Courier New" w:hAnsi="Courier New" w:cs="Courier New"/>
-        </w:rPr>
-      </w:pPr>
-    </w:p>
-    <w:p>
-      <w:pPr>
-        <w:pStyle w:val="PlainText"/>
-        <w:rPr>
-          <w:rFonts w:ascii="Courier New" w:hAnsi="Courier New" w:cs="Courier New"/>
-        </w:rPr>
-      </w:pPr>
-      <w:r>
-        <w:rPr>
-          <w:rFonts w:ascii="Courier New" w:hAnsi="Courier New" w:cs="Courier New"/>
-        </w:rPr>
-        <w:t># An Argument for Delivering the Impossible using the 4 C's</w:t>
-      </w:r>
-    </w:p>
-    <w:p>
-      <w:pPr>
-        <w:pStyle w:val="PlainText"/>
-        <w:rPr>
-          <w:rFonts w:ascii="Courier New" w:hAnsi="Courier New" w:cs="Courier New"/>
-        </w:rPr>
-      </w:pPr>
-      <w:r>
-        <w:rPr>
-          <w:rFonts w:ascii="Courier New" w:hAnsi="Courier New" w:cs="Courier New"/>
-        </w:rPr>
-        <w:t>Context</w:t>
-      </w:r>
-    </w:p>
-    <w:p>
-      <w:pPr>
-        <w:pStyle w:val="PlainText"/>
-        <w:rPr>
-          <w:rFonts w:ascii="Courier New" w:hAnsi="Courier New" w:cs="Courier New"/>
-        </w:rPr>
-      </w:pPr>
-      <w:r>
-        <w:rPr>
-          <w:rFonts w:ascii="Courier New" w:hAnsi="Courier New" w:cs="Courier New"/>
-        </w:rPr>
-        <w:t>- What is the problem?</w:t>
-      </w:r>
-    </w:p>
-    <w:p>
-      <w:pPr>
-        <w:pStyle w:val="PlainText"/>
-        <w:rPr>
-          <w:rFonts w:ascii="Courier New" w:hAnsi="Courier New" w:cs="Courier New"/>
-        </w:rPr>
-      </w:pPr>
-      <w:r>
-        <w:rPr>
-          <w:rFonts w:ascii="Courier New" w:hAnsi="Courier New" w:cs="Courier New"/>
-        </w:rPr>
-        <w:t xml:space="preserve">        - Customer tells you what they want</w:t>
-      </w:r>
-    </w:p>
-    <w:p>
-      <w:pPr>
-        <w:pStyle w:val="PlainText"/>
-        <w:rPr>
-          <w:rFonts w:ascii="Courier New" w:hAnsi="Courier New" w:cs="Courier New"/>
-        </w:rPr>
-      </w:pPr>
-      <w:r>
-        <w:rPr>
-          <w:rFonts w:ascii="Courier New" w:hAnsi="Courier New" w:cs="Courier New"/>
-        </w:rPr>
-        <w:t xml:space="preserve">        - You get together a team</w:t>
-      </w:r>
-    </w:p>
-    <w:p>
-      <w:pPr>
-        <w:pStyle w:val="PlainText"/>
-        <w:rPr>
-          <w:rFonts w:ascii="Courier New" w:hAnsi="Courier New" w:cs="Courier New"/>
-        </w:rPr>
-      </w:pPr>
-      <w:r>
-        <w:rPr>
-          <w:rFonts w:ascii="Courier New" w:hAnsi="Courier New" w:cs="Courier New"/>
-        </w:rPr>
-        <w:t xml:space="preserve">        - You get together a technology</w:t>
-      </w:r>
-    </w:p>
-    <w:p>
-      <w:pPr>
-        <w:pStyle w:val="PlainText"/>
-        <w:rPr>
-          <w:rFonts w:ascii="Courier New" w:hAnsi="Courier New" w:cs="Courier New"/>
-        </w:rPr>
-      </w:pPr>
-      <w:r>
-        <w:rPr>
-          <w:rFonts w:ascii="Courier New" w:hAnsi="Courier New" w:cs="Courier New"/>
-        </w:rPr>
-        <w:t xml:space="preserve">        - Use that team to make the thing that the customer wants</w:t>
-      </w:r>
-    </w:p>
-    <w:p>
-      <w:pPr>
-        <w:pStyle w:val="PlainText"/>
-        <w:rPr>
-          <w:rFonts w:ascii="Courier New" w:hAnsi="Courier New" w:cs="Courier New"/>
-        </w:rPr>
-      </w:pPr>
-      <w:r>
-        <w:rPr>
-          <w:rFonts w:ascii="Courier New" w:hAnsi="Courier New" w:cs="Courier New"/>
-        </w:rPr>
-        <w:t xml:space="preserve">        - Anything that can go wrong, will go wrong</w:t>
-      </w:r>
-    </w:p>
-    <w:p>
-      <w:pPr>
-        <w:pStyle w:val="PlainText"/>
-        <w:rPr>
-          <w:rFonts w:ascii="Courier New" w:hAnsi="Courier New" w:cs="Courier New"/>
-        </w:rPr>
-      </w:pPr>
-      <w:r>
-        <w:rPr>
-          <w:rFonts w:ascii="Courier New" w:hAnsi="Courier New" w:cs="Courier New"/>
-        </w:rPr>
-        <w:t xml:space="preserve">        - Change</w:t>
-      </w:r>
-    </w:p>
-    <w:p>
-      <w:pPr>
-        <w:pStyle w:val="PlainText"/>
-        <w:rPr>
-          <w:rFonts w:ascii="Courier New" w:hAnsi="Courier New" w:cs="Courier New"/>
-        </w:rPr>
-      </w:pPr>
-      <w:r>
-        <w:rPr>
-          <w:rFonts w:ascii="Courier New" w:hAnsi="Courier New" w:cs="Courier New"/>
-        </w:rPr>
-        <w:t>- Bricks without straw</w:t>
-      </w:r>
-    </w:p>
-    <w:p>
-      <w:pPr>
-        <w:pStyle w:val="PlainText"/>
-        <w:rPr>
-          <w:rFonts w:ascii="Courier New" w:hAnsi="Courier New" w:cs="Courier New"/>
-        </w:rPr>
-      </w:pPr>
-      <w:r>
-        <w:rPr>
-          <w:rFonts w:ascii="Courier New" w:hAnsi="Courier New" w:cs="Courier New"/>
-        </w:rPr>
-        <w:t>- Insistence on a function list</w:t>
-      </w:r>
-    </w:p>
-    <w:p>
-      <w:pPr>
-        <w:pStyle w:val="PlainText"/>
-        <w:rPr>
-          <w:rFonts w:ascii="Courier New" w:hAnsi="Courier New" w:cs="Courier New"/>
-        </w:rPr>
-      </w:pPr>
-      <w:r>
-        <w:rPr>
-          <w:rFonts w:ascii="Courier New" w:hAnsi="Courier New" w:cs="Courier New"/>
-        </w:rPr>
-        <w:t>- Arguments about "minimum viable product"</w:t>
-      </w:r>
-    </w:p>
-    <w:p>
-      <w:pPr>
-        <w:pStyle w:val="PlainText"/>
-        <w:rPr>
-          <w:rFonts w:ascii="Courier New" w:hAnsi="Courier New" w:cs="Courier New"/>
-        </w:rPr>
-      </w:pPr>
-      <w:r>
-        <w:rPr>
-          <w:rFonts w:ascii="Courier New" w:hAnsi="Courier New" w:cs="Courier New"/>
-        </w:rPr>
-        <w:t>- Hard deadlines/Ambitious deadlines</w:t>
-      </w:r>
-    </w:p>
-    <w:p>
-      <w:pPr>
-        <w:pStyle w:val="PlainText"/>
-        <w:rPr>
-          <w:rFonts w:ascii="Courier New" w:hAnsi="Courier New" w:cs="Courier New"/>
-        </w:rPr>
-      </w:pPr>
-    </w:p>
-    <w:p>
-      <w:pPr>
-        <w:pStyle w:val="PlainText"/>
-        <w:rPr>
-          <w:rFonts w:ascii="Courier New" w:hAnsi="Courier New" w:cs="Courier New"/>
-        </w:rPr>
-      </w:pPr>
-      <w:r>
-        <w:rPr>
-          <w:rFonts w:ascii="Courier New" w:hAnsi="Courier New" w:cs="Courier New"/>
-        </w:rPr>
-        <w:t>Concept</w:t>
-      </w:r>
-    </w:p>
-    <w:p>
-      <w:pPr>
-        <w:pStyle w:val="PlainText"/>
-        <w:rPr>
-          <w:rFonts w:ascii="Courier New" w:hAnsi="Courier New" w:cs="Courier New"/>
-        </w:rPr>
-      </w:pPr>
-      <w:r>
-        <w:rPr>
-          <w:rFonts w:ascii="Courier New" w:hAnsi="Courier New" w:cs="Courier New"/>
-        </w:rPr>
-        <w:t>- What is a value stream?</w:t>
-      </w:r>
-    </w:p>
-    <w:p>
-      <w:pPr>
-        <w:pStyle w:val="PlainText"/>
-        <w:rPr>
-          <w:rFonts w:ascii="Courier New" w:hAnsi="Courier New" w:cs="Courier New"/>
-        </w:rPr>
-      </w:pPr>
-      <w:r>
-        <w:rPr>
-          <w:rFonts w:ascii="Courier New" w:hAnsi="Courier New" w:cs="Courier New"/>
-        </w:rPr>
-        <w:t>- How does software work in a value stream?</w:t>
-      </w:r>
-    </w:p>
-    <w:p>
-      <w:pPr>
-        <w:pStyle w:val="PlainText"/>
-        <w:rPr>
-          <w:rFonts w:ascii="Courier New" w:hAnsi="Courier New" w:cs="Courier New"/>
-        </w:rPr>
-      </w:pPr>
-      <w:r>
-        <w:rPr>
-          <w:rFonts w:ascii="Courier New" w:hAnsi="Courier New" w:cs="Courier New"/>
-        </w:rPr>
-        <w:t>- How does getting funding for software work as a value stream?</w:t>
-      </w:r>
-    </w:p>
-    <w:p>
-      <w:pPr>
-        <w:pStyle w:val="PlainText"/>
-        <w:rPr>
-          <w:rFonts w:ascii="Courier New" w:hAnsi="Courier New" w:cs="Courier New"/>
-        </w:rPr>
-      </w:pPr>
-      <w:r>
-        <w:rPr>
-          <w:rFonts w:ascii="Courier New" w:hAnsi="Courier New" w:cs="Courier New"/>
-        </w:rPr>
-        <w:t xml:space="preserve">        - This is often opaque</w:t>
-      </w:r>
-    </w:p>
-    <w:p>
-      <w:pPr>
-        <w:pStyle w:val="PlainText"/>
-        <w:rPr>
-          <w:rFonts w:ascii="Courier New" w:hAnsi="Courier New" w:cs="Courier New"/>
-        </w:rPr>
-      </w:pPr>
-      <w:r>
-        <w:rPr>
-          <w:rFonts w:ascii="Courier New" w:hAnsi="Courier New" w:cs="Courier New"/>
-        </w:rPr>
-        <w:tab/>
-        <w:t xml:space="preserve">- </w:t>
-      </w:r>
-      <w:proofErr w:type="gramStart"/>
-      <w:r>
-        <w:rPr>
-          <w:rFonts w:ascii="Courier New" w:hAnsi="Courier New" w:cs="Courier New"/>
-        </w:rPr>
-        <w:t>However</w:t>
-      </w:r>
-      <w:proofErr w:type="gramEnd"/>
-      <w:r>
-        <w:rPr>
-          <w:rFonts w:ascii="Courier New" w:hAnsi="Courier New" w:cs="Courier New"/>
-        </w:rPr>
-        <w:t xml:space="preserve"> it works it's different from a *delivery* value stream</w:t>
-      </w:r>
-    </w:p>
-    <w:p>
-      <w:pPr>
-        <w:pStyle w:val="PlainText"/>
-        <w:rPr>
-          <w:rFonts w:ascii="Courier New" w:hAnsi="Courier New" w:cs="Courier New"/>
-        </w:rPr>
-      </w:pPr>
-    </w:p>
-    <w:p>
-      <w:pPr>
-        <w:pStyle w:val="PlainText"/>
-        <w:rPr>
-          <w:rFonts w:ascii="Courier New" w:hAnsi="Courier New" w:cs="Courier New"/>
-        </w:rPr>
-      </w:pPr>
-      <w:r>
-        <w:rPr>
-          <w:rFonts w:ascii="Courier New" w:hAnsi="Courier New" w:cs="Courier New"/>
-        </w:rPr>
-        <w:t>Concrete Practice</w:t>
-      </w:r>
-    </w:p>
-    <w:p>
-      <w:pPr>
-        <w:pStyle w:val="PlainText"/>
-        <w:rPr>
-          <w:rFonts w:ascii="Courier New" w:hAnsi="Courier New" w:cs="Courier New"/>
-        </w:rPr>
-      </w:pPr>
-      <w:r>
-        <w:rPr>
-          <w:rFonts w:ascii="Courier New" w:hAnsi="Courier New" w:cs="Courier New"/>
-        </w:rPr>
-        <w:t>- create pull</w:t>
-      </w:r>
-    </w:p>
-    <w:p>
-      <w:pPr>
-        <w:pStyle w:val="PlainText"/>
-        <w:rPr>
-          <w:rFonts w:ascii="Courier New" w:hAnsi="Courier New" w:cs="Courier New"/>
-        </w:rPr>
-      </w:pPr>
-      <w:r>
-        <w:rPr>
-          <w:rFonts w:ascii="Courier New" w:hAnsi="Courier New" w:cs="Courier New"/>
-        </w:rPr>
-        <w:t>- pave the way</w:t>
-      </w:r>
-    </w:p>
-    <w:p>
-      <w:pPr>
-        <w:pStyle w:val="PlainText"/>
-        <w:rPr>
-          <w:rFonts w:ascii="Courier New" w:hAnsi="Courier New" w:cs="Courier New"/>
-        </w:rPr>
-      </w:pPr>
-      <w:r>
-        <w:rPr>
-          <w:rFonts w:ascii="Courier New" w:hAnsi="Courier New" w:cs="Courier New"/>
-        </w:rPr>
-        <w:t>- baby steps</w:t>
-      </w:r>
-    </w:p>
-    <w:p>
-      <w:pPr>
-        <w:pStyle w:val="PlainText"/>
-        <w:rPr>
-          <w:rFonts w:ascii="Courier New" w:hAnsi="Courier New" w:cs="Courier New"/>
-        </w:rPr>
-      </w:pPr>
-      <w:r>
-        <w:rPr>
-          <w:rFonts w:ascii="Courier New" w:hAnsi="Courier New" w:cs="Courier New"/>
-        </w:rPr>
-        <w:t>- be open to other value</w:t>
-      </w:r>
-    </w:p>
-    <w:p>
-      <w:pPr>
-        <w:pStyle w:val="PlainText"/>
-        <w:rPr>
-          <w:rFonts w:ascii="Courier New" w:hAnsi="Courier New" w:cs="Courier New"/>
-        </w:rPr>
-      </w:pPr>
-      <w:r>
-        <w:rPr>
-          <w:rFonts w:ascii="Courier New" w:hAnsi="Courier New" w:cs="Courier New"/>
-        </w:rPr>
-        <w:t>- manage the emotions</w:t>
-      </w:r>
-    </w:p>
-    <w:p>
-      <w:pPr>
-        <w:pStyle w:val="PlainText"/>
-        <w:rPr>
-          <w:rFonts w:ascii="Courier New" w:hAnsi="Courier New" w:cs="Courier New"/>
-        </w:rPr>
-      </w:pPr>
-      <w:r>
-        <w:rPr>
-          <w:rFonts w:ascii="Courier New" w:hAnsi="Courier New" w:cs="Courier New"/>
-        </w:rPr>
-        <w:t>- manage status</w:t>
-      </w:r>
-    </w:p>
-    <w:p>
-      <w:pPr>
-        <w:pStyle w:val="PlainText"/>
-        <w:rPr>
-          <w:rFonts w:ascii="Courier New" w:hAnsi="Courier New" w:cs="Courier New"/>
-        </w:rPr>
-      </w:pPr>
-      <w:r>
-        <w:rPr>
-          <w:rFonts w:ascii="Courier New" w:hAnsi="Courier New" w:cs="Courier New"/>
-        </w:rPr>
-        <w:t>- understand the development value landscape - clients, funders</w:t>
-      </w:r>
-    </w:p>
-    <w:p>
-      <w:pPr>
-        <w:pStyle w:val="PlainText"/>
-        <w:rPr>
-          <w:rFonts w:ascii="Courier New" w:hAnsi="Courier New" w:cs="Courier New"/>
-        </w:rPr>
-      </w:pPr>
-    </w:p>
-    <w:p>
-      <w:pPr>
-        <w:pStyle w:val="PlainText"/>
-        <w:rPr>
-          <w:rFonts w:ascii="Courier New" w:hAnsi="Courier New" w:cs="Courier New"/>
-        </w:rPr>
-      </w:pPr>
-      <w:r>
-        <w:rPr>
-          <w:rFonts w:ascii="Courier New" w:hAnsi="Courier New" w:cs="Courier New"/>
-        </w:rPr>
-        <w:t>Conclusion</w:t>
-      </w:r>
-    </w:p>
-    <w:p>
-      <w:pPr>
-        <w:pStyle w:val="PlainText"/>
-        <w:rPr>
-          <w:rFonts w:ascii="Courier New" w:hAnsi="Courier New" w:cs="Courier New"/>
-        </w:rPr>
-      </w:pPr>
-      <w:r>
-        <w:rPr>
-          <w:rFonts w:ascii="Courier New" w:hAnsi="Courier New" w:cs="Courier New"/>
-        </w:rPr>
-        <w:t>- it's very hard to make the transition from funded value stream to developed value stream smooth</w:t>
-      </w:r>
-    </w:p>
-    <w:p>
-      <w:pPr>
-        <w:pStyle w:val="PlainText"/>
-        <w:rPr>
-          <w:rFonts w:ascii="Courier New" w:hAnsi="Courier New" w:cs="Courier New"/>
-        </w:rPr>
-      </w:pPr>
-      <w:r>
-        <w:rPr>
-          <w:rFonts w:ascii="Courier New" w:hAnsi="Courier New" w:cs="Courier New"/>
-        </w:rPr>
-        <w:t>- good project management is about managing this transition and making the developed value stream as valuable as possible *OR* making it obvious that the developed value stream</w:t>
-      </w:r>
-    </w:p>
-    <w:p>
-      <w:pPr>
-        <w:pStyle w:val="PlainText"/>
-        <w:rPr>
-          <w:rFonts w:ascii="Courier New" w:hAnsi="Courier New" w:cs="Courier New"/>
-        </w:rPr>
-      </w:pPr>
-    </w:p>
-    <w:p>
-      <w:pPr>
-        <w:pStyle w:val="PlainText"/>
-        <w:rPr>
-          <w:rFonts w:ascii="Courier New" w:hAnsi="Courier New" w:cs="Courier New"/>
-        </w:rPr>
-      </w:pPr>
-    </w:p>
-    <w:p>
-      <w:pPr>
-        <w:pStyle w:val="PlainText"/>
-        <w:rPr>
-          <w:rFonts w:ascii="Courier New" w:hAnsi="Courier New" w:cs="Courier New"/>
-        </w:rPr>
-      </w:pPr>
-      <w:r>
-        <w:rPr>
-          <w:rFonts w:ascii="Courier New" w:hAnsi="Courier New" w:cs="Courier New"/>
-        </w:rPr>
-        <w:t xml:space="preserve"># On Asking and Being Asked for the Impossible </w:t>
-      </w:r>
-    </w:p>
-    <w:p>
-      <w:pPr>
-        <w:pStyle w:val="PlainText"/>
-        <w:rPr>
-          <w:rFonts w:ascii="Courier New" w:hAnsi="Courier New" w:cs="Courier New"/>
-        </w:rPr>
-      </w:pPr>
-    </w:p>
-    <w:p>
-      <w:pPr>
-        <w:pStyle w:val="PlainText"/>
-        <w:rPr>
-          <w:rFonts w:ascii="Courier New" w:hAnsi="Courier New" w:cs="Courier New"/>
-        </w:rPr>
-      </w:pPr>
-      <w:r>
-        <w:rPr>
-          <w:rFonts w:ascii="Courier New" w:hAnsi="Courier New" w:cs="Courier New"/>
-        </w:rPr>
-        <w:t>Of course, one good reason why you might be reading a book entitled "Delivering the Impossible" is that you have in fact been asked to do exactly that.</w:t>
-      </w:r>
-    </w:p>
-    <w:p>
-      <w:pPr>
-        <w:pStyle w:val="PlainText"/>
-        <w:rPr>
-          <w:rFonts w:ascii="Courier New" w:hAnsi="Courier New" w:cs="Courier New"/>
-        </w:rPr>
-      </w:pPr>
-    </w:p>
-    <w:p>
-      <w:pPr>
-        <w:pStyle w:val="PlainText"/>
-        <w:rPr>
-          <w:rFonts w:ascii="Courier New" w:hAnsi="Courier New" w:cs="Courier New"/>
-        </w:rPr>
-      </w:pPr>
-      <w:r>
-        <w:rPr>
-          <w:rFonts w:ascii="Courier New" w:hAnsi="Courier New" w:cs="Courier New"/>
-        </w:rPr>
-        <w:t xml:space="preserve">Another reason why you might be reading a book called "Delivering the Impossible" is that you're asking someone else to do that and either you </w:t>
-      </w:r>
-      <w:r>
-        <w:rPr>
-          <w:rFonts w:ascii="Courier New" w:hAnsi="Courier New" w:cs="Courier New"/>
-        </w:rPr>
-        <w:lastRenderedPageBreak/>
-        <w:t>wonder how they're going to get on (think about it, for a second, how do you think they're going to get on?).</w:t>
-      </w:r>
-    </w:p>
-    <w:p>
-      <w:pPr>
-        <w:pStyle w:val="PlainText"/>
-        <w:rPr>
-          <w:rFonts w:ascii="Courier New" w:hAnsi="Courier New" w:cs="Courier New"/>
-        </w:rPr>
-      </w:pPr>
-    </w:p>
-    <w:p>
-      <w:pPr>
-        <w:pStyle w:val="PlainText"/>
-        <w:rPr>
-          <w:rFonts w:ascii="Courier New" w:hAnsi="Courier New" w:cs="Courier New"/>
-        </w:rPr>
-      </w:pPr>
-      <w:r>
-        <w:rPr>
-          <w:rFonts w:ascii="Courier New" w:hAnsi="Courier New" w:cs="Courier New"/>
-        </w:rPr>
-        <w:t>This book is for both of you, because this book is about understanding and managing contradictions.</w:t>
-      </w:r>
-    </w:p>
-    <w:p>
-      <w:pPr>
-        <w:pStyle w:val="PlainText"/>
-        <w:rPr>
-          <w:rFonts w:ascii="Courier New" w:hAnsi="Courier New" w:cs="Courier New"/>
-        </w:rPr>
-      </w:pPr>
-    </w:p>
-    <w:p>
-      <w:pPr>
-        <w:pStyle w:val="PlainText"/>
-        <w:rPr>
-          <w:rFonts w:ascii="Courier New" w:hAnsi="Courier New" w:cs="Courier New"/>
-        </w:rPr>
-      </w:pPr>
-      <w:r>
-        <w:rPr>
-          <w:rFonts w:ascii="Courier New" w:hAnsi="Courier New" w:cs="Courier New"/>
-        </w:rPr>
-        <w:t>## Why might you ask someone to do the impossible?</w:t>
-      </w:r>
-    </w:p>
-    <w:p>
-      <w:pPr>
-        <w:pStyle w:val="PlainText"/>
-        <w:rPr>
-          <w:rFonts w:ascii="Courier New" w:hAnsi="Courier New" w:cs="Courier New"/>
-        </w:rPr>
-      </w:pPr>
-    </w:p>
-    <w:p>
-      <w:pPr>
-        <w:pStyle w:val="PlainText"/>
-        <w:rPr>
-          <w:rFonts w:ascii="Courier New" w:hAnsi="Courier New" w:cs="Courier New"/>
-        </w:rPr>
-      </w:pPr>
-      <w:r>
-        <w:rPr>
-          <w:rFonts w:ascii="Courier New" w:hAnsi="Courier New" w:cs="Courier New"/>
-        </w:rPr>
-        <w:t xml:space="preserve">Why might you ask someone to do the impossible? It's a good question. There are two possibilities, that you know that it's impossible, or you don't. If you know that something is </w:t>
-      </w:r>
-      <w:proofErr w:type="gramStart"/>
-      <w:r>
-        <w:rPr>
-          <w:rFonts w:ascii="Courier New" w:hAnsi="Courier New" w:cs="Courier New"/>
-        </w:rPr>
-        <w:t>impossible</w:t>
-      </w:r>
-      <w:proofErr w:type="gramEnd"/>
-      <w:r>
-        <w:rPr>
-          <w:rFonts w:ascii="Courier New" w:hAnsi="Courier New" w:cs="Courier New"/>
-        </w:rPr>
-        <w:t xml:space="preserve"> I think that what you're really asking (very poorly) is a constraint satisfaction problem. I have told the board that I will do this project, I want to go back to the board in six </w:t>
-      </w:r>
-      <w:proofErr w:type="spellStart"/>
-      <w:r>
-        <w:rPr>
-          <w:rFonts w:ascii="Courier New" w:hAnsi="Courier New" w:cs="Courier New"/>
-        </w:rPr>
-        <w:t>months time</w:t>
-      </w:r>
-      <w:proofErr w:type="spellEnd"/>
-      <w:r>
-        <w:rPr>
-          <w:rFonts w:ascii="Courier New" w:hAnsi="Courier New" w:cs="Courier New"/>
-        </w:rPr>
-        <w:t xml:space="preserve"> and tell the board that this project has been done. In your mind, what's the nightmare scenario? That you'll have to go back to the board and tell them that the project *isn't* done. </w:t>
-      </w:r>
-    </w:p>
-    <w:p>
-      <w:pPr>
-        <w:pStyle w:val="PlainText"/>
-        <w:rPr>
-          <w:rFonts w:ascii="Courier New" w:hAnsi="Courier New" w:cs="Courier New"/>
-        </w:rPr>
-      </w:pPr>
-    </w:p>
-    <w:p>
-      <w:pPr>
-        <w:pStyle w:val="PlainText"/>
-        <w:rPr>
-          <w:rFonts w:ascii="Courier New" w:hAnsi="Courier New" w:cs="Courier New"/>
-        </w:rPr>
-      </w:pPr>
-      <w:r>
-        <w:rPr>
-          <w:rFonts w:ascii="Courier New" w:hAnsi="Courier New" w:cs="Courier New"/>
-        </w:rPr>
-        <w:t>## What are the *possible* responses to be being asked to do the impossible?</w:t>
-      </w:r>
-    </w:p>
-    <w:p>
-      <w:pPr>
-        <w:pStyle w:val="PlainText"/>
-        <w:rPr>
-          <w:rFonts w:ascii="Courier New" w:hAnsi="Courier New" w:cs="Courier New"/>
-        </w:rPr>
-      </w:pPr>
-    </w:p>
-    <w:p>
-      <w:pPr>
-        <w:pStyle w:val="PlainText"/>
-        <w:rPr>
-          <w:rFonts w:ascii="Courier New" w:hAnsi="Courier New" w:cs="Courier New"/>
-        </w:rPr>
-      </w:pPr>
-      <w:r>
-        <w:rPr>
-          <w:rFonts w:ascii="Courier New" w:hAnsi="Courier New" w:cs="Courier New"/>
-        </w:rPr>
-        <w:t xml:space="preserve">It's worth here considering what the responses of a team might be to </w:t>
-      </w:r>
-      <w:proofErr w:type="gramStart"/>
-      <w:r>
-        <w:rPr>
-          <w:rFonts w:ascii="Courier New" w:hAnsi="Courier New" w:cs="Courier New"/>
-        </w:rPr>
-        <w:t>being</w:t>
-      </w:r>
-      <w:proofErr w:type="gramEnd"/>
-      <w:r>
-        <w:rPr>
-          <w:rFonts w:ascii="Courier New" w:hAnsi="Courier New" w:cs="Courier New"/>
-        </w:rPr>
-        <w:t xml:space="preserve"> asked to do something impossible. </w:t>
-      </w:r>
-      <w:proofErr w:type="gramStart"/>
-      <w:r>
-        <w:rPr>
-          <w:rFonts w:ascii="Courier New" w:hAnsi="Courier New" w:cs="Courier New"/>
-        </w:rPr>
-        <w:t>First of all</w:t>
-      </w:r>
-      <w:proofErr w:type="gramEnd"/>
-      <w:r>
-        <w:rPr>
-          <w:rFonts w:ascii="Courier New" w:hAnsi="Courier New" w:cs="Courier New"/>
-        </w:rPr>
-        <w:t xml:space="preserve">, they might not notice. They might have trust in your leadership and imagine that if you think it's possible, then it's possible. </w:t>
-      </w:r>
-    </w:p>
-    <w:p>
-      <w:pPr>
-        <w:pStyle w:val="PlainText"/>
-        <w:rPr>
-          <w:rFonts w:ascii="Courier New" w:hAnsi="Courier New" w:cs="Courier New"/>
-        </w:rPr>
-      </w:pPr>
-    </w:p>
-    <w:p>
-      <w:pPr>
-        <w:pStyle w:val="PlainText"/>
-        <w:rPr>
-          <w:rFonts w:ascii="Courier New" w:hAnsi="Courier New" w:cs="Courier New"/>
-        </w:rPr>
-      </w:pPr>
-      <w:r>
-        <w:rPr>
-          <w:rFonts w:ascii="Courier New" w:hAnsi="Courier New" w:cs="Courier New"/>
-        </w:rPr>
-        <w:t>A second more likely outcome is that the team will pretty much straight away notice that what they're being asked to do is impossible, but not say anything about it. They don't want the conflict they want to get paid. When you're looking, they will make a show of working hard to deliver the impossible. But remember the impossible is impossib</w:t>
-      </w:r>
-      <w:r>
-        <w:rPr>
-          <w:rFonts w:ascii="Courier New" w:hAnsi="Courier New" w:cs="Courier New"/>
-        </w:rPr>
-        <w:t>l</w:t>
-      </w:r>
-      <w:r>
-        <w:rPr>
-          <w:rFonts w:ascii="Courier New" w:hAnsi="Courier New" w:cs="Courier New"/>
-        </w:rPr>
-        <w:t>e to deliver, so the moment that your gaze is off them, they won't be trying to deliver the impossible.</w:t>
-      </w:r>
-    </w:p>
-    <w:p>
-      <w:pPr>
-        <w:pStyle w:val="PlainText"/>
-        <w:rPr>
-          <w:rFonts w:ascii="Courier New" w:hAnsi="Courier New" w:cs="Courier New"/>
-        </w:rPr>
-      </w:pPr>
-    </w:p>
-    <w:p>
-      <w:pPr>
-        <w:pStyle w:val="PlainText"/>
-        <w:rPr>
-          <w:rFonts w:ascii="Courier New" w:hAnsi="Courier New" w:cs="Courier New"/>
-        </w:rPr>
-      </w:pPr>
-      <w:r>
-        <w:rPr>
-          <w:rFonts w:ascii="Courier New" w:hAnsi="Courier New" w:cs="Courier New"/>
-        </w:rPr>
-        <w:t>Third, and most unlikely is that anyone in the team will point out that the project, as it's currently described has fundamental problems.</w:t>
-      </w:r>
-    </w:p>
-    <w:p>
-      <w:pPr>
-        <w:pStyle w:val="PlainText"/>
-        <w:rPr>
-          <w:rFonts w:ascii="Courier New" w:hAnsi="Courier New" w:cs="Courier New"/>
-        </w:rPr>
-      </w:pPr>
-    </w:p>
-    <w:p>
-      <w:pPr>
-        <w:pStyle w:val="PlainText"/>
-        <w:rPr>
-          <w:rFonts w:ascii="Courier New" w:hAnsi="Courier New" w:cs="Courier New"/>
-        </w:rPr>
-      </w:pPr>
-      <w:r>
-        <w:rPr>
-          <w:rFonts w:ascii="Courier New" w:hAnsi="Courier New" w:cs="Courier New"/>
-        </w:rPr>
-        <w:t xml:space="preserve">If a team does do that what do you </w:t>
-      </w:r>
-      <w:proofErr w:type="gramStart"/>
-      <w:r>
-        <w:rPr>
-          <w:rFonts w:ascii="Courier New" w:hAnsi="Courier New" w:cs="Courier New"/>
-        </w:rPr>
-        <w:t>do</w:t>
-      </w:r>
-      <w:proofErr w:type="gramEnd"/>
-      <w:r>
-        <w:rPr>
-          <w:rFonts w:ascii="Courier New" w:hAnsi="Courier New" w:cs="Courier New"/>
-        </w:rPr>
-        <w:t xml:space="preserve"> then? That's the crucial point. What do you do when yo</w:t>
-      </w:r>
-      <w:r>
-        <w:rPr>
-          <w:rFonts w:ascii="Courier New" w:hAnsi="Courier New" w:cs="Courier New"/>
-        </w:rPr>
-        <w:t>ur</w:t>
-      </w:r>
-      <w:r>
-        <w:rPr>
-          <w:rFonts w:ascii="Courier New" w:hAnsi="Courier New" w:cs="Courier New"/>
-        </w:rPr>
-        <w:t xml:space="preserve"> team tells you that what you're asking for is impossible? Do you treat this as a valuable opportunity for negotiation? Do you look for any "Bricks without straw" problems that they need help with, where you can go and get straw? Or do you stand firm asking for the impossible. Or do you just make yourself scarce so that you can't be told the bad news?</w:t>
-      </w:r>
-    </w:p>
-    <w:p>
-      <w:pPr>
-        <w:pStyle w:val="PlainText"/>
-        <w:rPr>
-          <w:rFonts w:ascii="Courier New" w:hAnsi="Courier New" w:cs="Courier New"/>
-        </w:rPr>
-      </w:pPr>
-    </w:p>
-    <w:p>
-      <w:pPr>
-        <w:pStyle w:val="PlainText"/>
-        <w:rPr>
-          <w:rFonts w:ascii="Courier New" w:hAnsi="Courier New" w:cs="Courier New"/>
-        </w:rPr>
-      </w:pPr>
-      <w:r>
-        <w:rPr>
-          <w:rFonts w:ascii="Courier New" w:hAnsi="Courier New" w:cs="Courier New"/>
-        </w:rPr>
-        <w:t>There is a fourth possibility. That the team straight out refuse your idea from the get</w:t>
-      </w:r>
-      <w:r>
-        <w:rPr>
-          <w:rFonts w:ascii="Courier New" w:hAnsi="Courier New" w:cs="Courier New"/>
-        </w:rPr>
-        <w:t>-</w:t>
-      </w:r>
-      <w:r>
-        <w:rPr>
-          <w:rFonts w:ascii="Courier New" w:hAnsi="Courier New" w:cs="Courier New"/>
-        </w:rPr>
-        <w:t xml:space="preserve">go. </w:t>
-      </w:r>
-    </w:p>
-    <w:p>
-      <w:pPr>
-        <w:pStyle w:val="PlainText"/>
-        <w:rPr>
-          <w:rFonts w:ascii="Courier New" w:hAnsi="Courier New" w:cs="Courier New"/>
-        </w:rPr>
-      </w:pPr>
-    </w:p>
-    <w:p>
-      <w:pPr>
-        <w:pStyle w:val="Heading3"/>
-      </w:pPr>
-      <w:r>
-        <w:t>## What does this idea mean for this book?</w:t>
-      </w:r>
-    </w:p>
-    <w:p>
-      <w:pPr>
-        <w:pStyle w:val="PlainText"/>
-        <w:rPr>
-          <w:rFonts w:ascii="Courier New" w:hAnsi="Courier New" w:cs="Courier New"/>
-        </w:rPr>
-      </w:pPr>
-    </w:p>
-    <w:p>
-      <w:pPr>
-        <w:pStyle w:val="PlainText"/>
-        <w:rPr>
-          <w:rFonts w:ascii="Courier New" w:hAnsi="Courier New" w:cs="Courier New"/>
-        </w:rPr>
-      </w:pPr>
-      <w:r>
-        <w:rPr>
-          <w:rFonts w:ascii="Courier New" w:hAnsi="Courier New" w:cs="Courier New"/>
-        </w:rPr>
-        <w:t xml:space="preserve">Well, for this book, I'm both the boss and the team. And it's a good question, what happens when I ask myself to do something which I either think is </w:t>
-      </w:r>
-      <w:proofErr w:type="gramStart"/>
-      <w:r>
-        <w:rPr>
-          <w:rFonts w:ascii="Courier New" w:hAnsi="Courier New" w:cs="Courier New"/>
-        </w:rPr>
-        <w:t>impossible, or</w:t>
-      </w:r>
-      <w:proofErr w:type="gramEnd"/>
-      <w:r>
-        <w:rPr>
-          <w:rFonts w:ascii="Courier New" w:hAnsi="Courier New" w:cs="Courier New"/>
-        </w:rPr>
-        <w:t xml:space="preserve"> is actually impossible. What am I *actually* going to </w:t>
-      </w:r>
-      <w:proofErr w:type="gramStart"/>
-      <w:r>
-        <w:rPr>
-          <w:rFonts w:ascii="Courier New" w:hAnsi="Courier New" w:cs="Courier New"/>
-        </w:rPr>
-        <w:t>do.</w:t>
-      </w:r>
-      <w:proofErr w:type="gramEnd"/>
-      <w:r>
-        <w:rPr>
-          <w:rFonts w:ascii="Courier New" w:hAnsi="Courier New" w:cs="Courier New"/>
-        </w:rPr>
-        <w:t xml:space="preserve"> I'm not going to do the impossible thing, because, it's impossible. </w:t>
-      </w:r>
-    </w:p>
-    <w:p>
-      <w:pPr>
-        <w:pStyle w:val="PlainText"/>
-        <w:rPr>
-          <w:rFonts w:ascii="Courier New" w:hAnsi="Courier New" w:cs="Courier New"/>
-        </w:rPr>
-      </w:pPr>
-    </w:p>
-    <w:p>
-      <w:pPr>
-        <w:pStyle w:val="PlainText"/>
-        <w:rPr>
-          <w:rFonts w:ascii="Courier New" w:hAnsi="Courier New" w:cs="Courier New"/>
-        </w:rPr>
-      </w:pPr>
-      <w:r>
-        <w:rPr>
-          <w:rFonts w:ascii="Courier New" w:hAnsi="Courier New" w:cs="Courier New"/>
-        </w:rPr>
-        <w:t xml:space="preserve">And maybe inside me, there's a boss who has dreams, and there's a team who </w:t>
-      </w:r>
-      <w:proofErr w:type="gramStart"/>
-      <w:r>
-        <w:rPr>
-          <w:rFonts w:ascii="Courier New" w:hAnsi="Courier New" w:cs="Courier New"/>
-        </w:rPr>
-        <w:t>has to</w:t>
-      </w:r>
-      <w:proofErr w:type="gramEnd"/>
-      <w:r>
-        <w:rPr>
-          <w:rFonts w:ascii="Courier New" w:hAnsi="Courier New" w:cs="Courier New"/>
-        </w:rPr>
-        <w:t xml:space="preserve"> actually work in days, in fact, that's the only place he *can* work. </w:t>
-      </w:r>
-    </w:p>
-    <w:p>
-      <w:pPr>
-        <w:pStyle w:val="PlainText"/>
-        <w:rPr>
-          <w:rFonts w:ascii="Courier New" w:hAnsi="Courier New" w:cs="Courier New"/>
-        </w:rPr>
-      </w:pPr>
-    </w:p>
-    <w:p>
-      <w:pPr>
-        <w:pStyle w:val="PlainText"/>
-        <w:rPr>
-          <w:rFonts w:ascii="Courier New" w:hAnsi="Courier New" w:cs="Courier New"/>
-        </w:rPr>
-      </w:pPr>
-    </w:p>
-    <w:p>
-      <w:pPr>
-        <w:pStyle w:val="Heading2"/>
-      </w:pPr>
-      <w:r>
-        <w:t># If you're so Clever Why aren't you RICH?</w:t>
-      </w:r>
-    </w:p>
-    <w:p>
-      <w:pPr>
-        <w:pStyle w:val="PlainText"/>
-        <w:rPr>
-          <w:rFonts w:ascii="Courier New" w:hAnsi="Courier New" w:cs="Courier New"/>
-        </w:rPr>
-      </w:pPr>
-    </w:p>
-    <w:p>
-      <w:pPr>
-        <w:pStyle w:val="PlainText"/>
-        <w:rPr>
-          <w:rFonts w:ascii="Courier New" w:hAnsi="Courier New" w:cs="Courier New"/>
-        </w:rPr>
-      </w:pPr>
-      <w:r>
-        <w:rPr>
-          <w:rFonts w:ascii="Courier New" w:hAnsi="Courier New" w:cs="Courier New"/>
-        </w:rPr>
-        <w:t>This is a very good question. And I'm not sure that I have an answer to it.</w:t>
-      </w:r>
-    </w:p>
-    <w:p>
-      <w:pPr>
-        <w:pStyle w:val="PlainText"/>
-        <w:rPr>
-          <w:rFonts w:ascii="Courier New" w:hAnsi="Courier New" w:cs="Courier New"/>
-        </w:rPr>
-      </w:pPr>
-    </w:p>
-    <w:p>
-      <w:pPr>
-        <w:pStyle w:val="PlainText"/>
-        <w:rPr>
-          <w:rFonts w:ascii="Courier New" w:hAnsi="Courier New" w:cs="Courier New"/>
-        </w:rPr>
-      </w:pPr>
-      <w:r>
-        <w:rPr>
-          <w:rFonts w:ascii="Courier New" w:hAnsi="Courier New" w:cs="Courier New"/>
-        </w:rPr>
-        <w:t xml:space="preserve">But this is a good question to ask anyone who has taken it upon themselves to tell other people what will and won't work in any walk of life. </w:t>
-      </w:r>
-    </w:p>
-    <w:p>
-      <w:pPr>
-        <w:pStyle w:val="PlainText"/>
-        <w:rPr>
-          <w:rFonts w:ascii="Courier New" w:hAnsi="Courier New" w:cs="Courier New"/>
-        </w:rPr>
-      </w:pPr>
-    </w:p>
-    <w:p>
-      <w:pPr>
-        <w:pStyle w:val="PlainText"/>
-        <w:rPr>
-          <w:rFonts w:ascii="Courier New" w:hAnsi="Courier New" w:cs="Courier New"/>
-        </w:rPr>
-      </w:pPr>
-      <w:r>
-        <w:rPr>
-          <w:rFonts w:ascii="Courier New" w:hAnsi="Courier New" w:cs="Courier New"/>
-        </w:rPr>
-        <w:t xml:space="preserve">No, that's not true. I think I *do* have a couple of answers. </w:t>
-      </w:r>
-    </w:p>
-    <w:p>
-      <w:pPr>
-        <w:pStyle w:val="PlainText"/>
-        <w:rPr>
-          <w:rFonts w:ascii="Courier New" w:hAnsi="Courier New" w:cs="Courier New"/>
-        </w:rPr>
-      </w:pPr>
-    </w:p>
-    <w:p>
-      <w:pPr>
-        <w:pStyle w:val="PlainText"/>
-        <w:rPr>
-          <w:rFonts w:ascii="Courier New" w:hAnsi="Courier New" w:cs="Courier New"/>
-        </w:rPr>
-      </w:pPr>
-      <w:r>
-        <w:rPr>
-          <w:rFonts w:ascii="Courier New" w:hAnsi="Courier New" w:cs="Courier New"/>
-        </w:rPr>
-        <w:t xml:space="preserve">Answer number one is related to something that we've discussed here: the sociopathic distance. I *think* to be rich you need to be able to take risks in such a way that you are handsomely rewarded when things go well and not punished unduly (financially, emotionally, legally) when things go badly. The whole system of corporations and limited companies is essentially set up for this. </w:t>
-      </w:r>
-    </w:p>
-    <w:p>
-      <w:pPr>
-        <w:pStyle w:val="PlainText"/>
-        <w:rPr>
-          <w:rFonts w:ascii="Courier New" w:hAnsi="Courier New" w:cs="Courier New"/>
-        </w:rPr>
-      </w:pPr>
-    </w:p>
-    <w:p>
-      <w:pPr>
-        <w:pStyle w:val="PlainText"/>
-        <w:rPr>
-          <w:rFonts w:ascii="Courier New" w:hAnsi="Courier New" w:cs="Courier New"/>
-        </w:rPr>
-      </w:pPr>
-      <w:r>
-        <w:rPr>
-          <w:rFonts w:ascii="Courier New" w:hAnsi="Courier New" w:cs="Courier New"/>
-        </w:rPr>
-        <w:t xml:space="preserve">I think that some of the people who we see as being rich because they are super clever are, no doubt, clever guys, but </w:t>
-      </w:r>
-      <w:proofErr w:type="gramStart"/>
-      <w:r>
-        <w:rPr>
-          <w:rFonts w:ascii="Courier New" w:hAnsi="Courier New" w:cs="Courier New"/>
-        </w:rPr>
-        <w:t>also</w:t>
-      </w:r>
-      <w:proofErr w:type="gramEnd"/>
-      <w:r>
-        <w:rPr>
-          <w:rFonts w:ascii="Courier New" w:hAnsi="Courier New" w:cs="Courier New"/>
-        </w:rPr>
-        <w:t xml:space="preserve"> they are the ones who did well. Their projects did well.</w:t>
-      </w:r>
-    </w:p>
-    <w:p>
-      <w:pPr>
-        <w:pStyle w:val="PlainText"/>
-        <w:rPr>
-          <w:rFonts w:ascii="Courier New" w:hAnsi="Courier New" w:cs="Courier New"/>
-        </w:rPr>
-      </w:pPr>
-    </w:p>
-    <w:p>
-      <w:pPr>
-        <w:pStyle w:val="PlainText"/>
-        <w:rPr>
-          <w:rFonts w:ascii="Courier New" w:hAnsi="Courier New" w:cs="Courier New"/>
-        </w:rPr>
-      </w:pPr>
-      <w:r>
-        <w:rPr>
-          <w:rFonts w:ascii="Courier New" w:hAnsi="Courier New" w:cs="Courier New"/>
-        </w:rPr>
-        <w:t>And in this there might be an important point about project management, but also a point about why I'm not rich.</w:t>
-      </w:r>
-    </w:p>
-    <w:p>
-      <w:pPr>
-        <w:pStyle w:val="PlainText"/>
-        <w:rPr>
-          <w:rFonts w:ascii="Courier New" w:hAnsi="Courier New" w:cs="Courier New"/>
-        </w:rPr>
-      </w:pPr>
-    </w:p>
-    <w:p>
-      <w:pPr>
-        <w:pStyle w:val="PlainText"/>
-        <w:rPr>
-          <w:rFonts w:ascii="Courier New" w:hAnsi="Courier New" w:cs="Courier New"/>
-        </w:rPr>
-      </w:pPr>
-      <w:r>
-        <w:rPr>
-          <w:rFonts w:ascii="Courier New" w:hAnsi="Courier New" w:cs="Courier New"/>
-        </w:rPr>
-        <w:t xml:space="preserve">People who have made money have either got lucky and had one </w:t>
-      </w:r>
-      <w:proofErr w:type="gramStart"/>
-      <w:r>
-        <w:rPr>
-          <w:rFonts w:ascii="Courier New" w:hAnsi="Courier New" w:cs="Courier New"/>
-        </w:rPr>
-        <w:t>particular project</w:t>
-      </w:r>
-      <w:proofErr w:type="gramEnd"/>
-      <w:r>
-        <w:rPr>
-          <w:rFonts w:ascii="Courier New" w:hAnsi="Courier New" w:cs="Courier New"/>
-        </w:rPr>
-        <w:t xml:space="preserve"> pay off beyond anyone's wildest dreams, or they understand that embarking on ventures is as much about failure as it is about success. Embarking on projects is a risky business. When a project fails, they distance themselves from it, when a project succeeds, they make sure that they take the rewards and the credit.  </w:t>
-      </w:r>
-    </w:p>
-    <w:p>
-      <w:pPr>
-        <w:pStyle w:val="PlainText"/>
-        <w:rPr>
-          <w:rFonts w:ascii="Courier New" w:hAnsi="Courier New" w:cs="Courier New"/>
-        </w:rPr>
-      </w:pPr>
-    </w:p>
-    <w:p>
-      <w:pPr>
-        <w:pStyle w:val="PlainText"/>
-        <w:rPr>
-          <w:rFonts w:ascii="Courier New" w:hAnsi="Courier New" w:cs="Courier New"/>
-        </w:rPr>
-      </w:pPr>
-    </w:p>
-    <w:p>
-      <w:pPr>
-        <w:pStyle w:val="Heading2"/>
-      </w:pPr>
-      <w:r>
-        <w:t># Going down for the third time</w:t>
-      </w:r>
-    </w:p>
-    <w:p>
-      <w:pPr>
-        <w:pStyle w:val="PlainText"/>
-        <w:rPr>
-          <w:rFonts w:ascii="Courier New" w:hAnsi="Courier New" w:cs="Courier New"/>
-        </w:rPr>
-      </w:pPr>
-    </w:p>
-    <w:p>
-      <w:pPr>
-        <w:pStyle w:val="PlainText"/>
-        <w:rPr>
-          <w:rFonts w:ascii="Courier New" w:hAnsi="Courier New" w:cs="Courier New"/>
-        </w:rPr>
-      </w:pPr>
-      <w:r>
-        <w:rPr>
-          <w:rFonts w:ascii="Courier New" w:hAnsi="Courier New" w:cs="Courier New"/>
-        </w:rPr>
-        <w:t>How many contradictions has the project swallowed? Not managed, not highlighted and acknowledged as a problem, but just swallowed. Someone, probably the customer, or the organisation that is paying for the software has asked the project to swallow this contradiction. Why? Because for the customer, or the organisation that is commissioning the software, this is much easier than addressing or acknowledging the contradiction.</w:t>
-      </w:r>
-    </w:p>
-    <w:p>
-      <w:pPr>
-        <w:pStyle w:val="PlainText"/>
-        <w:rPr>
-          <w:rFonts w:ascii="Courier New" w:hAnsi="Courier New" w:cs="Courier New"/>
-        </w:rPr>
-      </w:pPr>
-    </w:p>
-    <w:p>
-      <w:pPr>
-        <w:pStyle w:val="PlainText"/>
-        <w:rPr>
-          <w:rFonts w:ascii="Courier New" w:hAnsi="Courier New" w:cs="Courier New"/>
-        </w:rPr>
-      </w:pPr>
-      <w:r>
-        <w:rPr>
-          <w:rFonts w:ascii="Courier New" w:hAnsi="Courier New" w:cs="Courier New"/>
-        </w:rPr>
-        <w:t xml:space="preserve">If the answer is more than one, the project is probably doomed. What does </w:t>
-      </w:r>
-      <w:proofErr w:type="gramStart"/>
-      <w:r>
-        <w:rPr>
-          <w:rFonts w:ascii="Courier New" w:hAnsi="Courier New" w:cs="Courier New"/>
-        </w:rPr>
-        <w:t>doomed</w:t>
-      </w:r>
-      <w:proofErr w:type="gramEnd"/>
-      <w:r>
-        <w:rPr>
-          <w:rFonts w:ascii="Courier New" w:hAnsi="Courier New" w:cs="Courier New"/>
-        </w:rPr>
-        <w:t xml:space="preserve"> mean? The project will never deliver what's required of it. The project will continue to take money until there is no money. But things may </w:t>
-      </w:r>
-      <w:proofErr w:type="gramStart"/>
-      <w:r>
-        <w:rPr>
-          <w:rFonts w:ascii="Courier New" w:hAnsi="Courier New" w:cs="Courier New"/>
-        </w:rPr>
-        <w:t>actually be</w:t>
-      </w:r>
-      <w:proofErr w:type="gramEnd"/>
-      <w:r>
-        <w:rPr>
-          <w:rFonts w:ascii="Courier New" w:hAnsi="Courier New" w:cs="Courier New"/>
-        </w:rPr>
-        <w:t xml:space="preserve"> worse than that. A doomed project might be breaking the law, a doomed project might cost so much without delivering that it brings down a company, that might be the company or organisation that wants the project, it might be the company or organisation that's delivering the project. It might be both. </w:t>
-      </w:r>
-    </w:p>
-    <w:p>
-      <w:pPr>
-        <w:pStyle w:val="PlainText"/>
-        <w:rPr>
-          <w:rFonts w:ascii="Courier New" w:hAnsi="Courier New" w:cs="Courier New"/>
-        </w:rPr>
-      </w:pPr>
-    </w:p>
-    <w:p>
-      <w:pPr>
-        <w:pStyle w:val="PlainText"/>
-        <w:rPr>
-          <w:rFonts w:ascii="Courier New" w:hAnsi="Courier New" w:cs="Courier New"/>
-        </w:rPr>
-      </w:pPr>
-      <w:r>
-        <w:rPr>
-          <w:rFonts w:ascii="Courier New" w:hAnsi="Courier New" w:cs="Courier New"/>
-        </w:rPr>
-        <w:t xml:space="preserve">In my experience, a doomed project is very bad for the mental and physical health of the people who are working on it. Why? Because every contradiction that the project swallows pushes the project further and </w:t>
-      </w:r>
-      <w:r>
-        <w:rPr>
-          <w:rFonts w:ascii="Courier New" w:hAnsi="Courier New" w:cs="Courier New"/>
-        </w:rPr>
-        <w:lastRenderedPageBreak/>
-        <w:t>further from reality, from really being an endeavour that is about producing something this is of value in the real world. Often the result of this completely disconnection between what's going on in the project and reality is an over emphasis on things that look real and important and aren't.</w:t>
-      </w:r>
-    </w:p>
-    <w:p>
-      <w:pPr>
-        <w:pStyle w:val="PlainText"/>
-        <w:rPr>
-          <w:rFonts w:ascii="Courier New" w:hAnsi="Courier New" w:cs="Courier New"/>
-        </w:rPr>
-      </w:pPr>
-    </w:p>
-    <w:p>
-      <w:pPr>
-        <w:pStyle w:val="PlainText"/>
-        <w:rPr>
-          <w:rFonts w:ascii="Courier New" w:hAnsi="Courier New" w:cs="Courier New"/>
-        </w:rPr>
-      </w:pPr>
-      <w:r>
-        <w:rPr>
-          <w:rFonts w:ascii="Courier New" w:hAnsi="Courier New" w:cs="Courier New"/>
-        </w:rPr>
-        <w:t xml:space="preserve">The more contradictions a project has swallowed, the more emphasis there is likely to be on work for work's sake, presenteeism, focusing on hitting arbitrary and crazy deadlines. </w:t>
-      </w:r>
-    </w:p>
-    <w:p>
-      <w:pPr>
-        <w:pStyle w:val="PlainText"/>
-        <w:rPr>
-          <w:rFonts w:ascii="Courier New" w:hAnsi="Courier New" w:cs="Courier New"/>
-        </w:rPr>
-      </w:pPr>
-    </w:p>
-    <w:p>
-      <w:pPr>
-        <w:pStyle w:val="PlainText"/>
-        <w:rPr>
-          <w:rFonts w:ascii="Courier New" w:hAnsi="Courier New" w:cs="Courier New"/>
-        </w:rPr>
-      </w:pPr>
-      <w:r>
-        <w:rPr>
-          <w:rFonts w:ascii="Courier New" w:hAnsi="Courier New" w:cs="Courier New"/>
-        </w:rPr>
-        <w:t xml:space="preserve">What are some examples of contradictions that a project might be asked to swallow? </w:t>
-      </w:r>
-    </w:p>
-    <w:p>
-      <w:pPr>
-        <w:pStyle w:val="PlainText"/>
-        <w:rPr>
-          <w:rFonts w:ascii="Courier New" w:hAnsi="Courier New" w:cs="Courier New"/>
-        </w:rPr>
-      </w:pPr>
-    </w:p>
-    <w:p>
-      <w:pPr>
-        <w:pStyle w:val="PlainText"/>
-        <w:rPr>
-          <w:rFonts w:ascii="Courier New" w:hAnsi="Courier New" w:cs="Courier New"/>
-        </w:rPr>
-      </w:pPr>
-      <w:r>
-        <w:rPr>
-          <w:rFonts w:ascii="Courier New" w:hAnsi="Courier New" w:cs="Courier New"/>
-        </w:rPr>
-        <w:t>### The best work, with the best people, but we can't pay you</w:t>
-      </w:r>
-    </w:p>
-    <w:p>
-      <w:pPr>
-        <w:pStyle w:val="PlainText"/>
-        <w:rPr>
-          <w:rFonts w:ascii="Courier New" w:hAnsi="Courier New" w:cs="Courier New"/>
-        </w:rPr>
-      </w:pPr>
-    </w:p>
-    <w:p>
-      <w:pPr>
-        <w:pStyle w:val="PlainText"/>
-        <w:rPr>
-          <w:rFonts w:ascii="Courier New" w:hAnsi="Courier New" w:cs="Courier New"/>
-        </w:rPr>
-      </w:pPr>
-      <w:r>
-        <w:rPr>
-          <w:rFonts w:ascii="Courier New" w:hAnsi="Courier New" w:cs="Courier New"/>
-        </w:rPr>
-        <w:t>### Do something illegal</w:t>
-      </w:r>
-    </w:p>
-    <w:p>
-      <w:pPr>
-        <w:pStyle w:val="PlainText"/>
-        <w:rPr>
-          <w:rFonts w:ascii="Courier New" w:hAnsi="Courier New" w:cs="Courier New"/>
-        </w:rPr>
-      </w:pPr>
-      <w:r>
-        <w:rPr>
-          <w:rFonts w:ascii="Courier New" w:hAnsi="Courier New" w:cs="Courier New"/>
-        </w:rPr>
-        <w:t xml:space="preserve">My advice on this is *never* do something illegal. I'm not a legal expert. And jurisdictions vary. But if you think something *might* be illegal, </w:t>
-      </w:r>
-      <w:proofErr w:type="gramStart"/>
-      <w:r>
-        <w:rPr>
-          <w:rFonts w:ascii="Courier New" w:hAnsi="Courier New" w:cs="Courier New"/>
-        </w:rPr>
-        <w:t>by all means seek</w:t>
-      </w:r>
-      <w:proofErr w:type="gramEnd"/>
-      <w:r>
-        <w:rPr>
-          <w:rFonts w:ascii="Courier New" w:hAnsi="Courier New" w:cs="Courier New"/>
-        </w:rPr>
-        <w:t xml:space="preserve"> legal advice. But if that advice is that something is illegal, don't do it. Of course, lots of things that *are* legal, are still crazy, or just morally wrong.</w:t>
-      </w:r>
-    </w:p>
-    <w:p>
-      <w:pPr>
-        <w:pStyle w:val="PlainText"/>
-        <w:rPr>
-          <w:rFonts w:ascii="Courier New" w:hAnsi="Courier New" w:cs="Courier New"/>
-        </w:rPr>
-      </w:pPr>
-    </w:p>
-    <w:p>
-      <w:pPr>
-        <w:pStyle w:val="PlainText"/>
-        <w:rPr>
-          <w:rFonts w:ascii="Courier New" w:hAnsi="Courier New" w:cs="Courier New"/>
-        </w:rPr>
-      </w:pPr>
-      <w:r>
-        <w:rPr>
-          <w:rFonts w:ascii="Courier New" w:hAnsi="Courier New" w:cs="Courier New"/>
-        </w:rPr>
-        <w:t>### Use the software to stop users doing something that they clearly want to do</w:t>
-      </w:r>
-    </w:p>
-    <w:p>
-      <w:pPr>
-        <w:pStyle w:val="PlainText"/>
-        <w:rPr>
-          <w:rFonts w:ascii="Courier New" w:hAnsi="Courier New" w:cs="Courier New"/>
-        </w:rPr>
-      </w:pPr>
-    </w:p>
-    <w:p>
-      <w:pPr>
-        <w:pStyle w:val="PlainText"/>
-        <w:rPr>
-          <w:rFonts w:ascii="Courier New" w:hAnsi="Courier New" w:cs="Courier New"/>
-        </w:rPr>
-      </w:pPr>
-    </w:p>
-    <w:p>
-      <w:pPr>
-        <w:pStyle w:val="PlainText"/>
-        <w:rPr>
-          <w:rFonts w:ascii="Courier New" w:hAnsi="Courier New" w:cs="Courier New"/>
-        </w:rPr>
-      </w:pPr>
-      <w:r>
-        <w:rPr>
-          <w:rFonts w:ascii="Courier New" w:hAnsi="Courier New" w:cs="Courier New"/>
-        </w:rPr>
-        <w:t>### Solve the problem without a key piece of information</w:t>
-      </w:r>
-    </w:p>
-    <w:p>
-      <w:pPr>
-        <w:pStyle w:val="PlainText"/>
-        <w:rPr>
-          <w:rFonts w:ascii="Courier New" w:hAnsi="Courier New" w:cs="Courier New"/>
-        </w:rPr>
-      </w:pPr>
-    </w:p>
-    <w:p>
-      <w:pPr>
-        <w:pStyle w:val="PlainText"/>
-        <w:rPr>
-          <w:rFonts w:ascii="Courier New" w:hAnsi="Courier New" w:cs="Courier New"/>
-        </w:rPr>
-      </w:pPr>
-      <w:r>
-        <w:rPr>
-          <w:rFonts w:ascii="Courier New" w:hAnsi="Courier New" w:cs="Courier New"/>
-        </w:rPr>
-        <w:t>## Can you spit a contradiction out?</w:t>
-      </w:r>
-    </w:p>
-    <w:p>
-      <w:pPr>
-        <w:pStyle w:val="PlainText"/>
-        <w:rPr>
-          <w:rFonts w:ascii="Courier New" w:hAnsi="Courier New" w:cs="Courier New"/>
-        </w:rPr>
-      </w:pPr>
-      <w:r>
-        <w:rPr>
-          <w:rFonts w:ascii="Courier New" w:hAnsi="Courier New" w:cs="Courier New"/>
-        </w:rPr>
-        <w:t xml:space="preserve">Yes, by making the software available to the people who are supposed to want it, by connecting the software to the environment where it might produce value, this adds a substantial extra piece to the puzzle. For example, yes, there might be internal organisational reasons why a project should be certified as totally secure (nothing can be totally secure) before it is released. But if the software produced by the project is being used and is generating value for the users and value for the organisation, there might possible be an acceptance of *some* level of risk. </w:t>
-      </w:r>
-    </w:p>
-    <w:p>
-      <w:pPr>
-        <w:pStyle w:val="PlainText"/>
-        <w:rPr>
-          <w:rFonts w:ascii="Courier New" w:hAnsi="Courier New" w:cs="Courier New"/>
-        </w:rPr>
-      </w:pPr>
-    </w:p>
-    <w:p>
-      <w:pPr>
-        <w:pStyle w:val="PlainText"/>
-        <w:rPr>
-          <w:rFonts w:ascii="Courier New" w:hAnsi="Courier New" w:cs="Courier New"/>
-        </w:rPr>
-      </w:pPr>
-      <w:r>
-        <w:rPr>
-          <w:rFonts w:ascii="Courier New" w:hAnsi="Courier New" w:cs="Courier New"/>
-        </w:rPr>
-        <w:t xml:space="preserve">In fact, a "hungry crowd" is often the best cure for the contradictions that a project has swallowed. </w:t>
-      </w:r>
-    </w:p>
-    <w:p>
-      <w:pPr>
-        <w:pStyle w:val="PlainText"/>
-        <w:rPr>
-          <w:rFonts w:ascii="Courier New" w:hAnsi="Courier New" w:cs="Courier New"/>
-        </w:rPr>
-      </w:pPr>
-    </w:p>
-    <w:p>
-      <w:pPr>
-        <w:pStyle w:val="PlainText"/>
-        <w:rPr>
-          <w:rFonts w:ascii="Courier New" w:hAnsi="Courier New" w:cs="Courier New"/>
-        </w:rPr>
-      </w:pPr>
-      <w:r>
-        <w:rPr>
-          <w:rFonts w:ascii="Courier New" w:hAnsi="Courier New" w:cs="Courier New"/>
-        </w:rPr>
-        <w:t>## Questions about *this* project</w:t>
-      </w:r>
-    </w:p>
-    <w:p>
-      <w:pPr>
-        <w:pStyle w:val="PlainText"/>
-        <w:rPr>
-          <w:rFonts w:ascii="Courier New" w:hAnsi="Courier New" w:cs="Courier New"/>
-        </w:rPr>
-      </w:pPr>
-      <w:r>
-        <w:rPr>
-          <w:rFonts w:ascii="Courier New" w:hAnsi="Courier New" w:cs="Courier New"/>
-        </w:rPr>
-        <w:t xml:space="preserve">Which contradictions has *this* project - this book swallowed? Well, this book puts at least one of its contradictions right out front. This book is called "Delivering the Impossible." Did I mention that delivering the impossible </w:t>
-      </w:r>
-      <w:proofErr w:type="gramStart"/>
-      <w:r>
-        <w:rPr>
-          <w:rFonts w:ascii="Courier New" w:hAnsi="Courier New" w:cs="Courier New"/>
-        </w:rPr>
-        <w:t>is, *i</w:t>
-      </w:r>
-      <w:proofErr w:type="gramEnd"/>
-      <w:r>
-        <w:rPr>
-          <w:rFonts w:ascii="Courier New" w:hAnsi="Courier New" w:cs="Courier New"/>
-        </w:rPr>
-        <w:t>mpossible*.</w:t>
-      </w:r>
-    </w:p>
-    <w:p>
-      <w:pPr>
-        <w:pStyle w:val="PlainText"/>
-        <w:rPr>
-          <w:rFonts w:ascii="Courier New" w:hAnsi="Courier New" w:cs="Courier New"/>
-        </w:rPr>
-      </w:pPr>
-    </w:p>
-    <w:p>
-      <w:pPr>
-        <w:pStyle w:val="PlainText"/>
-        <w:rPr>
-          <w:rFonts w:ascii="Courier New" w:hAnsi="Courier New" w:cs="Courier New"/>
-        </w:rPr>
-      </w:pPr>
-    </w:p>
-    <w:p>
-      <w:pPr>
-        <w:pStyle w:val="PlainText"/>
-        <w:rPr>
-          <w:rFonts w:ascii="Courier New" w:hAnsi="Courier New" w:cs="Courier New"/>
-        </w:rPr>
-      </w:pPr>
-      <w:r>
-        <w:rPr>
-          <w:rFonts w:ascii="Courier New" w:hAnsi="Courier New" w:cs="Courier New"/>
-        </w:rPr>
-        <w:t># The Arc</w:t>
-      </w:r>
-    </w:p>
-    <w:p>
-      <w:pPr>
-        <w:pStyle w:val="PlainText"/>
-        <w:rPr>
-          <w:rFonts w:ascii="Courier New" w:hAnsi="Courier New" w:cs="Courier New"/>
-        </w:rPr>
-      </w:pPr>
-    </w:p>
-    <w:p>
-      <w:pPr>
-        <w:pStyle w:val="PlainText"/>
-        <w:rPr>
-          <w:rFonts w:ascii="Courier New" w:hAnsi="Courier New" w:cs="Courier New"/>
-        </w:rPr>
-      </w:pPr>
-      <w:r>
-        <w:rPr>
-          <w:rFonts w:ascii="Courier New" w:hAnsi="Courier New" w:cs="Courier New"/>
-        </w:rPr>
-        <w:t xml:space="preserve">If you've picked this book up it probably means that either you've been asked to deliver the impossible or you've asked somebody else to deliver the impossible. You wouldn't feel challenged if what was being asked for were possible. Possible things are boring. The price of delivering possible things is understood. But </w:t>
-      </w:r>
-      <w:proofErr w:type="gramStart"/>
-      <w:r>
-        <w:rPr>
-          <w:rFonts w:ascii="Courier New" w:hAnsi="Courier New" w:cs="Courier New"/>
-        </w:rPr>
-        <w:t>also</w:t>
-      </w:r>
-      <w:proofErr w:type="gramEnd"/>
-      <w:r>
-        <w:rPr>
-          <w:rFonts w:ascii="Courier New" w:hAnsi="Courier New" w:cs="Courier New"/>
-        </w:rPr>
-        <w:t xml:space="preserve"> the value of possible things is understood. When you ask for a coffee in your favourite barista bar, no matter how complicated that coffee, you're very likely to get the coffee. </w:t>
-      </w:r>
-      <w:r>
-        <w:rPr>
-          <w:rFonts w:ascii="Courier New" w:hAnsi="Courier New" w:cs="Courier New"/>
-        </w:rPr>
-        <w:lastRenderedPageBreak/>
-        <w:t xml:space="preserve">You're not likely, you're </w:t>
-      </w:r>
-      <w:proofErr w:type="gramStart"/>
-      <w:r>
-        <w:rPr>
-          <w:rFonts w:ascii="Courier New" w:hAnsi="Courier New" w:cs="Courier New"/>
-        </w:rPr>
-        <w:t>really not</w:t>
-      </w:r>
-      <w:proofErr w:type="gramEnd"/>
-      <w:r>
-        <w:rPr>
-          <w:rFonts w:ascii="Courier New" w:hAnsi="Courier New" w:cs="Courier New"/>
-        </w:rPr>
         <w:t xml:space="preserve"> likely, to get a cup full of gold or diamonds. There is little risk involved.</w:t>
       </w:r>
     </w:p>
@@ -11200,7 +11197,7 @@
         <w:pStyle w:val="Heading1"/>
       </w:pPr>
       <w:r>
-        <w:t>Endnotes</w:t>
+        <w:t>Afterthoughts</w:t>
       </w:r>
     </w:p>
     <w:sectPr>
@@ -11769,6 +11766,70 @@
       <w:color w:val="2F5496" w:themeColor="accent1" w:themeShade="BF"/>
     </w:rPr>
   </w:style>
+  <w:style w:type="paragraph" w:styleId="Heading6">
+    <w:name w:val="heading 6"/>
+    <w:basedOn w:val="Normal"/>
+    <w:next w:val="Normal"/>
+    <w:link w:val="Heading6Char"/>
+    <w:uiPriority w:val="9"/>
+    <w:unhideWhenUsed/>
+    <w:qFormat/>
+    <w:rsid w:val="00F93EBC"/>
+    <w:pPr>
+      <w:keepNext/>
+      <w:keepLines/>
+      <w:spacing w:before="40" w:after="0"/>
+      <w:outlineLvl w:val="5"/>
+    </w:pPr>
+    <w:rPr>
+      <w:rFonts w:asciiTheme="majorHAnsi" w:eastAsiaTheme="majorEastAsia" w:hAnsiTheme="majorHAnsi" w:cstheme="majorBidi"/>
+      <w:color w:val="1F3763" w:themeColor="accent1" w:themeShade="7F"/>
+    </w:rPr>
+  </w:style>
+  <w:style w:type="paragraph" w:styleId="Heading7">
+    <w:name w:val="heading 7"/>
+    <w:basedOn w:val="Normal"/>
+    <w:next w:val="Normal"/>
+    <w:link w:val="Heading7Char"/>
+    <w:uiPriority w:val="9"/>
+    <w:unhideWhenUsed/>
+    <w:qFormat/>
+    <w:rsid w:val="00F93EBC"/>
+    <w:pPr>
+      <w:keepNext/>
+      <w:keepLines/>
+      <w:spacing w:before="40" w:after="0"/>
+      <w:outlineLvl w:val="6"/>
+    </w:pPr>
+    <w:rPr>
+      <w:rFonts w:asciiTheme="majorHAnsi" w:eastAsiaTheme="majorEastAsia" w:hAnsiTheme="majorHAnsi" w:cstheme="majorBidi"/>
+      <w:i/>
+      <w:iCs/>
+      <w:color w:val="1F3763" w:themeColor="accent1" w:themeShade="7F"/>
+    </w:rPr>
+  </w:style>
+  <w:style w:type="paragraph" w:styleId="Heading8">
+    <w:name w:val="heading 8"/>
+    <w:basedOn w:val="Normal"/>
+    <w:next w:val="Normal"/>
+    <w:link w:val="Heading8Char"/>
+    <w:uiPriority w:val="9"/>
+    <w:unhideWhenUsed/>
+    <w:qFormat/>
+    <w:rsid w:val="00F93EBC"/>
+    <w:pPr>
+      <w:keepNext/>
+      <w:keepLines/>
+      <w:spacing w:before="40" w:after="0"/>
+      <w:outlineLvl w:val="7"/>
+    </w:pPr>
+    <w:rPr>
+      <w:rFonts w:asciiTheme="majorHAnsi" w:eastAsiaTheme="majorEastAsia" w:hAnsiTheme="majorHAnsi" w:cstheme="majorBidi"/>
+      <w:color w:val="272727" w:themeColor="text1" w:themeTint="D8"/>
+      <w:sz w:val="21"/>
+      <w:szCs w:val="21"/>
+    </w:rPr>
+  </w:style>
   <w:style w:type="character" w:default="1" w:styleId="DefaultParagraphFont">
     <w:name w:val="Default Paragraph Font"/>
     <w:uiPriority w:val="1"/>
@@ -11960,6 +12021,43 @@
       <w:color w:val="2F5496" w:themeColor="accent1" w:themeShade="BF"/>
       <w:sz w:val="32"/>
       <w:szCs w:val="32"/>
+    </w:rPr>
+  </w:style>
+  <w:style w:type="character" w:customStyle="1" w:styleId="Heading6Char">
+    <w:name w:val="Heading 6 Char"/>
+    <w:basedOn w:val="DefaultParagraphFont"/>
+    <w:link w:val="Heading6"/>
+    <w:uiPriority w:val="9"/>
+    <w:rsid w:val="00F93EBC"/>
+    <w:rPr>
+      <w:rFonts w:asciiTheme="majorHAnsi" w:eastAsiaTheme="majorEastAsia" w:hAnsiTheme="majorHAnsi" w:cstheme="majorBidi"/>
+      <w:color w:val="1F3763" w:themeColor="accent1" w:themeShade="7F"/>
+    </w:rPr>
+  </w:style>
+  <w:style w:type="character" w:customStyle="1" w:styleId="Heading7Char">
+    <w:name w:val="Heading 7 Char"/>
+    <w:basedOn w:val="DefaultParagraphFont"/>
+    <w:link w:val="Heading7"/>
+    <w:uiPriority w:val="9"/>
+    <w:rsid w:val="00F93EBC"/>
+    <w:rPr>
+      <w:rFonts w:asciiTheme="majorHAnsi" w:eastAsiaTheme="majorEastAsia" w:hAnsiTheme="majorHAnsi" w:cstheme="majorBidi"/>
+      <w:i/>
+      <w:iCs/>
+      <w:color w:val="1F3763" w:themeColor="accent1" w:themeShade="7F"/>
+    </w:rPr>
+  </w:style>
+  <w:style w:type="character" w:customStyle="1" w:styleId="Heading8Char">
+    <w:name w:val="Heading 8 Char"/>
+    <w:basedOn w:val="DefaultParagraphFont"/>
+    <w:link w:val="Heading8"/>
+    <w:uiPriority w:val="9"/>
+    <w:rsid w:val="00F93EBC"/>
+    <w:rPr>
+      <w:rFonts w:asciiTheme="majorHAnsi" w:eastAsiaTheme="majorEastAsia" w:hAnsiTheme="majorHAnsi" w:cstheme="majorBidi"/>
+      <w:color w:val="272727" w:themeColor="text1" w:themeTint="D8"/>
+      <w:sz w:val="21"/>
+      <w:szCs w:val="21"/>
     </w:rPr>
   </w:style>
 </w:styles>

--- a/_posts/EarlyAlpha.docx
+++ b/_posts/EarlyAlpha.docx
@@ -1283,15 +1283,7 @@
         <w:rPr>
           <w:rFonts w:ascii="Courier New" w:hAnsi="Courier New" w:cs="Courier New"/>
         </w:rPr>
-        <w:t>***It explains the weird, peculiar and downright bad ways in which p</w:t>
-      </w:r>
-      <w:bookmarkStart w:id="0" w:name="_GoBack"/>
-      <w:bookmarkEnd w:id="0"/>
-      <w:r>
-        <w:rPr>
-          <w:rFonts w:ascii="Courier New" w:hAnsi="Courier New" w:cs="Courier New"/>
-        </w:rPr>
-        <w:t xml:space="preserve">eople involved in projects behave without having to call them names or thing that they're bad </w:t>
+        <w:t xml:space="preserve">***It explains the weird, peculiar and downright bad ways in which people involved in projects behave without having to call them names or thing that they're bad </w:t>
       </w:r>
       <w:proofErr w:type="gramStart"/>
       <w:r>
@@ -11175,6 +11167,344 @@
           <w:rFonts w:ascii="Courier New" w:hAnsi="Courier New" w:cs="Courier New"/>
         </w:rPr>
       </w:pPr>
+    </w:p>
+    <w:p>
+      <w:pPr>
+        <w:pStyle w:val="Heading2"/>
+        <w:rPr>
+          <w:rFonts w:ascii="Courier New" w:hAnsi="Courier New" w:cs="Courier New"/>
+        </w:rPr>
+      </w:pPr>
+      <w:r>
+        <w:rPr>
+          <w:rFonts w:ascii="Courier New" w:hAnsi="Courier New" w:cs="Courier New"/>
+        </w:rPr>
+        <w:t>A Reading List for Delivering the Impossible</w:t>
+      </w:r>
+    </w:p>
+    <w:p>
+      <w:pPr>
+        <w:pStyle w:val="PlainText"/>
+        <w:rPr>
+          <w:rFonts w:ascii="Courier New" w:hAnsi="Courier New" w:cs="Courier New"/>
+        </w:rPr>
+      </w:pPr>
+    </w:p>
+    <w:p>
+      <w:pPr>
+        <w:pStyle w:val="PlainText"/>
+        <w:rPr>
+          <w:rFonts w:ascii="Courier New" w:hAnsi="Courier New" w:cs="Courier New"/>
+        </w:rPr>
+      </w:pPr>
+      <w:r>
+        <w:rPr>
+          <w:rFonts w:ascii="Courier New" w:hAnsi="Courier New" w:cs="Courier New"/>
+        </w:rPr>
+        <w:t xml:space="preserve">What would be on it? The book on John Boyd. The Toyota </w:t>
+      </w:r>
+      <w:bookmarkStart w:id="0" w:name="_GoBack"/>
+      <w:bookmarkEnd w:id="0"/>
+      <w:r>
+        <w:rPr>
+          <w:rFonts w:ascii="Courier New" w:hAnsi="Courier New" w:cs="Courier New"/>
+        </w:rPr>
+        <w:t xml:space="preserve">production system. Scrum and XP from the trenches.  The first two of those are books that I've read several times. The other book that I want to recommend is thinking fast and slow, which I've read *some* of. And I'm thinking if I'm going to recommend books, they should be ones that I've read. What else have I read, </w:t>
+      </w:r>
+      <w:proofErr w:type="gramStart"/>
+      <w:r>
+        <w:rPr>
+          <w:rFonts w:ascii="Courier New" w:hAnsi="Courier New" w:cs="Courier New"/>
+        </w:rPr>
+        <w:t>actually the</w:t>
+      </w:r>
+      <w:proofErr w:type="gramEnd"/>
+      <w:r>
+        <w:rPr>
+          <w:rFonts w:ascii="Courier New" w:hAnsi="Courier New" w:cs="Courier New"/>
+        </w:rPr>
+        <w:t xml:space="preserve"> </w:t>
+      </w:r>
+      <w:proofErr w:type="spellStart"/>
+      <w:r>
+        <w:rPr>
+          <w:rFonts w:ascii="Courier New" w:hAnsi="Courier New" w:cs="Courier New"/>
+        </w:rPr>
+        <w:t>devops</w:t>
+      </w:r>
+      <w:proofErr w:type="spellEnd"/>
+      <w:r>
+        <w:rPr>
+          <w:rFonts w:ascii="Courier New" w:hAnsi="Courier New" w:cs="Courier New"/>
+        </w:rPr>
+        <w:t xml:space="preserve"> handbook. If you're doing software development I suppose, Extreme programming explained. And then actually, that book on emotional management.</w:t>
+      </w:r>
+    </w:p>
+    <w:p>
+      <w:pPr>
+        <w:pStyle w:val="PlainText"/>
+        <w:rPr>
+          <w:rFonts w:ascii="Courier New" w:hAnsi="Courier New" w:cs="Courier New"/>
+        </w:rPr>
+      </w:pPr>
+    </w:p>
+    <w:p>
+      <w:pPr>
+        <w:pStyle w:val="PlainText"/>
+        <w:rPr>
+          <w:rFonts w:ascii="Courier New" w:hAnsi="Courier New" w:cs="Courier New"/>
+        </w:rPr>
+      </w:pPr>
+      <w:r>
+        <w:rPr>
+          <w:rFonts w:ascii="Courier New" w:hAnsi="Courier New" w:cs="Courier New"/>
+        </w:rPr>
+        <w:t xml:space="preserve">I was very taken by that blog post that </w:t>
+      </w:r>
+      <w:proofErr w:type="gramStart"/>
+      <w:r>
+        <w:rPr>
+          <w:rFonts w:ascii="Courier New" w:hAnsi="Courier New" w:cs="Courier New"/>
+        </w:rPr>
+        <w:t>said</w:t>
+      </w:r>
+      <w:proofErr w:type="gramEnd"/>
+      <w:r>
+        <w:rPr>
+          <w:rFonts w:ascii="Courier New" w:hAnsi="Courier New" w:cs="Courier New"/>
+        </w:rPr>
+        <w:t xml:space="preserve"> "I read all of these business books so you don't have to."</w:t>
+      </w:r>
+    </w:p>
+    <w:p>
+      <w:pPr>
+        <w:pStyle w:val="PlainText"/>
+        <w:rPr>
+          <w:rFonts w:ascii="Courier New" w:hAnsi="Courier New" w:cs="Courier New"/>
+        </w:rPr>
+      </w:pPr>
+    </w:p>
+    <w:p>
+      <w:pPr>
+        <w:pStyle w:val="PlainText"/>
+        <w:rPr>
+          <w:rFonts w:ascii="Courier New" w:hAnsi="Courier New" w:cs="Courier New"/>
+        </w:rPr>
+      </w:pPr>
+      <w:r>
+        <w:rPr>
+          <w:rFonts w:ascii="Courier New" w:hAnsi="Courier New" w:cs="Courier New"/>
+        </w:rPr>
+        <w:t xml:space="preserve">Because if you did that for these books what would it be.                                                                                                                   </w:t>
+      </w:r>
+    </w:p>
+    <w:p>
+      <w:pPr>
+        <w:pStyle w:val="PlainText"/>
+        <w:rPr>
+          <w:rFonts w:ascii="Courier New" w:hAnsi="Courier New" w:cs="Courier New"/>
+        </w:rPr>
+      </w:pPr>
+      <w:r>
+        <w:rPr>
+          <w:rFonts w:ascii="Courier New" w:hAnsi="Courier New" w:cs="Courier New"/>
+        </w:rPr>
+        <w:t>Boyd - "Observe, Orient, Decide, Act" basically, you want to be more manoeuvrable than your enemy, you want to build a better model of the terrain.</w:t>
+      </w:r>
+    </w:p>
+    <w:p>
+      <w:pPr>
+        <w:pStyle w:val="PlainText"/>
+        <w:rPr>
+          <w:rFonts w:ascii="Courier New" w:hAnsi="Courier New" w:cs="Courier New"/>
+        </w:rPr>
+      </w:pPr>
+      <w:r>
+        <w:rPr>
+          <w:rFonts w:ascii="Courier New" w:hAnsi="Courier New" w:cs="Courier New"/>
+        </w:rPr>
+        <w:t xml:space="preserve">                                                                                                                                                                            Ohno - "What is it?" What are you *doing* what business are you *in*? If you don't know, you're at high risk of going out of business.</w:t>
+      </w:r>
+    </w:p>
+    <w:p>
+      <w:pPr>
+        <w:pStyle w:val="PlainText"/>
+        <w:rPr>
+          <w:rFonts w:ascii="Courier New" w:hAnsi="Courier New" w:cs="Courier New"/>
+        </w:rPr>
+      </w:pPr>
+    </w:p>
+    <w:p>
+      <w:pPr>
+        <w:pStyle w:val="PlainText"/>
+        <w:rPr>
+          <w:rFonts w:ascii="Courier New" w:hAnsi="Courier New" w:cs="Courier New"/>
+        </w:rPr>
+      </w:pPr>
+      <w:r>
+        <w:rPr>
+          <w:rFonts w:ascii="Courier New" w:hAnsi="Courier New" w:cs="Courier New"/>
+        </w:rPr>
+        <w:t>Kahneman - the inside view tells you what might happen in a near perfect situation - the outside view tells you what will most likely happen.</w:t>
+      </w:r>
+    </w:p>
+    <w:p>
+      <w:pPr>
+        <w:pStyle w:val="PlainText"/>
+        <w:rPr>
+          <w:rFonts w:ascii="Courier New" w:hAnsi="Courier New" w:cs="Courier New"/>
+        </w:rPr>
+      </w:pPr>
+    </w:p>
+    <w:p>
+      <w:pPr>
+        <w:pStyle w:val="PlainText"/>
+        <w:rPr>
+          <w:rFonts w:ascii="Courier New" w:hAnsi="Courier New" w:cs="Courier New"/>
+        </w:rPr>
+      </w:pPr>
+      <w:r>
+        <w:rPr>
+          <w:rFonts w:ascii="Courier New" w:hAnsi="Courier New" w:cs="Courier New"/>
+        </w:rPr>
+        <w:t>Emotional Labour Lady - There will always be work being calm and pleasant in situations where people are being upset and unpleasant. There will also always be work being unpleasant in situations where they want you to be nice (e.g. where they owe you money).</w:t>
+      </w:r>
+    </w:p>
+    <w:p>
+      <w:pPr>
+        <w:pStyle w:val="PlainText"/>
+        <w:rPr>
+          <w:rFonts w:ascii="Courier New" w:hAnsi="Courier New" w:cs="Courier New"/>
+        </w:rPr>
+      </w:pPr>
+    </w:p>
+    <w:p>
+      <w:pPr>
+        <w:pStyle w:val="PlainText"/>
+        <w:rPr>
+          <w:rFonts w:ascii="Courier New" w:hAnsi="Courier New" w:cs="Courier New"/>
+        </w:rPr>
+      </w:pPr>
+      <w:proofErr w:type="spellStart"/>
+      <w:r>
+        <w:rPr>
+          <w:rFonts w:ascii="Courier New" w:hAnsi="Courier New" w:cs="Courier New"/>
+        </w:rPr>
+        <w:t>Hirschmann</w:t>
+      </w:r>
+      <w:proofErr w:type="spellEnd"/>
+      <w:r>
+        <w:rPr>
+          <w:rFonts w:ascii="Courier New" w:hAnsi="Courier New" w:cs="Courier New"/>
+        </w:rPr>
+        <w:t xml:space="preserve"> (via Malcolm Gladwell) - The Fata Morgana and the Hiding hand.</w:t>
+      </w:r>
+    </w:p>
+    <w:p>
+      <w:pPr>
+        <w:pStyle w:val="PlainText"/>
+        <w:rPr>
+          <w:rFonts w:ascii="Courier New" w:hAnsi="Courier New" w:cs="Courier New"/>
+        </w:rPr>
+      </w:pPr>
+      <w:r>
+        <w:rPr>
+          <w:rFonts w:ascii="Courier New" w:hAnsi="Courier New" w:cs="Courier New"/>
+        </w:rPr>
+        <w:t xml:space="preserve">                                                                                                                                                                            Ignacio Matt Blanco - The unconscious is </w:t>
+      </w:r>
+      <w:proofErr w:type="spellStart"/>
+      <w:r>
+        <w:rPr>
+          <w:rFonts w:ascii="Courier New" w:hAnsi="Courier New" w:cs="Courier New"/>
+        </w:rPr>
+        <w:t>atemporal</w:t>
+      </w:r>
+      <w:proofErr w:type="spellEnd"/>
+      <w:r>
+        <w:rPr>
+          <w:rFonts w:ascii="Courier New" w:hAnsi="Courier New" w:cs="Courier New"/>
+        </w:rPr>
+        <w:t xml:space="preserve"> and symmetrical, the conscious is temporal and asymmetrical - dreams are </w:t>
+      </w:r>
+      <w:proofErr w:type="spellStart"/>
+      <w:r>
+        <w:rPr>
+          <w:rFonts w:ascii="Courier New" w:hAnsi="Courier New" w:cs="Courier New"/>
+        </w:rPr>
+        <w:t>atemporal</w:t>
+      </w:r>
+      <w:proofErr w:type="spellEnd"/>
+      <w:r>
+        <w:rPr>
+          <w:rFonts w:ascii="Courier New" w:hAnsi="Courier New" w:cs="Courier New"/>
+        </w:rPr>
+        <w:t xml:space="preserve"> and symmetrical project delivery is temporal and asymmetrical.</w:t>
+      </w:r>
+    </w:p>
+    <w:p>
+      <w:pPr>
+        <w:pStyle w:val="PlainText"/>
+        <w:rPr>
+          <w:rFonts w:ascii="Courier New" w:hAnsi="Courier New" w:cs="Courier New"/>
+        </w:rPr>
+      </w:pPr>
+      <w:r>
+        <w:rPr>
+          <w:rFonts w:ascii="Courier New" w:hAnsi="Courier New" w:cs="Courier New"/>
+        </w:rPr>
+        <w:t xml:space="preserve">                                                                                                                                                                            Louis </w:t>
+      </w:r>
+      <w:proofErr w:type="spellStart"/>
+      <w:r>
+        <w:rPr>
+          <w:rFonts w:ascii="Courier New" w:hAnsi="Courier New" w:cs="Courier New"/>
+        </w:rPr>
+        <w:t>Althuser</w:t>
+      </w:r>
+      <w:proofErr w:type="spellEnd"/>
+      <w:r>
+        <w:rPr>
+          <w:rFonts w:ascii="Courier New" w:hAnsi="Courier New" w:cs="Courier New"/>
+        </w:rPr>
+        <w:t xml:space="preserve"> (</w:t>
+      </w:r>
+      <w:proofErr w:type="spellStart"/>
+      <w:r>
+        <w:rPr>
+          <w:rFonts w:ascii="Courier New" w:hAnsi="Courier New" w:cs="Courier New"/>
+        </w:rPr>
+        <w:t>Triz</w:t>
+      </w:r>
+      <w:proofErr w:type="spellEnd"/>
+      <w:r>
+        <w:rPr>
+          <w:rFonts w:ascii="Courier New" w:hAnsi="Courier New" w:cs="Courier New"/>
+        </w:rPr>
+        <w:t>) - invention is about identifying and managing contradictions.</w:t>
+      </w:r>
+    </w:p>
+    <w:p>
+      <w:pPr>
+        <w:pStyle w:val="PlainText"/>
+        <w:rPr>
+          <w:rFonts w:ascii="Courier New" w:hAnsi="Courier New" w:cs="Courier New"/>
+        </w:rPr>
+      </w:pPr>
+    </w:p>
+    <w:p>
+      <w:pPr>
+        <w:pStyle w:val="PlainText"/>
+        <w:rPr>
+          <w:rFonts w:ascii="Courier New" w:hAnsi="Courier New" w:cs="Courier New"/>
+        </w:rPr>
+      </w:pPr>
+      <w:r>
+        <w:rPr>
+          <w:rFonts w:ascii="Courier New" w:hAnsi="Courier New" w:cs="Courier New"/>
+        </w:rPr>
+        <w:t>Keith Johnstone - Impro and Impro For Storytellers</w:t>
+      </w:r>
     </w:p>
     <w:sectPr>
       <w:pgSz w:w="11906" w:h="16838"/>
